--- a/docs/management/plans/校园快递收发系统项目计划书.docx
+++ b/docs/management/plans/校园快递收发系统项目计划书.docx
@@ -81,151 +81,7 @@
         <w:rPr>
           <w:lang w:eastAsia="zh-CN"/>
         </w:rPr>
-        <w:t>计划周期为第</w:t>
-      </w:r>
-      <w:r>
-        <w:rPr>
-          <w:lang w:eastAsia="zh-CN"/>
-        </w:rPr>
-        <w:t>5</w:t>
-      </w:r>
-      <w:r>
-        <w:rPr>
-          <w:lang w:eastAsia="zh-CN"/>
-        </w:rPr>
-        <w:t>～</w:t>
-      </w:r>
-      <w:r>
-        <w:rPr>
-          <w:lang w:eastAsia="zh-CN"/>
-        </w:rPr>
-        <w:t>15</w:t>
-      </w:r>
-      <w:r>
-        <w:rPr>
-          <w:lang w:eastAsia="zh-CN"/>
-        </w:rPr>
-        <w:t>教学周，共</w:t>
-      </w:r>
-      <w:r>
-        <w:rPr>
-          <w:lang w:eastAsia="zh-CN"/>
-        </w:rPr>
-        <w:t>11</w:t>
-      </w:r>
-      <w:r>
-        <w:rPr>
-          <w:lang w:eastAsia="zh-CN"/>
-        </w:rPr>
-        <w:t>周，暂不填写日历日期。团队由项目负责人和成员</w:t>
-      </w:r>
-      <w:r>
-        <w:rPr>
-          <w:lang w:eastAsia="zh-CN"/>
-        </w:rPr>
-        <w:t>A</w:t>
-      </w:r>
-      <w:r>
-        <w:rPr>
-          <w:lang w:eastAsia="zh-CN"/>
-        </w:rPr>
-        <w:t>、</w:t>
-      </w:r>
-      <w:r>
-        <w:rPr>
-          <w:lang w:eastAsia="zh-CN"/>
-        </w:rPr>
-        <w:t>B</w:t>
-      </w:r>
-      <w:r>
-        <w:rPr>
-          <w:lang w:eastAsia="zh-CN"/>
-        </w:rPr>
-        <w:t>、</w:t>
-      </w:r>
-      <w:r>
-        <w:rPr>
-          <w:lang w:eastAsia="zh-CN"/>
-        </w:rPr>
-        <w:t>C</w:t>
-      </w:r>
-      <w:r>
-        <w:rPr>
-          <w:lang w:eastAsia="zh-CN"/>
-        </w:rPr>
-        <w:t>、</w:t>
-      </w:r>
-      <w:r>
-        <w:rPr>
-          <w:lang w:eastAsia="zh-CN"/>
-        </w:rPr>
-        <w:t>D</w:t>
-      </w:r>
-      <w:r>
-        <w:rPr>
-          <w:lang w:eastAsia="zh-CN"/>
-        </w:rPr>
-        <w:t>共</w:t>
-      </w:r>
-      <w:r>
-        <w:rPr>
-          <w:lang w:eastAsia="zh-CN"/>
-        </w:rPr>
-        <w:t>5</w:t>
-      </w:r>
-      <w:r>
-        <w:rPr>
-          <w:lang w:eastAsia="zh-CN"/>
-        </w:rPr>
-        <w:t>人组成，均参与开发，采用业务模块分工。每人每周计划投入</w:t>
-      </w:r>
-      <w:r>
-        <w:rPr>
-          <w:lang w:eastAsia="zh-CN"/>
-        </w:rPr>
-        <w:t>10</w:t>
-      </w:r>
-      <w:r>
-        <w:rPr>
-          <w:lang w:eastAsia="zh-CN"/>
-        </w:rPr>
-        <w:t>～</w:t>
-      </w:r>
-      <w:r>
-        <w:rPr>
-          <w:lang w:eastAsia="zh-CN"/>
-        </w:rPr>
-        <w:t>12</w:t>
-      </w:r>
-      <w:r>
-        <w:rPr>
-          <w:lang w:eastAsia="zh-CN"/>
-        </w:rPr>
-        <w:t>小时，包含开发、会议、评审、测试和文档；总计划投入</w:t>
-      </w:r>
-      <w:r>
-        <w:rPr>
-          <w:lang w:eastAsia="zh-CN"/>
-        </w:rPr>
-        <w:t>550</w:t>
-      </w:r>
-      <w:r>
-        <w:rPr>
-          <w:lang w:eastAsia="zh-CN"/>
-        </w:rPr>
-        <w:t>～</w:t>
-      </w:r>
-      <w:r>
-        <w:rPr>
-          <w:lang w:eastAsia="zh-CN"/>
-        </w:rPr>
-        <w:t>660</w:t>
-      </w:r>
-      <w:r>
-        <w:rPr>
-          <w:lang w:eastAsia="zh-CN"/>
-        </w:rPr>
-        <w:t>人时。成员代号用于任务分配，正式课程材料按真实姓名和学号登记。</w:t>
+        <w:t>项目实施周期按教师进度表安排为第6～17教学周，共12周，从10-22分组、项目计划和调研推进至次年01-07项目答辩。周报按课件另列的第5～15周提交，共11份。团队由项目负责人杨振煜和任奕阳（A）、张海睿（B）、沈翔宇（C）、戴靖桓（D）共5人组成，均参与开发，采用业务模块分工。每人每周计划投入10～12小时，包含开发、会议、评审、测试和文档；按12周计算，总计划投入600～720人时。成员姓名与代号对应关系已确认，学号按正式课程材料登记。</w:t>
       </w:r>
     </w:p>
     <w:p>
@@ -239,103 +95,7 @@
         <w:rPr>
           <w:lang w:eastAsia="zh-CN"/>
         </w:rPr>
-        <w:t>第</w:t>
-      </w:r>
-      <w:r>
-        <w:rPr>
-          <w:lang w:eastAsia="zh-CN"/>
-        </w:rPr>
-        <w:t>6</w:t>
-      </w:r>
-      <w:r>
-        <w:rPr>
-          <w:lang w:eastAsia="zh-CN"/>
-        </w:rPr>
-        <w:t>周确认需求与原型，第</w:t>
-      </w:r>
-      <w:r>
-        <w:rPr>
-          <w:lang w:eastAsia="zh-CN"/>
-        </w:rPr>
-        <w:t>7</w:t>
-      </w:r>
-      <w:r>
-        <w:rPr>
-          <w:lang w:eastAsia="zh-CN"/>
-        </w:rPr>
-        <w:t>周确认总体设计、数据库设计和接口首版，第</w:t>
-      </w:r>
-      <w:r>
-        <w:rPr>
-          <w:lang w:eastAsia="zh-CN"/>
-        </w:rPr>
-        <w:t>8</w:t>
-      </w:r>
-      <w:r>
-        <w:rPr>
-          <w:lang w:eastAsia="zh-CN"/>
-        </w:rPr>
-        <w:t>周跑通首条完整业务流程，第</w:t>
-      </w:r>
-      <w:r>
-        <w:rPr>
-          <w:lang w:eastAsia="zh-CN"/>
-        </w:rPr>
-        <w:t>11</w:t>
-      </w:r>
-      <w:r>
-        <w:rPr>
-          <w:lang w:eastAsia="zh-CN"/>
-        </w:rPr>
-        <w:t>周完成全部计划功能，第</w:t>
-      </w:r>
-      <w:r>
-        <w:rPr>
-          <w:lang w:eastAsia="zh-CN"/>
-        </w:rPr>
-        <w:t>12</w:t>
-      </w:r>
-      <w:r>
-        <w:rPr>
-          <w:lang w:eastAsia="zh-CN"/>
-        </w:rPr>
-        <w:t>～</w:t>
-      </w:r>
-      <w:r>
-        <w:rPr>
-          <w:lang w:eastAsia="zh-CN"/>
-        </w:rPr>
-        <w:t>13</w:t>
-      </w:r>
-      <w:r>
-        <w:rPr>
-          <w:lang w:eastAsia="zh-CN"/>
-        </w:rPr>
-        <w:t>周开展集中测试与修复，第</w:t>
-      </w:r>
-      <w:r>
-        <w:rPr>
-          <w:lang w:eastAsia="zh-CN"/>
-        </w:rPr>
-        <w:t>14</w:t>
-      </w:r>
-      <w:r>
-        <w:rPr>
-          <w:lang w:eastAsia="zh-CN"/>
-        </w:rPr>
-        <w:t>周完成材料核对和演练，第</w:t>
-      </w:r>
-      <w:r>
-        <w:rPr>
-          <w:lang w:eastAsia="zh-CN"/>
-        </w:rPr>
-        <w:t>15</w:t>
-      </w:r>
-      <w:r>
-        <w:rPr>
-          <w:lang w:eastAsia="zh-CN"/>
-        </w:rPr>
-        <w:t>周完成课程验收。</w:t>
+        <w:t>第6周分组、编制项目计划并调研；第7周提交项目计划，第8周提交业务流程分析，第9周提交数据分析，第11周提交功能分析与界面原型，第12周提交系统设计，第13周提交数据库设计，第14周提交详细设计；第14～15周编码，第16周测试并提交测试用例与项目分析总结报告，第17周继续测试并答辩。具体日期和两段课时的安排见逐周计划。</w:t>
       </w:r>
     </w:p>
     <w:p>
@@ -881,7 +641,6 @@
                 <w:b/>
                 <w:sz w:val="21"/>
               </w:rPr>
-              <w:lastRenderedPageBreak/>
               <w:t>需求编号</w:t>
             </w:r>
           </w:p>
@@ -1018,7 +777,7 @@
               <w:rPr>
                 <w:sz w:val="21"/>
               </w:rPr>
-              <w:t>项目负责人</w:t>
+              <w:t>杨振煜（项目负责人）</w:t>
             </w:r>
           </w:p>
         </w:tc>
@@ -1098,7 +857,7 @@
               <w:rPr>
                 <w:sz w:val="21"/>
               </w:rPr>
-              <w:t>A</w:t>
+              <w:t>任奕阳</w:t>
             </w:r>
           </w:p>
         </w:tc>
@@ -1182,7 +941,7 @@
                 <w:sz w:val="21"/>
                 <w:lang w:eastAsia="zh-CN"/>
               </w:rPr>
-              <w:t>B</w:t>
+              <w:t>张海睿</w:t>
             </w:r>
             <w:r>
               <w:rPr>
@@ -1196,7 +955,7 @@
                 <w:sz w:val="21"/>
                 <w:lang w:eastAsia="zh-CN"/>
               </w:rPr>
-              <w:t>A</w:t>
+              <w:t>任奕阳</w:t>
             </w:r>
             <w:r>
               <w:rPr>
@@ -1283,7 +1042,7 @@
               <w:rPr>
                 <w:sz w:val="21"/>
               </w:rPr>
-              <w:t>C</w:t>
+              <w:t>沈翔宇</w:t>
             </w:r>
           </w:p>
         </w:tc>
@@ -1363,7 +1122,7 @@
               <w:rPr>
                 <w:sz w:val="21"/>
               </w:rPr>
-              <w:t>D</w:t>
+              <w:t>戴靖桓</w:t>
             </w:r>
           </w:p>
         </w:tc>
@@ -1385,19 +1144,7 @@
         <w:rPr>
           <w:lang w:eastAsia="zh-CN"/>
         </w:rPr>
-        <w:t>必须完成核心收发流程、拒收与退件、取消寄件和简单统计。第</w:t>
-      </w:r>
-      <w:r>
-        <w:rPr>
-          <w:lang w:eastAsia="zh-CN"/>
-        </w:rPr>
-        <w:t>6</w:t>
-      </w:r>
-      <w:r>
-        <w:rPr>
-          <w:lang w:eastAsia="zh-CN"/>
-        </w:rPr>
-        <w:t>周由各模块负责人明确拒收与退件的区别、操作主体、允许操作的条件、取消寄件的时点，以及统计指标和计算口径，由项目负责人组织确认。该阶段同步明确学生取件相关操作与工作人员核验的分工。</w:t>
+        <w:t>必须完成核心收发流程、拒收与退件、取消寄件和简单统计。第6周启动调研，第7～10周由各模块负责人逐步明确拒收与退件的区别、操作主体、允许操作的条件、取消寄件的时点，以及统计指标和计算口径，由项目负责人组织确认。在第11周提交功能分析与原型前确认学生取件相关操作与工作人员核验的分工，并完成上述规则评审。</w:t>
       </w:r>
     </w:p>
     <w:p>
@@ -1492,7 +1239,7 @@
                 <w:b/>
                 <w:sz w:val="21"/>
               </w:rPr>
-              <w:t>成员</w:t>
+              <w:t>成员（角色/代号）</w:t>
             </w:r>
           </w:p>
         </w:tc>
@@ -1578,7 +1325,7 @@
               <w:rPr>
                 <w:sz w:val="21"/>
               </w:rPr>
-              <w:t>项目负责人</w:t>
+              <w:t>杨振煜（项目负责人）</w:t>
             </w:r>
           </w:p>
         </w:tc>
@@ -1662,7 +1409,7 @@
               <w:rPr>
                 <w:sz w:val="21"/>
               </w:rPr>
-              <w:t>A</w:t>
+              <w:t>任奕阳（A）</w:t>
             </w:r>
           </w:p>
         </w:tc>
@@ -1746,7 +1493,7 @@
               <w:rPr>
                 <w:sz w:val="21"/>
               </w:rPr>
-              <w:t>B</w:t>
+              <w:t>张海睿（B）</w:t>
             </w:r>
           </w:p>
         </w:tc>
@@ -1830,7 +1577,7 @@
               <w:rPr>
                 <w:sz w:val="21"/>
               </w:rPr>
-              <w:t>C</w:t>
+              <w:t>沈翔宇（C）</w:t>
             </w:r>
           </w:p>
         </w:tc>
@@ -1914,7 +1661,7 @@
               <w:rPr>
                 <w:sz w:val="21"/>
               </w:rPr>
-              <w:t>D</w:t>
+              <w:t>戴靖桓（D）</w:t>
             </w:r>
           </w:p>
         </w:tc>
@@ -2013,7 +1760,7 @@
         <w:rPr>
           <w:lang w:eastAsia="zh-CN"/>
         </w:rPr>
-        <w:t>A</w:t>
+        <w:t>任奕阳</w:t>
       </w:r>
       <w:r>
         <w:rPr>
@@ -2025,7 +1772,7 @@
         <w:rPr>
           <w:lang w:eastAsia="zh-CN"/>
         </w:rPr>
-        <w:t>B</w:t>
+        <w:t>张海睿</w:t>
       </w:r>
       <w:r>
         <w:rPr>
@@ -2037,7 +1784,7 @@
         <w:rPr>
           <w:lang w:eastAsia="zh-CN"/>
         </w:rPr>
-        <w:t>C</w:t>
+        <w:t>沈翔宇</w:t>
       </w:r>
       <w:r>
         <w:rPr>
@@ -2049,7 +1796,7 @@
         <w:rPr>
           <w:lang w:eastAsia="zh-CN"/>
         </w:rPr>
-        <w:t>D</w:t>
+        <w:t>戴靖桓</w:t>
       </w:r>
       <w:r>
         <w:rPr>
@@ -2061,7 +1808,7 @@
         <w:rPr>
           <w:lang w:eastAsia="zh-CN"/>
         </w:rPr>
-        <w:t>D</w:t>
+        <w:t>戴靖桓</w:t>
       </w:r>
       <w:r>
         <w:rPr>
@@ -2099,7 +1846,7 @@
         <w:rPr>
           <w:lang w:eastAsia="zh-CN"/>
         </w:rPr>
-        <w:t>A</w:t>
+        <w:t>任奕阳</w:t>
       </w:r>
       <w:r>
         <w:rPr>
@@ -2111,7 +1858,7 @@
         <w:rPr>
           <w:lang w:eastAsia="zh-CN"/>
         </w:rPr>
-        <w:t>B</w:t>
+        <w:t>张海睿</w:t>
       </w:r>
       <w:r>
         <w:rPr>
@@ -2123,7 +1870,7 @@
         <w:rPr>
           <w:lang w:eastAsia="zh-CN"/>
         </w:rPr>
-        <w:t>C</w:t>
+        <w:t>沈翔宇</w:t>
       </w:r>
       <w:r>
         <w:rPr>
@@ -2135,7 +1882,7 @@
         <w:rPr>
           <w:lang w:eastAsia="zh-CN"/>
         </w:rPr>
-        <w:t>D</w:t>
+        <w:t>戴靖桓</w:t>
       </w:r>
       <w:r>
         <w:rPr>
@@ -2155,7 +1902,6 @@
         <w:rPr>
           <w:lang w:eastAsia="zh-CN"/>
         </w:rPr>
-        <w:lastRenderedPageBreak/>
         <w:t>工时预算</w:t>
       </w:r>
     </w:p>
@@ -2344,7 +2090,7 @@
                 <w:sz w:val="21"/>
                 <w:lang w:eastAsia="zh-CN"/>
               </w:rPr>
-              <w:t>启动、计划和需求分析</w:t>
+              <w:t>启动、项目计划和调研</w:t>
             </w:r>
           </w:p>
         </w:tc>
@@ -2367,31 +2113,7 @@
               <w:rPr>
                 <w:sz w:val="21"/>
               </w:rPr>
-              <w:t>第</w:t>
-            </w:r>
-            <w:r>
-              <w:rPr>
-                <w:sz w:val="21"/>
-              </w:rPr>
-              <w:t>5</w:t>
-            </w:r>
-            <w:r>
-              <w:rPr>
-                <w:sz w:val="21"/>
-              </w:rPr>
-              <w:t>～</w:t>
-            </w:r>
-            <w:r>
-              <w:rPr>
-                <w:sz w:val="21"/>
-              </w:rPr>
-              <w:t>6</w:t>
-            </w:r>
-            <w:r>
-              <w:rPr>
-                <w:sz w:val="21"/>
-              </w:rPr>
-              <w:t>周</w:t>
+              <w:t>第6周</w:t>
             </w:r>
           </w:p>
         </w:tc>
@@ -2414,13 +2136,7 @@
               <w:rPr>
                 <w:sz w:val="21"/>
               </w:rPr>
-              <w:t>100</w:t>
-            </w:r>
-            <w:r>
-              <w:rPr>
-                <w:sz w:val="21"/>
-              </w:rPr>
-              <w:t>人时</w:t>
+              <w:t>50人时</w:t>
             </w:r>
           </w:p>
         </w:tc>
@@ -2454,7 +2170,7 @@
                 <w:sz w:val="21"/>
                 <w:lang w:eastAsia="zh-CN"/>
               </w:rPr>
-              <w:t>设计、接口、框架及首条流程</w:t>
+              <w:t>业务流程、数据、功能及原型分析</w:t>
             </w:r>
           </w:p>
         </w:tc>
@@ -2477,31 +2193,7 @@
               <w:rPr>
                 <w:sz w:val="21"/>
               </w:rPr>
-              <w:t>第</w:t>
-            </w:r>
-            <w:r>
-              <w:rPr>
-                <w:sz w:val="21"/>
-              </w:rPr>
-              <w:t>7</w:t>
-            </w:r>
-            <w:r>
-              <w:rPr>
-                <w:sz w:val="21"/>
-              </w:rPr>
-              <w:t>～</w:t>
-            </w:r>
-            <w:r>
-              <w:rPr>
-                <w:sz w:val="21"/>
-              </w:rPr>
-              <w:t>8</w:t>
-            </w:r>
-            <w:r>
-              <w:rPr>
-                <w:sz w:val="21"/>
-              </w:rPr>
-              <w:t>周</w:t>
+              <w:t>第7～10周</w:t>
             </w:r>
           </w:p>
         </w:tc>
@@ -2524,13 +2216,7 @@
               <w:rPr>
                 <w:sz w:val="21"/>
               </w:rPr>
-              <w:t>100</w:t>
-            </w:r>
-            <w:r>
-              <w:rPr>
-                <w:sz w:val="21"/>
-              </w:rPr>
-              <w:t>人时</w:t>
+              <w:t>200人时</w:t>
             </w:r>
           </w:p>
         </w:tc>
@@ -2560,7 +2246,7 @@
               <w:rPr>
                 <w:sz w:val="21"/>
               </w:rPr>
-              <w:t>模块开发与滚动联调</w:t>
+              <w:t>系统、数据库、详细设计及接口</w:t>
             </w:r>
           </w:p>
         </w:tc>
@@ -2583,31 +2269,7 @@
               <w:rPr>
                 <w:sz w:val="21"/>
               </w:rPr>
-              <w:t>第</w:t>
-            </w:r>
-            <w:r>
-              <w:rPr>
-                <w:sz w:val="21"/>
-              </w:rPr>
-              <w:t>9</w:t>
-            </w:r>
-            <w:r>
-              <w:rPr>
-                <w:sz w:val="21"/>
-              </w:rPr>
-              <w:t>～</w:t>
-            </w:r>
-            <w:r>
-              <w:rPr>
-                <w:sz w:val="21"/>
-              </w:rPr>
-              <w:t>11</w:t>
-            </w:r>
-            <w:r>
-              <w:rPr>
-                <w:sz w:val="21"/>
-              </w:rPr>
-              <w:t>周</w:t>
+              <w:t>第11～13周</w:t>
             </w:r>
           </w:p>
         </w:tc>
@@ -2670,7 +2332,7 @@
                 <w:sz w:val="21"/>
                 <w:lang w:eastAsia="zh-CN"/>
               </w:rPr>
-              <w:t>集中测试、修复及复测</w:t>
+              <w:t>编码与滚动联调</w:t>
             </w:r>
           </w:p>
         </w:tc>
@@ -2693,31 +2355,7 @@
               <w:rPr>
                 <w:sz w:val="21"/>
               </w:rPr>
-              <w:t>第</w:t>
-            </w:r>
-            <w:r>
-              <w:rPr>
-                <w:sz w:val="21"/>
-              </w:rPr>
-              <w:t>12</w:t>
-            </w:r>
-            <w:r>
-              <w:rPr>
-                <w:sz w:val="21"/>
-              </w:rPr>
-              <w:t>～</w:t>
-            </w:r>
-            <w:r>
-              <w:rPr>
-                <w:sz w:val="21"/>
-              </w:rPr>
-              <w:t>13</w:t>
-            </w:r>
-            <w:r>
-              <w:rPr>
-                <w:sz w:val="21"/>
-              </w:rPr>
-              <w:t>周</w:t>
+              <w:t>第14～15周</w:t>
             </w:r>
           </w:p>
         </w:tc>
@@ -2776,7 +2414,7 @@
               <w:rPr>
                 <w:sz w:val="21"/>
               </w:rPr>
-              <w:t>材料核对及演练</w:t>
+              <w:t>测试、修复及总结材料提交</w:t>
             </w:r>
           </w:p>
         </w:tc>
@@ -2799,19 +2437,7 @@
               <w:rPr>
                 <w:sz w:val="21"/>
               </w:rPr>
-              <w:t>第</w:t>
-            </w:r>
-            <w:r>
-              <w:rPr>
-                <w:sz w:val="21"/>
-              </w:rPr>
-              <w:t>14</w:t>
-            </w:r>
-            <w:r>
-              <w:rPr>
-                <w:sz w:val="21"/>
-              </w:rPr>
-              <w:t>周</w:t>
+              <w:t>第16周</w:t>
             </w:r>
           </w:p>
         </w:tc>
@@ -2870,7 +2496,7 @@
               <w:rPr>
                 <w:sz w:val="21"/>
               </w:rPr>
-              <w:t>课程验收及归档</w:t>
+              <w:t>继续测试、项目答辩及归档</w:t>
             </w:r>
           </w:p>
         </w:tc>
@@ -2893,19 +2519,7 @@
               <w:rPr>
                 <w:sz w:val="21"/>
               </w:rPr>
-              <w:t>第</w:t>
-            </w:r>
-            <w:r>
-              <w:rPr>
-                <w:sz w:val="21"/>
-              </w:rPr>
-              <w:t>15</w:t>
-            </w:r>
-            <w:r>
-              <w:rPr>
-                <w:sz w:val="21"/>
-              </w:rPr>
-              <w:t>周</w:t>
+              <w:t>第17周</w:t>
             </w:r>
           </w:p>
         </w:tc>
@@ -2987,13 +2601,7 @@
               <w:rPr>
                 <w:sz w:val="21"/>
               </w:rPr>
-              <w:t>11</w:t>
-            </w:r>
-            <w:r>
-              <w:rPr>
-                <w:sz w:val="21"/>
-              </w:rPr>
-              <w:t>周</w:t>
+              <w:t>12周</w:t>
             </w:r>
           </w:p>
         </w:tc>
@@ -3020,35 +2628,7 @@
                 <w:sz w:val="21"/>
                 <w:lang w:eastAsia="zh-CN"/>
               </w:rPr>
-              <w:t>基础</w:t>
-            </w:r>
-            <w:r>
-              <w:rPr>
-                <w:sz w:val="21"/>
-                <w:lang w:eastAsia="zh-CN"/>
-              </w:rPr>
-              <w:t>550</w:t>
-            </w:r>
-            <w:r>
-              <w:rPr>
-                <w:sz w:val="21"/>
-                <w:lang w:eastAsia="zh-CN"/>
-              </w:rPr>
-              <w:t>人时，弹性投入最多</w:t>
-            </w:r>
-            <w:r>
-              <w:rPr>
-                <w:sz w:val="21"/>
-                <w:lang w:eastAsia="zh-CN"/>
-              </w:rPr>
-              <w:t>110</w:t>
-            </w:r>
-            <w:r>
-              <w:rPr>
-                <w:sz w:val="21"/>
-                <w:lang w:eastAsia="zh-CN"/>
-              </w:rPr>
-              <w:t>人时</w:t>
+              <w:t>基础600人时，弹性投入最多120人时</w:t>
             </w:r>
           </w:p>
         </w:tc>
@@ -3073,43 +2653,7 @@
         <w:rPr>
           <w:lang w:eastAsia="zh-CN"/>
         </w:rPr>
-        <w:t>开发和演示使用现有电脑及仓库规定的</w:t>
-      </w:r>
-      <w:r>
-        <w:rPr>
-          <w:lang w:eastAsia="zh-CN"/>
-        </w:rPr>
-        <w:t>Docker</w:t>
-      </w:r>
-      <w:r>
-        <w:rPr>
-          <w:lang w:eastAsia="zh-CN"/>
-        </w:rPr>
-        <w:t>工具环境。第</w:t>
-      </w:r>
-      <w:r>
-        <w:rPr>
-          <w:lang w:eastAsia="zh-CN"/>
-        </w:rPr>
-        <w:t>5</w:t>
-      </w:r>
-      <w:r>
-        <w:rPr>
-          <w:lang w:eastAsia="zh-CN"/>
-        </w:rPr>
-        <w:t>周检查各成员环境，第</w:t>
-      </w:r>
-      <w:r>
-        <w:rPr>
-          <w:lang w:eastAsia="zh-CN"/>
-        </w:rPr>
-        <w:t>14</w:t>
-      </w:r>
-      <w:r>
-        <w:rPr>
-          <w:lang w:eastAsia="zh-CN"/>
-        </w:rPr>
-        <w:t>周在实际演示电脑再次检查启动、数据库数据、角色账号及操作流程。框架开发先提供各模块所需的最小可用公共能力，避免其他成员等待完整管理页面完成后才能接入。</w:t>
+        <w:t>开发和演示使用现有电脑及仓库规定的Docker工具环境。第6周检查各成员环境，第16周在实际演示电脑再次检查启动、数据库数据、角色账号及操作流程。框架开发先提供各模块所需的最小可用公共能力，避免其他成员等待完整管理页面完成后才能接入。</w:t>
       </w:r>
     </w:p>
     <w:p>
@@ -3197,9 +2741,9 @@
             <w:tcW w:w="1123" w:type="dxa"/>
             <w:shd w:val="clear" w:color="auto" w:fill="E9EEF3"/>
             <w:tcMar>
-              <w:top w:w="70" w:type="dxa"/>
-              <w:left w:w="85" w:type="dxa"/>
-              <w:bottom w:w="70" w:type="dxa"/>
+              <w:top w:w="40" w:type="dxa"/>
+              <w:left w:w="85" w:type="dxa"/>
+              <w:bottom w:w="40" w:type="dxa"/>
               <w:right w:w="85" w:type="dxa"/>
             </w:tcMar>
             <w:vAlign w:val="center"/>
@@ -3214,7 +2758,7 @@
               <w:rPr>
                 <w:rFonts w:eastAsia="黑体"/>
                 <w:b/>
-                <w:sz w:val="21"/>
+                <w:sz w:val="20"/>
               </w:rPr>
               <w:t>编号</w:t>
             </w:r>
@@ -3225,9 +2769,9 @@
             <w:tcW w:w="2563" w:type="dxa"/>
             <w:shd w:val="clear" w:color="auto" w:fill="E9EEF3"/>
             <w:tcMar>
-              <w:top w:w="70" w:type="dxa"/>
-              <w:left w:w="85" w:type="dxa"/>
-              <w:bottom w:w="70" w:type="dxa"/>
+              <w:top w:w="40" w:type="dxa"/>
+              <w:left w:w="85" w:type="dxa"/>
+              <w:bottom w:w="40" w:type="dxa"/>
               <w:right w:w="85" w:type="dxa"/>
             </w:tcMar>
             <w:vAlign w:val="center"/>
@@ -3242,7 +2786,7 @@
               <w:rPr>
                 <w:rFonts w:eastAsia="黑体"/>
                 <w:b/>
-                <w:sz w:val="21"/>
+                <w:sz w:val="20"/>
               </w:rPr>
               <w:t>任务及主责</w:t>
             </w:r>
@@ -3253,9 +2797,9 @@
             <w:tcW w:w="1555" w:type="dxa"/>
             <w:shd w:val="clear" w:color="auto" w:fill="E9EEF3"/>
             <w:tcMar>
-              <w:top w:w="70" w:type="dxa"/>
-              <w:left w:w="85" w:type="dxa"/>
-              <w:bottom w:w="70" w:type="dxa"/>
+              <w:top w:w="40" w:type="dxa"/>
+              <w:left w:w="85" w:type="dxa"/>
+              <w:bottom w:w="40" w:type="dxa"/>
               <w:right w:w="85" w:type="dxa"/>
             </w:tcMar>
             <w:vAlign w:val="center"/>
@@ -3270,7 +2814,7 @@
               <w:rPr>
                 <w:rFonts w:eastAsia="黑体"/>
                 <w:b/>
-                <w:sz w:val="21"/>
+                <w:sz w:val="20"/>
               </w:rPr>
               <w:t>前置依赖</w:t>
             </w:r>
@@ -3281,9 +2825,9 @@
             <w:tcW w:w="1238" w:type="dxa"/>
             <w:shd w:val="clear" w:color="auto" w:fill="E9EEF3"/>
             <w:tcMar>
-              <w:top w:w="70" w:type="dxa"/>
-              <w:left w:w="85" w:type="dxa"/>
-              <w:bottom w:w="70" w:type="dxa"/>
+              <w:top w:w="40" w:type="dxa"/>
+              <w:left w:w="85" w:type="dxa"/>
+              <w:bottom w:w="40" w:type="dxa"/>
               <w:right w:w="85" w:type="dxa"/>
             </w:tcMar>
             <w:vAlign w:val="center"/>
@@ -3298,7 +2842,7 @@
               <w:rPr>
                 <w:rFonts w:eastAsia="黑体"/>
                 <w:b/>
-                <w:sz w:val="21"/>
+                <w:sz w:val="20"/>
               </w:rPr>
               <w:t>计划时间</w:t>
             </w:r>
@@ -3309,9 +2853,9 @@
             <w:tcW w:w="3456" w:type="dxa"/>
             <w:shd w:val="clear" w:color="auto" w:fill="E9EEF3"/>
             <w:tcMar>
-              <w:top w:w="70" w:type="dxa"/>
-              <w:left w:w="85" w:type="dxa"/>
-              <w:bottom w:w="70" w:type="dxa"/>
+              <w:top w:w="40" w:type="dxa"/>
+              <w:left w:w="85" w:type="dxa"/>
+              <w:bottom w:w="40" w:type="dxa"/>
               <w:right w:w="85" w:type="dxa"/>
             </w:tcMar>
             <w:vAlign w:val="center"/>
@@ -3326,7 +2870,7 @@
               <w:rPr>
                 <w:rFonts w:eastAsia="黑体"/>
                 <w:b/>
-                <w:sz w:val="21"/>
+                <w:sz w:val="20"/>
               </w:rPr>
               <w:t>完成条件</w:t>
             </w:r>
@@ -3342,9 +2886,9 @@
           <w:tcPr>
             <w:tcW w:w="1123" w:type="dxa"/>
             <w:tcMar>
-              <w:top w:w="70" w:type="dxa"/>
-              <w:left w:w="85" w:type="dxa"/>
-              <w:bottom w:w="70" w:type="dxa"/>
+              <w:top w:w="40" w:type="dxa"/>
+              <w:left w:w="85" w:type="dxa"/>
+              <w:bottom w:w="40" w:type="dxa"/>
               <w:right w:w="85" w:type="dxa"/>
             </w:tcMar>
             <w:vAlign w:val="center"/>
@@ -3356,7 +2900,7 @@
             </w:pPr>
             <w:r>
               <w:rPr>
-                <w:sz w:val="21"/>
+                <w:sz w:val="20"/>
               </w:rPr>
               <w:t>TASK-001</w:t>
             </w:r>
@@ -3366,26 +2910,26 @@
           <w:tcPr>
             <w:tcW w:w="2563" w:type="dxa"/>
             <w:tcMar>
-              <w:top w:w="70" w:type="dxa"/>
-              <w:left w:w="85" w:type="dxa"/>
-              <w:bottom w:w="70" w:type="dxa"/>
-              <w:right w:w="85" w:type="dxa"/>
-            </w:tcMar>
-            <w:vAlign w:val="center"/>
-          </w:tcPr>
-          <w:p>
-            <w:pPr>
-              <w:spacing w:after="0" w:line="264" w:lineRule="auto"/>
-              <w:rPr>
-                <w:lang w:eastAsia="zh-CN"/>
-              </w:rPr>
-            </w:pPr>
-            <w:r>
-              <w:rPr>
-                <w:sz w:val="21"/>
-                <w:lang w:eastAsia="zh-CN"/>
-              </w:rPr>
-              <w:t>确认成员及职责；负责人</w:t>
+              <w:top w:w="40" w:type="dxa"/>
+              <w:left w:w="85" w:type="dxa"/>
+              <w:bottom w:w="40" w:type="dxa"/>
+              <w:right w:w="85" w:type="dxa"/>
+            </w:tcMar>
+            <w:vAlign w:val="center"/>
+          </w:tcPr>
+          <w:p>
+            <w:pPr>
+              <w:spacing w:after="0" w:line="264" w:lineRule="auto"/>
+              <w:rPr>
+                <w:lang w:eastAsia="zh-CN"/>
+              </w:rPr>
+            </w:pPr>
+            <w:r>
+              <w:rPr>
+                <w:sz w:val="20"/>
+                <w:lang w:eastAsia="zh-CN"/>
+              </w:rPr>
+              <w:t>确认成员及职责；杨振煜</w:t>
             </w:r>
           </w:p>
         </w:tc>
@@ -3393,20 +2937,20 @@
           <w:tcPr>
             <w:tcW w:w="1555" w:type="dxa"/>
             <w:tcMar>
-              <w:top w:w="70" w:type="dxa"/>
-              <w:left w:w="85" w:type="dxa"/>
-              <w:bottom w:w="70" w:type="dxa"/>
-              <w:right w:w="85" w:type="dxa"/>
-            </w:tcMar>
-            <w:vAlign w:val="center"/>
-          </w:tcPr>
-          <w:p>
-            <w:pPr>
-              <w:spacing w:after="0" w:line="264" w:lineRule="auto"/>
-            </w:pPr>
-            <w:r>
-              <w:rPr>
-                <w:sz w:val="21"/>
+              <w:top w:w="40" w:type="dxa"/>
+              <w:left w:w="85" w:type="dxa"/>
+              <w:bottom w:w="40" w:type="dxa"/>
+              <w:right w:w="85" w:type="dxa"/>
+            </w:tcMar>
+            <w:vAlign w:val="center"/>
+          </w:tcPr>
+          <w:p>
+            <w:pPr>
+              <w:spacing w:after="0" w:line="264" w:lineRule="auto"/>
+            </w:pPr>
+            <w:r>
+              <w:rPr>
+                <w:sz w:val="20"/>
               </w:rPr>
               <w:t>无</w:t>
             </w:r>
@@ -3416,68 +2960,56 @@
           <w:tcPr>
             <w:tcW w:w="1238" w:type="dxa"/>
             <w:tcMar>
-              <w:top w:w="70" w:type="dxa"/>
-              <w:left w:w="85" w:type="dxa"/>
-              <w:bottom w:w="70" w:type="dxa"/>
-              <w:right w:w="85" w:type="dxa"/>
-            </w:tcMar>
-            <w:vAlign w:val="center"/>
-          </w:tcPr>
-          <w:p>
-            <w:pPr>
-              <w:spacing w:after="0" w:line="264" w:lineRule="auto"/>
-            </w:pPr>
-            <w:r>
-              <w:rPr>
-                <w:sz w:val="21"/>
-              </w:rPr>
-              <w:t>第</w:t>
-            </w:r>
-            <w:r>
-              <w:rPr>
-                <w:sz w:val="21"/>
+              <w:top w:w="40" w:type="dxa"/>
+              <w:left w:w="85" w:type="dxa"/>
+              <w:bottom w:w="40" w:type="dxa"/>
+              <w:right w:w="85" w:type="dxa"/>
+            </w:tcMar>
+            <w:vAlign w:val="center"/>
+          </w:tcPr>
+          <w:p>
+            <w:pPr>
+              <w:spacing w:after="0" w:line="264" w:lineRule="auto"/>
+            </w:pPr>
+            <w:r>
+              <w:rPr>
+                <w:sz w:val="20"/>
+              </w:rPr>
+              <w:t>第6周；10-22安排提交分组名单</w:t>
+            </w:r>
+          </w:p>
+        </w:tc>
+        <w:tc>
+          <w:tcPr>
+            <w:tcW w:w="3456" w:type="dxa"/>
+            <w:tcMar>
+              <w:top w:w="40" w:type="dxa"/>
+              <w:left w:w="85" w:type="dxa"/>
+              <w:bottom w:w="40" w:type="dxa"/>
+              <w:right w:w="85" w:type="dxa"/>
+            </w:tcMar>
+            <w:vAlign w:val="center"/>
+          </w:tcPr>
+          <w:p>
+            <w:pPr>
+              <w:spacing w:after="0" w:line="264" w:lineRule="auto"/>
+              <w:rPr>
+                <w:lang w:eastAsia="zh-CN"/>
+              </w:rPr>
+            </w:pPr>
+            <w:r>
+              <w:rPr>
+                <w:sz w:val="20"/>
+                <w:lang w:eastAsia="zh-CN"/>
               </w:rPr>
               <w:t>5</w:t>
             </w:r>
             <w:r>
               <w:rPr>
-                <w:sz w:val="21"/>
-              </w:rPr>
-              <w:t>周</w:t>
-            </w:r>
-          </w:p>
-        </w:tc>
-        <w:tc>
-          <w:tcPr>
-            <w:tcW w:w="3456" w:type="dxa"/>
-            <w:tcMar>
-              <w:top w:w="70" w:type="dxa"/>
-              <w:left w:w="85" w:type="dxa"/>
-              <w:bottom w:w="70" w:type="dxa"/>
-              <w:right w:w="85" w:type="dxa"/>
-            </w:tcMar>
-            <w:vAlign w:val="center"/>
-          </w:tcPr>
-          <w:p>
-            <w:pPr>
-              <w:spacing w:after="0" w:line="264" w:lineRule="auto"/>
-              <w:rPr>
-                <w:lang w:eastAsia="zh-CN"/>
-              </w:rPr>
-            </w:pPr>
-            <w:r>
-              <w:rPr>
-                <w:sz w:val="21"/>
-                <w:lang w:eastAsia="zh-CN"/>
-              </w:rPr>
-              <w:t>5</w:t>
-            </w:r>
-            <w:r>
-              <w:rPr>
-                <w:sz w:val="21"/>
-                <w:lang w:eastAsia="zh-CN"/>
-              </w:rPr>
-              <w:t>人代号、模块主责、兼任职责和评审责任明确</w:t>
+                <w:sz w:val="20"/>
+                <w:lang w:eastAsia="zh-CN"/>
+              </w:rPr>
+              <w:t>人姓名与代号、模块主责、兼任职责和评审责任明确</w:t>
             </w:r>
           </w:p>
         </w:tc>
@@ -3491,9 +3023,9 @@
           <w:tcPr>
             <w:tcW w:w="1123" w:type="dxa"/>
             <w:tcMar>
-              <w:top w:w="70" w:type="dxa"/>
-              <w:left w:w="85" w:type="dxa"/>
-              <w:bottom w:w="70" w:type="dxa"/>
+              <w:top w:w="40" w:type="dxa"/>
+              <w:left w:w="85" w:type="dxa"/>
+              <w:bottom w:w="40" w:type="dxa"/>
               <w:right w:w="85" w:type="dxa"/>
             </w:tcMar>
             <w:vAlign w:val="center"/>
@@ -3505,7 +3037,7 @@
             </w:pPr>
             <w:r>
               <w:rPr>
-                <w:sz w:val="21"/>
+                <w:sz w:val="20"/>
               </w:rPr>
               <w:t>TASK-002</w:t>
             </w:r>
@@ -3515,37 +3047,37 @@
           <w:tcPr>
             <w:tcW w:w="2563" w:type="dxa"/>
             <w:tcMar>
-              <w:top w:w="70" w:type="dxa"/>
-              <w:left w:w="85" w:type="dxa"/>
-              <w:bottom w:w="70" w:type="dxa"/>
-              <w:right w:w="85" w:type="dxa"/>
-            </w:tcMar>
-            <w:vAlign w:val="center"/>
-          </w:tcPr>
-          <w:p>
-            <w:pPr>
-              <w:spacing w:after="0" w:line="264" w:lineRule="auto"/>
-              <w:rPr>
-                <w:lang w:eastAsia="zh-CN"/>
-              </w:rPr>
-            </w:pPr>
-            <w:r>
-              <w:rPr>
-                <w:sz w:val="21"/>
+              <w:top w:w="40" w:type="dxa"/>
+              <w:left w:w="85" w:type="dxa"/>
+              <w:bottom w:w="40" w:type="dxa"/>
+              <w:right w:w="85" w:type="dxa"/>
+            </w:tcMar>
+            <w:vAlign w:val="center"/>
+          </w:tcPr>
+          <w:p>
+            <w:pPr>
+              <w:spacing w:after="0" w:line="264" w:lineRule="auto"/>
+              <w:rPr>
+                <w:lang w:eastAsia="zh-CN"/>
+              </w:rPr>
+            </w:pPr>
+            <w:r>
+              <w:rPr>
+                <w:sz w:val="20"/>
                 <w:lang w:eastAsia="zh-CN"/>
               </w:rPr>
               <w:t>完成需求分析；</w:t>
             </w:r>
             <w:r>
               <w:rPr>
-                <w:sz w:val="21"/>
-                <w:lang w:eastAsia="zh-CN"/>
-              </w:rPr>
-              <w:t>A</w:t>
-            </w:r>
-            <w:r>
-              <w:rPr>
-                <w:sz w:val="21"/>
+                <w:sz w:val="20"/>
+                <w:lang w:eastAsia="zh-CN"/>
+              </w:rPr>
+              <w:t>任奕阳</w:t>
+            </w:r>
+            <w:r>
+              <w:rPr>
+                <w:sz w:val="20"/>
                 <w:lang w:eastAsia="zh-CN"/>
               </w:rPr>
               <w:t>汇总，全员参与</w:t>
@@ -3556,20 +3088,20 @@
           <w:tcPr>
             <w:tcW w:w="1555" w:type="dxa"/>
             <w:tcMar>
-              <w:top w:w="70" w:type="dxa"/>
-              <w:left w:w="85" w:type="dxa"/>
-              <w:bottom w:w="70" w:type="dxa"/>
-              <w:right w:w="85" w:type="dxa"/>
-            </w:tcMar>
-            <w:vAlign w:val="center"/>
-          </w:tcPr>
-          <w:p>
-            <w:pPr>
-              <w:spacing w:after="0" w:line="264" w:lineRule="auto"/>
-            </w:pPr>
-            <w:r>
-              <w:rPr>
-                <w:sz w:val="21"/>
+              <w:top w:w="40" w:type="dxa"/>
+              <w:left w:w="85" w:type="dxa"/>
+              <w:bottom w:w="40" w:type="dxa"/>
+              <w:right w:w="85" w:type="dxa"/>
+            </w:tcMar>
+            <w:vAlign w:val="center"/>
+          </w:tcPr>
+          <w:p>
+            <w:pPr>
+              <w:spacing w:after="0" w:line="264" w:lineRule="auto"/>
+            </w:pPr>
+            <w:r>
+              <w:rPr>
+                <w:sz w:val="20"/>
               </w:rPr>
               <w:t>TASK-005</w:t>
             </w:r>
@@ -3579,46 +3111,22 @@
           <w:tcPr>
             <w:tcW w:w="1238" w:type="dxa"/>
             <w:tcMar>
-              <w:top w:w="70" w:type="dxa"/>
-              <w:left w:w="85" w:type="dxa"/>
-              <w:bottom w:w="70" w:type="dxa"/>
-              <w:right w:w="85" w:type="dxa"/>
-            </w:tcMar>
-            <w:vAlign w:val="center"/>
-          </w:tcPr>
-          <w:p>
-            <w:pPr>
-              <w:spacing w:after="0" w:line="264" w:lineRule="auto"/>
-            </w:pPr>
-            <w:r>
-              <w:rPr>
-                <w:sz w:val="21"/>
-              </w:rPr>
-              <w:t>第</w:t>
-            </w:r>
-            <w:r>
-              <w:rPr>
-                <w:sz w:val="21"/>
-              </w:rPr>
-              <w:t>5</w:t>
-            </w:r>
-            <w:r>
-              <w:rPr>
-                <w:sz w:val="21"/>
-              </w:rPr>
-              <w:t>～</w:t>
-            </w:r>
-            <w:r>
-              <w:rPr>
-                <w:sz w:val="21"/>
-              </w:rPr>
-              <w:t>6</w:t>
-            </w:r>
-            <w:r>
-              <w:rPr>
-                <w:sz w:val="21"/>
-              </w:rPr>
-              <w:t>周</w:t>
+              <w:top w:w="40" w:type="dxa"/>
+              <w:left w:w="85" w:type="dxa"/>
+              <w:bottom w:w="40" w:type="dxa"/>
+              <w:right w:w="85" w:type="dxa"/>
+            </w:tcMar>
+            <w:vAlign w:val="center"/>
+          </w:tcPr>
+          <w:p>
+            <w:pPr>
+              <w:spacing w:after="0" w:line="264" w:lineRule="auto"/>
+            </w:pPr>
+            <w:r>
+              <w:rPr>
+                <w:sz w:val="20"/>
+              </w:rPr>
+              <w:t>第6～10周开展；第8、9、11周分项提交</w:t>
             </w:r>
           </w:p>
         </w:tc>
@@ -3626,47 +3134,26 @@
           <w:tcPr>
             <w:tcW w:w="3456" w:type="dxa"/>
             <w:tcMar>
-              <w:top w:w="70" w:type="dxa"/>
-              <w:left w:w="85" w:type="dxa"/>
-              <w:bottom w:w="70" w:type="dxa"/>
-              <w:right w:w="85" w:type="dxa"/>
-            </w:tcMar>
-            <w:vAlign w:val="center"/>
-          </w:tcPr>
-          <w:p>
-            <w:pPr>
-              <w:spacing w:after="0" w:line="264" w:lineRule="auto"/>
-              <w:rPr>
-                <w:lang w:eastAsia="zh-CN"/>
-              </w:rPr>
-            </w:pPr>
-            <w:r>
-              <w:rPr>
-                <w:sz w:val="21"/>
-                <w:lang w:eastAsia="zh-CN"/>
-              </w:rPr>
-              <w:t>流程、数据分析、功能分析和逐功能原型经确认；满足</w:t>
-            </w:r>
-            <w:r>
-              <w:rPr>
-                <w:sz w:val="21"/>
-                <w:lang w:eastAsia="zh-CN"/>
-              </w:rPr>
-              <w:t>CR-01</w:t>
-            </w:r>
-            <w:r>
-              <w:rPr>
-                <w:sz w:val="21"/>
-                <w:lang w:eastAsia="zh-CN"/>
-              </w:rPr>
-              <w:t>～</w:t>
-            </w:r>
-            <w:r>
-              <w:rPr>
-                <w:sz w:val="21"/>
-                <w:lang w:eastAsia="zh-CN"/>
-              </w:rPr>
-              <w:t>CR-04</w:t>
+              <w:top w:w="40" w:type="dxa"/>
+              <w:left w:w="85" w:type="dxa"/>
+              <w:bottom w:w="40" w:type="dxa"/>
+              <w:right w:w="85" w:type="dxa"/>
+            </w:tcMar>
+            <w:vAlign w:val="center"/>
+          </w:tcPr>
+          <w:p>
+            <w:pPr>
+              <w:spacing w:after="0" w:line="264" w:lineRule="auto"/>
+              <w:rPr>
+                <w:lang w:eastAsia="zh-CN"/>
+              </w:rPr>
+            </w:pPr>
+            <w:r>
+              <w:rPr>
+                <w:sz w:val="20"/>
+                <w:lang w:eastAsia="zh-CN"/>
+              </w:rPr>
+              <w:t>业务流程第8周、数据分析第9周、功能分析与原型第11周提交；角色、异常规则及统计口径经确认；满足CR-01～CR-04</w:t>
             </w:r>
           </w:p>
         </w:tc>
@@ -3680,9 +3167,9 @@
           <w:tcPr>
             <w:tcW w:w="1123" w:type="dxa"/>
             <w:tcMar>
-              <w:top w:w="70" w:type="dxa"/>
-              <w:left w:w="85" w:type="dxa"/>
-              <w:bottom w:w="70" w:type="dxa"/>
+              <w:top w:w="40" w:type="dxa"/>
+              <w:left w:w="85" w:type="dxa"/>
+              <w:bottom w:w="40" w:type="dxa"/>
               <w:right w:w="85" w:type="dxa"/>
             </w:tcMar>
             <w:vAlign w:val="center"/>
@@ -3694,7 +3181,7 @@
             </w:pPr>
             <w:r>
               <w:rPr>
-                <w:sz w:val="21"/>
+                <w:sz w:val="20"/>
               </w:rPr>
               <w:t>TASK-003</w:t>
             </w:r>
@@ -3704,26 +3191,26 @@
           <w:tcPr>
             <w:tcW w:w="2563" w:type="dxa"/>
             <w:tcMar>
-              <w:top w:w="70" w:type="dxa"/>
-              <w:left w:w="85" w:type="dxa"/>
-              <w:bottom w:w="70" w:type="dxa"/>
-              <w:right w:w="85" w:type="dxa"/>
-            </w:tcMar>
-            <w:vAlign w:val="center"/>
-          </w:tcPr>
-          <w:p>
-            <w:pPr>
-              <w:spacing w:after="0" w:line="264" w:lineRule="auto"/>
-              <w:rPr>
-                <w:lang w:eastAsia="zh-CN"/>
-              </w:rPr>
-            </w:pPr>
-            <w:r>
-              <w:rPr>
-                <w:sz w:val="21"/>
-                <w:lang w:eastAsia="zh-CN"/>
-              </w:rPr>
-              <w:t>登记并评审业务接口；负责人协调，各模块编写</w:t>
+              <w:top w:w="40" w:type="dxa"/>
+              <w:left w:w="85" w:type="dxa"/>
+              <w:bottom w:w="40" w:type="dxa"/>
+              <w:right w:w="85" w:type="dxa"/>
+            </w:tcMar>
+            <w:vAlign w:val="center"/>
+          </w:tcPr>
+          <w:p>
+            <w:pPr>
+              <w:spacing w:after="0" w:line="264" w:lineRule="auto"/>
+              <w:rPr>
+                <w:lang w:eastAsia="zh-CN"/>
+              </w:rPr>
+            </w:pPr>
+            <w:r>
+              <w:rPr>
+                <w:sz w:val="20"/>
+                <w:lang w:eastAsia="zh-CN"/>
+              </w:rPr>
+              <w:t>登记并评审业务接口；杨振煜协调，各模块编写</w:t>
             </w:r>
           </w:p>
         </w:tc>
@@ -3731,44 +3218,44 @@
           <w:tcPr>
             <w:tcW w:w="1555" w:type="dxa"/>
             <w:tcMar>
-              <w:top w:w="70" w:type="dxa"/>
-              <w:left w:w="85" w:type="dxa"/>
-              <w:bottom w:w="70" w:type="dxa"/>
-              <w:right w:w="85" w:type="dxa"/>
-            </w:tcMar>
-            <w:vAlign w:val="center"/>
-          </w:tcPr>
-          <w:p>
-            <w:pPr>
-              <w:spacing w:after="0" w:line="264" w:lineRule="auto"/>
-            </w:pPr>
-            <w:r>
-              <w:rPr>
-                <w:sz w:val="21"/>
+              <w:top w:w="40" w:type="dxa"/>
+              <w:left w:w="85" w:type="dxa"/>
+              <w:bottom w:w="40" w:type="dxa"/>
+              <w:right w:w="85" w:type="dxa"/>
+            </w:tcMar>
+            <w:vAlign w:val="center"/>
+          </w:tcPr>
+          <w:p>
+            <w:pPr>
+              <w:spacing w:after="0" w:line="264" w:lineRule="auto"/>
+            </w:pPr>
+            <w:r>
+              <w:rPr>
+                <w:sz w:val="20"/>
               </w:rPr>
               <w:t>TASK-002</w:t>
             </w:r>
             <w:r>
               <w:rPr>
-                <w:sz w:val="21"/>
+                <w:sz w:val="20"/>
               </w:rPr>
               <w:t>、</w:t>
             </w:r>
             <w:r>
               <w:rPr>
-                <w:sz w:val="21"/>
+                <w:sz w:val="20"/>
               </w:rPr>
               <w:t>006</w:t>
             </w:r>
             <w:r>
               <w:rPr>
-                <w:sz w:val="21"/>
+                <w:sz w:val="20"/>
               </w:rPr>
               <w:t>、</w:t>
             </w:r>
             <w:r>
               <w:rPr>
-                <w:sz w:val="21"/>
+                <w:sz w:val="20"/>
               </w:rPr>
               <w:t>007</w:t>
             </w:r>
@@ -3778,40 +3265,26 @@
           <w:tcPr>
             <w:tcW w:w="1238" w:type="dxa"/>
             <w:tcMar>
-              <w:top w:w="70" w:type="dxa"/>
-              <w:left w:w="85" w:type="dxa"/>
-              <w:bottom w:w="70" w:type="dxa"/>
-              <w:right w:w="85" w:type="dxa"/>
-            </w:tcMar>
-            <w:vAlign w:val="center"/>
-          </w:tcPr>
-          <w:p>
-            <w:pPr>
-              <w:spacing w:after="0" w:line="264" w:lineRule="auto"/>
-              <w:rPr>
-                <w:lang w:eastAsia="zh-CN"/>
-              </w:rPr>
-            </w:pPr>
-            <w:r>
-              <w:rPr>
-                <w:sz w:val="21"/>
-                <w:lang w:eastAsia="zh-CN"/>
-              </w:rPr>
-              <w:t>第</w:t>
-            </w:r>
-            <w:r>
-              <w:rPr>
-                <w:sz w:val="21"/>
-                <w:lang w:eastAsia="zh-CN"/>
-              </w:rPr>
-              <w:t>7</w:t>
-            </w:r>
-            <w:r>
-              <w:rPr>
-                <w:sz w:val="21"/>
-                <w:lang w:eastAsia="zh-CN"/>
-              </w:rPr>
-              <w:t>周首版，此后随变更维护</w:t>
+              <w:top w:w="40" w:type="dxa"/>
+              <w:left w:w="85" w:type="dxa"/>
+              <w:bottom w:w="40" w:type="dxa"/>
+              <w:right w:w="85" w:type="dxa"/>
+            </w:tcMar>
+            <w:vAlign w:val="center"/>
+          </w:tcPr>
+          <w:p>
+            <w:pPr>
+              <w:spacing w:after="0" w:line="264" w:lineRule="auto"/>
+              <w:rPr>
+                <w:lang w:eastAsia="zh-CN"/>
+              </w:rPr>
+            </w:pPr>
+            <w:r>
+              <w:rPr>
+                <w:sz w:val="20"/>
+                <w:lang w:eastAsia="zh-CN"/>
+              </w:rPr>
+              <w:t>第11～13周形成并评审首版，此后随变更维护</w:t>
             </w:r>
           </w:p>
         </w:tc>
@@ -3819,30 +3292,30 @@
           <w:tcPr>
             <w:tcW w:w="3456" w:type="dxa"/>
             <w:tcMar>
-              <w:top w:w="70" w:type="dxa"/>
-              <w:left w:w="85" w:type="dxa"/>
-              <w:bottom w:w="70" w:type="dxa"/>
-              <w:right w:w="85" w:type="dxa"/>
-            </w:tcMar>
-            <w:vAlign w:val="center"/>
-          </w:tcPr>
-          <w:p>
-            <w:pPr>
-              <w:spacing w:after="0" w:line="264" w:lineRule="auto"/>
-              <w:rPr>
-                <w:lang w:eastAsia="zh-CN"/>
-              </w:rPr>
-            </w:pPr>
-            <w:r>
-              <w:rPr>
-                <w:sz w:val="21"/>
+              <w:top w:w="40" w:type="dxa"/>
+              <w:left w:w="85" w:type="dxa"/>
+              <w:bottom w:w="40" w:type="dxa"/>
+              <w:right w:w="85" w:type="dxa"/>
+            </w:tcMar>
+            <w:vAlign w:val="center"/>
+          </w:tcPr>
+          <w:p>
+            <w:pPr>
+              <w:spacing w:after="0" w:line="264" w:lineRule="auto"/>
+              <w:rPr>
+                <w:lang w:eastAsia="zh-CN"/>
+              </w:rPr>
+            </w:pPr>
+            <w:r>
+              <w:rPr>
+                <w:sz w:val="20"/>
                 <w:lang w:eastAsia="zh-CN"/>
               </w:rPr>
               <w:t>OpenAPI</w:t>
             </w:r>
             <w:r>
               <w:rPr>
-                <w:sz w:val="21"/>
+                <w:sz w:val="20"/>
                 <w:lang w:eastAsia="zh-CN"/>
               </w:rPr>
               <w:t>与需求、权限、数据和错误约定一致，受影响成员完成评审</w:t>
@@ -3859,9 +3332,9 @@
           <w:tcPr>
             <w:tcW w:w="1123" w:type="dxa"/>
             <w:tcMar>
-              <w:top w:w="70" w:type="dxa"/>
-              <w:left w:w="85" w:type="dxa"/>
-              <w:bottom w:w="70" w:type="dxa"/>
+              <w:top w:w="40" w:type="dxa"/>
+              <w:left w:w="85" w:type="dxa"/>
+              <w:bottom w:w="40" w:type="dxa"/>
               <w:right w:w="85" w:type="dxa"/>
             </w:tcMar>
             <w:vAlign w:val="center"/>
@@ -3873,7 +3346,7 @@
             </w:pPr>
             <w:r>
               <w:rPr>
-                <w:sz w:val="21"/>
+                <w:sz w:val="20"/>
               </w:rPr>
               <w:t>TASK-004</w:t>
             </w:r>
@@ -3883,26 +3356,26 @@
           <w:tcPr>
             <w:tcW w:w="2563" w:type="dxa"/>
             <w:tcMar>
-              <w:top w:w="70" w:type="dxa"/>
-              <w:left w:w="85" w:type="dxa"/>
-              <w:bottom w:w="70" w:type="dxa"/>
-              <w:right w:w="85" w:type="dxa"/>
-            </w:tcMar>
-            <w:vAlign w:val="center"/>
-          </w:tcPr>
-          <w:p>
-            <w:pPr>
-              <w:spacing w:after="0" w:line="264" w:lineRule="auto"/>
-              <w:rPr>
-                <w:lang w:eastAsia="zh-CN"/>
-              </w:rPr>
-            </w:pPr>
-            <w:r>
-              <w:rPr>
-                <w:sz w:val="21"/>
-                <w:lang w:eastAsia="zh-CN"/>
-              </w:rPr>
-              <w:t>开发环境验收；负责人协调，全员执行</w:t>
+              <w:top w:w="40" w:type="dxa"/>
+              <w:left w:w="85" w:type="dxa"/>
+              <w:bottom w:w="40" w:type="dxa"/>
+              <w:right w:w="85" w:type="dxa"/>
+            </w:tcMar>
+            <w:vAlign w:val="center"/>
+          </w:tcPr>
+          <w:p>
+            <w:pPr>
+              <w:spacing w:after="0" w:line="264" w:lineRule="auto"/>
+              <w:rPr>
+                <w:lang w:eastAsia="zh-CN"/>
+              </w:rPr>
+            </w:pPr>
+            <w:r>
+              <w:rPr>
+                <w:sz w:val="20"/>
+                <w:lang w:eastAsia="zh-CN"/>
+              </w:rPr>
+              <w:t>开发环境验收；杨振煜协调，全员执行</w:t>
             </w:r>
           </w:p>
         </w:tc>
@@ -3910,20 +3383,20 @@
           <w:tcPr>
             <w:tcW w:w="1555" w:type="dxa"/>
             <w:tcMar>
-              <w:top w:w="70" w:type="dxa"/>
-              <w:left w:w="85" w:type="dxa"/>
-              <w:bottom w:w="70" w:type="dxa"/>
-              <w:right w:w="85" w:type="dxa"/>
-            </w:tcMar>
-            <w:vAlign w:val="center"/>
-          </w:tcPr>
-          <w:p>
-            <w:pPr>
-              <w:spacing w:after="0" w:line="264" w:lineRule="auto"/>
-            </w:pPr>
-            <w:r>
-              <w:rPr>
-                <w:sz w:val="21"/>
+              <w:top w:w="40" w:type="dxa"/>
+              <w:left w:w="85" w:type="dxa"/>
+              <w:bottom w:w="40" w:type="dxa"/>
+              <w:right w:w="85" w:type="dxa"/>
+            </w:tcMar>
+            <w:vAlign w:val="center"/>
+          </w:tcPr>
+          <w:p>
+            <w:pPr>
+              <w:spacing w:after="0" w:line="264" w:lineRule="auto"/>
+            </w:pPr>
+            <w:r>
+              <w:rPr>
+                <w:sz w:val="20"/>
               </w:rPr>
               <w:t>无</w:t>
             </w:r>
@@ -3933,54 +3406,26 @@
           <w:tcPr>
             <w:tcW w:w="1238" w:type="dxa"/>
             <w:tcMar>
-              <w:top w:w="70" w:type="dxa"/>
-              <w:left w:w="85" w:type="dxa"/>
-              <w:bottom w:w="70" w:type="dxa"/>
-              <w:right w:w="85" w:type="dxa"/>
-            </w:tcMar>
-            <w:vAlign w:val="center"/>
-          </w:tcPr>
-          <w:p>
-            <w:pPr>
-              <w:spacing w:after="0" w:line="264" w:lineRule="auto"/>
-              <w:rPr>
-                <w:lang w:eastAsia="zh-CN"/>
-              </w:rPr>
-            </w:pPr>
-            <w:r>
-              <w:rPr>
-                <w:sz w:val="21"/>
-                <w:lang w:eastAsia="zh-CN"/>
-              </w:rPr>
-              <w:t>第</w:t>
-            </w:r>
-            <w:r>
-              <w:rPr>
-                <w:sz w:val="21"/>
-                <w:lang w:eastAsia="zh-CN"/>
-              </w:rPr>
-              <w:t>5</w:t>
-            </w:r>
-            <w:r>
-              <w:rPr>
-                <w:sz w:val="21"/>
-                <w:lang w:eastAsia="zh-CN"/>
-              </w:rPr>
-              <w:t>周；第</w:t>
-            </w:r>
-            <w:r>
-              <w:rPr>
-                <w:sz w:val="21"/>
-                <w:lang w:eastAsia="zh-CN"/>
-              </w:rPr>
-              <w:t>14</w:t>
-            </w:r>
-            <w:r>
-              <w:rPr>
-                <w:sz w:val="21"/>
-                <w:lang w:eastAsia="zh-CN"/>
-              </w:rPr>
-              <w:t>周复核演示环境</w:t>
+              <w:top w:w="40" w:type="dxa"/>
+              <w:left w:w="85" w:type="dxa"/>
+              <w:bottom w:w="40" w:type="dxa"/>
+              <w:right w:w="85" w:type="dxa"/>
+            </w:tcMar>
+            <w:vAlign w:val="center"/>
+          </w:tcPr>
+          <w:p>
+            <w:pPr>
+              <w:spacing w:after="0" w:line="264" w:lineRule="auto"/>
+              <w:rPr>
+                <w:lang w:eastAsia="zh-CN"/>
+              </w:rPr>
+            </w:pPr>
+            <w:r>
+              <w:rPr>
+                <w:sz w:val="20"/>
+                <w:lang w:eastAsia="zh-CN"/>
+              </w:rPr>
+              <w:t>第6周；第16周复核演示环境</w:t>
             </w:r>
           </w:p>
         </w:tc>
@@ -3988,23 +3433,23 @@
           <w:tcPr>
             <w:tcW w:w="3456" w:type="dxa"/>
             <w:tcMar>
-              <w:top w:w="70" w:type="dxa"/>
-              <w:left w:w="85" w:type="dxa"/>
-              <w:bottom w:w="70" w:type="dxa"/>
-              <w:right w:w="85" w:type="dxa"/>
-            </w:tcMar>
-            <w:vAlign w:val="center"/>
-          </w:tcPr>
-          <w:p>
-            <w:pPr>
-              <w:spacing w:after="0" w:line="264" w:lineRule="auto"/>
-              <w:rPr>
-                <w:lang w:eastAsia="zh-CN"/>
-              </w:rPr>
-            </w:pPr>
-            <w:r>
-              <w:rPr>
-                <w:sz w:val="21"/>
+              <w:top w:w="40" w:type="dxa"/>
+              <w:left w:w="85" w:type="dxa"/>
+              <w:bottom w:w="40" w:type="dxa"/>
+              <w:right w:w="85" w:type="dxa"/>
+            </w:tcMar>
+            <w:vAlign w:val="center"/>
+          </w:tcPr>
+          <w:p>
+            <w:pPr>
+              <w:spacing w:after="0" w:line="264" w:lineRule="auto"/>
+              <w:rPr>
+                <w:lang w:eastAsia="zh-CN"/>
+              </w:rPr>
+            </w:pPr>
+            <w:r>
+              <w:rPr>
+                <w:sz w:val="20"/>
                 <w:lang w:eastAsia="zh-CN"/>
               </w:rPr>
               <w:t>容器、数据库、文档入口及工具有实际验证结果</w:t>
@@ -4021,9 +3466,9 @@
           <w:tcPr>
             <w:tcW w:w="1123" w:type="dxa"/>
             <w:tcMar>
-              <w:top w:w="70" w:type="dxa"/>
-              <w:left w:w="85" w:type="dxa"/>
-              <w:bottom w:w="70" w:type="dxa"/>
+              <w:top w:w="40" w:type="dxa"/>
+              <w:left w:w="85" w:type="dxa"/>
+              <w:bottom w:w="40" w:type="dxa"/>
               <w:right w:w="85" w:type="dxa"/>
             </w:tcMar>
             <w:vAlign w:val="center"/>
@@ -4035,9 +3480,8 @@
             </w:pPr>
             <w:r>
               <w:rPr>
-                <w:sz w:val="21"/>
-              </w:rPr>
-              <w:lastRenderedPageBreak/>
+                <w:sz w:val="20"/>
+              </w:rPr>
               <w:t>TASK-005</w:t>
             </w:r>
           </w:p>
@@ -4046,26 +3490,26 @@
           <w:tcPr>
             <w:tcW w:w="2563" w:type="dxa"/>
             <w:tcMar>
-              <w:top w:w="70" w:type="dxa"/>
-              <w:left w:w="85" w:type="dxa"/>
-              <w:bottom w:w="70" w:type="dxa"/>
-              <w:right w:w="85" w:type="dxa"/>
-            </w:tcMar>
-            <w:vAlign w:val="center"/>
-          </w:tcPr>
-          <w:p>
-            <w:pPr>
-              <w:spacing w:after="0" w:line="264" w:lineRule="auto"/>
-              <w:rPr>
-                <w:lang w:eastAsia="zh-CN"/>
-              </w:rPr>
-            </w:pPr>
-            <w:r>
-              <w:rPr>
-                <w:sz w:val="21"/>
-                <w:lang w:eastAsia="zh-CN"/>
-              </w:rPr>
-              <w:t>编制项目计划书；负责人</w:t>
+              <w:top w:w="40" w:type="dxa"/>
+              <w:left w:w="85" w:type="dxa"/>
+              <w:bottom w:w="40" w:type="dxa"/>
+              <w:right w:w="85" w:type="dxa"/>
+            </w:tcMar>
+            <w:vAlign w:val="center"/>
+          </w:tcPr>
+          <w:p>
+            <w:pPr>
+              <w:spacing w:after="0" w:line="264" w:lineRule="auto"/>
+              <w:rPr>
+                <w:lang w:eastAsia="zh-CN"/>
+              </w:rPr>
+            </w:pPr>
+            <w:r>
+              <w:rPr>
+                <w:sz w:val="20"/>
+                <w:lang w:eastAsia="zh-CN"/>
+              </w:rPr>
+              <w:t>编制项目计划书；杨振煜</w:t>
             </w:r>
           </w:p>
         </w:tc>
@@ -4073,20 +3517,20 @@
           <w:tcPr>
             <w:tcW w:w="1555" w:type="dxa"/>
             <w:tcMar>
-              <w:top w:w="70" w:type="dxa"/>
-              <w:left w:w="85" w:type="dxa"/>
-              <w:bottom w:w="70" w:type="dxa"/>
-              <w:right w:w="85" w:type="dxa"/>
-            </w:tcMar>
-            <w:vAlign w:val="center"/>
-          </w:tcPr>
-          <w:p>
-            <w:pPr>
-              <w:spacing w:after="0" w:line="264" w:lineRule="auto"/>
-            </w:pPr>
-            <w:r>
-              <w:rPr>
-                <w:sz w:val="21"/>
+              <w:top w:w="40" w:type="dxa"/>
+              <w:left w:w="85" w:type="dxa"/>
+              <w:bottom w:w="40" w:type="dxa"/>
+              <w:right w:w="85" w:type="dxa"/>
+            </w:tcMar>
+            <w:vAlign w:val="center"/>
+          </w:tcPr>
+          <w:p>
+            <w:pPr>
+              <w:spacing w:after="0" w:line="264" w:lineRule="auto"/>
+            </w:pPr>
+            <w:r>
+              <w:rPr>
+                <w:sz w:val="20"/>
               </w:rPr>
               <w:t>TASK-001</w:t>
             </w:r>
@@ -4096,34 +3540,22 @@
           <w:tcPr>
             <w:tcW w:w="1238" w:type="dxa"/>
             <w:tcMar>
-              <w:top w:w="70" w:type="dxa"/>
-              <w:left w:w="85" w:type="dxa"/>
-              <w:bottom w:w="70" w:type="dxa"/>
-              <w:right w:w="85" w:type="dxa"/>
-            </w:tcMar>
-            <w:vAlign w:val="center"/>
-          </w:tcPr>
-          <w:p>
-            <w:pPr>
-              <w:spacing w:after="0" w:line="264" w:lineRule="auto"/>
-            </w:pPr>
-            <w:r>
-              <w:rPr>
-                <w:sz w:val="21"/>
-              </w:rPr>
-              <w:t>第</w:t>
-            </w:r>
-            <w:r>
-              <w:rPr>
-                <w:sz w:val="21"/>
-              </w:rPr>
-              <w:t>5</w:t>
-            </w:r>
-            <w:r>
-              <w:rPr>
-                <w:sz w:val="21"/>
-              </w:rPr>
-              <w:t>周计划基准</w:t>
+              <w:top w:w="40" w:type="dxa"/>
+              <w:left w:w="85" w:type="dxa"/>
+              <w:bottom w:w="40" w:type="dxa"/>
+              <w:right w:w="85" w:type="dxa"/>
+            </w:tcMar>
+            <w:vAlign w:val="center"/>
+          </w:tcPr>
+          <w:p>
+            <w:pPr>
+              <w:spacing w:after="0" w:line="264" w:lineRule="auto"/>
+            </w:pPr>
+            <w:r>
+              <w:rPr>
+                <w:sz w:val="20"/>
+              </w:rPr>
+              <w:t>第6周编制；第7周10-29提交</w:t>
             </w:r>
           </w:p>
         </w:tc>
@@ -4131,44 +3563,44 @@
           <w:tcPr>
             <w:tcW w:w="3456" w:type="dxa"/>
             <w:tcMar>
-              <w:top w:w="70" w:type="dxa"/>
-              <w:left w:w="85" w:type="dxa"/>
-              <w:bottom w:w="70" w:type="dxa"/>
-              <w:right w:w="85" w:type="dxa"/>
-            </w:tcMar>
-            <w:vAlign w:val="center"/>
-          </w:tcPr>
-          <w:p>
-            <w:pPr>
-              <w:spacing w:after="0" w:line="264" w:lineRule="auto"/>
-              <w:rPr>
-                <w:lang w:eastAsia="zh-CN"/>
-              </w:rPr>
-            </w:pPr>
-            <w:r>
-              <w:rPr>
-                <w:sz w:val="21"/>
+              <w:top w:w="40" w:type="dxa"/>
+              <w:left w:w="85" w:type="dxa"/>
+              <w:bottom w:w="40" w:type="dxa"/>
+              <w:right w:w="85" w:type="dxa"/>
+            </w:tcMar>
+            <w:vAlign w:val="center"/>
+          </w:tcPr>
+          <w:p>
+            <w:pPr>
+              <w:spacing w:after="0" w:line="264" w:lineRule="auto"/>
+              <w:rPr>
+                <w:lang w:eastAsia="zh-CN"/>
+              </w:rPr>
+            </w:pPr>
+            <w:r>
+              <w:rPr>
+                <w:sz w:val="20"/>
                 <w:lang w:eastAsia="zh-CN"/>
               </w:rPr>
               <w:t>形成范围、分工、工时、依赖、排期和验收明确的</w:t>
             </w:r>
             <w:r>
               <w:rPr>
-                <w:sz w:val="21"/>
+                <w:sz w:val="20"/>
                 <w:lang w:eastAsia="zh-CN"/>
               </w:rPr>
               <w:t>DOCX</w:t>
             </w:r>
             <w:r>
               <w:rPr>
-                <w:sz w:val="21"/>
+                <w:sz w:val="20"/>
                 <w:lang w:eastAsia="zh-CN"/>
               </w:rPr>
               <w:t>；满足</w:t>
             </w:r>
             <w:r>
               <w:rPr>
-                <w:sz w:val="21"/>
+                <w:sz w:val="20"/>
                 <w:lang w:eastAsia="zh-CN"/>
               </w:rPr>
               <w:t>CR-11</w:t>
@@ -4185,9 +3617,9 @@
           <w:tcPr>
             <w:tcW w:w="1123" w:type="dxa"/>
             <w:tcMar>
-              <w:top w:w="70" w:type="dxa"/>
-              <w:left w:w="85" w:type="dxa"/>
-              <w:bottom w:w="70" w:type="dxa"/>
+              <w:top w:w="40" w:type="dxa"/>
+              <w:left w:w="85" w:type="dxa"/>
+              <w:bottom w:w="40" w:type="dxa"/>
               <w:right w:w="85" w:type="dxa"/>
             </w:tcMar>
             <w:vAlign w:val="center"/>
@@ -4199,7 +3631,7 @@
             </w:pPr>
             <w:r>
               <w:rPr>
-                <w:sz w:val="21"/>
+                <w:sz w:val="20"/>
               </w:rPr>
               <w:t>TASK-006</w:t>
             </w:r>
@@ -4209,26 +3641,26 @@
           <w:tcPr>
             <w:tcW w:w="2563" w:type="dxa"/>
             <w:tcMar>
-              <w:top w:w="70" w:type="dxa"/>
-              <w:left w:w="85" w:type="dxa"/>
-              <w:bottom w:w="70" w:type="dxa"/>
-              <w:right w:w="85" w:type="dxa"/>
-            </w:tcMar>
-            <w:vAlign w:val="center"/>
-          </w:tcPr>
-          <w:p>
-            <w:pPr>
-              <w:spacing w:after="0" w:line="264" w:lineRule="auto"/>
-              <w:rPr>
-                <w:lang w:eastAsia="zh-CN"/>
-              </w:rPr>
-            </w:pPr>
-            <w:r>
-              <w:rPr>
-                <w:sz w:val="21"/>
-                <w:lang w:eastAsia="zh-CN"/>
-              </w:rPr>
-              <w:t>总体结构设计；负责人组织，全员参与</w:t>
+              <w:top w:w="40" w:type="dxa"/>
+              <w:left w:w="85" w:type="dxa"/>
+              <w:bottom w:w="40" w:type="dxa"/>
+              <w:right w:w="85" w:type="dxa"/>
+            </w:tcMar>
+            <w:vAlign w:val="center"/>
+          </w:tcPr>
+          <w:p>
+            <w:pPr>
+              <w:spacing w:after="0" w:line="264" w:lineRule="auto"/>
+              <w:rPr>
+                <w:lang w:eastAsia="zh-CN"/>
+              </w:rPr>
+            </w:pPr>
+            <w:r>
+              <w:rPr>
+                <w:sz w:val="20"/>
+                <w:lang w:eastAsia="zh-CN"/>
+              </w:rPr>
+              <w:t>总体结构设计；杨振煜组织，全员参与</w:t>
             </w:r>
           </w:p>
         </w:tc>
@@ -4236,20 +3668,20 @@
           <w:tcPr>
             <w:tcW w:w="1555" w:type="dxa"/>
             <w:tcMar>
-              <w:top w:w="70" w:type="dxa"/>
-              <w:left w:w="85" w:type="dxa"/>
-              <w:bottom w:w="70" w:type="dxa"/>
-              <w:right w:w="85" w:type="dxa"/>
-            </w:tcMar>
-            <w:vAlign w:val="center"/>
-          </w:tcPr>
-          <w:p>
-            <w:pPr>
-              <w:spacing w:after="0" w:line="264" w:lineRule="auto"/>
-            </w:pPr>
-            <w:r>
-              <w:rPr>
-                <w:sz w:val="21"/>
+              <w:top w:w="40" w:type="dxa"/>
+              <w:left w:w="85" w:type="dxa"/>
+              <w:bottom w:w="40" w:type="dxa"/>
+              <w:right w:w="85" w:type="dxa"/>
+            </w:tcMar>
+            <w:vAlign w:val="center"/>
+          </w:tcPr>
+          <w:p>
+            <w:pPr>
+              <w:spacing w:after="0" w:line="264" w:lineRule="auto"/>
+            </w:pPr>
+            <w:r>
+              <w:rPr>
+                <w:sz w:val="20"/>
               </w:rPr>
               <w:t>TASK-002</w:t>
             </w:r>
@@ -4259,34 +3691,22 @@
           <w:tcPr>
             <w:tcW w:w="1238" w:type="dxa"/>
             <w:tcMar>
-              <w:top w:w="70" w:type="dxa"/>
-              <w:left w:w="85" w:type="dxa"/>
-              <w:bottom w:w="70" w:type="dxa"/>
-              <w:right w:w="85" w:type="dxa"/>
-            </w:tcMar>
-            <w:vAlign w:val="center"/>
-          </w:tcPr>
-          <w:p>
-            <w:pPr>
-              <w:spacing w:after="0" w:line="264" w:lineRule="auto"/>
-            </w:pPr>
-            <w:r>
-              <w:rPr>
-                <w:sz w:val="21"/>
-              </w:rPr>
-              <w:t>第</w:t>
-            </w:r>
-            <w:r>
-              <w:rPr>
-                <w:sz w:val="21"/>
-              </w:rPr>
-              <w:t>7</w:t>
-            </w:r>
-            <w:r>
-              <w:rPr>
-                <w:sz w:val="21"/>
-              </w:rPr>
-              <w:t>周</w:t>
+              <w:top w:w="40" w:type="dxa"/>
+              <w:left w:w="85" w:type="dxa"/>
+              <w:bottom w:w="40" w:type="dxa"/>
+              <w:right w:w="85" w:type="dxa"/>
+            </w:tcMar>
+            <w:vAlign w:val="center"/>
+          </w:tcPr>
+          <w:p>
+            <w:pPr>
+              <w:spacing w:after="0" w:line="264" w:lineRule="auto"/>
+            </w:pPr>
+            <w:r>
+              <w:rPr>
+                <w:sz w:val="20"/>
+              </w:rPr>
+              <w:t>第11周开展；第12周12-03提交</w:t>
             </w:r>
           </w:p>
         </w:tc>
@@ -4294,44 +3714,44 @@
           <w:tcPr>
             <w:tcW w:w="3456" w:type="dxa"/>
             <w:tcMar>
-              <w:top w:w="70" w:type="dxa"/>
-              <w:left w:w="85" w:type="dxa"/>
-              <w:bottom w:w="70" w:type="dxa"/>
-              <w:right w:w="85" w:type="dxa"/>
-            </w:tcMar>
-            <w:vAlign w:val="center"/>
-          </w:tcPr>
-          <w:p>
-            <w:pPr>
-              <w:spacing w:after="0" w:line="264" w:lineRule="auto"/>
-              <w:rPr>
-                <w:lang w:eastAsia="zh-CN"/>
-              </w:rPr>
-            </w:pPr>
-            <w:r>
-              <w:rPr>
-                <w:sz w:val="21"/>
+              <w:top w:w="40" w:type="dxa"/>
+              <w:left w:w="85" w:type="dxa"/>
+              <w:bottom w:w="40" w:type="dxa"/>
+              <w:right w:w="85" w:type="dxa"/>
+            </w:tcMar>
+            <w:vAlign w:val="center"/>
+          </w:tcPr>
+          <w:p>
+            <w:pPr>
+              <w:spacing w:after="0" w:line="264" w:lineRule="auto"/>
+              <w:rPr>
+                <w:lang w:eastAsia="zh-CN"/>
+              </w:rPr>
+            </w:pPr>
+            <w:r>
+              <w:rPr>
+                <w:sz w:val="20"/>
                 <w:lang w:eastAsia="zh-CN"/>
               </w:rPr>
               <w:t>模块结构图对应确认的需求，图件汇入</w:t>
             </w:r>
             <w:r>
               <w:rPr>
-                <w:sz w:val="21"/>
+                <w:sz w:val="20"/>
                 <w:lang w:eastAsia="zh-CN"/>
               </w:rPr>
               <w:t>DOCX</w:t>
             </w:r>
             <w:r>
               <w:rPr>
-                <w:sz w:val="21"/>
+                <w:sz w:val="20"/>
                 <w:lang w:eastAsia="zh-CN"/>
               </w:rPr>
               <w:t>；满足</w:t>
             </w:r>
             <w:r>
               <w:rPr>
-                <w:sz w:val="21"/>
+                <w:sz w:val="20"/>
                 <w:lang w:eastAsia="zh-CN"/>
               </w:rPr>
               <w:t>CR-05</w:t>
@@ -4348,9 +3768,9 @@
           <w:tcPr>
             <w:tcW w:w="1123" w:type="dxa"/>
             <w:tcMar>
-              <w:top w:w="70" w:type="dxa"/>
-              <w:left w:w="85" w:type="dxa"/>
-              <w:bottom w:w="70" w:type="dxa"/>
+              <w:top w:w="40" w:type="dxa"/>
+              <w:left w:w="85" w:type="dxa"/>
+              <w:bottom w:w="40" w:type="dxa"/>
               <w:right w:w="85" w:type="dxa"/>
             </w:tcMar>
             <w:vAlign w:val="center"/>
@@ -4362,7 +3782,7 @@
             </w:pPr>
             <w:r>
               <w:rPr>
-                <w:sz w:val="21"/>
+                <w:sz w:val="20"/>
               </w:rPr>
               <w:t>TASK-007</w:t>
             </w:r>
@@ -4372,37 +3792,37 @@
           <w:tcPr>
             <w:tcW w:w="2563" w:type="dxa"/>
             <w:tcMar>
-              <w:top w:w="70" w:type="dxa"/>
-              <w:left w:w="85" w:type="dxa"/>
-              <w:bottom w:w="70" w:type="dxa"/>
-              <w:right w:w="85" w:type="dxa"/>
-            </w:tcMar>
-            <w:vAlign w:val="center"/>
-          </w:tcPr>
-          <w:p>
-            <w:pPr>
-              <w:spacing w:after="0" w:line="264" w:lineRule="auto"/>
-              <w:rPr>
-                <w:lang w:eastAsia="zh-CN"/>
-              </w:rPr>
-            </w:pPr>
-            <w:r>
-              <w:rPr>
-                <w:sz w:val="21"/>
+              <w:top w:w="40" w:type="dxa"/>
+              <w:left w:w="85" w:type="dxa"/>
+              <w:bottom w:w="40" w:type="dxa"/>
+              <w:right w:w="85" w:type="dxa"/>
+            </w:tcMar>
+            <w:vAlign w:val="center"/>
+          </w:tcPr>
+          <w:p>
+            <w:pPr>
+              <w:spacing w:after="0" w:line="264" w:lineRule="auto"/>
+              <w:rPr>
+                <w:lang w:eastAsia="zh-CN"/>
+              </w:rPr>
+            </w:pPr>
+            <w:r>
+              <w:rPr>
+                <w:sz w:val="20"/>
                 <w:lang w:eastAsia="zh-CN"/>
               </w:rPr>
               <w:t>数据库设计；</w:t>
             </w:r>
             <w:r>
               <w:rPr>
-                <w:sz w:val="21"/>
-                <w:lang w:eastAsia="zh-CN"/>
-              </w:rPr>
-              <w:t>C</w:t>
-            </w:r>
-            <w:r>
-              <w:rPr>
-                <w:sz w:val="21"/>
+                <w:sz w:val="20"/>
+                <w:lang w:eastAsia="zh-CN"/>
+              </w:rPr>
+              <w:t>沈翔宇</w:t>
+            </w:r>
+            <w:r>
+              <w:rPr>
+                <w:sz w:val="20"/>
                 <w:lang w:eastAsia="zh-CN"/>
               </w:rPr>
               <w:t>汇总，各模块参与</w:t>
@@ -4413,32 +3833,32 @@
           <w:tcPr>
             <w:tcW w:w="1555" w:type="dxa"/>
             <w:tcMar>
-              <w:top w:w="70" w:type="dxa"/>
-              <w:left w:w="85" w:type="dxa"/>
-              <w:bottom w:w="70" w:type="dxa"/>
-              <w:right w:w="85" w:type="dxa"/>
-            </w:tcMar>
-            <w:vAlign w:val="center"/>
-          </w:tcPr>
-          <w:p>
-            <w:pPr>
-              <w:spacing w:after="0" w:line="264" w:lineRule="auto"/>
-            </w:pPr>
-            <w:r>
-              <w:rPr>
-                <w:sz w:val="21"/>
+              <w:top w:w="40" w:type="dxa"/>
+              <w:left w:w="85" w:type="dxa"/>
+              <w:bottom w:w="40" w:type="dxa"/>
+              <w:right w:w="85" w:type="dxa"/>
+            </w:tcMar>
+            <w:vAlign w:val="center"/>
+          </w:tcPr>
+          <w:p>
+            <w:pPr>
+              <w:spacing w:after="0" w:line="264" w:lineRule="auto"/>
+            </w:pPr>
+            <w:r>
+              <w:rPr>
+                <w:sz w:val="20"/>
               </w:rPr>
               <w:t>TASK-002</w:t>
             </w:r>
             <w:r>
               <w:rPr>
-                <w:sz w:val="21"/>
+                <w:sz w:val="20"/>
               </w:rPr>
               <w:t>、</w:t>
             </w:r>
             <w:r>
               <w:rPr>
-                <w:sz w:val="21"/>
+                <w:sz w:val="20"/>
               </w:rPr>
               <w:t>006</w:t>
             </w:r>
@@ -4448,34 +3868,22 @@
           <w:tcPr>
             <w:tcW w:w="1238" w:type="dxa"/>
             <w:tcMar>
-              <w:top w:w="70" w:type="dxa"/>
-              <w:left w:w="85" w:type="dxa"/>
-              <w:bottom w:w="70" w:type="dxa"/>
-              <w:right w:w="85" w:type="dxa"/>
-            </w:tcMar>
-            <w:vAlign w:val="center"/>
-          </w:tcPr>
-          <w:p>
-            <w:pPr>
-              <w:spacing w:after="0" w:line="264" w:lineRule="auto"/>
-            </w:pPr>
-            <w:r>
-              <w:rPr>
-                <w:sz w:val="21"/>
-              </w:rPr>
-              <w:t>第</w:t>
-            </w:r>
-            <w:r>
-              <w:rPr>
-                <w:sz w:val="21"/>
-              </w:rPr>
-              <w:t>7</w:t>
-            </w:r>
-            <w:r>
-              <w:rPr>
-                <w:sz w:val="21"/>
-              </w:rPr>
-              <w:t>周</w:t>
+              <w:top w:w="40" w:type="dxa"/>
+              <w:left w:w="85" w:type="dxa"/>
+              <w:bottom w:w="40" w:type="dxa"/>
+              <w:right w:w="85" w:type="dxa"/>
+            </w:tcMar>
+            <w:vAlign w:val="center"/>
+          </w:tcPr>
+          <w:p>
+            <w:pPr>
+              <w:spacing w:after="0" w:line="264" w:lineRule="auto"/>
+            </w:pPr>
+            <w:r>
+              <w:rPr>
+                <w:sz w:val="20"/>
+              </w:rPr>
+              <w:t>第12周开展；第13周12-10提交</w:t>
             </w:r>
           </w:p>
         </w:tc>
@@ -4483,65 +3891,65 @@
           <w:tcPr>
             <w:tcW w:w="3456" w:type="dxa"/>
             <w:tcMar>
-              <w:top w:w="70" w:type="dxa"/>
-              <w:left w:w="85" w:type="dxa"/>
-              <w:bottom w:w="70" w:type="dxa"/>
-              <w:right w:w="85" w:type="dxa"/>
-            </w:tcMar>
-            <w:vAlign w:val="center"/>
-          </w:tcPr>
-          <w:p>
-            <w:pPr>
-              <w:spacing w:after="0" w:line="264" w:lineRule="auto"/>
-              <w:rPr>
-                <w:lang w:eastAsia="zh-CN"/>
-              </w:rPr>
-            </w:pPr>
-            <w:r>
-              <w:rPr>
-                <w:sz w:val="21"/>
+              <w:top w:w="40" w:type="dxa"/>
+              <w:left w:w="85" w:type="dxa"/>
+              <w:bottom w:w="40" w:type="dxa"/>
+              <w:right w:w="85" w:type="dxa"/>
+            </w:tcMar>
+            <w:vAlign w:val="center"/>
+          </w:tcPr>
+          <w:p>
+            <w:pPr>
+              <w:spacing w:after="0" w:line="264" w:lineRule="auto"/>
+              <w:rPr>
+                <w:lang w:eastAsia="zh-CN"/>
+              </w:rPr>
+            </w:pPr>
+            <w:r>
+              <w:rPr>
+                <w:sz w:val="20"/>
                 <w:lang w:eastAsia="zh-CN"/>
               </w:rPr>
               <w:t>E-R</w:t>
             </w:r>
             <w:r>
               <w:rPr>
-                <w:sz w:val="21"/>
+                <w:sz w:val="20"/>
                 <w:lang w:eastAsia="zh-CN"/>
               </w:rPr>
               <w:t>图</w:t>
             </w:r>
             <w:r>
               <w:rPr>
-                <w:sz w:val="21"/>
+                <w:sz w:val="20"/>
                 <w:lang w:eastAsia="zh-CN"/>
               </w:rPr>
               <w:t>DOCX</w:t>
             </w:r>
             <w:r>
               <w:rPr>
-                <w:sz w:val="21"/>
+                <w:sz w:val="20"/>
                 <w:lang w:eastAsia="zh-CN"/>
               </w:rPr>
               <w:t>和表结构</w:t>
             </w:r>
             <w:r>
               <w:rPr>
-                <w:sz w:val="21"/>
+                <w:sz w:val="20"/>
                 <w:lang w:eastAsia="zh-CN"/>
               </w:rPr>
               <w:t>XLSX</w:t>
             </w:r>
             <w:r>
               <w:rPr>
-                <w:sz w:val="21"/>
+                <w:sz w:val="20"/>
                 <w:lang w:eastAsia="zh-CN"/>
               </w:rPr>
               <w:t>与数据分析一致；满足</w:t>
             </w:r>
             <w:r>
               <w:rPr>
-                <w:sz w:val="21"/>
+                <w:sz w:val="20"/>
                 <w:lang w:eastAsia="zh-CN"/>
               </w:rPr>
               <w:t>CR-06</w:t>
@@ -4558,9 +3966,9 @@
           <w:tcPr>
             <w:tcW w:w="1123" w:type="dxa"/>
             <w:tcMar>
-              <w:top w:w="70" w:type="dxa"/>
-              <w:left w:w="85" w:type="dxa"/>
-              <w:bottom w:w="70" w:type="dxa"/>
+              <w:top w:w="40" w:type="dxa"/>
+              <w:left w:w="85" w:type="dxa"/>
+              <w:bottom w:w="40" w:type="dxa"/>
               <w:right w:w="85" w:type="dxa"/>
             </w:tcMar>
             <w:vAlign w:val="center"/>
@@ -4572,7 +3980,7 @@
             </w:pPr>
             <w:r>
               <w:rPr>
-                <w:sz w:val="21"/>
+                <w:sz w:val="20"/>
               </w:rPr>
               <w:t>TASK-008</w:t>
             </w:r>
@@ -4582,51 +3990,51 @@
           <w:tcPr>
             <w:tcW w:w="2563" w:type="dxa"/>
             <w:tcMar>
-              <w:top w:w="70" w:type="dxa"/>
-              <w:left w:w="85" w:type="dxa"/>
-              <w:bottom w:w="70" w:type="dxa"/>
-              <w:right w:w="85" w:type="dxa"/>
-            </w:tcMar>
-            <w:vAlign w:val="center"/>
-          </w:tcPr>
-          <w:p>
-            <w:pPr>
-              <w:spacing w:after="0" w:line="264" w:lineRule="auto"/>
-              <w:rPr>
-                <w:lang w:eastAsia="zh-CN"/>
-              </w:rPr>
-            </w:pPr>
-            <w:r>
-              <w:rPr>
-                <w:sz w:val="21"/>
+              <w:top w:w="40" w:type="dxa"/>
+              <w:left w:w="85" w:type="dxa"/>
+              <w:bottom w:w="40" w:type="dxa"/>
+              <w:right w:w="85" w:type="dxa"/>
+            </w:tcMar>
+            <w:vAlign w:val="center"/>
+          </w:tcPr>
+          <w:p>
+            <w:pPr>
+              <w:spacing w:after="0" w:line="264" w:lineRule="auto"/>
+              <w:rPr>
+                <w:lang w:eastAsia="zh-CN"/>
+              </w:rPr>
+            </w:pPr>
+            <w:r>
+              <w:rPr>
+                <w:sz w:val="20"/>
                 <w:lang w:eastAsia="zh-CN"/>
               </w:rPr>
               <w:t>模块程序逻辑设计；</w:t>
             </w:r>
             <w:r>
               <w:rPr>
-                <w:sz w:val="21"/>
-                <w:lang w:eastAsia="zh-CN"/>
-              </w:rPr>
-              <w:t>A</w:t>
-            </w:r>
-            <w:r>
-              <w:rPr>
-                <w:sz w:val="21"/>
+                <w:sz w:val="20"/>
+                <w:lang w:eastAsia="zh-CN"/>
+              </w:rPr>
+              <w:t>任奕阳</w:t>
+            </w:r>
+            <w:r>
+              <w:rPr>
+                <w:sz w:val="20"/>
                 <w:lang w:eastAsia="zh-CN"/>
               </w:rPr>
               <w:t>、</w:t>
             </w:r>
             <w:r>
               <w:rPr>
-                <w:sz w:val="21"/>
-                <w:lang w:eastAsia="zh-CN"/>
-              </w:rPr>
-              <w:t>C</w:t>
-            </w:r>
-            <w:r>
-              <w:rPr>
-                <w:sz w:val="21"/>
+                <w:sz w:val="20"/>
+                <w:lang w:eastAsia="zh-CN"/>
+              </w:rPr>
+              <w:t>沈翔宇</w:t>
+            </w:r>
+            <w:r>
+              <w:rPr>
+                <w:sz w:val="20"/>
                 <w:lang w:eastAsia="zh-CN"/>
               </w:rPr>
               <w:t>主绘，相关成员评审</w:t>
@@ -4637,44 +4045,44 @@
           <w:tcPr>
             <w:tcW w:w="1555" w:type="dxa"/>
             <w:tcMar>
-              <w:top w:w="70" w:type="dxa"/>
-              <w:left w:w="85" w:type="dxa"/>
-              <w:bottom w:w="70" w:type="dxa"/>
-              <w:right w:w="85" w:type="dxa"/>
-            </w:tcMar>
-            <w:vAlign w:val="center"/>
-          </w:tcPr>
-          <w:p>
-            <w:pPr>
-              <w:spacing w:after="0" w:line="264" w:lineRule="auto"/>
-            </w:pPr>
-            <w:r>
-              <w:rPr>
-                <w:sz w:val="21"/>
+              <w:top w:w="40" w:type="dxa"/>
+              <w:left w:w="85" w:type="dxa"/>
+              <w:bottom w:w="40" w:type="dxa"/>
+              <w:right w:w="85" w:type="dxa"/>
+            </w:tcMar>
+            <w:vAlign w:val="center"/>
+          </w:tcPr>
+          <w:p>
+            <w:pPr>
+              <w:spacing w:after="0" w:line="264" w:lineRule="auto"/>
+            </w:pPr>
+            <w:r>
+              <w:rPr>
+                <w:sz w:val="20"/>
               </w:rPr>
               <w:t>TASK-003</w:t>
             </w:r>
             <w:r>
               <w:rPr>
-                <w:sz w:val="21"/>
+                <w:sz w:val="20"/>
               </w:rPr>
               <w:t>、</w:t>
             </w:r>
             <w:r>
               <w:rPr>
-                <w:sz w:val="21"/>
+                <w:sz w:val="20"/>
               </w:rPr>
               <w:t>006</w:t>
             </w:r>
             <w:r>
               <w:rPr>
-                <w:sz w:val="21"/>
+                <w:sz w:val="20"/>
               </w:rPr>
               <w:t>、</w:t>
             </w:r>
             <w:r>
               <w:rPr>
-                <w:sz w:val="21"/>
+                <w:sz w:val="20"/>
               </w:rPr>
               <w:t>007</w:t>
             </w:r>
@@ -4684,34 +4092,22 @@
           <w:tcPr>
             <w:tcW w:w="1238" w:type="dxa"/>
             <w:tcMar>
-              <w:top w:w="70" w:type="dxa"/>
-              <w:left w:w="85" w:type="dxa"/>
-              <w:bottom w:w="70" w:type="dxa"/>
-              <w:right w:w="85" w:type="dxa"/>
-            </w:tcMar>
-            <w:vAlign w:val="center"/>
-          </w:tcPr>
-          <w:p>
-            <w:pPr>
-              <w:spacing w:after="0" w:line="264" w:lineRule="auto"/>
-            </w:pPr>
-            <w:r>
-              <w:rPr>
-                <w:sz w:val="21"/>
-              </w:rPr>
-              <w:t>第</w:t>
-            </w:r>
-            <w:r>
-              <w:rPr>
-                <w:sz w:val="21"/>
-              </w:rPr>
-              <w:t>8</w:t>
-            </w:r>
-            <w:r>
-              <w:rPr>
-                <w:sz w:val="21"/>
-              </w:rPr>
-              <w:t>周</w:t>
+              <w:top w:w="40" w:type="dxa"/>
+              <w:left w:w="85" w:type="dxa"/>
+              <w:bottom w:w="40" w:type="dxa"/>
+              <w:right w:w="85" w:type="dxa"/>
+            </w:tcMar>
+            <w:vAlign w:val="center"/>
+          </w:tcPr>
+          <w:p>
+            <w:pPr>
+              <w:spacing w:after="0" w:line="264" w:lineRule="auto"/>
+            </w:pPr>
+            <w:r>
+              <w:rPr>
+                <w:sz w:val="20"/>
+              </w:rPr>
+              <w:t>第13～14周开展；第14周12-17提交</w:t>
             </w:r>
           </w:p>
         </w:tc>
@@ -4719,72 +4115,72 @@
           <w:tcPr>
             <w:tcW w:w="3456" w:type="dxa"/>
             <w:tcMar>
-              <w:top w:w="70" w:type="dxa"/>
-              <w:left w:w="85" w:type="dxa"/>
-              <w:bottom w:w="70" w:type="dxa"/>
-              <w:right w:w="85" w:type="dxa"/>
-            </w:tcMar>
-            <w:vAlign w:val="center"/>
-          </w:tcPr>
-          <w:p>
-            <w:pPr>
-              <w:spacing w:after="0" w:line="264" w:lineRule="auto"/>
-              <w:rPr>
-                <w:lang w:eastAsia="zh-CN"/>
-              </w:rPr>
-            </w:pPr>
-            <w:r>
-              <w:rPr>
-                <w:sz w:val="21"/>
+              <w:top w:w="40" w:type="dxa"/>
+              <w:left w:w="85" w:type="dxa"/>
+              <w:bottom w:w="40" w:type="dxa"/>
+              <w:right w:w="85" w:type="dxa"/>
+            </w:tcMar>
+            <w:vAlign w:val="center"/>
+          </w:tcPr>
+          <w:p>
+            <w:pPr>
+              <w:spacing w:after="0" w:line="264" w:lineRule="auto"/>
+              <w:rPr>
+                <w:lang w:eastAsia="zh-CN"/>
+              </w:rPr>
+            </w:pPr>
+            <w:r>
+              <w:rPr>
+                <w:sz w:val="20"/>
                 <w:lang w:eastAsia="zh-CN"/>
               </w:rPr>
               <w:t>至少收件</w:t>
             </w:r>
             <w:r>
               <w:rPr>
-                <w:sz w:val="21"/>
+                <w:sz w:val="20"/>
                 <w:lang w:eastAsia="zh-CN"/>
               </w:rPr>
               <w:t>/</w:t>
             </w:r>
             <w:r>
               <w:rPr>
-                <w:sz w:val="21"/>
+                <w:sz w:val="20"/>
                 <w:lang w:eastAsia="zh-CN"/>
               </w:rPr>
               <w:t>退件、寄件</w:t>
             </w:r>
             <w:r>
               <w:rPr>
-                <w:sz w:val="21"/>
+                <w:sz w:val="20"/>
                 <w:lang w:eastAsia="zh-CN"/>
               </w:rPr>
               <w:t>/</w:t>
             </w:r>
             <w:r>
               <w:rPr>
-                <w:sz w:val="21"/>
+                <w:sz w:val="20"/>
                 <w:lang w:eastAsia="zh-CN"/>
               </w:rPr>
               <w:t>取消两组模块有逻辑图，图件汇入</w:t>
             </w:r>
             <w:r>
               <w:rPr>
-                <w:sz w:val="21"/>
+                <w:sz w:val="20"/>
                 <w:lang w:eastAsia="zh-CN"/>
               </w:rPr>
               <w:t>DOCX</w:t>
             </w:r>
             <w:r>
               <w:rPr>
-                <w:sz w:val="21"/>
+                <w:sz w:val="20"/>
                 <w:lang w:eastAsia="zh-CN"/>
               </w:rPr>
               <w:t>；满足</w:t>
             </w:r>
             <w:r>
               <w:rPr>
-                <w:sz w:val="21"/>
+                <w:sz w:val="20"/>
                 <w:lang w:eastAsia="zh-CN"/>
               </w:rPr>
               <w:t>CR-07</w:t>
@@ -4801,9 +4197,9 @@
           <w:tcPr>
             <w:tcW w:w="1123" w:type="dxa"/>
             <w:tcMar>
-              <w:top w:w="70" w:type="dxa"/>
-              <w:left w:w="85" w:type="dxa"/>
-              <w:bottom w:w="70" w:type="dxa"/>
+              <w:top w:w="40" w:type="dxa"/>
+              <w:left w:w="85" w:type="dxa"/>
+              <w:bottom w:w="40" w:type="dxa"/>
               <w:right w:w="85" w:type="dxa"/>
             </w:tcMar>
             <w:vAlign w:val="center"/>
@@ -4815,7 +4211,7 @@
             </w:pPr>
             <w:r>
               <w:rPr>
-                <w:sz w:val="21"/>
+                <w:sz w:val="20"/>
               </w:rPr>
               <w:t>TASK-009</w:t>
             </w:r>
@@ -4825,26 +4221,26 @@
           <w:tcPr>
             <w:tcW w:w="2563" w:type="dxa"/>
             <w:tcMar>
-              <w:top w:w="70" w:type="dxa"/>
-              <w:left w:w="85" w:type="dxa"/>
-              <w:bottom w:w="70" w:type="dxa"/>
-              <w:right w:w="85" w:type="dxa"/>
-            </w:tcMar>
-            <w:vAlign w:val="center"/>
-          </w:tcPr>
-          <w:p>
-            <w:pPr>
-              <w:spacing w:after="0" w:line="264" w:lineRule="auto"/>
-              <w:rPr>
-                <w:lang w:eastAsia="zh-CN"/>
-              </w:rPr>
-            </w:pPr>
-            <w:r>
-              <w:rPr>
-                <w:sz w:val="21"/>
-                <w:lang w:eastAsia="zh-CN"/>
-              </w:rPr>
-              <w:t>初始化前后端应用；负责人主责，全员接入</w:t>
+              <w:top w:w="40" w:type="dxa"/>
+              <w:left w:w="85" w:type="dxa"/>
+              <w:bottom w:w="40" w:type="dxa"/>
+              <w:right w:w="85" w:type="dxa"/>
+            </w:tcMar>
+            <w:vAlign w:val="center"/>
+          </w:tcPr>
+          <w:p>
+            <w:pPr>
+              <w:spacing w:after="0" w:line="264" w:lineRule="auto"/>
+              <w:rPr>
+                <w:lang w:eastAsia="zh-CN"/>
+              </w:rPr>
+            </w:pPr>
+            <w:r>
+              <w:rPr>
+                <w:sz w:val="20"/>
+                <w:lang w:eastAsia="zh-CN"/>
+              </w:rPr>
+              <w:t>初始化前后端应用；杨振煜主责，全员接入</w:t>
             </w:r>
           </w:p>
         </w:tc>
@@ -4852,32 +4248,32 @@
           <w:tcPr>
             <w:tcW w:w="1555" w:type="dxa"/>
             <w:tcMar>
-              <w:top w:w="70" w:type="dxa"/>
-              <w:left w:w="85" w:type="dxa"/>
-              <w:bottom w:w="70" w:type="dxa"/>
-              <w:right w:w="85" w:type="dxa"/>
-            </w:tcMar>
-            <w:vAlign w:val="center"/>
-          </w:tcPr>
-          <w:p>
-            <w:pPr>
-              <w:spacing w:after="0" w:line="264" w:lineRule="auto"/>
-            </w:pPr>
-            <w:r>
-              <w:rPr>
-                <w:sz w:val="21"/>
+              <w:top w:w="40" w:type="dxa"/>
+              <w:left w:w="85" w:type="dxa"/>
+              <w:bottom w:w="40" w:type="dxa"/>
+              <w:right w:w="85" w:type="dxa"/>
+            </w:tcMar>
+            <w:vAlign w:val="center"/>
+          </w:tcPr>
+          <w:p>
+            <w:pPr>
+              <w:spacing w:after="0" w:line="264" w:lineRule="auto"/>
+            </w:pPr>
+            <w:r>
+              <w:rPr>
+                <w:sz w:val="20"/>
               </w:rPr>
               <w:t>TASK-004</w:t>
             </w:r>
             <w:r>
               <w:rPr>
-                <w:sz w:val="21"/>
+                <w:sz w:val="20"/>
               </w:rPr>
               <w:t>、</w:t>
             </w:r>
             <w:r>
               <w:rPr>
-                <w:sz w:val="21"/>
+                <w:sz w:val="20"/>
               </w:rPr>
               <w:t>006</w:t>
             </w:r>
@@ -4887,46 +4283,22 @@
           <w:tcPr>
             <w:tcW w:w="1238" w:type="dxa"/>
             <w:tcMar>
-              <w:top w:w="70" w:type="dxa"/>
-              <w:left w:w="85" w:type="dxa"/>
-              <w:bottom w:w="70" w:type="dxa"/>
-              <w:right w:w="85" w:type="dxa"/>
-            </w:tcMar>
-            <w:vAlign w:val="center"/>
-          </w:tcPr>
-          <w:p>
-            <w:pPr>
-              <w:spacing w:after="0" w:line="264" w:lineRule="auto"/>
-            </w:pPr>
-            <w:r>
-              <w:rPr>
-                <w:sz w:val="21"/>
-              </w:rPr>
-              <w:t>第</w:t>
-            </w:r>
-            <w:r>
-              <w:rPr>
-                <w:sz w:val="21"/>
-              </w:rPr>
-              <w:t>7</w:t>
-            </w:r>
-            <w:r>
-              <w:rPr>
-                <w:sz w:val="21"/>
-              </w:rPr>
-              <w:t>～</w:t>
-            </w:r>
-            <w:r>
-              <w:rPr>
-                <w:sz w:val="21"/>
-              </w:rPr>
-              <w:t>8</w:t>
-            </w:r>
-            <w:r>
-              <w:rPr>
-                <w:sz w:val="21"/>
-              </w:rPr>
-              <w:t>周</w:t>
+              <w:top w:w="40" w:type="dxa"/>
+              <w:left w:w="85" w:type="dxa"/>
+              <w:bottom w:w="40" w:type="dxa"/>
+              <w:right w:w="85" w:type="dxa"/>
+            </w:tcMar>
+            <w:vAlign w:val="center"/>
+          </w:tcPr>
+          <w:p>
+            <w:pPr>
+              <w:spacing w:after="0" w:line="264" w:lineRule="auto"/>
+            </w:pPr>
+            <w:r>
+              <w:rPr>
+                <w:sz w:val="20"/>
+              </w:rPr>
+              <w:t>第13周准备；第14周接入业务实现</w:t>
             </w:r>
           </w:p>
         </w:tc>
@@ -4934,23 +4306,23 @@
           <w:tcPr>
             <w:tcW w:w="3456" w:type="dxa"/>
             <w:tcMar>
-              <w:top w:w="70" w:type="dxa"/>
-              <w:left w:w="85" w:type="dxa"/>
-              <w:bottom w:w="70" w:type="dxa"/>
-              <w:right w:w="85" w:type="dxa"/>
-            </w:tcMar>
-            <w:vAlign w:val="center"/>
-          </w:tcPr>
-          <w:p>
-            <w:pPr>
-              <w:spacing w:after="0" w:line="264" w:lineRule="auto"/>
-              <w:rPr>
-                <w:lang w:eastAsia="zh-CN"/>
-              </w:rPr>
-            </w:pPr>
-            <w:r>
-              <w:rPr>
-                <w:sz w:val="21"/>
+              <w:top w:w="40" w:type="dxa"/>
+              <w:left w:w="85" w:type="dxa"/>
+              <w:bottom w:w="40" w:type="dxa"/>
+              <w:right w:w="85" w:type="dxa"/>
+            </w:tcMar>
+            <w:vAlign w:val="center"/>
+          </w:tcPr>
+          <w:p>
+            <w:pPr>
+              <w:spacing w:after="0" w:line="264" w:lineRule="auto"/>
+              <w:rPr>
+                <w:lang w:eastAsia="zh-CN"/>
+              </w:rPr>
+            </w:pPr>
+            <w:r>
+              <w:rPr>
+                <w:sz w:val="20"/>
                 <w:lang w:eastAsia="zh-CN"/>
               </w:rPr>
               <w:t>构建文件与依赖锁定齐全，应用和数据库连接有实际验证结果</w:t>
@@ -4967,9 +4339,9 @@
           <w:tcPr>
             <w:tcW w:w="1123" w:type="dxa"/>
             <w:tcMar>
-              <w:top w:w="70" w:type="dxa"/>
-              <w:left w:w="85" w:type="dxa"/>
-              <w:bottom w:w="70" w:type="dxa"/>
+              <w:top w:w="40" w:type="dxa"/>
+              <w:left w:w="85" w:type="dxa"/>
+              <w:bottom w:w="40" w:type="dxa"/>
               <w:right w:w="85" w:type="dxa"/>
             </w:tcMar>
             <w:vAlign w:val="center"/>
@@ -4981,7 +4353,7 @@
             </w:pPr>
             <w:r>
               <w:rPr>
-                <w:sz w:val="21"/>
+                <w:sz w:val="20"/>
               </w:rPr>
               <w:t>TASK-010</w:t>
             </w:r>
@@ -4991,23 +4363,23 @@
           <w:tcPr>
             <w:tcW w:w="2563" w:type="dxa"/>
             <w:tcMar>
-              <w:top w:w="70" w:type="dxa"/>
-              <w:left w:w="85" w:type="dxa"/>
-              <w:bottom w:w="70" w:type="dxa"/>
-              <w:right w:w="85" w:type="dxa"/>
-            </w:tcMar>
-            <w:vAlign w:val="center"/>
-          </w:tcPr>
-          <w:p>
-            <w:pPr>
-              <w:spacing w:after="0" w:line="264" w:lineRule="auto"/>
-              <w:rPr>
-                <w:lang w:eastAsia="zh-CN"/>
-              </w:rPr>
-            </w:pPr>
-            <w:r>
-              <w:rPr>
-                <w:sz w:val="21"/>
+              <w:top w:w="40" w:type="dxa"/>
+              <w:left w:w="85" w:type="dxa"/>
+              <w:bottom w:w="40" w:type="dxa"/>
+              <w:right w:w="85" w:type="dxa"/>
+            </w:tcMar>
+            <w:vAlign w:val="center"/>
+          </w:tcPr>
+          <w:p>
+            <w:pPr>
+              <w:spacing w:after="0" w:line="264" w:lineRule="auto"/>
+              <w:rPr>
+                <w:lang w:eastAsia="zh-CN"/>
+              </w:rPr>
+            </w:pPr>
+            <w:r>
+              <w:rPr>
+                <w:sz w:val="20"/>
                 <w:lang w:eastAsia="zh-CN"/>
               </w:rPr>
               <w:t>后端与数据库实现；各模块负责人</w:t>
@@ -5018,62 +4390,62 @@
           <w:tcPr>
             <w:tcW w:w="1555" w:type="dxa"/>
             <w:tcMar>
-              <w:top w:w="70" w:type="dxa"/>
-              <w:left w:w="85" w:type="dxa"/>
-              <w:bottom w:w="70" w:type="dxa"/>
-              <w:right w:w="85" w:type="dxa"/>
-            </w:tcMar>
-            <w:vAlign w:val="center"/>
-          </w:tcPr>
-          <w:p>
-            <w:pPr>
-              <w:spacing w:after="0" w:line="264" w:lineRule="auto"/>
-            </w:pPr>
-            <w:r>
-              <w:rPr>
-                <w:sz w:val="21"/>
+              <w:top w:w="40" w:type="dxa"/>
+              <w:left w:w="85" w:type="dxa"/>
+              <w:bottom w:w="40" w:type="dxa"/>
+              <w:right w:w="85" w:type="dxa"/>
+            </w:tcMar>
+            <w:vAlign w:val="center"/>
+          </w:tcPr>
+          <w:p>
+            <w:pPr>
+              <w:spacing w:after="0" w:line="264" w:lineRule="auto"/>
+            </w:pPr>
+            <w:r>
+              <w:rPr>
+                <w:sz w:val="20"/>
               </w:rPr>
               <w:t>对应模块</w:t>
             </w:r>
             <w:r>
               <w:rPr>
-                <w:sz w:val="21"/>
+                <w:sz w:val="20"/>
               </w:rPr>
               <w:t>TASK-003</w:t>
             </w:r>
             <w:r>
               <w:rPr>
-                <w:sz w:val="21"/>
+                <w:sz w:val="20"/>
               </w:rPr>
               <w:t>、</w:t>
             </w:r>
             <w:r>
               <w:rPr>
-                <w:sz w:val="21"/>
+                <w:sz w:val="20"/>
               </w:rPr>
               <w:t>007</w:t>
             </w:r>
             <w:r>
               <w:rPr>
-                <w:sz w:val="21"/>
+                <w:sz w:val="20"/>
               </w:rPr>
               <w:t>、</w:t>
             </w:r>
             <w:r>
               <w:rPr>
-                <w:sz w:val="21"/>
+                <w:sz w:val="20"/>
               </w:rPr>
               <w:t>008</w:t>
             </w:r>
             <w:r>
               <w:rPr>
-                <w:sz w:val="21"/>
+                <w:sz w:val="20"/>
               </w:rPr>
               <w:t>及</w:t>
             </w:r>
             <w:r>
               <w:rPr>
-                <w:sz w:val="21"/>
+                <w:sz w:val="20"/>
               </w:rPr>
               <w:t>TASK-009</w:t>
             </w:r>
@@ -5083,46 +4455,22 @@
           <w:tcPr>
             <w:tcW w:w="1238" w:type="dxa"/>
             <w:tcMar>
-              <w:top w:w="70" w:type="dxa"/>
-              <w:left w:w="85" w:type="dxa"/>
-              <w:bottom w:w="70" w:type="dxa"/>
-              <w:right w:w="85" w:type="dxa"/>
-            </w:tcMar>
-            <w:vAlign w:val="center"/>
-          </w:tcPr>
-          <w:p>
-            <w:pPr>
-              <w:spacing w:after="0" w:line="264" w:lineRule="auto"/>
-            </w:pPr>
-            <w:r>
-              <w:rPr>
-                <w:sz w:val="21"/>
-              </w:rPr>
-              <w:t>第</w:t>
-            </w:r>
-            <w:r>
-              <w:rPr>
-                <w:sz w:val="21"/>
-              </w:rPr>
-              <w:t>8</w:t>
-            </w:r>
-            <w:r>
-              <w:rPr>
-                <w:sz w:val="21"/>
-              </w:rPr>
-              <w:t>～</w:t>
-            </w:r>
-            <w:r>
-              <w:rPr>
-                <w:sz w:val="21"/>
-              </w:rPr>
-              <w:t>11</w:t>
-            </w:r>
-            <w:r>
-              <w:rPr>
-                <w:sz w:val="21"/>
-              </w:rPr>
-              <w:t>周</w:t>
+              <w:top w:w="40" w:type="dxa"/>
+              <w:left w:w="85" w:type="dxa"/>
+              <w:bottom w:w="40" w:type="dxa"/>
+              <w:right w:w="85" w:type="dxa"/>
+            </w:tcMar>
+            <w:vAlign w:val="center"/>
+          </w:tcPr>
+          <w:p>
+            <w:pPr>
+              <w:spacing w:after="0" w:line="264" w:lineRule="auto"/>
+            </w:pPr>
+            <w:r>
+              <w:rPr>
+                <w:sz w:val="20"/>
+              </w:rPr>
+              <w:t>第14～15周编码；第16周修复</w:t>
             </w:r>
           </w:p>
         </w:tc>
@@ -5130,23 +4478,23 @@
           <w:tcPr>
             <w:tcW w:w="3456" w:type="dxa"/>
             <w:tcMar>
-              <w:top w:w="70" w:type="dxa"/>
-              <w:left w:w="85" w:type="dxa"/>
-              <w:bottom w:w="70" w:type="dxa"/>
-              <w:right w:w="85" w:type="dxa"/>
-            </w:tcMar>
-            <w:vAlign w:val="center"/>
-          </w:tcPr>
-          <w:p>
-            <w:pPr>
-              <w:spacing w:after="0" w:line="264" w:lineRule="auto"/>
-              <w:rPr>
-                <w:lang w:eastAsia="zh-CN"/>
-              </w:rPr>
-            </w:pPr>
-            <w:r>
-              <w:rPr>
-                <w:sz w:val="21"/>
+              <w:top w:w="40" w:type="dxa"/>
+              <w:left w:w="85" w:type="dxa"/>
+              <w:bottom w:w="40" w:type="dxa"/>
+              <w:right w:w="85" w:type="dxa"/>
+            </w:tcMar>
+            <w:vAlign w:val="center"/>
+          </w:tcPr>
+          <w:p>
+            <w:pPr>
+              <w:spacing w:after="0" w:line="264" w:lineRule="auto"/>
+              <w:rPr>
+                <w:lang w:eastAsia="zh-CN"/>
+              </w:rPr>
+            </w:pPr>
+            <w:r>
+              <w:rPr>
+                <w:sz w:val="20"/>
                 <w:lang w:eastAsia="zh-CN"/>
               </w:rPr>
               <w:t>需求、接口、数据实现一致，各模块验证有实际结果</w:t>
@@ -5163,9 +4511,9 @@
           <w:tcPr>
             <w:tcW w:w="1123" w:type="dxa"/>
             <w:tcMar>
-              <w:top w:w="70" w:type="dxa"/>
-              <w:left w:w="85" w:type="dxa"/>
-              <w:bottom w:w="70" w:type="dxa"/>
+              <w:top w:w="40" w:type="dxa"/>
+              <w:left w:w="85" w:type="dxa"/>
+              <w:bottom w:w="40" w:type="dxa"/>
               <w:right w:w="85" w:type="dxa"/>
             </w:tcMar>
             <w:vAlign w:val="center"/>
@@ -5177,7 +4525,7 @@
             </w:pPr>
             <w:r>
               <w:rPr>
-                <w:sz w:val="21"/>
+                <w:sz w:val="20"/>
               </w:rPr>
               <w:t>TASK-011</w:t>
             </w:r>
@@ -5187,37 +4535,37 @@
           <w:tcPr>
             <w:tcW w:w="2563" w:type="dxa"/>
             <w:tcMar>
-              <w:top w:w="70" w:type="dxa"/>
-              <w:left w:w="85" w:type="dxa"/>
-              <w:bottom w:w="70" w:type="dxa"/>
-              <w:right w:w="85" w:type="dxa"/>
-            </w:tcMar>
-            <w:vAlign w:val="center"/>
-          </w:tcPr>
-          <w:p>
-            <w:pPr>
-              <w:spacing w:after="0" w:line="264" w:lineRule="auto"/>
-              <w:rPr>
-                <w:lang w:eastAsia="zh-CN"/>
-              </w:rPr>
-            </w:pPr>
-            <w:r>
-              <w:rPr>
-                <w:sz w:val="21"/>
+              <w:top w:w="40" w:type="dxa"/>
+              <w:left w:w="85" w:type="dxa"/>
+              <w:bottom w:w="40" w:type="dxa"/>
+              <w:right w:w="85" w:type="dxa"/>
+            </w:tcMar>
+            <w:vAlign w:val="center"/>
+          </w:tcPr>
+          <w:p>
+            <w:pPr>
+              <w:spacing w:after="0" w:line="264" w:lineRule="auto"/>
+              <w:rPr>
+                <w:lang w:eastAsia="zh-CN"/>
+              </w:rPr>
+            </w:pPr>
+            <w:r>
+              <w:rPr>
+                <w:sz w:val="20"/>
                 <w:lang w:eastAsia="zh-CN"/>
               </w:rPr>
               <w:t>前端功能实现；各模块负责人，</w:t>
             </w:r>
             <w:r>
               <w:rPr>
-                <w:sz w:val="21"/>
-                <w:lang w:eastAsia="zh-CN"/>
-              </w:rPr>
-              <w:t>B</w:t>
-            </w:r>
-            <w:r>
-              <w:rPr>
-                <w:sz w:val="21"/>
+                <w:sz w:val="20"/>
+                <w:lang w:eastAsia="zh-CN"/>
+              </w:rPr>
+              <w:t>张海睿</w:t>
+            </w:r>
+            <w:r>
+              <w:rPr>
+                <w:sz w:val="20"/>
                 <w:lang w:eastAsia="zh-CN"/>
               </w:rPr>
               <w:t>协调交互</w:t>
@@ -5228,50 +4576,50 @@
           <w:tcPr>
             <w:tcW w:w="1555" w:type="dxa"/>
             <w:tcMar>
-              <w:top w:w="70" w:type="dxa"/>
-              <w:left w:w="85" w:type="dxa"/>
-              <w:bottom w:w="70" w:type="dxa"/>
-              <w:right w:w="85" w:type="dxa"/>
-            </w:tcMar>
-            <w:vAlign w:val="center"/>
-          </w:tcPr>
-          <w:p>
-            <w:pPr>
-              <w:spacing w:after="0" w:line="264" w:lineRule="auto"/>
-            </w:pPr>
-            <w:r>
-              <w:rPr>
-                <w:sz w:val="21"/>
+              <w:top w:w="40" w:type="dxa"/>
+              <w:left w:w="85" w:type="dxa"/>
+              <w:bottom w:w="40" w:type="dxa"/>
+              <w:right w:w="85" w:type="dxa"/>
+            </w:tcMar>
+            <w:vAlign w:val="center"/>
+          </w:tcPr>
+          <w:p>
+            <w:pPr>
+              <w:spacing w:after="0" w:line="264" w:lineRule="auto"/>
+            </w:pPr>
+            <w:r>
+              <w:rPr>
+                <w:sz w:val="20"/>
               </w:rPr>
               <w:t>对应模块</w:t>
             </w:r>
             <w:r>
               <w:rPr>
-                <w:sz w:val="21"/>
+                <w:sz w:val="20"/>
               </w:rPr>
               <w:t>TASK-003</w:t>
             </w:r>
             <w:r>
               <w:rPr>
-                <w:sz w:val="21"/>
+                <w:sz w:val="20"/>
               </w:rPr>
               <w:t>、</w:t>
             </w:r>
             <w:r>
               <w:rPr>
-                <w:sz w:val="21"/>
+                <w:sz w:val="20"/>
               </w:rPr>
               <w:t>008</w:t>
             </w:r>
             <w:r>
               <w:rPr>
-                <w:sz w:val="21"/>
+                <w:sz w:val="20"/>
               </w:rPr>
               <w:t>及</w:t>
             </w:r>
             <w:r>
               <w:rPr>
-                <w:sz w:val="21"/>
+                <w:sz w:val="20"/>
               </w:rPr>
               <w:t>TASK-009</w:t>
             </w:r>
@@ -5281,46 +4629,22 @@
           <w:tcPr>
             <w:tcW w:w="1238" w:type="dxa"/>
             <w:tcMar>
-              <w:top w:w="70" w:type="dxa"/>
-              <w:left w:w="85" w:type="dxa"/>
-              <w:bottom w:w="70" w:type="dxa"/>
-              <w:right w:w="85" w:type="dxa"/>
-            </w:tcMar>
-            <w:vAlign w:val="center"/>
-          </w:tcPr>
-          <w:p>
-            <w:pPr>
-              <w:spacing w:after="0" w:line="264" w:lineRule="auto"/>
-            </w:pPr>
-            <w:r>
-              <w:rPr>
-                <w:sz w:val="21"/>
-              </w:rPr>
-              <w:t>第</w:t>
-            </w:r>
-            <w:r>
-              <w:rPr>
-                <w:sz w:val="21"/>
-              </w:rPr>
-              <w:t>8</w:t>
-            </w:r>
-            <w:r>
-              <w:rPr>
-                <w:sz w:val="21"/>
-              </w:rPr>
-              <w:t>～</w:t>
-            </w:r>
-            <w:r>
-              <w:rPr>
-                <w:sz w:val="21"/>
-              </w:rPr>
-              <w:t>11</w:t>
-            </w:r>
-            <w:r>
-              <w:rPr>
-                <w:sz w:val="21"/>
-              </w:rPr>
-              <w:t>周</w:t>
+              <w:top w:w="40" w:type="dxa"/>
+              <w:left w:w="85" w:type="dxa"/>
+              <w:bottom w:w="40" w:type="dxa"/>
+              <w:right w:w="85" w:type="dxa"/>
+            </w:tcMar>
+            <w:vAlign w:val="center"/>
+          </w:tcPr>
+          <w:p>
+            <w:pPr>
+              <w:spacing w:after="0" w:line="264" w:lineRule="auto"/>
+            </w:pPr>
+            <w:r>
+              <w:rPr>
+                <w:sz w:val="20"/>
+              </w:rPr>
+              <w:t>第14～15周编码；第16周修复</w:t>
             </w:r>
           </w:p>
         </w:tc>
@@ -5328,23 +4652,23 @@
           <w:tcPr>
             <w:tcW w:w="3456" w:type="dxa"/>
             <w:tcMar>
-              <w:top w:w="70" w:type="dxa"/>
-              <w:left w:w="85" w:type="dxa"/>
-              <w:bottom w:w="70" w:type="dxa"/>
-              <w:right w:w="85" w:type="dxa"/>
-            </w:tcMar>
-            <w:vAlign w:val="center"/>
-          </w:tcPr>
-          <w:p>
-            <w:pPr>
-              <w:spacing w:after="0" w:line="264" w:lineRule="auto"/>
-              <w:rPr>
-                <w:lang w:eastAsia="zh-CN"/>
-              </w:rPr>
-            </w:pPr>
-            <w:r>
-              <w:rPr>
-                <w:sz w:val="21"/>
+              <w:top w:w="40" w:type="dxa"/>
+              <w:left w:w="85" w:type="dxa"/>
+              <w:bottom w:w="40" w:type="dxa"/>
+              <w:right w:w="85" w:type="dxa"/>
+            </w:tcMar>
+            <w:vAlign w:val="center"/>
+          </w:tcPr>
+          <w:p>
+            <w:pPr>
+              <w:spacing w:after="0" w:line="264" w:lineRule="auto"/>
+              <w:rPr>
+                <w:lang w:eastAsia="zh-CN"/>
+              </w:rPr>
+            </w:pPr>
+            <w:r>
+              <w:rPr>
+                <w:sz w:val="20"/>
                 <w:lang w:eastAsia="zh-CN"/>
               </w:rPr>
               <w:t>页面对应原型，调用遵循契约，各模块验证有实际结果</w:t>
@@ -5361,9 +4685,9 @@
           <w:tcPr>
             <w:tcW w:w="1123" w:type="dxa"/>
             <w:tcMar>
-              <w:top w:w="70" w:type="dxa"/>
-              <w:left w:w="85" w:type="dxa"/>
-              <w:bottom w:w="70" w:type="dxa"/>
+              <w:top w:w="40" w:type="dxa"/>
+              <w:left w:w="85" w:type="dxa"/>
+              <w:bottom w:w="40" w:type="dxa"/>
               <w:right w:w="85" w:type="dxa"/>
             </w:tcMar>
             <w:vAlign w:val="center"/>
@@ -5375,7 +4699,7 @@
             </w:pPr>
             <w:r>
               <w:rPr>
-                <w:sz w:val="21"/>
+                <w:sz w:val="20"/>
               </w:rPr>
               <w:t>TASK-012</w:t>
             </w:r>
@@ -5385,26 +4709,26 @@
           <w:tcPr>
             <w:tcW w:w="2563" w:type="dxa"/>
             <w:tcMar>
-              <w:top w:w="70" w:type="dxa"/>
-              <w:left w:w="85" w:type="dxa"/>
-              <w:bottom w:w="70" w:type="dxa"/>
-              <w:right w:w="85" w:type="dxa"/>
-            </w:tcMar>
-            <w:vAlign w:val="center"/>
-          </w:tcPr>
-          <w:p>
-            <w:pPr>
-              <w:spacing w:after="0" w:line="264" w:lineRule="auto"/>
-              <w:rPr>
-                <w:lang w:eastAsia="zh-CN"/>
-              </w:rPr>
-            </w:pPr>
-            <w:r>
-              <w:rPr>
-                <w:sz w:val="21"/>
-                <w:lang w:eastAsia="zh-CN"/>
-              </w:rPr>
-              <w:t>前后端及数据库联调；负责人协调，全员执行</w:t>
+              <w:top w:w="40" w:type="dxa"/>
+              <w:left w:w="85" w:type="dxa"/>
+              <w:bottom w:w="40" w:type="dxa"/>
+              <w:right w:w="85" w:type="dxa"/>
+            </w:tcMar>
+            <w:vAlign w:val="center"/>
+          </w:tcPr>
+          <w:p>
+            <w:pPr>
+              <w:spacing w:after="0" w:line="264" w:lineRule="auto"/>
+              <w:rPr>
+                <w:lang w:eastAsia="zh-CN"/>
+              </w:rPr>
+            </w:pPr>
+            <w:r>
+              <w:rPr>
+                <w:sz w:val="20"/>
+                <w:lang w:eastAsia="zh-CN"/>
+              </w:rPr>
+              <w:t>前后端及数据库联调；杨振煜协调，全员执行</w:t>
             </w:r>
           </w:p>
         </w:tc>
@@ -5412,38 +4736,38 @@
           <w:tcPr>
             <w:tcW w:w="1555" w:type="dxa"/>
             <w:tcMar>
-              <w:top w:w="70" w:type="dxa"/>
-              <w:left w:w="85" w:type="dxa"/>
-              <w:bottom w:w="70" w:type="dxa"/>
-              <w:right w:w="85" w:type="dxa"/>
-            </w:tcMar>
-            <w:vAlign w:val="center"/>
-          </w:tcPr>
-          <w:p>
-            <w:pPr>
-              <w:spacing w:after="0" w:line="264" w:lineRule="auto"/>
-            </w:pPr>
-            <w:r>
-              <w:rPr>
-                <w:sz w:val="21"/>
+              <w:top w:w="40" w:type="dxa"/>
+              <w:left w:w="85" w:type="dxa"/>
+              <w:bottom w:w="40" w:type="dxa"/>
+              <w:right w:w="85" w:type="dxa"/>
+            </w:tcMar>
+            <w:vAlign w:val="center"/>
+          </w:tcPr>
+          <w:p>
+            <w:pPr>
+              <w:spacing w:after="0" w:line="264" w:lineRule="auto"/>
+            </w:pPr>
+            <w:r>
+              <w:rPr>
+                <w:sz w:val="20"/>
               </w:rPr>
               <w:t>对应流程</w:t>
             </w:r>
             <w:r>
               <w:rPr>
-                <w:sz w:val="21"/>
+                <w:sz w:val="20"/>
               </w:rPr>
               <w:t>TASK-010</w:t>
             </w:r>
             <w:r>
               <w:rPr>
-                <w:sz w:val="21"/>
+                <w:sz w:val="20"/>
               </w:rPr>
               <w:t>、</w:t>
             </w:r>
             <w:r>
               <w:rPr>
-                <w:sz w:val="21"/>
+                <w:sz w:val="20"/>
               </w:rPr>
               <w:t>011</w:t>
             </w:r>
@@ -5453,54 +4777,26 @@
           <w:tcPr>
             <w:tcW w:w="1238" w:type="dxa"/>
             <w:tcMar>
-              <w:top w:w="70" w:type="dxa"/>
-              <w:left w:w="85" w:type="dxa"/>
-              <w:bottom w:w="70" w:type="dxa"/>
-              <w:right w:w="85" w:type="dxa"/>
-            </w:tcMar>
-            <w:vAlign w:val="center"/>
-          </w:tcPr>
-          <w:p>
-            <w:pPr>
-              <w:spacing w:after="0" w:line="264" w:lineRule="auto"/>
-              <w:rPr>
-                <w:lang w:eastAsia="zh-CN"/>
-              </w:rPr>
-            </w:pPr>
-            <w:r>
-              <w:rPr>
-                <w:sz w:val="21"/>
-                <w:lang w:eastAsia="zh-CN"/>
-              </w:rPr>
-              <w:t>第</w:t>
-            </w:r>
-            <w:r>
-              <w:rPr>
-                <w:sz w:val="21"/>
-                <w:lang w:eastAsia="zh-CN"/>
-              </w:rPr>
-              <w:t>8</w:t>
-            </w:r>
-            <w:r>
-              <w:rPr>
-                <w:sz w:val="21"/>
-                <w:lang w:eastAsia="zh-CN"/>
-              </w:rPr>
-              <w:t>周首条流程；滚动至第</w:t>
-            </w:r>
-            <w:r>
-              <w:rPr>
-                <w:sz w:val="21"/>
-                <w:lang w:eastAsia="zh-CN"/>
-              </w:rPr>
-              <w:t>11</w:t>
-            </w:r>
-            <w:r>
-              <w:rPr>
-                <w:sz w:val="21"/>
-                <w:lang w:eastAsia="zh-CN"/>
-              </w:rPr>
-              <w:t>周</w:t>
+              <w:top w:w="40" w:type="dxa"/>
+              <w:left w:w="85" w:type="dxa"/>
+              <w:bottom w:w="40" w:type="dxa"/>
+              <w:right w:w="85" w:type="dxa"/>
+            </w:tcMar>
+            <w:vAlign w:val="center"/>
+          </w:tcPr>
+          <w:p>
+            <w:pPr>
+              <w:spacing w:after="0" w:line="264" w:lineRule="auto"/>
+              <w:rPr>
+                <w:lang w:eastAsia="zh-CN"/>
+              </w:rPr>
+            </w:pPr>
+            <w:r>
+              <w:rPr>
+                <w:sz w:val="20"/>
+                <w:lang w:eastAsia="zh-CN"/>
+              </w:rPr>
+              <w:t>第14周贯通首条流程；第15周全量联调</w:t>
             </w:r>
           </w:p>
         </w:tc>
@@ -5508,68 +4804,26 @@
           <w:tcPr>
             <w:tcW w:w="3456" w:type="dxa"/>
             <w:tcMar>
-              <w:top w:w="70" w:type="dxa"/>
-              <w:left w:w="85" w:type="dxa"/>
-              <w:bottom w:w="70" w:type="dxa"/>
-              <w:right w:w="85" w:type="dxa"/>
-            </w:tcMar>
-            <w:vAlign w:val="center"/>
-          </w:tcPr>
-          <w:p>
-            <w:pPr>
-              <w:spacing w:after="0" w:line="264" w:lineRule="auto"/>
-              <w:rPr>
-                <w:lang w:eastAsia="zh-CN"/>
-              </w:rPr>
-            </w:pPr>
-            <w:r>
-              <w:rPr>
-                <w:sz w:val="21"/>
-                <w:lang w:eastAsia="zh-CN"/>
-              </w:rPr>
-              <w:t>收件入库</w:t>
-            </w:r>
-            <w:r>
-              <w:rPr>
-                <w:sz w:val="21"/>
-                <w:lang w:eastAsia="zh-CN"/>
-              </w:rPr>
-              <w:t>→</w:t>
-            </w:r>
-            <w:r>
-              <w:rPr>
-                <w:sz w:val="21"/>
-                <w:lang w:eastAsia="zh-CN"/>
-              </w:rPr>
-              <w:t>学生查询</w:t>
-            </w:r>
-            <w:r>
-              <w:rPr>
-                <w:sz w:val="21"/>
-                <w:lang w:eastAsia="zh-CN"/>
-              </w:rPr>
-              <w:t>→</w:t>
-            </w:r>
-            <w:r>
-              <w:rPr>
-                <w:sz w:val="21"/>
-                <w:lang w:eastAsia="zh-CN"/>
-              </w:rPr>
-              <w:t>核验取件先贯通，全部计划流程第</w:t>
-            </w:r>
-            <w:r>
-              <w:rPr>
-                <w:sz w:val="21"/>
-                <w:lang w:eastAsia="zh-CN"/>
-              </w:rPr>
-              <w:t>11</w:t>
-            </w:r>
-            <w:r>
-              <w:rPr>
-                <w:sz w:val="21"/>
-                <w:lang w:eastAsia="zh-CN"/>
-              </w:rPr>
-              <w:t>周具备联调记录</w:t>
+              <w:top w:w="40" w:type="dxa"/>
+              <w:left w:w="85" w:type="dxa"/>
+              <w:bottom w:w="40" w:type="dxa"/>
+              <w:right w:w="85" w:type="dxa"/>
+            </w:tcMar>
+            <w:vAlign w:val="center"/>
+          </w:tcPr>
+          <w:p>
+            <w:pPr>
+              <w:spacing w:after="0" w:line="264" w:lineRule="auto"/>
+              <w:rPr>
+                <w:lang w:eastAsia="zh-CN"/>
+              </w:rPr>
+            </w:pPr>
+            <w:r>
+              <w:rPr>
+                <w:sz w:val="20"/>
+                <w:lang w:eastAsia="zh-CN"/>
+              </w:rPr>
+              <w:t>收件入库→学生查询→核验取件先贯通，全部计划流程第15周具备联调记录</w:t>
             </w:r>
           </w:p>
         </w:tc>
@@ -5583,9 +4837,9 @@
           <w:tcPr>
             <w:tcW w:w="1123" w:type="dxa"/>
             <w:tcMar>
-              <w:top w:w="70" w:type="dxa"/>
-              <w:left w:w="85" w:type="dxa"/>
-              <w:bottom w:w="70" w:type="dxa"/>
+              <w:top w:w="40" w:type="dxa"/>
+              <w:left w:w="85" w:type="dxa"/>
+              <w:bottom w:w="40" w:type="dxa"/>
               <w:right w:w="85" w:type="dxa"/>
             </w:tcMar>
             <w:vAlign w:val="center"/>
@@ -5597,7 +4851,7 @@
             </w:pPr>
             <w:r>
               <w:rPr>
-                <w:sz w:val="21"/>
+                <w:sz w:val="20"/>
               </w:rPr>
               <w:t>TASK-013</w:t>
             </w:r>
@@ -5607,51 +4861,51 @@
           <w:tcPr>
             <w:tcW w:w="2563" w:type="dxa"/>
             <w:tcMar>
-              <w:top w:w="70" w:type="dxa"/>
-              <w:left w:w="85" w:type="dxa"/>
-              <w:bottom w:w="70" w:type="dxa"/>
-              <w:right w:w="85" w:type="dxa"/>
-            </w:tcMar>
-            <w:vAlign w:val="center"/>
-          </w:tcPr>
-          <w:p>
-            <w:pPr>
-              <w:spacing w:after="0" w:line="264" w:lineRule="auto"/>
-              <w:rPr>
-                <w:lang w:eastAsia="zh-CN"/>
-              </w:rPr>
-            </w:pPr>
-            <w:r>
-              <w:rPr>
-                <w:sz w:val="21"/>
+              <w:top w:w="40" w:type="dxa"/>
+              <w:left w:w="85" w:type="dxa"/>
+              <w:bottom w:w="40" w:type="dxa"/>
+              <w:right w:w="85" w:type="dxa"/>
+            </w:tcMar>
+            <w:vAlign w:val="center"/>
+          </w:tcPr>
+          <w:p>
+            <w:pPr>
+              <w:spacing w:after="0" w:line="264" w:lineRule="auto"/>
+              <w:rPr>
+                <w:lang w:eastAsia="zh-CN"/>
+              </w:rPr>
+            </w:pPr>
+            <w:r>
+              <w:rPr>
+                <w:sz w:val="20"/>
                 <w:lang w:eastAsia="zh-CN"/>
               </w:rPr>
               <w:t>测试用例与</w:t>
             </w:r>
             <w:r>
               <w:rPr>
-                <w:sz w:val="21"/>
+                <w:sz w:val="20"/>
                 <w:lang w:eastAsia="zh-CN"/>
               </w:rPr>
               <w:t>BUG</w:t>
             </w:r>
             <w:r>
               <w:rPr>
-                <w:sz w:val="21"/>
+                <w:sz w:val="20"/>
                 <w:lang w:eastAsia="zh-CN"/>
               </w:rPr>
               <w:t>清单；</w:t>
             </w:r>
             <w:r>
               <w:rPr>
-                <w:sz w:val="21"/>
-                <w:lang w:eastAsia="zh-CN"/>
-              </w:rPr>
-              <w:t>D</w:t>
-            </w:r>
-            <w:r>
-              <w:rPr>
-                <w:sz w:val="21"/>
+                <w:sz w:val="20"/>
+                <w:lang w:eastAsia="zh-CN"/>
+              </w:rPr>
+              <w:t>戴靖桓</w:t>
+            </w:r>
+            <w:r>
+              <w:rPr>
+                <w:sz w:val="20"/>
                 <w:lang w:eastAsia="zh-CN"/>
               </w:rPr>
               <w:t>汇总，全员编写</w:t>
@@ -5662,32 +4916,32 @@
           <w:tcPr>
             <w:tcW w:w="1555" w:type="dxa"/>
             <w:tcMar>
-              <w:top w:w="70" w:type="dxa"/>
-              <w:left w:w="85" w:type="dxa"/>
-              <w:bottom w:w="70" w:type="dxa"/>
-              <w:right w:w="85" w:type="dxa"/>
-            </w:tcMar>
-            <w:vAlign w:val="center"/>
-          </w:tcPr>
-          <w:p>
-            <w:pPr>
-              <w:spacing w:after="0" w:line="264" w:lineRule="auto"/>
-            </w:pPr>
-            <w:r>
-              <w:rPr>
-                <w:sz w:val="21"/>
+              <w:top w:w="40" w:type="dxa"/>
+              <w:left w:w="85" w:type="dxa"/>
+              <w:bottom w:w="40" w:type="dxa"/>
+              <w:right w:w="85" w:type="dxa"/>
+            </w:tcMar>
+            <w:vAlign w:val="center"/>
+          </w:tcPr>
+          <w:p>
+            <w:pPr>
+              <w:spacing w:after="0" w:line="264" w:lineRule="auto"/>
+            </w:pPr>
+            <w:r>
+              <w:rPr>
+                <w:sz w:val="20"/>
               </w:rPr>
               <w:t>TASK-002</w:t>
             </w:r>
             <w:r>
               <w:rPr>
-                <w:sz w:val="21"/>
+                <w:sz w:val="20"/>
               </w:rPr>
               <w:t>、</w:t>
             </w:r>
             <w:r>
               <w:rPr>
-                <w:sz w:val="21"/>
+                <w:sz w:val="20"/>
               </w:rPr>
               <w:t>006</w:t>
             </w:r>
@@ -5697,46 +4951,22 @@
           <w:tcPr>
             <w:tcW w:w="1238" w:type="dxa"/>
             <w:tcMar>
-              <w:top w:w="70" w:type="dxa"/>
-              <w:left w:w="85" w:type="dxa"/>
-              <w:bottom w:w="70" w:type="dxa"/>
-              <w:right w:w="85" w:type="dxa"/>
-            </w:tcMar>
-            <w:vAlign w:val="center"/>
-          </w:tcPr>
-          <w:p>
-            <w:pPr>
-              <w:spacing w:after="0" w:line="264" w:lineRule="auto"/>
-            </w:pPr>
-            <w:r>
-              <w:rPr>
-                <w:sz w:val="21"/>
-              </w:rPr>
-              <w:t>第</w:t>
-            </w:r>
-            <w:r>
-              <w:rPr>
-                <w:sz w:val="21"/>
-              </w:rPr>
-              <w:t>7</w:t>
-            </w:r>
-            <w:r>
-              <w:rPr>
-                <w:sz w:val="21"/>
-              </w:rPr>
-              <w:t>～</w:t>
-            </w:r>
-            <w:r>
-              <w:rPr>
-                <w:sz w:val="21"/>
-              </w:rPr>
-              <w:t>11</w:t>
-            </w:r>
-            <w:r>
-              <w:rPr>
-                <w:sz w:val="21"/>
-              </w:rPr>
-              <w:t>周持续完善</w:t>
+              <w:top w:w="40" w:type="dxa"/>
+              <w:left w:w="85" w:type="dxa"/>
+              <w:bottom w:w="40" w:type="dxa"/>
+              <w:right w:w="85" w:type="dxa"/>
+            </w:tcMar>
+            <w:vAlign w:val="center"/>
+          </w:tcPr>
+          <w:p>
+            <w:pPr>
+              <w:spacing w:after="0" w:line="264" w:lineRule="auto"/>
+            </w:pPr>
+            <w:r>
+              <w:rPr>
+                <w:sz w:val="20"/>
+              </w:rPr>
+              <w:t>第11～15周逐步编写；第16周12-31提交测试用例</w:t>
             </w:r>
           </w:p>
         </w:tc>
@@ -5744,51 +4974,51 @@
           <w:tcPr>
             <w:tcW w:w="3456" w:type="dxa"/>
             <w:tcMar>
-              <w:top w:w="70" w:type="dxa"/>
-              <w:left w:w="85" w:type="dxa"/>
-              <w:bottom w:w="70" w:type="dxa"/>
-              <w:right w:w="85" w:type="dxa"/>
-            </w:tcMar>
-            <w:vAlign w:val="center"/>
-          </w:tcPr>
-          <w:p>
-            <w:pPr>
-              <w:spacing w:after="0" w:line="264" w:lineRule="auto"/>
-              <w:rPr>
-                <w:lang w:eastAsia="zh-CN"/>
-              </w:rPr>
-            </w:pPr>
-            <w:r>
-              <w:rPr>
-                <w:sz w:val="21"/>
+              <w:top w:w="40" w:type="dxa"/>
+              <w:left w:w="85" w:type="dxa"/>
+              <w:bottom w:w="40" w:type="dxa"/>
+              <w:right w:w="85" w:type="dxa"/>
+            </w:tcMar>
+            <w:vAlign w:val="center"/>
+          </w:tcPr>
+          <w:p>
+            <w:pPr>
+              <w:spacing w:after="0" w:line="264" w:lineRule="auto"/>
+              <w:rPr>
+                <w:lang w:eastAsia="zh-CN"/>
+              </w:rPr>
+            </w:pPr>
+            <w:r>
+              <w:rPr>
+                <w:sz w:val="20"/>
                 <w:lang w:eastAsia="zh-CN"/>
               </w:rPr>
               <w:t>模板</w:t>
             </w:r>
             <w:r>
               <w:rPr>
-                <w:sz w:val="21"/>
+                <w:sz w:val="20"/>
                 <w:lang w:eastAsia="zh-CN"/>
               </w:rPr>
               <w:t>XLSX</w:t>
             </w:r>
             <w:r>
               <w:rPr>
-                <w:sz w:val="21"/>
+                <w:sz w:val="20"/>
                 <w:lang w:eastAsia="zh-CN"/>
               </w:rPr>
               <w:t>满足</w:t>
             </w:r>
             <w:r>
               <w:rPr>
-                <w:sz w:val="21"/>
+                <w:sz w:val="20"/>
                 <w:lang w:eastAsia="zh-CN"/>
               </w:rPr>
               <w:t>CR-09</w:t>
             </w:r>
             <w:r>
               <w:rPr>
-                <w:sz w:val="21"/>
+                <w:sz w:val="20"/>
                 <w:lang w:eastAsia="zh-CN"/>
               </w:rPr>
               <w:t>，项目用例覆盖全部计划功能和核心异常、权限场景</w:t>
@@ -5805,9 +5035,9 @@
           <w:tcPr>
             <w:tcW w:w="1123" w:type="dxa"/>
             <w:tcMar>
-              <w:top w:w="70" w:type="dxa"/>
-              <w:left w:w="85" w:type="dxa"/>
-              <w:bottom w:w="70" w:type="dxa"/>
+              <w:top w:w="40" w:type="dxa"/>
+              <w:left w:w="85" w:type="dxa"/>
+              <w:bottom w:w="40" w:type="dxa"/>
               <w:right w:w="85" w:type="dxa"/>
             </w:tcMar>
             <w:vAlign w:val="center"/>
@@ -5819,7 +5049,7 @@
             </w:pPr>
             <w:r>
               <w:rPr>
-                <w:sz w:val="21"/>
+                <w:sz w:val="20"/>
               </w:rPr>
               <w:t>TASK-014</w:t>
             </w:r>
@@ -5829,37 +5059,37 @@
           <w:tcPr>
             <w:tcW w:w="2563" w:type="dxa"/>
             <w:tcMar>
-              <w:top w:w="70" w:type="dxa"/>
-              <w:left w:w="85" w:type="dxa"/>
-              <w:bottom w:w="70" w:type="dxa"/>
-              <w:right w:w="85" w:type="dxa"/>
-            </w:tcMar>
-            <w:vAlign w:val="center"/>
-          </w:tcPr>
-          <w:p>
-            <w:pPr>
-              <w:spacing w:after="0" w:line="264" w:lineRule="auto"/>
-              <w:rPr>
-                <w:lang w:eastAsia="zh-CN"/>
-              </w:rPr>
-            </w:pPr>
-            <w:r>
-              <w:rPr>
-                <w:sz w:val="21"/>
+              <w:top w:w="40" w:type="dxa"/>
+              <w:left w:w="85" w:type="dxa"/>
+              <w:bottom w:w="40" w:type="dxa"/>
+              <w:right w:w="85" w:type="dxa"/>
+            </w:tcMar>
+            <w:vAlign w:val="center"/>
+          </w:tcPr>
+          <w:p>
+            <w:pPr>
+              <w:spacing w:after="0" w:line="264" w:lineRule="auto"/>
+              <w:rPr>
+                <w:lang w:eastAsia="zh-CN"/>
+              </w:rPr>
+            </w:pPr>
+            <w:r>
+              <w:rPr>
+                <w:sz w:val="20"/>
                 <w:lang w:eastAsia="zh-CN"/>
               </w:rPr>
               <w:t>系统测试、修复与复测；</w:t>
             </w:r>
             <w:r>
               <w:rPr>
-                <w:sz w:val="21"/>
-                <w:lang w:eastAsia="zh-CN"/>
-              </w:rPr>
-              <w:t>D</w:t>
-            </w:r>
-            <w:r>
-              <w:rPr>
-                <w:sz w:val="21"/>
+                <w:sz w:val="20"/>
+                <w:lang w:eastAsia="zh-CN"/>
+              </w:rPr>
+              <w:t>戴靖桓</w:t>
+            </w:r>
+            <w:r>
+              <w:rPr>
+                <w:sz w:val="20"/>
                 <w:lang w:eastAsia="zh-CN"/>
               </w:rPr>
               <w:t>统筹，各模块修复</w:t>
@@ -5870,32 +5100,32 @@
           <w:tcPr>
             <w:tcW w:w="1555" w:type="dxa"/>
             <w:tcMar>
-              <w:top w:w="70" w:type="dxa"/>
-              <w:left w:w="85" w:type="dxa"/>
-              <w:bottom w:w="70" w:type="dxa"/>
-              <w:right w:w="85" w:type="dxa"/>
-            </w:tcMar>
-            <w:vAlign w:val="center"/>
-          </w:tcPr>
-          <w:p>
-            <w:pPr>
-              <w:spacing w:after="0" w:line="264" w:lineRule="auto"/>
-            </w:pPr>
-            <w:r>
-              <w:rPr>
-                <w:sz w:val="21"/>
+              <w:top w:w="40" w:type="dxa"/>
+              <w:left w:w="85" w:type="dxa"/>
+              <w:bottom w:w="40" w:type="dxa"/>
+              <w:right w:w="85" w:type="dxa"/>
+            </w:tcMar>
+            <w:vAlign w:val="center"/>
+          </w:tcPr>
+          <w:p>
+            <w:pPr>
+              <w:spacing w:after="0" w:line="264" w:lineRule="auto"/>
+            </w:pPr>
+            <w:r>
+              <w:rPr>
+                <w:sz w:val="20"/>
               </w:rPr>
               <w:t>TASK-012</w:t>
             </w:r>
             <w:r>
               <w:rPr>
-                <w:sz w:val="21"/>
+                <w:sz w:val="20"/>
               </w:rPr>
               <w:t>、</w:t>
             </w:r>
             <w:r>
               <w:rPr>
-                <w:sz w:val="21"/>
+                <w:sz w:val="20"/>
               </w:rPr>
               <w:t>013</w:t>
             </w:r>
@@ -5905,46 +5135,22 @@
           <w:tcPr>
             <w:tcW w:w="1238" w:type="dxa"/>
             <w:tcMar>
-              <w:top w:w="70" w:type="dxa"/>
-              <w:left w:w="85" w:type="dxa"/>
-              <w:bottom w:w="70" w:type="dxa"/>
-              <w:right w:w="85" w:type="dxa"/>
-            </w:tcMar>
-            <w:vAlign w:val="center"/>
-          </w:tcPr>
-          <w:p>
-            <w:pPr>
-              <w:spacing w:after="0" w:line="264" w:lineRule="auto"/>
-            </w:pPr>
-            <w:r>
-              <w:rPr>
-                <w:sz w:val="21"/>
-              </w:rPr>
-              <w:t>第</w:t>
-            </w:r>
-            <w:r>
-              <w:rPr>
-                <w:sz w:val="21"/>
-              </w:rPr>
-              <w:t>12</w:t>
-            </w:r>
-            <w:r>
-              <w:rPr>
-                <w:sz w:val="21"/>
-              </w:rPr>
-              <w:t>～</w:t>
-            </w:r>
-            <w:r>
-              <w:rPr>
-                <w:sz w:val="21"/>
-              </w:rPr>
-              <w:t>13</w:t>
-            </w:r>
-            <w:r>
-              <w:rPr>
-                <w:sz w:val="21"/>
-              </w:rPr>
-              <w:t>周</w:t>
+              <w:top w:w="40" w:type="dxa"/>
+              <w:left w:w="85" w:type="dxa"/>
+              <w:bottom w:w="40" w:type="dxa"/>
+              <w:right w:w="85" w:type="dxa"/>
+            </w:tcMar>
+            <w:vAlign w:val="center"/>
+          </w:tcPr>
+          <w:p>
+            <w:pPr>
+              <w:spacing w:after="0" w:line="264" w:lineRule="auto"/>
+            </w:pPr>
+            <w:r>
+              <w:rPr>
+                <w:sz w:val="20"/>
+              </w:rPr>
+              <w:t>第16～17周；第17周答辩前完成关键复测</w:t>
             </w:r>
           </w:p>
         </w:tc>
@@ -5952,23 +5158,23 @@
           <w:tcPr>
             <w:tcW w:w="3456" w:type="dxa"/>
             <w:tcMar>
-              <w:top w:w="70" w:type="dxa"/>
-              <w:left w:w="85" w:type="dxa"/>
-              <w:bottom w:w="70" w:type="dxa"/>
-              <w:right w:w="85" w:type="dxa"/>
-            </w:tcMar>
-            <w:vAlign w:val="center"/>
-          </w:tcPr>
-          <w:p>
-            <w:pPr>
-              <w:spacing w:after="0" w:line="264" w:lineRule="auto"/>
-              <w:rPr>
-                <w:lang w:eastAsia="zh-CN"/>
-              </w:rPr>
-            </w:pPr>
-            <w:r>
-              <w:rPr>
-                <w:sz w:val="21"/>
+              <w:top w:w="40" w:type="dxa"/>
+              <w:left w:w="85" w:type="dxa"/>
+              <w:bottom w:w="40" w:type="dxa"/>
+              <w:right w:w="85" w:type="dxa"/>
+            </w:tcMar>
+            <w:vAlign w:val="center"/>
+          </w:tcPr>
+          <w:p>
+            <w:pPr>
+              <w:spacing w:after="0" w:line="264" w:lineRule="auto"/>
+              <w:rPr>
+                <w:lang w:eastAsia="zh-CN"/>
+              </w:rPr>
+            </w:pPr>
+            <w:r>
+              <w:rPr>
+                <w:sz w:val="20"/>
                 <w:lang w:eastAsia="zh-CN"/>
               </w:rPr>
               <w:t>实际结果可查，阻断业务或造成数据错误的问题修复并复测，遗留问题有结论</w:t>
@@ -5985,9 +5191,9 @@
           <w:tcPr>
             <w:tcW w:w="1123" w:type="dxa"/>
             <w:tcMar>
-              <w:top w:w="70" w:type="dxa"/>
-              <w:left w:w="85" w:type="dxa"/>
-              <w:bottom w:w="70" w:type="dxa"/>
+              <w:top w:w="40" w:type="dxa"/>
+              <w:left w:w="85" w:type="dxa"/>
+              <w:bottom w:w="40" w:type="dxa"/>
               <w:right w:w="85" w:type="dxa"/>
             </w:tcMar>
             <w:vAlign w:val="center"/>
@@ -5999,7 +5205,7 @@
             </w:pPr>
             <w:r>
               <w:rPr>
-                <w:sz w:val="21"/>
+                <w:sz w:val="20"/>
               </w:rPr>
               <w:t>TASK-015</w:t>
             </w:r>
@@ -6009,40 +5215,40 @@
           <w:tcPr>
             <w:tcW w:w="2563" w:type="dxa"/>
             <w:tcMar>
-              <w:top w:w="70" w:type="dxa"/>
-              <w:left w:w="85" w:type="dxa"/>
-              <w:bottom w:w="70" w:type="dxa"/>
-              <w:right w:w="85" w:type="dxa"/>
-            </w:tcMar>
-            <w:vAlign w:val="center"/>
-          </w:tcPr>
-          <w:p>
-            <w:pPr>
-              <w:spacing w:after="0" w:line="264" w:lineRule="auto"/>
-              <w:rPr>
-                <w:lang w:eastAsia="zh-CN"/>
-              </w:rPr>
-            </w:pPr>
-            <w:r>
-              <w:rPr>
-                <w:sz w:val="21"/>
+              <w:top w:w="40" w:type="dxa"/>
+              <w:left w:w="85" w:type="dxa"/>
+              <w:bottom w:w="40" w:type="dxa"/>
+              <w:right w:w="85" w:type="dxa"/>
+            </w:tcMar>
+            <w:vAlign w:val="center"/>
+          </w:tcPr>
+          <w:p>
+            <w:pPr>
+              <w:spacing w:after="0" w:line="264" w:lineRule="auto"/>
+              <w:rPr>
+                <w:lang w:eastAsia="zh-CN"/>
+              </w:rPr>
+            </w:pPr>
+            <w:r>
+              <w:rPr>
+                <w:sz w:val="20"/>
                 <w:lang w:eastAsia="zh-CN"/>
               </w:rPr>
               <w:t>源代码交付包；</w:t>
             </w:r>
             <w:r>
               <w:rPr>
-                <w:sz w:val="21"/>
-                <w:lang w:eastAsia="zh-CN"/>
-              </w:rPr>
-              <w:t>C</w:t>
-            </w:r>
-            <w:r>
-              <w:rPr>
-                <w:sz w:val="21"/>
-                <w:lang w:eastAsia="zh-CN"/>
-              </w:rPr>
-              <w:t>整理，负责人核对</w:t>
+                <w:sz w:val="20"/>
+                <w:lang w:eastAsia="zh-CN"/>
+              </w:rPr>
+              <w:t>沈翔宇</w:t>
+            </w:r>
+            <w:r>
+              <w:rPr>
+                <w:sz w:val="20"/>
+                <w:lang w:eastAsia="zh-CN"/>
+              </w:rPr>
+              <w:t>整理，杨振煜核对</w:t>
             </w:r>
           </w:p>
         </w:tc>
@@ -6050,22 +5256,22 @@
           <w:tcPr>
             <w:tcW w:w="1555" w:type="dxa"/>
             <w:tcMar>
-              <w:top w:w="70" w:type="dxa"/>
-              <w:left w:w="85" w:type="dxa"/>
-              <w:bottom w:w="70" w:type="dxa"/>
-              <w:right w:w="85" w:type="dxa"/>
-            </w:tcMar>
-            <w:vAlign w:val="center"/>
-          </w:tcPr>
-          <w:p>
-            <w:pPr>
-              <w:spacing w:after="0" w:line="264" w:lineRule="auto"/>
-            </w:pPr>
-            <w:r>
-              <w:rPr>
-                <w:sz w:val="21"/>
-              </w:rPr>
-              <w:t>TASK-014</w:t>
+              <w:top w:w="40" w:type="dxa"/>
+              <w:left w:w="85" w:type="dxa"/>
+              <w:bottom w:w="40" w:type="dxa"/>
+              <w:right w:w="85" w:type="dxa"/>
+            </w:tcMar>
+            <w:vAlign w:val="center"/>
+          </w:tcPr>
+          <w:p>
+            <w:pPr>
+              <w:spacing w:after="0" w:line="264" w:lineRule="auto"/>
+            </w:pPr>
+            <w:r>
+              <w:rPr>
+                <w:sz w:val="20"/>
+              </w:rPr>
+              <w:t>已完成的联调与测试</w:t>
             </w:r>
           </w:p>
         </w:tc>
@@ -6073,34 +5279,22 @@
           <w:tcPr>
             <w:tcW w:w="1238" w:type="dxa"/>
             <w:tcMar>
-              <w:top w:w="70" w:type="dxa"/>
-              <w:left w:w="85" w:type="dxa"/>
-              <w:bottom w:w="70" w:type="dxa"/>
-              <w:right w:w="85" w:type="dxa"/>
-            </w:tcMar>
-            <w:vAlign w:val="center"/>
-          </w:tcPr>
-          <w:p>
-            <w:pPr>
-              <w:spacing w:after="0" w:line="264" w:lineRule="auto"/>
-            </w:pPr>
-            <w:r>
-              <w:rPr>
-                <w:sz w:val="21"/>
-              </w:rPr>
-              <w:t>第</w:t>
-            </w:r>
-            <w:r>
-              <w:rPr>
-                <w:sz w:val="21"/>
-              </w:rPr>
-              <w:t>14</w:t>
-            </w:r>
-            <w:r>
-              <w:rPr>
-                <w:sz w:val="21"/>
-              </w:rPr>
-              <w:t>周</w:t>
+              <w:top w:w="40" w:type="dxa"/>
+              <w:left w:w="85" w:type="dxa"/>
+              <w:bottom w:w="40" w:type="dxa"/>
+              <w:right w:w="85" w:type="dxa"/>
+            </w:tcMar>
+            <w:vAlign w:val="center"/>
+          </w:tcPr>
+          <w:p>
+            <w:pPr>
+              <w:spacing w:after="0" w:line="264" w:lineRule="auto"/>
+            </w:pPr>
+            <w:r>
+              <w:rPr>
+                <w:sz w:val="20"/>
+              </w:rPr>
+              <w:t>第16周预检；第17周答辩前核对最终版本</w:t>
             </w:r>
           </w:p>
         </w:tc>
@@ -6108,37 +5302,37 @@
           <w:tcPr>
             <w:tcW w:w="3456" w:type="dxa"/>
             <w:tcMar>
-              <w:top w:w="70" w:type="dxa"/>
-              <w:left w:w="85" w:type="dxa"/>
-              <w:bottom w:w="70" w:type="dxa"/>
-              <w:right w:w="85" w:type="dxa"/>
-            </w:tcMar>
-            <w:vAlign w:val="center"/>
-          </w:tcPr>
-          <w:p>
-            <w:pPr>
-              <w:spacing w:after="0" w:line="264" w:lineRule="auto"/>
-              <w:rPr>
-                <w:lang w:eastAsia="zh-CN"/>
-              </w:rPr>
-            </w:pPr>
-            <w:r>
-              <w:rPr>
-                <w:sz w:val="21"/>
+              <w:top w:w="40" w:type="dxa"/>
+              <w:left w:w="85" w:type="dxa"/>
+              <w:bottom w:w="40" w:type="dxa"/>
+              <w:right w:w="85" w:type="dxa"/>
+            </w:tcMar>
+            <w:vAlign w:val="center"/>
+          </w:tcPr>
+          <w:p>
+            <w:pPr>
+              <w:spacing w:after="0" w:line="264" w:lineRule="auto"/>
+              <w:rPr>
+                <w:lang w:eastAsia="zh-CN"/>
+              </w:rPr>
+            </w:pPr>
+            <w:r>
+              <w:rPr>
+                <w:sz w:val="20"/>
                 <w:lang w:eastAsia="zh-CN"/>
               </w:rPr>
               <w:t>ZIP</w:t>
             </w:r>
             <w:r>
               <w:rPr>
-                <w:sz w:val="21"/>
+                <w:sz w:val="20"/>
                 <w:lang w:eastAsia="zh-CN"/>
               </w:rPr>
               <w:t>可解压并对应验收版本，保留必要配置与数据库脚本；满足</w:t>
             </w:r>
             <w:r>
               <w:rPr>
-                <w:sz w:val="21"/>
+                <w:sz w:val="20"/>
                 <w:lang w:eastAsia="zh-CN"/>
               </w:rPr>
               <w:t>CR-08</w:t>
@@ -6155,9 +5349,9 @@
           <w:tcPr>
             <w:tcW w:w="1123" w:type="dxa"/>
             <w:tcMar>
-              <w:top w:w="70" w:type="dxa"/>
-              <w:left w:w="85" w:type="dxa"/>
-              <w:bottom w:w="70" w:type="dxa"/>
+              <w:top w:w="40" w:type="dxa"/>
+              <w:left w:w="85" w:type="dxa"/>
+              <w:bottom w:w="40" w:type="dxa"/>
               <w:right w:w="85" w:type="dxa"/>
             </w:tcMar>
             <w:vAlign w:val="center"/>
@@ -6169,7 +5363,7 @@
             </w:pPr>
             <w:r>
               <w:rPr>
-                <w:sz w:val="21"/>
+                <w:sz w:val="20"/>
               </w:rPr>
               <w:t>TASK-016</w:t>
             </w:r>
@@ -6179,37 +5373,37 @@
           <w:tcPr>
             <w:tcW w:w="2563" w:type="dxa"/>
             <w:tcMar>
-              <w:top w:w="70" w:type="dxa"/>
-              <w:left w:w="85" w:type="dxa"/>
-              <w:bottom w:w="70" w:type="dxa"/>
-              <w:right w:w="85" w:type="dxa"/>
-            </w:tcMar>
-            <w:vAlign w:val="center"/>
-          </w:tcPr>
-          <w:p>
-            <w:pPr>
-              <w:spacing w:after="0" w:line="264" w:lineRule="auto"/>
-              <w:rPr>
-                <w:lang w:eastAsia="zh-CN"/>
-              </w:rPr>
-            </w:pPr>
-            <w:r>
-              <w:rPr>
-                <w:sz w:val="21"/>
+              <w:top w:w="40" w:type="dxa"/>
+              <w:left w:w="85" w:type="dxa"/>
+              <w:bottom w:w="40" w:type="dxa"/>
+              <w:right w:w="85" w:type="dxa"/>
+            </w:tcMar>
+            <w:vAlign w:val="center"/>
+          </w:tcPr>
+          <w:p>
+            <w:pPr>
+              <w:spacing w:after="0" w:line="264" w:lineRule="auto"/>
+              <w:rPr>
+                <w:lang w:eastAsia="zh-CN"/>
+              </w:rPr>
+            </w:pPr>
+            <w:r>
+              <w:rPr>
+                <w:sz w:val="20"/>
                 <w:lang w:eastAsia="zh-CN"/>
               </w:rPr>
               <w:t>项目分析总结报告；</w:t>
             </w:r>
             <w:r>
               <w:rPr>
-                <w:sz w:val="21"/>
-                <w:lang w:eastAsia="zh-CN"/>
-              </w:rPr>
-              <w:t>D</w:t>
-            </w:r>
-            <w:r>
-              <w:rPr>
-                <w:sz w:val="21"/>
+                <w:sz w:val="20"/>
+                <w:lang w:eastAsia="zh-CN"/>
+              </w:rPr>
+              <w:t>戴靖桓</w:t>
+            </w:r>
+            <w:r>
+              <w:rPr>
+                <w:sz w:val="20"/>
                 <w:lang w:eastAsia="zh-CN"/>
               </w:rPr>
               <w:t>汇总，全员提交</w:t>
@@ -6220,22 +5414,22 @@
           <w:tcPr>
             <w:tcW w:w="1555" w:type="dxa"/>
             <w:tcMar>
-              <w:top w:w="70" w:type="dxa"/>
-              <w:left w:w="85" w:type="dxa"/>
-              <w:bottom w:w="70" w:type="dxa"/>
-              <w:right w:w="85" w:type="dxa"/>
-            </w:tcMar>
-            <w:vAlign w:val="center"/>
-          </w:tcPr>
-          <w:p>
-            <w:pPr>
-              <w:spacing w:after="0" w:line="264" w:lineRule="auto"/>
-            </w:pPr>
-            <w:r>
-              <w:rPr>
-                <w:sz w:val="21"/>
-              </w:rPr>
-              <w:t>TASK-014</w:t>
+              <w:top w:w="40" w:type="dxa"/>
+              <w:left w:w="85" w:type="dxa"/>
+              <w:bottom w:w="40" w:type="dxa"/>
+              <w:right w:w="85" w:type="dxa"/>
+            </w:tcMar>
+            <w:vAlign w:val="center"/>
+          </w:tcPr>
+          <w:p>
+            <w:pPr>
+              <w:spacing w:after="0" w:line="264" w:lineRule="auto"/>
+            </w:pPr>
+            <w:r>
+              <w:rPr>
+                <w:sz w:val="20"/>
+              </w:rPr>
+              <w:t>TASK-012及已执行的TASK-014</w:t>
             </w:r>
           </w:p>
         </w:tc>
@@ -6243,34 +5437,22 @@
           <w:tcPr>
             <w:tcW w:w="1238" w:type="dxa"/>
             <w:tcMar>
-              <w:top w:w="70" w:type="dxa"/>
-              <w:left w:w="85" w:type="dxa"/>
-              <w:bottom w:w="70" w:type="dxa"/>
-              <w:right w:w="85" w:type="dxa"/>
-            </w:tcMar>
-            <w:vAlign w:val="center"/>
-          </w:tcPr>
-          <w:p>
-            <w:pPr>
-              <w:spacing w:after="0" w:line="264" w:lineRule="auto"/>
-            </w:pPr>
-            <w:r>
-              <w:rPr>
-                <w:sz w:val="21"/>
-              </w:rPr>
-              <w:t>第</w:t>
-            </w:r>
-            <w:r>
-              <w:rPr>
-                <w:sz w:val="21"/>
-              </w:rPr>
-              <w:t>14</w:t>
-            </w:r>
-            <w:r>
-              <w:rPr>
-                <w:sz w:val="21"/>
-              </w:rPr>
-              <w:t>周</w:t>
+              <w:top w:w="40" w:type="dxa"/>
+              <w:left w:w="85" w:type="dxa"/>
+              <w:bottom w:w="40" w:type="dxa"/>
+              <w:right w:w="85" w:type="dxa"/>
+            </w:tcMar>
+            <w:vAlign w:val="center"/>
+          </w:tcPr>
+          <w:p>
+            <w:pPr>
+              <w:spacing w:after="0" w:line="264" w:lineRule="auto"/>
+            </w:pPr>
+            <w:r>
+              <w:rPr>
+                <w:sz w:val="20"/>
+              </w:rPr>
+              <w:t>第16周12-31提交；第17周据实际测试更新</w:t>
             </w:r>
           </w:p>
         </w:tc>
@@ -6278,61 +5460,26 @@
           <w:tcPr>
             <w:tcW w:w="3456" w:type="dxa"/>
             <w:tcMar>
-              <w:top w:w="70" w:type="dxa"/>
-              <w:left w:w="85" w:type="dxa"/>
-              <w:bottom w:w="70" w:type="dxa"/>
-              <w:right w:w="85" w:type="dxa"/>
-            </w:tcMar>
-            <w:vAlign w:val="center"/>
-          </w:tcPr>
-          <w:p>
-            <w:pPr>
-              <w:spacing w:after="0" w:line="264" w:lineRule="auto"/>
-              <w:rPr>
-                <w:lang w:eastAsia="zh-CN"/>
-              </w:rPr>
-            </w:pPr>
-            <w:r>
-              <w:rPr>
-                <w:sz w:val="21"/>
-                <w:lang w:eastAsia="zh-CN"/>
-              </w:rPr>
-              <w:t>所有模块截图、源码介绍、分工、项目总结及</w:t>
-            </w:r>
-            <w:r>
-              <w:rPr>
-                <w:sz w:val="21"/>
-                <w:lang w:eastAsia="zh-CN"/>
-              </w:rPr>
-              <w:t>5</w:t>
-            </w:r>
-            <w:r>
-              <w:rPr>
-                <w:sz w:val="21"/>
-                <w:lang w:eastAsia="zh-CN"/>
-              </w:rPr>
-              <w:t>份个人总结汇入</w:t>
-            </w:r>
-            <w:r>
-              <w:rPr>
-                <w:sz w:val="21"/>
-                <w:lang w:eastAsia="zh-CN"/>
-              </w:rPr>
-              <w:t>DOCX</w:t>
-            </w:r>
-            <w:r>
-              <w:rPr>
-                <w:sz w:val="21"/>
-                <w:lang w:eastAsia="zh-CN"/>
-              </w:rPr>
-              <w:t>；满足</w:t>
-            </w:r>
-            <w:r>
-              <w:rPr>
-                <w:sz w:val="21"/>
-                <w:lang w:eastAsia="zh-CN"/>
-              </w:rPr>
-              <w:t>CR-10</w:t>
+              <w:top w:w="40" w:type="dxa"/>
+              <w:left w:w="85" w:type="dxa"/>
+              <w:bottom w:w="40" w:type="dxa"/>
+              <w:right w:w="85" w:type="dxa"/>
+            </w:tcMar>
+            <w:vAlign w:val="center"/>
+          </w:tcPr>
+          <w:p>
+            <w:pPr>
+              <w:spacing w:after="0" w:line="264" w:lineRule="auto"/>
+              <w:rPr>
+                <w:lang w:eastAsia="zh-CN"/>
+              </w:rPr>
+            </w:pPr>
+            <w:r>
+              <w:rPr>
+                <w:sz w:val="20"/>
+                <w:lang w:eastAsia="zh-CN"/>
+              </w:rPr>
+              <w:t>模块截图、源码介绍、分工、项目总结及5份个人总结汇入DOCX；仅记录已执行的测试，第17周更新后续结果；满足CR-10</w:t>
             </w:r>
           </w:p>
         </w:tc>
@@ -6346,9 +5493,9 @@
           <w:tcPr>
             <w:tcW w:w="1123" w:type="dxa"/>
             <w:tcMar>
-              <w:top w:w="70" w:type="dxa"/>
-              <w:left w:w="85" w:type="dxa"/>
-              <w:bottom w:w="70" w:type="dxa"/>
+              <w:top w:w="40" w:type="dxa"/>
+              <w:left w:w="85" w:type="dxa"/>
+              <w:bottom w:w="40" w:type="dxa"/>
               <w:right w:w="85" w:type="dxa"/>
             </w:tcMar>
             <w:vAlign w:val="center"/>
@@ -6360,7 +5507,7 @@
             </w:pPr>
             <w:r>
               <w:rPr>
-                <w:sz w:val="21"/>
+                <w:sz w:val="20"/>
               </w:rPr>
               <w:t>TASK-017</w:t>
             </w:r>
@@ -6370,37 +5517,37 @@
           <w:tcPr>
             <w:tcW w:w="2563" w:type="dxa"/>
             <w:tcMar>
-              <w:top w:w="70" w:type="dxa"/>
-              <w:left w:w="85" w:type="dxa"/>
-              <w:bottom w:w="70" w:type="dxa"/>
-              <w:right w:w="85" w:type="dxa"/>
-            </w:tcMar>
-            <w:vAlign w:val="center"/>
-          </w:tcPr>
-          <w:p>
-            <w:pPr>
-              <w:spacing w:after="0" w:line="264" w:lineRule="auto"/>
-              <w:rPr>
-                <w:lang w:eastAsia="zh-CN"/>
-              </w:rPr>
-            </w:pPr>
-            <w:r>
-              <w:rPr>
-                <w:sz w:val="21"/>
-                <w:lang w:eastAsia="zh-CN"/>
-              </w:rPr>
-              <w:t>材料核对与项目验收；负责人组织，</w:t>
-            </w:r>
-            <w:r>
-              <w:rPr>
-                <w:sz w:val="21"/>
-                <w:lang w:eastAsia="zh-CN"/>
-              </w:rPr>
-              <w:t>D</w:t>
-            </w:r>
-            <w:r>
-              <w:rPr>
-                <w:sz w:val="21"/>
+              <w:top w:w="40" w:type="dxa"/>
+              <w:left w:w="85" w:type="dxa"/>
+              <w:bottom w:w="40" w:type="dxa"/>
+              <w:right w:w="85" w:type="dxa"/>
+            </w:tcMar>
+            <w:vAlign w:val="center"/>
+          </w:tcPr>
+          <w:p>
+            <w:pPr>
+              <w:spacing w:after="0" w:line="264" w:lineRule="auto"/>
+              <w:rPr>
+                <w:lang w:eastAsia="zh-CN"/>
+              </w:rPr>
+            </w:pPr>
+            <w:r>
+              <w:rPr>
+                <w:sz w:val="20"/>
+                <w:lang w:eastAsia="zh-CN"/>
+              </w:rPr>
+              <w:t>材料核对与项目验收；杨振煜组织，</w:t>
+            </w:r>
+            <w:r>
+              <w:rPr>
+                <w:sz w:val="20"/>
+                <w:lang w:eastAsia="zh-CN"/>
+              </w:rPr>
+              <w:t>戴靖桓</w:t>
+            </w:r>
+            <w:r>
+              <w:rPr>
+                <w:sz w:val="20"/>
                 <w:lang w:eastAsia="zh-CN"/>
               </w:rPr>
               <w:t>核对</w:t>
@@ -6411,32 +5558,32 @@
           <w:tcPr>
             <w:tcW w:w="1555" w:type="dxa"/>
             <w:tcMar>
-              <w:top w:w="70" w:type="dxa"/>
-              <w:left w:w="85" w:type="dxa"/>
-              <w:bottom w:w="70" w:type="dxa"/>
-              <w:right w:w="85" w:type="dxa"/>
-            </w:tcMar>
-            <w:vAlign w:val="center"/>
-          </w:tcPr>
-          <w:p>
-            <w:pPr>
-              <w:spacing w:after="0" w:line="264" w:lineRule="auto"/>
-            </w:pPr>
-            <w:r>
-              <w:rPr>
-                <w:sz w:val="21"/>
+              <w:top w:w="40" w:type="dxa"/>
+              <w:left w:w="85" w:type="dxa"/>
+              <w:bottom w:w="40" w:type="dxa"/>
+              <w:right w:w="85" w:type="dxa"/>
+            </w:tcMar>
+            <w:vAlign w:val="center"/>
+          </w:tcPr>
+          <w:p>
+            <w:pPr>
+              <w:spacing w:after="0" w:line="264" w:lineRule="auto"/>
+            </w:pPr>
+            <w:r>
+              <w:rPr>
+                <w:sz w:val="20"/>
               </w:rPr>
               <w:t>TASK-015</w:t>
             </w:r>
             <w:r>
               <w:rPr>
-                <w:sz w:val="21"/>
+                <w:sz w:val="20"/>
               </w:rPr>
               <w:t>、</w:t>
             </w:r>
             <w:r>
               <w:rPr>
-                <w:sz w:val="21"/>
+                <w:sz w:val="20"/>
               </w:rPr>
               <w:t>016</w:t>
             </w:r>
@@ -6446,46 +5593,22 @@
           <w:tcPr>
             <w:tcW w:w="1238" w:type="dxa"/>
             <w:tcMar>
-              <w:top w:w="70" w:type="dxa"/>
-              <w:left w:w="85" w:type="dxa"/>
-              <w:bottom w:w="70" w:type="dxa"/>
-              <w:right w:w="85" w:type="dxa"/>
-            </w:tcMar>
-            <w:vAlign w:val="center"/>
-          </w:tcPr>
-          <w:p>
-            <w:pPr>
-              <w:spacing w:after="0" w:line="264" w:lineRule="auto"/>
-            </w:pPr>
-            <w:r>
-              <w:rPr>
-                <w:sz w:val="21"/>
-              </w:rPr>
-              <w:t>第</w:t>
-            </w:r>
-            <w:r>
-              <w:rPr>
-                <w:sz w:val="21"/>
-              </w:rPr>
-              <w:t>14</w:t>
-            </w:r>
-            <w:r>
-              <w:rPr>
-                <w:sz w:val="21"/>
-              </w:rPr>
-              <w:t>周预检；第</w:t>
-            </w:r>
-            <w:r>
-              <w:rPr>
-                <w:sz w:val="21"/>
-              </w:rPr>
-              <w:t>15</w:t>
-            </w:r>
-            <w:r>
-              <w:rPr>
-                <w:sz w:val="21"/>
-              </w:rPr>
-              <w:t>周验收</w:t>
+              <w:top w:w="40" w:type="dxa"/>
+              <w:left w:w="85" w:type="dxa"/>
+              <w:bottom w:w="40" w:type="dxa"/>
+              <w:right w:w="85" w:type="dxa"/>
+            </w:tcMar>
+            <w:vAlign w:val="center"/>
+          </w:tcPr>
+          <w:p>
+            <w:pPr>
+              <w:spacing w:after="0" w:line="264" w:lineRule="auto"/>
+            </w:pPr>
+            <w:r>
+              <w:rPr>
+                <w:sz w:val="20"/>
+              </w:rPr>
+              <w:t>第16周预检；第17周01-07答辩</w:t>
             </w:r>
           </w:p>
         </w:tc>
@@ -6493,51 +5616,51 @@
           <w:tcPr>
             <w:tcW w:w="3456" w:type="dxa"/>
             <w:tcMar>
-              <w:top w:w="70" w:type="dxa"/>
-              <w:left w:w="85" w:type="dxa"/>
-              <w:bottom w:w="70" w:type="dxa"/>
-              <w:right w:w="85" w:type="dxa"/>
-            </w:tcMar>
-            <w:vAlign w:val="center"/>
-          </w:tcPr>
-          <w:p>
-            <w:pPr>
-              <w:spacing w:after="0" w:line="264" w:lineRule="auto"/>
-              <w:rPr>
-                <w:lang w:eastAsia="zh-CN"/>
-              </w:rPr>
-            </w:pPr>
-            <w:r>
-              <w:rPr>
-                <w:sz w:val="21"/>
+              <w:top w:w="40" w:type="dxa"/>
+              <w:left w:w="85" w:type="dxa"/>
+              <w:bottom w:w="40" w:type="dxa"/>
+              <w:right w:w="85" w:type="dxa"/>
+            </w:tcMar>
+            <w:vAlign w:val="center"/>
+          </w:tcPr>
+          <w:p>
+            <w:pPr>
+              <w:spacing w:after="0" w:line="264" w:lineRule="auto"/>
+              <w:rPr>
+                <w:lang w:eastAsia="zh-CN"/>
+              </w:rPr>
+            </w:pPr>
+            <w:r>
+              <w:rPr>
+                <w:sz w:val="20"/>
                 <w:lang w:eastAsia="zh-CN"/>
               </w:rPr>
               <w:t>按</w:t>
             </w:r>
             <w:r>
               <w:rPr>
-                <w:sz w:val="21"/>
+                <w:sz w:val="20"/>
                 <w:lang w:eastAsia="zh-CN"/>
               </w:rPr>
               <w:t>CR-01</w:t>
             </w:r>
             <w:r>
               <w:rPr>
-                <w:sz w:val="21"/>
+                <w:sz w:val="20"/>
                 <w:lang w:eastAsia="zh-CN"/>
               </w:rPr>
               <w:t>～</w:t>
             </w:r>
             <w:r>
               <w:rPr>
-                <w:sz w:val="21"/>
+                <w:sz w:val="20"/>
                 <w:lang w:eastAsia="zh-CN"/>
               </w:rPr>
               <w:t>CR-13</w:t>
             </w:r>
             <w:r>
               <w:rPr>
-                <w:sz w:val="21"/>
+                <w:sz w:val="20"/>
                 <w:lang w:eastAsia="zh-CN"/>
               </w:rPr>
               <w:t>核对材料，完成演示与讲解，记录实际验收结论</w:t>
@@ -6554,9 +5677,9 @@
           <w:tcPr>
             <w:tcW w:w="1123" w:type="dxa"/>
             <w:tcMar>
-              <w:top w:w="70" w:type="dxa"/>
-              <w:left w:w="85" w:type="dxa"/>
-              <w:bottom w:w="70" w:type="dxa"/>
+              <w:top w:w="40" w:type="dxa"/>
+              <w:left w:w="85" w:type="dxa"/>
+              <w:bottom w:w="40" w:type="dxa"/>
               <w:right w:w="85" w:type="dxa"/>
             </w:tcMar>
             <w:vAlign w:val="center"/>
@@ -6568,9 +5691,8 @@
             </w:pPr>
             <w:r>
               <w:rPr>
-                <w:sz w:val="21"/>
-              </w:rPr>
-              <w:lastRenderedPageBreak/>
+                <w:sz w:val="20"/>
+              </w:rPr>
               <w:t>TASK-018</w:t>
             </w:r>
           </w:p>
@@ -6579,26 +5701,26 @@
           <w:tcPr>
             <w:tcW w:w="2563" w:type="dxa"/>
             <w:tcMar>
-              <w:top w:w="70" w:type="dxa"/>
-              <w:left w:w="85" w:type="dxa"/>
-              <w:bottom w:w="70" w:type="dxa"/>
-              <w:right w:w="85" w:type="dxa"/>
-            </w:tcMar>
-            <w:vAlign w:val="center"/>
-          </w:tcPr>
-          <w:p>
-            <w:pPr>
-              <w:spacing w:after="0" w:line="264" w:lineRule="auto"/>
-              <w:rPr>
-                <w:lang w:eastAsia="zh-CN"/>
-              </w:rPr>
-            </w:pPr>
-            <w:r>
-              <w:rPr>
-                <w:sz w:val="21"/>
-                <w:lang w:eastAsia="zh-CN"/>
-              </w:rPr>
-              <w:t>周报及团队沟通；负责人汇总，全员更新</w:t>
+              <w:top w:w="40" w:type="dxa"/>
+              <w:left w:w="85" w:type="dxa"/>
+              <w:bottom w:w="40" w:type="dxa"/>
+              <w:right w:w="85" w:type="dxa"/>
+            </w:tcMar>
+            <w:vAlign w:val="center"/>
+          </w:tcPr>
+          <w:p>
+            <w:pPr>
+              <w:spacing w:after="0" w:line="264" w:lineRule="auto"/>
+              <w:rPr>
+                <w:lang w:eastAsia="zh-CN"/>
+              </w:rPr>
+            </w:pPr>
+            <w:r>
+              <w:rPr>
+                <w:sz w:val="20"/>
+                <w:lang w:eastAsia="zh-CN"/>
+              </w:rPr>
+              <w:t>周报及团队沟通；杨振煜汇总，全员更新</w:t>
             </w:r>
           </w:p>
         </w:tc>
@@ -6606,28 +5728,27 @@
           <w:tcPr>
             <w:tcW w:w="1555" w:type="dxa"/>
             <w:tcMar>
-              <w:top w:w="70" w:type="dxa"/>
-              <w:left w:w="85" w:type="dxa"/>
-              <w:bottom w:w="70" w:type="dxa"/>
-              <w:right w:w="85" w:type="dxa"/>
-            </w:tcMar>
-            <w:vAlign w:val="center"/>
-          </w:tcPr>
-          <w:p>
-            <w:pPr>
-              <w:spacing w:after="0" w:line="264" w:lineRule="auto"/>
-            </w:pPr>
-            <w:r>
-              <w:rPr>
-                <w:sz w:val="21"/>
-              </w:rPr>
-              <w:t>TASK-005</w:t>
-            </w:r>
-            <w:r>
-              <w:rPr>
-                <w:sz w:val="21"/>
-              </w:rPr>
-              <w:t>后持续</w:t>
+              <w:top w:w="40" w:type="dxa"/>
+              <w:left w:w="85" w:type="dxa"/>
+              <w:bottom w:w="40" w:type="dxa"/>
+              <w:right w:w="85" w:type="dxa"/>
+            </w:tcMar>
+            <w:vAlign w:val="center"/>
+          </w:tcPr>
+          <w:p>
+            <w:pPr>
+              <w:spacing w:after="0" w:line="264" w:lineRule="auto"/>
+            </w:pPr>
+            <w:r>
+              <w:rPr>
+                <w:sz w:val="20"/>
+              </w:rPr>
+              <w:t>按课件周报周期执行</w:t>
+            </w:r>
+            <w:r>
+              <w:rPr>
+                <w:sz w:val="20"/>
+              </w:rPr>
             </w:r>
           </w:p>
         </w:tc>
@@ -6635,44 +5756,44 @@
           <w:tcPr>
             <w:tcW w:w="1238" w:type="dxa"/>
             <w:tcMar>
-              <w:top w:w="70" w:type="dxa"/>
-              <w:left w:w="85" w:type="dxa"/>
-              <w:bottom w:w="70" w:type="dxa"/>
-              <w:right w:w="85" w:type="dxa"/>
-            </w:tcMar>
-            <w:vAlign w:val="center"/>
-          </w:tcPr>
-          <w:p>
-            <w:pPr>
-              <w:spacing w:after="0" w:line="264" w:lineRule="auto"/>
-            </w:pPr>
-            <w:r>
-              <w:rPr>
-                <w:sz w:val="21"/>
+              <w:top w:w="40" w:type="dxa"/>
+              <w:left w:w="85" w:type="dxa"/>
+              <w:bottom w:w="40" w:type="dxa"/>
+              <w:right w:w="85" w:type="dxa"/>
+            </w:tcMar>
+            <w:vAlign w:val="center"/>
+          </w:tcPr>
+          <w:p>
+            <w:pPr>
+              <w:spacing w:after="0" w:line="264" w:lineRule="auto"/>
+            </w:pPr>
+            <w:r>
+              <w:rPr>
+                <w:sz w:val="20"/>
               </w:rPr>
               <w:t>第</w:t>
             </w:r>
             <w:r>
               <w:rPr>
-                <w:sz w:val="21"/>
+                <w:sz w:val="20"/>
               </w:rPr>
               <w:t>5</w:t>
             </w:r>
             <w:r>
               <w:rPr>
-                <w:sz w:val="21"/>
+                <w:sz w:val="20"/>
               </w:rPr>
               <w:t>～</w:t>
             </w:r>
             <w:r>
               <w:rPr>
-                <w:sz w:val="21"/>
+                <w:sz w:val="20"/>
               </w:rPr>
               <w:t>15</w:t>
             </w:r>
             <w:r>
               <w:rPr>
-                <w:sz w:val="21"/>
+                <w:sz w:val="20"/>
               </w:rPr>
               <w:t>周，每周</w:t>
             </w:r>
@@ -6682,72 +5803,72 @@
           <w:tcPr>
             <w:tcW w:w="3456" w:type="dxa"/>
             <w:tcMar>
-              <w:top w:w="70" w:type="dxa"/>
-              <w:left w:w="85" w:type="dxa"/>
-              <w:bottom w:w="70" w:type="dxa"/>
-              <w:right w:w="85" w:type="dxa"/>
-            </w:tcMar>
-            <w:vAlign w:val="center"/>
-          </w:tcPr>
-          <w:p>
-            <w:pPr>
-              <w:spacing w:after="0" w:line="264" w:lineRule="auto"/>
-              <w:rPr>
-                <w:lang w:eastAsia="zh-CN"/>
-              </w:rPr>
-            </w:pPr>
-            <w:r>
-              <w:rPr>
-                <w:sz w:val="21"/>
+              <w:top w:w="40" w:type="dxa"/>
+              <w:left w:w="85" w:type="dxa"/>
+              <w:bottom w:w="40" w:type="dxa"/>
+              <w:right w:w="85" w:type="dxa"/>
+            </w:tcMar>
+            <w:vAlign w:val="center"/>
+          </w:tcPr>
+          <w:p>
+            <w:pPr>
+              <w:spacing w:after="0" w:line="264" w:lineRule="auto"/>
+              <w:rPr>
+                <w:lang w:eastAsia="zh-CN"/>
+              </w:rPr>
+            </w:pPr>
+            <w:r>
+              <w:rPr>
+                <w:sz w:val="20"/>
                 <w:lang w:eastAsia="zh-CN"/>
               </w:rPr>
               <w:t>每周一份模板</w:t>
             </w:r>
             <w:r>
               <w:rPr>
-                <w:sz w:val="21"/>
+                <w:sz w:val="20"/>
                 <w:lang w:eastAsia="zh-CN"/>
               </w:rPr>
               <w:t>DOCX</w:t>
             </w:r>
             <w:r>
               <w:rPr>
-                <w:sz w:val="21"/>
+                <w:sz w:val="20"/>
                 <w:lang w:eastAsia="zh-CN"/>
               </w:rPr>
               <w:t>，含进度、逐人工作、讨论和遗留事项，共</w:t>
             </w:r>
             <w:r>
               <w:rPr>
-                <w:sz w:val="21"/>
+                <w:sz w:val="20"/>
                 <w:lang w:eastAsia="zh-CN"/>
               </w:rPr>
               <w:t>11</w:t>
             </w:r>
             <w:r>
               <w:rPr>
-                <w:sz w:val="21"/>
+                <w:sz w:val="20"/>
                 <w:lang w:eastAsia="zh-CN"/>
               </w:rPr>
               <w:t>份；满足</w:t>
             </w:r>
             <w:r>
               <w:rPr>
-                <w:sz w:val="21"/>
+                <w:sz w:val="20"/>
                 <w:lang w:eastAsia="zh-CN"/>
               </w:rPr>
               <w:t>CR-12</w:t>
             </w:r>
             <w:r>
               <w:rPr>
-                <w:sz w:val="21"/>
+                <w:sz w:val="20"/>
                 <w:lang w:eastAsia="zh-CN"/>
               </w:rPr>
               <w:t>、</w:t>
             </w:r>
             <w:r>
               <w:rPr>
-                <w:sz w:val="21"/>
+                <w:sz w:val="20"/>
                 <w:lang w:eastAsia="zh-CN"/>
               </w:rPr>
               <w:t>CR-13</w:t>
@@ -6775,25 +5896,7 @@
         <w:rPr>
           <w:lang w:eastAsia="zh-CN"/>
         </w:rPr>
-        <w:t>TASK-008</w:t>
-      </w:r>
-      <w:r>
-        <w:rPr>
-          <w:lang w:eastAsia="zh-CN"/>
-        </w:rPr>
-        <w:t>至少提交两组课程要求的详细设计图，其他模块在进入实现前也须明确其处理逻辑及边界条件，可先记录在对应模块设计文档中。第</w:t>
-      </w:r>
-      <w:r>
-        <w:rPr>
-          <w:lang w:eastAsia="zh-CN"/>
-        </w:rPr>
-        <w:t>8</w:t>
-      </w:r>
-      <w:r>
-        <w:rPr>
-          <w:lang w:eastAsia="zh-CN"/>
-        </w:rPr>
-        <w:t>周先完成首条业务流程涉及模块的设计与实现；其他已确认模块分批推进。新增接口、字段或迁移仍执行仓库既有评审规则。</w:t>
+        <w:t>TASK-008至少提交两组课程要求的详细设计图，其他模块在进入实现前也须明确其处理逻辑及边界条件，可先记录在对应模块设计文档中。第13～14周先完成首条业务流程涉及模块的详细设计，第14周开展实现与联调，其他已确认模块分批推进。教师表中的日期为课程安排；接口首版、应用初始化、首条流程及源码打包的节点为团队内部工作安排。新增接口、字段或迁移仍执行仓库既有评审规则。</w:t>
       </w:r>
     </w:p>
     <w:p>
@@ -6840,9 +5943,11 @@
         <w:tblLook w:val="04A0" w:firstRow="1" w:lastRow="0" w:firstColumn="1" w:lastColumn="0" w:noHBand="0" w:noVBand="1"/>
       </w:tblPr>
       <w:tblGrid>
-        <w:gridCol w:w="1080"/>
-        <w:gridCol w:w="4680"/>
-        <w:gridCol w:w="4176"/>
+        <w:gridCol w:w="792"/>
+        <w:gridCol w:w="936"/>
+        <w:gridCol w:w="2880"/>
+        <w:gridCol w:w="1944"/>
+        <w:gridCol w:w="3384"/>
       </w:tblGrid>
       <w:tr>
         <w:trPr>
@@ -6852,7 +5957,7 @@
         </w:trPr>
         <w:tc>
           <w:tcPr>
-            <w:tcW w:w="1080" w:type="dxa"/>
+            <w:tcW w:w="792" w:type="dxa"/>
             <w:shd w:val="clear" w:color="auto" w:fill="E9EEF3"/>
             <w:tcMar>
               <w:top w:w="70" w:type="dxa"/>
@@ -6880,7 +5985,7 @@
         </w:tc>
         <w:tc>
           <w:tcPr>
-            <w:tcW w:w="4680" w:type="dxa"/>
+            <w:tcW w:w="936" w:type="dxa"/>
             <w:shd w:val="clear" w:color="auto" w:fill="E9EEF3"/>
             <w:tcMar>
               <w:top w:w="70" w:type="dxa"/>
@@ -6902,13 +6007,13 @@
                 <w:b/>
                 <w:sz w:val="21"/>
               </w:rPr>
-              <w:t>主要工作</w:t>
-            </w:r>
-          </w:p>
-        </w:tc>
-        <w:tc>
-          <w:tcPr>
-            <w:tcW w:w="4176" w:type="dxa"/>
+              <w:t>日期</w:t>
+            </w:r>
+          </w:p>
+        </w:tc>
+        <w:tc>
+          <w:tcPr>
+            <w:tcW w:w="2880" w:type="dxa"/>
             <w:shd w:val="clear" w:color="auto" w:fill="E9EEF3"/>
             <w:tcMar>
               <w:top w:w="70" w:type="dxa"/>
@@ -6930,7 +6035,63 @@
                 <w:b/>
                 <w:sz w:val="21"/>
               </w:rPr>
-              <w:t>本周检查点</w:t>
+              <w:t>当周课程内容</w:t>
+            </w:r>
+          </w:p>
+        </w:tc>
+        <w:tc>
+          <w:tcPr>
+            <w:tcW w:w="1944" w:type="dxa"/>
+            <w:shd w:val="clear" w:color="auto" w:fill="E9EEF3"/>
+            <w:tcMar>
+              <w:top w:w="70" w:type="dxa"/>
+              <w:left w:w="85" w:type="dxa"/>
+              <w:bottom w:w="70" w:type="dxa"/>
+              <w:right w:w="85" w:type="dxa"/>
+            </w:tcMar>
+            <w:vAlign w:val="center"/>
+          </w:tcPr>
+          <w:p>
+            <w:pPr>
+              <w:keepNext/>
+              <w:spacing w:after="0" w:line="264" w:lineRule="auto"/>
+              <w:jc w:val="center"/>
+            </w:pPr>
+            <w:r>
+              <w:rPr>
+                <w:rFonts w:eastAsia="黑体"/>
+                <w:b/>
+                <w:sz w:val="21"/>
+              </w:rPr>
+              <w:t>教师安排提交</w:t>
+            </w:r>
+          </w:p>
+        </w:tc>
+        <w:tc>
+          <w:tcPr>
+            <w:tcW w:w="3384" w:type="dxa"/>
+            <w:shd w:val="clear" w:color="auto" w:fill="E9EEF3"/>
+            <w:tcMar>
+              <w:top w:w="70" w:type="dxa"/>
+              <w:left w:w="85" w:type="dxa"/>
+              <w:bottom w:w="70" w:type="dxa"/>
+              <w:right w:w="85" w:type="dxa"/>
+            </w:tcMar>
+            <w:vAlign w:val="center"/>
+          </w:tcPr>
+          <w:p>
+            <w:pPr>
+              <w:keepNext/>
+              <w:spacing w:after="0" w:line="264" w:lineRule="auto"/>
+              <w:jc w:val="center"/>
+            </w:pPr>
+            <w:r>
+              <w:rPr>
+                <w:rFonts w:eastAsia="黑体"/>
+                <w:b/>
+                <w:sz w:val="21"/>
+              </w:rPr>
+              <w:t>团队工作与检查点</w:t>
             </w:r>
           </w:p>
         </w:tc>
@@ -6942,7 +6103,7 @@
         </w:trPr>
         <w:tc>
           <w:tcPr>
-            <w:tcW w:w="1080" w:type="dxa"/>
+            <w:tcW w:w="792" w:type="dxa"/>
             <w:tcMar>
               <w:top w:w="70" w:type="dxa"/>
               <w:left w:w="85" w:type="dxa"/>
@@ -6954,31 +6115,22 @@
           <w:p>
             <w:pPr>
               <w:spacing w:after="0" w:line="264" w:lineRule="auto"/>
-              <w:jc w:val="center"/>
-            </w:pPr>
-            <w:r>
-              <w:rPr>
-                <w:sz w:val="21"/>
-              </w:rPr>
-              <w:t>第</w:t>
-            </w:r>
-            <w:r>
-              <w:rPr>
-                <w:sz w:val="21"/>
-              </w:rPr>
-              <w:t>5</w:t>
-            </w:r>
-            <w:r>
-              <w:rPr>
-                <w:sz w:val="21"/>
-              </w:rPr>
-              <w:t>周</w:t>
-            </w:r>
-          </w:p>
-        </w:tc>
-        <w:tc>
-          <w:tcPr>
-            <w:tcW w:w="4680" w:type="dxa"/>
+              <w:rPr>
+                <w:lang w:eastAsia="zh-CN"/>
+              </w:rPr>
+            </w:pPr>
+            <w:r>
+              <w:rPr>
+                <w:sz w:val="21"/>
+                <w:lang w:eastAsia="zh-CN"/>
+              </w:rPr>
+              <w:t>第6周</w:t>
+            </w:r>
+          </w:p>
+        </w:tc>
+        <w:tc>
+          <w:tcPr>
+            <w:tcW w:w="936" w:type="dxa"/>
             <w:tcMar>
               <w:top w:w="70" w:type="dxa"/>
               <w:left w:w="85" w:type="dxa"/>
@@ -6999,13 +6151,13 @@
                 <w:sz w:val="21"/>
                 <w:lang w:eastAsia="zh-CN"/>
               </w:rPr>
-              <w:t>确认分工与计划，检查环境，收集业务需求，启动需求分析</w:t>
-            </w:r>
-          </w:p>
-        </w:tc>
-        <w:tc>
-          <w:tcPr>
-            <w:tcW w:w="4176" w:type="dxa"/>
+              <w:t>10-22</w:t>
+            </w:r>
+          </w:p>
+        </w:tc>
+        <w:tc>
+          <w:tcPr>
+            <w:tcW w:w="2880" w:type="dxa"/>
             <w:tcMar>
               <w:top w:w="70" w:type="dxa"/>
               <w:left w:w="85" w:type="dxa"/>
@@ -7026,21 +6178,61 @@
                 <w:sz w:val="21"/>
                 <w:lang w:eastAsia="zh-CN"/>
               </w:rPr>
-              <w:t>计划与责任明确；成员环境检查有记录；提交第</w:t>
-            </w:r>
-            <w:r>
-              <w:rPr>
-                <w:sz w:val="21"/>
-                <w:lang w:eastAsia="zh-CN"/>
-              </w:rPr>
-              <w:t>5</w:t>
-            </w:r>
-            <w:r>
-              <w:rPr>
-                <w:sz w:val="21"/>
-                <w:lang w:eastAsia="zh-CN"/>
-              </w:rPr>
-              <w:t>周周报</w:t>
+              <w:t>8～9节：分组、项目计划、调研</w:t>
+            </w:r>
+          </w:p>
+        </w:tc>
+        <w:tc>
+          <w:tcPr>
+            <w:tcW w:w="1944" w:type="dxa"/>
+            <w:tcMar>
+              <w:top w:w="70" w:type="dxa"/>
+              <w:left w:w="85" w:type="dxa"/>
+              <w:bottom w:w="70" w:type="dxa"/>
+              <w:right w:w="85" w:type="dxa"/>
+            </w:tcMar>
+            <w:vAlign w:val="center"/>
+          </w:tcPr>
+          <w:p>
+            <w:pPr>
+              <w:spacing w:after="0" w:line="264" w:lineRule="auto"/>
+              <w:rPr>
+                <w:lang w:eastAsia="zh-CN"/>
+              </w:rPr>
+            </w:pPr>
+            <w:r>
+              <w:rPr>
+                <w:sz w:val="21"/>
+                <w:lang w:eastAsia="zh-CN"/>
+              </w:rPr>
+              <w:t>分组名单</w:t>
+            </w:r>
+          </w:p>
+        </w:tc>
+        <w:tc>
+          <w:tcPr>
+            <w:tcW w:w="3384" w:type="dxa"/>
+            <w:tcMar>
+              <w:top w:w="70" w:type="dxa"/>
+              <w:left w:w="85" w:type="dxa"/>
+              <w:bottom w:w="70" w:type="dxa"/>
+              <w:right w:w="85" w:type="dxa"/>
+            </w:tcMar>
+            <w:vAlign w:val="center"/>
+          </w:tcPr>
+          <w:p>
+            <w:pPr>
+              <w:spacing w:after="0" w:line="264" w:lineRule="auto"/>
+              <w:rPr>
+                <w:lang w:eastAsia="zh-CN"/>
+              </w:rPr>
+            </w:pPr>
+            <w:r>
+              <w:rPr>
+                <w:sz w:val="21"/>
+                <w:lang w:eastAsia="zh-CN"/>
+              </w:rPr>
+              <w:t>确认分工、编制计划、开展资料调研，检查成员环境；整理第6周周报</w:t>
             </w:r>
           </w:p>
         </w:tc>
@@ -7052,7 +6244,7 @@
         </w:trPr>
         <w:tc>
           <w:tcPr>
-            <w:tcW w:w="1080" w:type="dxa"/>
+            <w:tcW w:w="792" w:type="dxa"/>
             <w:tcMar>
               <w:top w:w="70" w:type="dxa"/>
               <w:left w:w="85" w:type="dxa"/>
@@ -7064,31 +6256,22 @@
           <w:p>
             <w:pPr>
               <w:spacing w:after="0" w:line="264" w:lineRule="auto"/>
-              <w:jc w:val="center"/>
-            </w:pPr>
-            <w:r>
-              <w:rPr>
-                <w:sz w:val="21"/>
-              </w:rPr>
-              <w:t>第</w:t>
-            </w:r>
-            <w:r>
-              <w:rPr>
-                <w:sz w:val="21"/>
-              </w:rPr>
-              <w:t>6</w:t>
-            </w:r>
-            <w:r>
-              <w:rPr>
-                <w:sz w:val="21"/>
-              </w:rPr>
-              <w:t>周</w:t>
-            </w:r>
-          </w:p>
-        </w:tc>
-        <w:tc>
-          <w:tcPr>
-            <w:tcW w:w="4680" w:type="dxa"/>
+              <w:rPr>
+                <w:lang w:eastAsia="zh-CN"/>
+              </w:rPr>
+            </w:pPr>
+            <w:r>
+              <w:rPr>
+                <w:sz w:val="21"/>
+                <w:lang w:eastAsia="zh-CN"/>
+              </w:rPr>
+              <w:t>第7周</w:t>
+            </w:r>
+          </w:p>
+        </w:tc>
+        <w:tc>
+          <w:tcPr>
+            <w:tcW w:w="936" w:type="dxa"/>
             <w:tcMar>
               <w:top w:w="70" w:type="dxa"/>
               <w:left w:w="85" w:type="dxa"/>
@@ -7109,13 +6292,13 @@
                 <w:sz w:val="21"/>
                 <w:lang w:eastAsia="zh-CN"/>
               </w:rPr>
-              <w:t>确认流程、数据、功能、角色权限与异常规则；完成双端原型</w:t>
-            </w:r>
-          </w:p>
-        </w:tc>
-        <w:tc>
-          <w:tcPr>
-            <w:tcW w:w="4176" w:type="dxa"/>
+              <w:t>10-29</w:t>
+            </w:r>
+          </w:p>
+        </w:tc>
+        <w:tc>
+          <w:tcPr>
+            <w:tcW w:w="2880" w:type="dxa"/>
             <w:tcMar>
               <w:top w:w="70" w:type="dxa"/>
               <w:left w:w="85" w:type="dxa"/>
@@ -7136,21 +6319,61 @@
                 <w:sz w:val="21"/>
                 <w:lang w:eastAsia="zh-CN"/>
               </w:rPr>
-              <w:t>四类需求材料齐全，功能项与原型逐项对应；提交第</w:t>
-            </w:r>
-            <w:r>
-              <w:rPr>
-                <w:sz w:val="21"/>
-                <w:lang w:eastAsia="zh-CN"/>
-              </w:rPr>
-              <w:t>6</w:t>
-            </w:r>
-            <w:r>
-              <w:rPr>
-                <w:sz w:val="21"/>
-                <w:lang w:eastAsia="zh-CN"/>
-              </w:rPr>
-              <w:t>周周报</w:t>
+              <w:t>8～9节：业务流程分析</w:t>
+            </w:r>
+          </w:p>
+        </w:tc>
+        <w:tc>
+          <w:tcPr>
+            <w:tcW w:w="1944" w:type="dxa"/>
+            <w:tcMar>
+              <w:top w:w="70" w:type="dxa"/>
+              <w:left w:w="85" w:type="dxa"/>
+              <w:bottom w:w="70" w:type="dxa"/>
+              <w:right w:w="85" w:type="dxa"/>
+            </w:tcMar>
+            <w:vAlign w:val="center"/>
+          </w:tcPr>
+          <w:p>
+            <w:pPr>
+              <w:spacing w:after="0" w:line="264" w:lineRule="auto"/>
+              <w:rPr>
+                <w:lang w:eastAsia="zh-CN"/>
+              </w:rPr>
+            </w:pPr>
+            <w:r>
+              <w:rPr>
+                <w:sz w:val="21"/>
+                <w:lang w:eastAsia="zh-CN"/>
+              </w:rPr>
+              <w:t>项目计划</w:t>
+            </w:r>
+          </w:p>
+        </w:tc>
+        <w:tc>
+          <w:tcPr>
+            <w:tcW w:w="3384" w:type="dxa"/>
+            <w:tcMar>
+              <w:top w:w="70" w:type="dxa"/>
+              <w:left w:w="85" w:type="dxa"/>
+              <w:bottom w:w="70" w:type="dxa"/>
+              <w:right w:w="85" w:type="dxa"/>
+            </w:tcMar>
+            <w:vAlign w:val="center"/>
+          </w:tcPr>
+          <w:p>
+            <w:pPr>
+              <w:spacing w:after="0" w:line="264" w:lineRule="auto"/>
+              <w:rPr>
+                <w:lang w:eastAsia="zh-CN"/>
+              </w:rPr>
+            </w:pPr>
+            <w:r>
+              <w:rPr>
+                <w:sz w:val="21"/>
+                <w:lang w:eastAsia="zh-CN"/>
+              </w:rPr>
+              <w:t>核对计划书与分工，绘制核心及异常流程；整理第7周周报</w:t>
             </w:r>
           </w:p>
         </w:tc>
@@ -7162,7 +6385,7 @@
         </w:trPr>
         <w:tc>
           <w:tcPr>
-            <w:tcW w:w="1080" w:type="dxa"/>
+            <w:tcW w:w="792" w:type="dxa"/>
             <w:tcMar>
               <w:top w:w="70" w:type="dxa"/>
               <w:left w:w="85" w:type="dxa"/>
@@ -7174,31 +6397,22 @@
           <w:p>
             <w:pPr>
               <w:spacing w:after="0" w:line="264" w:lineRule="auto"/>
-              <w:jc w:val="center"/>
-            </w:pPr>
-            <w:r>
-              <w:rPr>
-                <w:sz w:val="21"/>
-              </w:rPr>
-              <w:t>第</w:t>
-            </w:r>
-            <w:r>
-              <w:rPr>
-                <w:sz w:val="21"/>
-              </w:rPr>
-              <w:t>7</w:t>
-            </w:r>
-            <w:r>
-              <w:rPr>
-                <w:sz w:val="21"/>
-              </w:rPr>
-              <w:t>周</w:t>
-            </w:r>
-          </w:p>
-        </w:tc>
-        <w:tc>
-          <w:tcPr>
-            <w:tcW w:w="4680" w:type="dxa"/>
+              <w:rPr>
+                <w:lang w:eastAsia="zh-CN"/>
+              </w:rPr>
+            </w:pPr>
+            <w:r>
+              <w:rPr>
+                <w:sz w:val="21"/>
+                <w:lang w:eastAsia="zh-CN"/>
+              </w:rPr>
+              <w:t>第8周</w:t>
+            </w:r>
+          </w:p>
+        </w:tc>
+        <w:tc>
+          <w:tcPr>
+            <w:tcW w:w="936" w:type="dxa"/>
             <w:tcMar>
               <w:top w:w="70" w:type="dxa"/>
               <w:left w:w="85" w:type="dxa"/>
@@ -7219,13 +6433,13 @@
                 <w:sz w:val="21"/>
                 <w:lang w:eastAsia="zh-CN"/>
               </w:rPr>
-              <w:t>总体结构、数据库、接口首版；准备测试用例和应用初始化</w:t>
-            </w:r>
-          </w:p>
-        </w:tc>
-        <w:tc>
-          <w:tcPr>
-            <w:tcW w:w="4176" w:type="dxa"/>
+              <w:t>11-05</w:t>
+            </w:r>
+          </w:p>
+        </w:tc>
+        <w:tc>
+          <w:tcPr>
+            <w:tcW w:w="2880" w:type="dxa"/>
             <w:tcMar>
               <w:top w:w="70" w:type="dxa"/>
               <w:left w:w="85" w:type="dxa"/>
@@ -7246,21 +6460,61 @@
                 <w:sz w:val="21"/>
                 <w:lang w:eastAsia="zh-CN"/>
               </w:rPr>
-              <w:t>设计和接口可用于分模块实现；提交第</w:t>
-            </w:r>
-            <w:r>
-              <w:rPr>
-                <w:sz w:val="21"/>
-                <w:lang w:eastAsia="zh-CN"/>
-              </w:rPr>
-              <w:t>7</w:t>
-            </w:r>
-            <w:r>
-              <w:rPr>
-                <w:sz w:val="21"/>
-                <w:lang w:eastAsia="zh-CN"/>
-              </w:rPr>
-              <w:t>周周报</w:t>
+              <w:t>8～9节：数据分析</w:t>
+            </w:r>
+          </w:p>
+        </w:tc>
+        <w:tc>
+          <w:tcPr>
+            <w:tcW w:w="1944" w:type="dxa"/>
+            <w:tcMar>
+              <w:top w:w="70" w:type="dxa"/>
+              <w:left w:w="85" w:type="dxa"/>
+              <w:bottom w:w="70" w:type="dxa"/>
+              <w:right w:w="85" w:type="dxa"/>
+            </w:tcMar>
+            <w:vAlign w:val="center"/>
+          </w:tcPr>
+          <w:p>
+            <w:pPr>
+              <w:spacing w:after="0" w:line="264" w:lineRule="auto"/>
+              <w:rPr>
+                <w:lang w:eastAsia="zh-CN"/>
+              </w:rPr>
+            </w:pPr>
+            <w:r>
+              <w:rPr>
+                <w:sz w:val="21"/>
+                <w:lang w:eastAsia="zh-CN"/>
+              </w:rPr>
+              <w:t>业务流程分析</w:t>
+            </w:r>
+          </w:p>
+        </w:tc>
+        <w:tc>
+          <w:tcPr>
+            <w:tcW w:w="3384" w:type="dxa"/>
+            <w:tcMar>
+              <w:top w:w="70" w:type="dxa"/>
+              <w:left w:w="85" w:type="dxa"/>
+              <w:bottom w:w="70" w:type="dxa"/>
+              <w:right w:w="85" w:type="dxa"/>
+            </w:tcMar>
+            <w:vAlign w:val="center"/>
+          </w:tcPr>
+          <w:p>
+            <w:pPr>
+              <w:spacing w:after="0" w:line="264" w:lineRule="auto"/>
+              <w:rPr>
+                <w:lang w:eastAsia="zh-CN"/>
+              </w:rPr>
+            </w:pPr>
+            <w:r>
+              <w:rPr>
+                <w:sz w:val="21"/>
+                <w:lang w:eastAsia="zh-CN"/>
+              </w:rPr>
+              <w:t>汇总流程图，按模板分析数据项与约束；整理第8周周报</w:t>
             </w:r>
           </w:p>
         </w:tc>
@@ -7272,7 +6526,7 @@
         </w:trPr>
         <w:tc>
           <w:tcPr>
-            <w:tcW w:w="1080" w:type="dxa"/>
+            <w:tcW w:w="792" w:type="dxa"/>
             <w:tcMar>
               <w:top w:w="70" w:type="dxa"/>
               <w:left w:w="85" w:type="dxa"/>
@@ -7284,31 +6538,22 @@
           <w:p>
             <w:pPr>
               <w:spacing w:after="0" w:line="264" w:lineRule="auto"/>
-              <w:jc w:val="center"/>
-            </w:pPr>
-            <w:r>
-              <w:rPr>
-                <w:sz w:val="21"/>
-              </w:rPr>
-              <w:t>第</w:t>
-            </w:r>
-            <w:r>
-              <w:rPr>
-                <w:sz w:val="21"/>
-              </w:rPr>
-              <w:t>8</w:t>
-            </w:r>
-            <w:r>
-              <w:rPr>
-                <w:sz w:val="21"/>
-              </w:rPr>
-              <w:t>周</w:t>
-            </w:r>
-          </w:p>
-        </w:tc>
-        <w:tc>
-          <w:tcPr>
-            <w:tcW w:w="4680" w:type="dxa"/>
+              <w:rPr>
+                <w:lang w:eastAsia="zh-CN"/>
+              </w:rPr>
+            </w:pPr>
+            <w:r>
+              <w:rPr>
+                <w:sz w:val="21"/>
+                <w:lang w:eastAsia="zh-CN"/>
+              </w:rPr>
+              <w:t>第9周</w:t>
+            </w:r>
+          </w:p>
+        </w:tc>
+        <w:tc>
+          <w:tcPr>
+            <w:tcW w:w="936" w:type="dxa"/>
             <w:tcMar>
               <w:top w:w="70" w:type="dxa"/>
               <w:left w:w="85" w:type="dxa"/>
@@ -7329,13 +6574,13 @@
                 <w:sz w:val="21"/>
                 <w:lang w:eastAsia="zh-CN"/>
               </w:rPr>
-              <w:t>完成详细设计及公共框架最小能力，开发并贯通首条流程</w:t>
-            </w:r>
-          </w:p>
-        </w:tc>
-        <w:tc>
-          <w:tcPr>
-            <w:tcW w:w="4176" w:type="dxa"/>
+              <w:t>11-12</w:t>
+            </w:r>
+          </w:p>
+        </w:tc>
+        <w:tc>
+          <w:tcPr>
+            <w:tcW w:w="2880" w:type="dxa"/>
             <w:tcMar>
               <w:top w:w="70" w:type="dxa"/>
               <w:left w:w="85" w:type="dxa"/>
@@ -7356,49 +6601,61 @@
                 <w:sz w:val="21"/>
                 <w:lang w:eastAsia="zh-CN"/>
               </w:rPr>
-              <w:t>收件入库</w:t>
-            </w:r>
-            <w:r>
-              <w:rPr>
-                <w:sz w:val="21"/>
-                <w:lang w:eastAsia="zh-CN"/>
-              </w:rPr>
-              <w:t>→</w:t>
-            </w:r>
-            <w:r>
-              <w:rPr>
-                <w:sz w:val="21"/>
-                <w:lang w:eastAsia="zh-CN"/>
-              </w:rPr>
-              <w:t>学生查询</w:t>
-            </w:r>
-            <w:r>
-              <w:rPr>
-                <w:sz w:val="21"/>
-                <w:lang w:eastAsia="zh-CN"/>
-              </w:rPr>
-              <w:t>→</w:t>
-            </w:r>
-            <w:r>
-              <w:rPr>
-                <w:sz w:val="21"/>
-                <w:lang w:eastAsia="zh-CN"/>
-              </w:rPr>
-              <w:t>核验取件在真实应用和数据库中运行；提交第</w:t>
-            </w:r>
-            <w:r>
-              <w:rPr>
-                <w:sz w:val="21"/>
-                <w:lang w:eastAsia="zh-CN"/>
-              </w:rPr>
-              <w:t>8</w:t>
-            </w:r>
-            <w:r>
-              <w:rPr>
-                <w:sz w:val="21"/>
-                <w:lang w:eastAsia="zh-CN"/>
-              </w:rPr>
-              <w:t>周周报</w:t>
+              <w:t>8～9节：功能分析、界面原型设计</w:t>
+            </w:r>
+          </w:p>
+        </w:tc>
+        <w:tc>
+          <w:tcPr>
+            <w:tcW w:w="1944" w:type="dxa"/>
+            <w:tcMar>
+              <w:top w:w="70" w:type="dxa"/>
+              <w:left w:w="85" w:type="dxa"/>
+              <w:bottom w:w="70" w:type="dxa"/>
+              <w:right w:w="85" w:type="dxa"/>
+            </w:tcMar>
+            <w:vAlign w:val="center"/>
+          </w:tcPr>
+          <w:p>
+            <w:pPr>
+              <w:spacing w:after="0" w:line="264" w:lineRule="auto"/>
+              <w:rPr>
+                <w:lang w:eastAsia="zh-CN"/>
+              </w:rPr>
+            </w:pPr>
+            <w:r>
+              <w:rPr>
+                <w:sz w:val="21"/>
+                <w:lang w:eastAsia="zh-CN"/>
+              </w:rPr>
+              <w:t>数据分析</w:t>
+            </w:r>
+          </w:p>
+        </w:tc>
+        <w:tc>
+          <w:tcPr>
+            <w:tcW w:w="3384" w:type="dxa"/>
+            <w:tcMar>
+              <w:top w:w="70" w:type="dxa"/>
+              <w:left w:w="85" w:type="dxa"/>
+              <w:bottom w:w="70" w:type="dxa"/>
+              <w:right w:w="85" w:type="dxa"/>
+            </w:tcMar>
+            <w:vAlign w:val="center"/>
+          </w:tcPr>
+          <w:p>
+            <w:pPr>
+              <w:spacing w:after="0" w:line="264" w:lineRule="auto"/>
+              <w:rPr>
+                <w:lang w:eastAsia="zh-CN"/>
+              </w:rPr>
+            </w:pPr>
+            <w:r>
+              <w:rPr>
+                <w:sz w:val="21"/>
+                <w:lang w:eastAsia="zh-CN"/>
+              </w:rPr>
+              <w:t>完成功能分解和逐功能页面原型；整理第9周周报</w:t>
             </w:r>
           </w:p>
         </w:tc>
@@ -7410,7 +6667,7 @@
         </w:trPr>
         <w:tc>
           <w:tcPr>
-            <w:tcW w:w="1080" w:type="dxa"/>
+            <w:tcW w:w="792" w:type="dxa"/>
             <w:tcMar>
               <w:top w:w="70" w:type="dxa"/>
               <w:left w:w="85" w:type="dxa"/>
@@ -7422,31 +6679,22 @@
           <w:p>
             <w:pPr>
               <w:spacing w:after="0" w:line="264" w:lineRule="auto"/>
-              <w:jc w:val="center"/>
-            </w:pPr>
-            <w:r>
-              <w:rPr>
-                <w:sz w:val="21"/>
-              </w:rPr>
-              <w:t>第</w:t>
-            </w:r>
-            <w:r>
-              <w:rPr>
-                <w:sz w:val="21"/>
-              </w:rPr>
-              <w:t>9</w:t>
-            </w:r>
-            <w:r>
-              <w:rPr>
-                <w:sz w:val="21"/>
-              </w:rPr>
-              <w:t>周</w:t>
-            </w:r>
-          </w:p>
-        </w:tc>
-        <w:tc>
-          <w:tcPr>
-            <w:tcW w:w="4680" w:type="dxa"/>
+              <w:rPr>
+                <w:lang w:eastAsia="zh-CN"/>
+              </w:rPr>
+            </w:pPr>
+            <w:r>
+              <w:rPr>
+                <w:sz w:val="21"/>
+                <w:lang w:eastAsia="zh-CN"/>
+              </w:rPr>
+              <w:t>第10周</w:t>
+            </w:r>
+          </w:p>
+        </w:tc>
+        <w:tc>
+          <w:tcPr>
+            <w:tcW w:w="936" w:type="dxa"/>
             <w:tcMar>
               <w:top w:w="70" w:type="dxa"/>
               <w:left w:w="85" w:type="dxa"/>
@@ -7467,13 +6715,13 @@
                 <w:sz w:val="21"/>
                 <w:lang w:eastAsia="zh-CN"/>
               </w:rPr>
-              <w:t>并行推进收发功能、账号权限、基础信息；持续模块联调</w:t>
-            </w:r>
-          </w:p>
-        </w:tc>
-        <w:tc>
-          <w:tcPr>
-            <w:tcW w:w="4176" w:type="dxa"/>
+              <w:t>11-19</w:t>
+            </w:r>
+          </w:p>
+        </w:tc>
+        <w:tc>
+          <w:tcPr>
+            <w:tcW w:w="2880" w:type="dxa"/>
             <w:tcMar>
               <w:top w:w="70" w:type="dxa"/>
               <w:left w:w="85" w:type="dxa"/>
@@ -7494,21 +6742,61 @@
                 <w:sz w:val="21"/>
                 <w:lang w:eastAsia="zh-CN"/>
               </w:rPr>
-              <w:t>核对各模块实现与接口，记录实际运行结果；提交第</w:t>
-            </w:r>
-            <w:r>
-              <w:rPr>
-                <w:sz w:val="21"/>
-                <w:lang w:eastAsia="zh-CN"/>
-              </w:rPr>
-              <w:t>9</w:t>
-            </w:r>
-            <w:r>
-              <w:rPr>
-                <w:sz w:val="21"/>
-                <w:lang w:eastAsia="zh-CN"/>
-              </w:rPr>
-              <w:t>周周报</w:t>
+              <w:t>8～9节：功能分析、界面原型设计</w:t>
+            </w:r>
+          </w:p>
+        </w:tc>
+        <w:tc>
+          <w:tcPr>
+            <w:tcW w:w="1944" w:type="dxa"/>
+            <w:tcMar>
+              <w:top w:w="70" w:type="dxa"/>
+              <w:left w:w="85" w:type="dxa"/>
+              <w:bottom w:w="70" w:type="dxa"/>
+              <w:right w:w="85" w:type="dxa"/>
+            </w:tcMar>
+            <w:vAlign w:val="center"/>
+          </w:tcPr>
+          <w:p>
+            <w:pPr>
+              <w:spacing w:after="0" w:line="264" w:lineRule="auto"/>
+              <w:rPr>
+                <w:lang w:eastAsia="zh-CN"/>
+              </w:rPr>
+            </w:pPr>
+            <w:r>
+              <w:rPr>
+                <w:sz w:val="21"/>
+                <w:lang w:eastAsia="zh-CN"/>
+              </w:rPr>
+              <w:t>未列提交项</w:t>
+            </w:r>
+          </w:p>
+        </w:tc>
+        <w:tc>
+          <w:tcPr>
+            <w:tcW w:w="3384" w:type="dxa"/>
+            <w:tcMar>
+              <w:top w:w="70" w:type="dxa"/>
+              <w:left w:w="85" w:type="dxa"/>
+              <w:bottom w:w="70" w:type="dxa"/>
+              <w:right w:w="85" w:type="dxa"/>
+            </w:tcMar>
+            <w:vAlign w:val="center"/>
+          </w:tcPr>
+          <w:p>
+            <w:pPr>
+              <w:spacing w:after="0" w:line="264" w:lineRule="auto"/>
+              <w:rPr>
+                <w:lang w:eastAsia="zh-CN"/>
+              </w:rPr>
+            </w:pPr>
+            <w:r>
+              <w:rPr>
+                <w:sz w:val="21"/>
+                <w:lang w:eastAsia="zh-CN"/>
+              </w:rPr>
+              <w:t>核对角色、权限、异常规则和统计口径，评审功能及原型；整理第10周周报</w:t>
             </w:r>
           </w:p>
         </w:tc>
@@ -7520,7 +6808,7 @@
         </w:trPr>
         <w:tc>
           <w:tcPr>
-            <w:tcW w:w="1080" w:type="dxa"/>
+            <w:tcW w:w="792" w:type="dxa"/>
             <w:tcMar>
               <w:top w:w="70" w:type="dxa"/>
               <w:left w:w="85" w:type="dxa"/>
@@ -7532,31 +6820,22 @@
           <w:p>
             <w:pPr>
               <w:spacing w:after="0" w:line="264" w:lineRule="auto"/>
-              <w:jc w:val="center"/>
-            </w:pPr>
-            <w:r>
-              <w:rPr>
-                <w:sz w:val="21"/>
-              </w:rPr>
-              <w:t>第</w:t>
-            </w:r>
-            <w:r>
-              <w:rPr>
-                <w:sz w:val="21"/>
-              </w:rPr>
-              <w:t>10</w:t>
-            </w:r>
-            <w:r>
-              <w:rPr>
-                <w:sz w:val="21"/>
-              </w:rPr>
-              <w:t>周</w:t>
-            </w:r>
-          </w:p>
-        </w:tc>
-        <w:tc>
-          <w:tcPr>
-            <w:tcW w:w="4680" w:type="dxa"/>
+              <w:rPr>
+                <w:lang w:eastAsia="zh-CN"/>
+              </w:rPr>
+            </w:pPr>
+            <w:r>
+              <w:rPr>
+                <w:sz w:val="21"/>
+                <w:lang w:eastAsia="zh-CN"/>
+              </w:rPr>
+              <w:t>第11周</w:t>
+            </w:r>
+          </w:p>
+        </w:tc>
+        <w:tc>
+          <w:tcPr>
+            <w:tcW w:w="936" w:type="dxa"/>
             <w:tcMar>
               <w:top w:w="70" w:type="dxa"/>
               <w:left w:w="85" w:type="dxa"/>
@@ -7577,13 +6856,13 @@
                 <w:sz w:val="21"/>
                 <w:lang w:eastAsia="zh-CN"/>
               </w:rPr>
-              <w:t>继续收发流程，落实拒收、退件、取消寄件及统计</w:t>
-            </w:r>
-          </w:p>
-        </w:tc>
-        <w:tc>
-          <w:tcPr>
-            <w:tcW w:w="4176" w:type="dxa"/>
+              <w:t>11-26</w:t>
+            </w:r>
+          </w:p>
+        </w:tc>
+        <w:tc>
+          <w:tcPr>
+            <w:tcW w:w="2880" w:type="dxa"/>
             <w:tcMar>
               <w:top w:w="70" w:type="dxa"/>
               <w:left w:w="85" w:type="dxa"/>
@@ -7604,21 +6883,61 @@
                 <w:sz w:val="21"/>
                 <w:lang w:eastAsia="zh-CN"/>
               </w:rPr>
-              <w:t>检查全量功能缺口和延期风险，及时调配人员；提交第</w:t>
-            </w:r>
-            <w:r>
-              <w:rPr>
-                <w:sz w:val="21"/>
-                <w:lang w:eastAsia="zh-CN"/>
-              </w:rPr>
-              <w:t>10</w:t>
-            </w:r>
-            <w:r>
-              <w:rPr>
-                <w:sz w:val="21"/>
-                <w:lang w:eastAsia="zh-CN"/>
-              </w:rPr>
-              <w:t>周周报</w:t>
+              <w:t>8～9节：系统设计</w:t>
+            </w:r>
+          </w:p>
+        </w:tc>
+        <w:tc>
+          <w:tcPr>
+            <w:tcW w:w="1944" w:type="dxa"/>
+            <w:tcMar>
+              <w:top w:w="70" w:type="dxa"/>
+              <w:left w:w="85" w:type="dxa"/>
+              <w:bottom w:w="70" w:type="dxa"/>
+              <w:right w:w="85" w:type="dxa"/>
+            </w:tcMar>
+            <w:vAlign w:val="center"/>
+          </w:tcPr>
+          <w:p>
+            <w:pPr>
+              <w:spacing w:after="0" w:line="264" w:lineRule="auto"/>
+              <w:rPr>
+                <w:lang w:eastAsia="zh-CN"/>
+              </w:rPr>
+            </w:pPr>
+            <w:r>
+              <w:rPr>
+                <w:sz w:val="21"/>
+                <w:lang w:eastAsia="zh-CN"/>
+              </w:rPr>
+              <w:t>功能分析、界面原型设计</w:t>
+            </w:r>
+          </w:p>
+        </w:tc>
+        <w:tc>
+          <w:tcPr>
+            <w:tcW w:w="3384" w:type="dxa"/>
+            <w:tcMar>
+              <w:top w:w="70" w:type="dxa"/>
+              <w:left w:w="85" w:type="dxa"/>
+              <w:bottom w:w="70" w:type="dxa"/>
+              <w:right w:w="85" w:type="dxa"/>
+            </w:tcMar>
+            <w:vAlign w:val="center"/>
+          </w:tcPr>
+          <w:p>
+            <w:pPr>
+              <w:spacing w:after="0" w:line="264" w:lineRule="auto"/>
+              <w:rPr>
+                <w:lang w:eastAsia="zh-CN"/>
+              </w:rPr>
+            </w:pPr>
+            <w:r>
+              <w:rPr>
+                <w:sz w:val="21"/>
+                <w:lang w:eastAsia="zh-CN"/>
+              </w:rPr>
+              <w:t>形成模块结构，启动接口与用例草案；整理第11周周报</w:t>
             </w:r>
           </w:p>
         </w:tc>
@@ -7630,7 +6949,7 @@
         </w:trPr>
         <w:tc>
           <w:tcPr>
-            <w:tcW w:w="1080" w:type="dxa"/>
+            <w:tcW w:w="792" w:type="dxa"/>
             <w:tcMar>
               <w:top w:w="70" w:type="dxa"/>
               <w:left w:w="85" w:type="dxa"/>
@@ -7642,31 +6961,22 @@
           <w:p>
             <w:pPr>
               <w:spacing w:after="0" w:line="264" w:lineRule="auto"/>
-              <w:jc w:val="center"/>
-            </w:pPr>
-            <w:r>
-              <w:rPr>
-                <w:sz w:val="21"/>
-              </w:rPr>
-              <w:t>第</w:t>
-            </w:r>
-            <w:r>
-              <w:rPr>
-                <w:sz w:val="21"/>
-              </w:rPr>
-              <w:t>11</w:t>
-            </w:r>
-            <w:r>
-              <w:rPr>
-                <w:sz w:val="21"/>
-              </w:rPr>
-              <w:t>周</w:t>
-            </w:r>
-          </w:p>
-        </w:tc>
-        <w:tc>
-          <w:tcPr>
-            <w:tcW w:w="4680" w:type="dxa"/>
+              <w:rPr>
+                <w:lang w:eastAsia="zh-CN"/>
+              </w:rPr>
+            </w:pPr>
+            <w:r>
+              <w:rPr>
+                <w:sz w:val="21"/>
+                <w:lang w:eastAsia="zh-CN"/>
+              </w:rPr>
+              <w:t>第12周</w:t>
+            </w:r>
+          </w:p>
+        </w:tc>
+        <w:tc>
+          <w:tcPr>
+            <w:tcW w:w="936" w:type="dxa"/>
             <w:tcMar>
               <w:top w:w="70" w:type="dxa"/>
               <w:left w:w="85" w:type="dxa"/>
@@ -7687,13 +6997,13 @@
                 <w:sz w:val="21"/>
                 <w:lang w:eastAsia="zh-CN"/>
               </w:rPr>
-              <w:t>补齐全部计划功能、异常处理和统计，完成全量联调</w:t>
-            </w:r>
-          </w:p>
-        </w:tc>
-        <w:tc>
-          <w:tcPr>
-            <w:tcW w:w="4176" w:type="dxa"/>
+              <w:t>12-03</w:t>
+            </w:r>
+          </w:p>
+        </w:tc>
+        <w:tc>
+          <w:tcPr>
+            <w:tcW w:w="2880" w:type="dxa"/>
             <w:tcMar>
               <w:top w:w="70" w:type="dxa"/>
               <w:left w:w="85" w:type="dxa"/>
@@ -7714,21 +7024,61 @@
                 <w:sz w:val="21"/>
                 <w:lang w:eastAsia="zh-CN"/>
               </w:rPr>
-              <w:t>每项计划功能均有运行和联调记录，进入集中测试；提交第</w:t>
-            </w:r>
-            <w:r>
-              <w:rPr>
-                <w:sz w:val="21"/>
-                <w:lang w:eastAsia="zh-CN"/>
-              </w:rPr>
-              <w:t>11</w:t>
-            </w:r>
-            <w:r>
-              <w:rPr>
-                <w:sz w:val="21"/>
-                <w:lang w:eastAsia="zh-CN"/>
-              </w:rPr>
-              <w:t>周周报</w:t>
+              <w:t>8～9节：数据库设计</w:t>
+            </w:r>
+          </w:p>
+        </w:tc>
+        <w:tc>
+          <w:tcPr>
+            <w:tcW w:w="1944" w:type="dxa"/>
+            <w:tcMar>
+              <w:top w:w="70" w:type="dxa"/>
+              <w:left w:w="85" w:type="dxa"/>
+              <w:bottom w:w="70" w:type="dxa"/>
+              <w:right w:w="85" w:type="dxa"/>
+            </w:tcMar>
+            <w:vAlign w:val="center"/>
+          </w:tcPr>
+          <w:p>
+            <w:pPr>
+              <w:spacing w:after="0" w:line="264" w:lineRule="auto"/>
+              <w:rPr>
+                <w:lang w:eastAsia="zh-CN"/>
+              </w:rPr>
+            </w:pPr>
+            <w:r>
+              <w:rPr>
+                <w:sz w:val="21"/>
+                <w:lang w:eastAsia="zh-CN"/>
+              </w:rPr>
+              <w:t>系统设计</w:t>
+            </w:r>
+          </w:p>
+        </w:tc>
+        <w:tc>
+          <w:tcPr>
+            <w:tcW w:w="3384" w:type="dxa"/>
+            <w:tcMar>
+              <w:top w:w="70" w:type="dxa"/>
+              <w:left w:w="85" w:type="dxa"/>
+              <w:bottom w:w="70" w:type="dxa"/>
+              <w:right w:w="85" w:type="dxa"/>
+            </w:tcMar>
+            <w:vAlign w:val="center"/>
+          </w:tcPr>
+          <w:p>
+            <w:pPr>
+              <w:spacing w:after="0" w:line="264" w:lineRule="auto"/>
+              <w:rPr>
+                <w:lang w:eastAsia="zh-CN"/>
+              </w:rPr>
+            </w:pPr>
+            <w:r>
+              <w:rPr>
+                <w:sz w:val="21"/>
+                <w:lang w:eastAsia="zh-CN"/>
+              </w:rPr>
+              <w:t>完成E-R图和表结构，核对数据分析与接口；整理第12周周报</w:t>
             </w:r>
           </w:p>
         </w:tc>
@@ -7740,7 +7090,7 @@
         </w:trPr>
         <w:tc>
           <w:tcPr>
-            <w:tcW w:w="1080" w:type="dxa"/>
+            <w:tcW w:w="792" w:type="dxa"/>
             <w:tcMar>
               <w:top w:w="70" w:type="dxa"/>
               <w:left w:w="85" w:type="dxa"/>
@@ -7752,31 +7102,22 @@
           <w:p>
             <w:pPr>
               <w:spacing w:after="0" w:line="264" w:lineRule="auto"/>
-              <w:jc w:val="center"/>
-            </w:pPr>
-            <w:r>
-              <w:rPr>
-                <w:sz w:val="21"/>
-              </w:rPr>
-              <w:t>第</w:t>
-            </w:r>
-            <w:r>
-              <w:rPr>
-                <w:sz w:val="21"/>
-              </w:rPr>
-              <w:t>12</w:t>
-            </w:r>
-            <w:r>
-              <w:rPr>
-                <w:sz w:val="21"/>
-              </w:rPr>
-              <w:t>周</w:t>
-            </w:r>
-          </w:p>
-        </w:tc>
-        <w:tc>
-          <w:tcPr>
-            <w:tcW w:w="4680" w:type="dxa"/>
+              <w:rPr>
+                <w:lang w:eastAsia="zh-CN"/>
+              </w:rPr>
+            </w:pPr>
+            <w:r>
+              <w:rPr>
+                <w:sz w:val="21"/>
+                <w:lang w:eastAsia="zh-CN"/>
+              </w:rPr>
+              <w:t>第13周</w:t>
+            </w:r>
+          </w:p>
+        </w:tc>
+        <w:tc>
+          <w:tcPr>
+            <w:tcW w:w="936" w:type="dxa"/>
             <w:tcMar>
               <w:top w:w="70" w:type="dxa"/>
               <w:left w:w="85" w:type="dxa"/>
@@ -7797,20 +7138,13 @@
                 <w:sz w:val="21"/>
                 <w:lang w:eastAsia="zh-CN"/>
               </w:rPr>
-              <w:t>执行功能、异常、权限与数据保存测试，登记并修复</w:t>
-            </w:r>
-            <w:r>
-              <w:rPr>
-                <w:sz w:val="21"/>
-                <w:lang w:eastAsia="zh-CN"/>
-              </w:rPr>
-              <w:t>BUG</w:t>
-            </w:r>
-          </w:p>
-        </w:tc>
-        <w:tc>
-          <w:tcPr>
-            <w:tcW w:w="4176" w:type="dxa"/>
+              <w:t>12-10</w:t>
+            </w:r>
+          </w:p>
+        </w:tc>
+        <w:tc>
+          <w:tcPr>
+            <w:tcW w:w="2880" w:type="dxa"/>
             <w:tcMar>
               <w:top w:w="70" w:type="dxa"/>
               <w:left w:w="85" w:type="dxa"/>
@@ -7831,21 +7165,61 @@
                 <w:sz w:val="21"/>
                 <w:lang w:eastAsia="zh-CN"/>
               </w:rPr>
-              <w:t>每条执行用例有预期、实际、环境和证据；提交第</w:t>
-            </w:r>
-            <w:r>
-              <w:rPr>
-                <w:sz w:val="21"/>
-                <w:lang w:eastAsia="zh-CN"/>
-              </w:rPr>
-              <w:t>12</w:t>
-            </w:r>
-            <w:r>
-              <w:rPr>
-                <w:sz w:val="21"/>
-                <w:lang w:eastAsia="zh-CN"/>
-              </w:rPr>
-              <w:t>周周报</w:t>
+              <w:t>8～9节：详细设计</w:t>
+            </w:r>
+          </w:p>
+        </w:tc>
+        <w:tc>
+          <w:tcPr>
+            <w:tcW w:w="1944" w:type="dxa"/>
+            <w:tcMar>
+              <w:top w:w="70" w:type="dxa"/>
+              <w:left w:w="85" w:type="dxa"/>
+              <w:bottom w:w="70" w:type="dxa"/>
+              <w:right w:w="85" w:type="dxa"/>
+            </w:tcMar>
+            <w:vAlign w:val="center"/>
+          </w:tcPr>
+          <w:p>
+            <w:pPr>
+              <w:spacing w:after="0" w:line="264" w:lineRule="auto"/>
+              <w:rPr>
+                <w:lang w:eastAsia="zh-CN"/>
+              </w:rPr>
+            </w:pPr>
+            <w:r>
+              <w:rPr>
+                <w:sz w:val="21"/>
+                <w:lang w:eastAsia="zh-CN"/>
+              </w:rPr>
+              <w:t>数据库设计</w:t>
+            </w:r>
+          </w:p>
+        </w:tc>
+        <w:tc>
+          <w:tcPr>
+            <w:tcW w:w="3384" w:type="dxa"/>
+            <w:tcMar>
+              <w:top w:w="70" w:type="dxa"/>
+              <w:left w:w="85" w:type="dxa"/>
+              <w:bottom w:w="70" w:type="dxa"/>
+              <w:right w:w="85" w:type="dxa"/>
+            </w:tcMar>
+            <w:vAlign w:val="center"/>
+          </w:tcPr>
+          <w:p>
+            <w:pPr>
+              <w:spacing w:after="0" w:line="264" w:lineRule="auto"/>
+              <w:rPr>
+                <w:lang w:eastAsia="zh-CN"/>
+              </w:rPr>
+            </w:pPr>
+            <w:r>
+              <w:rPr>
+                <w:sz w:val="21"/>
+                <w:lang w:eastAsia="zh-CN"/>
+              </w:rPr>
+              <w:t>绘制程序逻辑图，评审接口首版并准备应用初始化；整理第13周周报</w:t>
             </w:r>
           </w:p>
         </w:tc>
@@ -7857,7 +7231,7 @@
         </w:trPr>
         <w:tc>
           <w:tcPr>
-            <w:tcW w:w="1080" w:type="dxa"/>
+            <w:tcW w:w="792" w:type="dxa"/>
             <w:tcMar>
               <w:top w:w="70" w:type="dxa"/>
               <w:left w:w="85" w:type="dxa"/>
@@ -7869,31 +7243,22 @@
           <w:p>
             <w:pPr>
               <w:spacing w:after="0" w:line="264" w:lineRule="auto"/>
-              <w:jc w:val="center"/>
-            </w:pPr>
-            <w:r>
-              <w:rPr>
-                <w:sz w:val="21"/>
-              </w:rPr>
-              <w:t>第</w:t>
-            </w:r>
-            <w:r>
-              <w:rPr>
-                <w:sz w:val="21"/>
-              </w:rPr>
-              <w:t>13</w:t>
-            </w:r>
-            <w:r>
-              <w:rPr>
-                <w:sz w:val="21"/>
-              </w:rPr>
-              <w:t>周</w:t>
-            </w:r>
-          </w:p>
-        </w:tc>
-        <w:tc>
-          <w:tcPr>
-            <w:tcW w:w="4680" w:type="dxa"/>
+              <w:rPr>
+                <w:lang w:eastAsia="zh-CN"/>
+              </w:rPr>
+            </w:pPr>
+            <w:r>
+              <w:rPr>
+                <w:sz w:val="21"/>
+                <w:lang w:eastAsia="zh-CN"/>
+              </w:rPr>
+              <w:t>第14周</w:t>
+            </w:r>
+          </w:p>
+        </w:tc>
+        <w:tc>
+          <w:tcPr>
+            <w:tcW w:w="936" w:type="dxa"/>
             <w:tcMar>
               <w:top w:w="70" w:type="dxa"/>
               <w:left w:w="85" w:type="dxa"/>
@@ -7914,13 +7279,13 @@
                 <w:sz w:val="21"/>
                 <w:lang w:eastAsia="zh-CN"/>
               </w:rPr>
-              <w:t>完成修复、复测及必要回归，核对全部功能</w:t>
-            </w:r>
-          </w:p>
-        </w:tc>
-        <w:tc>
-          <w:tcPr>
-            <w:tcW w:w="4176" w:type="dxa"/>
+              <w:t>12-17</w:t>
+            </w:r>
+          </w:p>
+        </w:tc>
+        <w:tc>
+          <w:tcPr>
+            <w:tcW w:w="2880" w:type="dxa"/>
             <w:tcMar>
               <w:top w:w="70" w:type="dxa"/>
               <w:left w:w="85" w:type="dxa"/>
@@ -7941,21 +7306,61 @@
                 <w:sz w:val="21"/>
                 <w:lang w:eastAsia="zh-CN"/>
               </w:rPr>
-              <w:t>影响核心业务和数据正确性的问题关闭并复测；提交第</w:t>
-            </w:r>
-            <w:r>
-              <w:rPr>
-                <w:sz w:val="21"/>
-                <w:lang w:eastAsia="zh-CN"/>
-              </w:rPr>
-              <w:t>13</w:t>
-            </w:r>
-            <w:r>
-              <w:rPr>
-                <w:sz w:val="21"/>
-                <w:lang w:eastAsia="zh-CN"/>
-              </w:rPr>
-              <w:t>周周报</w:t>
+              <w:t>6～7节：详细设计；8～9节：编码</w:t>
+            </w:r>
+          </w:p>
+        </w:tc>
+        <w:tc>
+          <w:tcPr>
+            <w:tcW w:w="1944" w:type="dxa"/>
+            <w:tcMar>
+              <w:top w:w="70" w:type="dxa"/>
+              <w:left w:w="85" w:type="dxa"/>
+              <w:bottom w:w="70" w:type="dxa"/>
+              <w:right w:w="85" w:type="dxa"/>
+            </w:tcMar>
+            <w:vAlign w:val="center"/>
+          </w:tcPr>
+          <w:p>
+            <w:pPr>
+              <w:spacing w:after="0" w:line="264" w:lineRule="auto"/>
+              <w:rPr>
+                <w:lang w:eastAsia="zh-CN"/>
+              </w:rPr>
+            </w:pPr>
+            <w:r>
+              <w:rPr>
+                <w:sz w:val="21"/>
+                <w:lang w:eastAsia="zh-CN"/>
+              </w:rPr>
+              <w:t>详细设计</w:t>
+            </w:r>
+          </w:p>
+        </w:tc>
+        <w:tc>
+          <w:tcPr>
+            <w:tcW w:w="3384" w:type="dxa"/>
+            <w:tcMar>
+              <w:top w:w="70" w:type="dxa"/>
+              <w:left w:w="85" w:type="dxa"/>
+              <w:bottom w:w="70" w:type="dxa"/>
+              <w:right w:w="85" w:type="dxa"/>
+            </w:tcMar>
+            <w:vAlign w:val="center"/>
+          </w:tcPr>
+          <w:p>
+            <w:pPr>
+              <w:spacing w:after="0" w:line="264" w:lineRule="auto"/>
+              <w:rPr>
+                <w:lang w:eastAsia="zh-CN"/>
+              </w:rPr>
+            </w:pPr>
+            <w:r>
+              <w:rPr>
+                <w:sz w:val="21"/>
+                <w:lang w:eastAsia="zh-CN"/>
+              </w:rPr>
+              <w:t>开发公共框架与核心流程，先贯通收件→查询→取件；整理第14周周报</w:t>
             </w:r>
           </w:p>
         </w:tc>
@@ -7967,7 +7372,7 @@
         </w:trPr>
         <w:tc>
           <w:tcPr>
-            <w:tcW w:w="1080" w:type="dxa"/>
+            <w:tcW w:w="792" w:type="dxa"/>
             <w:tcMar>
               <w:top w:w="70" w:type="dxa"/>
               <w:left w:w="85" w:type="dxa"/>
@@ -7979,31 +7384,22 @@
           <w:p>
             <w:pPr>
               <w:spacing w:after="0" w:line="264" w:lineRule="auto"/>
-              <w:jc w:val="center"/>
-            </w:pPr>
-            <w:r>
-              <w:rPr>
-                <w:sz w:val="21"/>
-              </w:rPr>
-              <w:t>第</w:t>
-            </w:r>
-            <w:r>
-              <w:rPr>
-                <w:sz w:val="21"/>
-              </w:rPr>
-              <w:t>14</w:t>
-            </w:r>
-            <w:r>
-              <w:rPr>
-                <w:sz w:val="21"/>
-              </w:rPr>
-              <w:t>周</w:t>
-            </w:r>
-          </w:p>
-        </w:tc>
-        <w:tc>
-          <w:tcPr>
-            <w:tcW w:w="4680" w:type="dxa"/>
+              <w:rPr>
+                <w:lang w:eastAsia="zh-CN"/>
+              </w:rPr>
+            </w:pPr>
+            <w:r>
+              <w:rPr>
+                <w:sz w:val="21"/>
+                <w:lang w:eastAsia="zh-CN"/>
+              </w:rPr>
+              <w:t>第15周</w:t>
+            </w:r>
+          </w:p>
+        </w:tc>
+        <w:tc>
+          <w:tcPr>
+            <w:tcW w:w="936" w:type="dxa"/>
             <w:tcMar>
               <w:top w:w="70" w:type="dxa"/>
               <w:left w:w="85" w:type="dxa"/>
@@ -8024,27 +7420,13 @@
                 <w:sz w:val="21"/>
                 <w:lang w:eastAsia="zh-CN"/>
               </w:rPr>
-              <w:t>核对源码</w:t>
-            </w:r>
-            <w:r>
-              <w:rPr>
-                <w:sz w:val="21"/>
-                <w:lang w:eastAsia="zh-CN"/>
-              </w:rPr>
-              <w:t>ZIP</w:t>
-            </w:r>
-            <w:r>
-              <w:rPr>
-                <w:sz w:val="21"/>
-                <w:lang w:eastAsia="zh-CN"/>
-              </w:rPr>
-              <w:t>、截图及总结，复核演示环境，组织完整演练</w:t>
-            </w:r>
-          </w:p>
-        </w:tc>
-        <w:tc>
-          <w:tcPr>
-            <w:tcW w:w="4176" w:type="dxa"/>
+              <w:t>12-24</w:t>
+            </w:r>
+          </w:p>
+        </w:tc>
+        <w:tc>
+          <w:tcPr>
+            <w:tcW w:w="2880" w:type="dxa"/>
             <w:tcMar>
               <w:top w:w="70" w:type="dxa"/>
               <w:left w:w="85" w:type="dxa"/>
@@ -8065,21 +7447,61 @@
                 <w:sz w:val="21"/>
                 <w:lang w:eastAsia="zh-CN"/>
               </w:rPr>
-              <w:t>材料、演示版本、账号和测试数据一致；提交第</w:t>
-            </w:r>
-            <w:r>
-              <w:rPr>
-                <w:sz w:val="21"/>
-                <w:lang w:eastAsia="zh-CN"/>
-              </w:rPr>
-              <w:t>14</w:t>
-            </w:r>
-            <w:r>
-              <w:rPr>
-                <w:sz w:val="21"/>
-                <w:lang w:eastAsia="zh-CN"/>
-              </w:rPr>
-              <w:t>周周报</w:t>
+              <w:t>6～7节、8～9节：编码</w:t>
+            </w:r>
+          </w:p>
+        </w:tc>
+        <w:tc>
+          <w:tcPr>
+            <w:tcW w:w="1944" w:type="dxa"/>
+            <w:tcMar>
+              <w:top w:w="70" w:type="dxa"/>
+              <w:left w:w="85" w:type="dxa"/>
+              <w:bottom w:w="70" w:type="dxa"/>
+              <w:right w:w="85" w:type="dxa"/>
+            </w:tcMar>
+            <w:vAlign w:val="center"/>
+          </w:tcPr>
+          <w:p>
+            <w:pPr>
+              <w:spacing w:after="0" w:line="264" w:lineRule="auto"/>
+              <w:rPr>
+                <w:lang w:eastAsia="zh-CN"/>
+              </w:rPr>
+            </w:pPr>
+            <w:r>
+              <w:rPr>
+                <w:sz w:val="21"/>
+                <w:lang w:eastAsia="zh-CN"/>
+              </w:rPr>
+              <w:t>未列提交项</w:t>
+            </w:r>
+          </w:p>
+        </w:tc>
+        <w:tc>
+          <w:tcPr>
+            <w:tcW w:w="3384" w:type="dxa"/>
+            <w:tcMar>
+              <w:top w:w="70" w:type="dxa"/>
+              <w:left w:w="85" w:type="dxa"/>
+              <w:bottom w:w="70" w:type="dxa"/>
+              <w:right w:w="85" w:type="dxa"/>
+            </w:tcMar>
+            <w:vAlign w:val="center"/>
+          </w:tcPr>
+          <w:p>
+            <w:pPr>
+              <w:spacing w:after="0" w:line="264" w:lineRule="auto"/>
+              <w:rPr>
+                <w:lang w:eastAsia="zh-CN"/>
+              </w:rPr>
+            </w:pPr>
+            <w:r>
+              <w:rPr>
+                <w:sz w:val="21"/>
+                <w:lang w:eastAsia="zh-CN"/>
+              </w:rPr>
+              <w:t>补齐计划功能与异常处理，完成全量联调和用例准备；整理第15周周报，核对11份周报</w:t>
             </w:r>
           </w:p>
         </w:tc>
@@ -8091,7 +7513,7 @@
         </w:trPr>
         <w:tc>
           <w:tcPr>
-            <w:tcW w:w="1080" w:type="dxa"/>
+            <w:tcW w:w="792" w:type="dxa"/>
             <w:tcMar>
               <w:top w:w="70" w:type="dxa"/>
               <w:left w:w="85" w:type="dxa"/>
@@ -8103,31 +7525,22 @@
           <w:p>
             <w:pPr>
               <w:spacing w:after="0" w:line="264" w:lineRule="auto"/>
-              <w:jc w:val="center"/>
-            </w:pPr>
-            <w:r>
-              <w:rPr>
-                <w:sz w:val="21"/>
-              </w:rPr>
-              <w:t>第</w:t>
-            </w:r>
-            <w:r>
-              <w:rPr>
-                <w:sz w:val="21"/>
-              </w:rPr>
-              <w:t>15</w:t>
-            </w:r>
-            <w:r>
-              <w:rPr>
-                <w:sz w:val="21"/>
-              </w:rPr>
-              <w:t>周</w:t>
-            </w:r>
-          </w:p>
-        </w:tc>
-        <w:tc>
-          <w:tcPr>
-            <w:tcW w:w="4680" w:type="dxa"/>
+              <w:rPr>
+                <w:lang w:eastAsia="zh-CN"/>
+              </w:rPr>
+            </w:pPr>
+            <w:r>
+              <w:rPr>
+                <w:sz w:val="21"/>
+                <w:lang w:eastAsia="zh-CN"/>
+              </w:rPr>
+              <w:t>第16周</w:t>
+            </w:r>
+          </w:p>
+        </w:tc>
+        <w:tc>
+          <w:tcPr>
+            <w:tcW w:w="936" w:type="dxa"/>
             <w:tcMar>
               <w:top w:w="70" w:type="dxa"/>
               <w:left w:w="85" w:type="dxa"/>
@@ -8148,13 +7561,13 @@
                 <w:sz w:val="21"/>
                 <w:lang w:eastAsia="zh-CN"/>
               </w:rPr>
-              <w:t>系统演示、讲解与课程验收，完成交付归档</w:t>
-            </w:r>
-          </w:p>
-        </w:tc>
-        <w:tc>
-          <w:tcPr>
-            <w:tcW w:w="4176" w:type="dxa"/>
+              <w:t>12-31</w:t>
+            </w:r>
+          </w:p>
+        </w:tc>
+        <w:tc>
+          <w:tcPr>
+            <w:tcW w:w="2880" w:type="dxa"/>
             <w:tcMar>
               <w:top w:w="70" w:type="dxa"/>
               <w:left w:w="85" w:type="dxa"/>
@@ -8175,49 +7588,202 @@
                 <w:sz w:val="21"/>
                 <w:lang w:eastAsia="zh-CN"/>
               </w:rPr>
-              <w:t>验收材料与实际结论对应，第</w:t>
-            </w:r>
-            <w:r>
-              <w:rPr>
-                <w:sz w:val="21"/>
-                <w:lang w:eastAsia="zh-CN"/>
-              </w:rPr>
-              <w:t>5</w:t>
-            </w:r>
-            <w:r>
-              <w:rPr>
-                <w:sz w:val="21"/>
-                <w:lang w:eastAsia="zh-CN"/>
-              </w:rPr>
-              <w:t>～</w:t>
-            </w:r>
-            <w:r>
-              <w:rPr>
-                <w:sz w:val="21"/>
-                <w:lang w:eastAsia="zh-CN"/>
-              </w:rPr>
-              <w:t>15</w:t>
-            </w:r>
-            <w:r>
-              <w:rPr>
-                <w:sz w:val="21"/>
-                <w:lang w:eastAsia="zh-CN"/>
-              </w:rPr>
-              <w:t>周共</w:t>
-            </w:r>
-            <w:r>
-              <w:rPr>
-                <w:sz w:val="21"/>
-                <w:lang w:eastAsia="zh-CN"/>
-              </w:rPr>
-              <w:t>11</w:t>
-            </w:r>
-            <w:r>
-              <w:rPr>
-                <w:sz w:val="21"/>
-                <w:lang w:eastAsia="zh-CN"/>
-              </w:rPr>
-              <w:t>份周报齐全</w:t>
+              <w:t>6～7节：编码；8～9节：测试</w:t>
+            </w:r>
+          </w:p>
+        </w:tc>
+        <w:tc>
+          <w:tcPr>
+            <w:tcW w:w="1944" w:type="dxa"/>
+            <w:tcMar>
+              <w:top w:w="70" w:type="dxa"/>
+              <w:left w:w="85" w:type="dxa"/>
+              <w:bottom w:w="70" w:type="dxa"/>
+              <w:right w:w="85" w:type="dxa"/>
+            </w:tcMar>
+            <w:vAlign w:val="center"/>
+          </w:tcPr>
+          <w:p>
+            <w:pPr>
+              <w:spacing w:after="0" w:line="264" w:lineRule="auto"/>
+              <w:rPr>
+                <w:lang w:eastAsia="zh-CN"/>
+              </w:rPr>
+            </w:pPr>
+            <w:r>
+              <w:rPr>
+                <w:sz w:val="21"/>
+                <w:lang w:eastAsia="zh-CN"/>
+              </w:rPr>
+              <w:t>测试用例、项目分析总结报告</w:t>
+            </w:r>
+          </w:p>
+        </w:tc>
+        <w:tc>
+          <w:tcPr>
+            <w:tcW w:w="3384" w:type="dxa"/>
+            <w:tcMar>
+              <w:top w:w="70" w:type="dxa"/>
+              <w:left w:w="85" w:type="dxa"/>
+              <w:bottom w:w="70" w:type="dxa"/>
+              <w:right w:w="85" w:type="dxa"/>
+            </w:tcMar>
+            <w:vAlign w:val="center"/>
+          </w:tcPr>
+          <w:p>
+            <w:pPr>
+              <w:spacing w:after="0" w:line="264" w:lineRule="auto"/>
+              <w:rPr>
+                <w:lang w:eastAsia="zh-CN"/>
+              </w:rPr>
+            </w:pPr>
+            <w:r>
+              <w:rPr>
+                <w:sz w:val="21"/>
+                <w:lang w:eastAsia="zh-CN"/>
+              </w:rPr>
+              <w:t>执行测试与修复，核对实际截图、总结及演示环境；提交内容只记载真实进展</w:t>
+            </w:r>
+          </w:p>
+        </w:tc>
+      </w:tr>
+      <w:tr>
+        <w:trPr>
+          <w:cantSplit/>
+          <w:jc w:val="center"/>
+        </w:trPr>
+        <w:tc>
+          <w:tcPr>
+            <w:tcW w:w="792" w:type="dxa"/>
+            <w:tcMar>
+              <w:top w:w="70" w:type="dxa"/>
+              <w:left w:w="85" w:type="dxa"/>
+              <w:bottom w:w="70" w:type="dxa"/>
+              <w:right w:w="85" w:type="dxa"/>
+            </w:tcMar>
+            <w:vAlign w:val="center"/>
+          </w:tcPr>
+          <w:p>
+            <w:pPr>
+              <w:spacing w:after="0" w:line="264" w:lineRule="auto"/>
+              <w:rPr>
+                <w:lang w:eastAsia="zh-CN"/>
+              </w:rPr>
+            </w:pPr>
+            <w:r>
+              <w:rPr>
+                <w:sz w:val="21"/>
+                <w:lang w:eastAsia="zh-CN"/>
+              </w:rPr>
+              <w:t>第17周</w:t>
+            </w:r>
+          </w:p>
+        </w:tc>
+        <w:tc>
+          <w:tcPr>
+            <w:tcW w:w="936" w:type="dxa"/>
+            <w:tcMar>
+              <w:top w:w="70" w:type="dxa"/>
+              <w:left w:w="85" w:type="dxa"/>
+              <w:bottom w:w="70" w:type="dxa"/>
+              <w:right w:w="85" w:type="dxa"/>
+            </w:tcMar>
+            <w:vAlign w:val="center"/>
+          </w:tcPr>
+          <w:p>
+            <w:pPr>
+              <w:spacing w:after="0" w:line="264" w:lineRule="auto"/>
+              <w:rPr>
+                <w:lang w:eastAsia="zh-CN"/>
+              </w:rPr>
+            </w:pPr>
+            <w:r>
+              <w:rPr>
+                <w:sz w:val="21"/>
+                <w:lang w:eastAsia="zh-CN"/>
+              </w:rPr>
+              <w:t>01-07</w:t>
+            </w:r>
+          </w:p>
+        </w:tc>
+        <w:tc>
+          <w:tcPr>
+            <w:tcW w:w="2880" w:type="dxa"/>
+            <w:tcMar>
+              <w:top w:w="70" w:type="dxa"/>
+              <w:left w:w="85" w:type="dxa"/>
+              <w:bottom w:w="70" w:type="dxa"/>
+              <w:right w:w="85" w:type="dxa"/>
+            </w:tcMar>
+            <w:vAlign w:val="center"/>
+          </w:tcPr>
+          <w:p>
+            <w:pPr>
+              <w:spacing w:after="0" w:line="264" w:lineRule="auto"/>
+              <w:rPr>
+                <w:lang w:eastAsia="zh-CN"/>
+              </w:rPr>
+            </w:pPr>
+            <w:r>
+              <w:rPr>
+                <w:sz w:val="21"/>
+                <w:lang w:eastAsia="zh-CN"/>
+              </w:rPr>
+              <w:t>6～7节：测试；8～9节：项目答辩</w:t>
+            </w:r>
+          </w:p>
+        </w:tc>
+        <w:tc>
+          <w:tcPr>
+            <w:tcW w:w="1944" w:type="dxa"/>
+            <w:tcMar>
+              <w:top w:w="70" w:type="dxa"/>
+              <w:left w:w="85" w:type="dxa"/>
+              <w:bottom w:w="70" w:type="dxa"/>
+              <w:right w:w="85" w:type="dxa"/>
+            </w:tcMar>
+            <w:vAlign w:val="center"/>
+          </w:tcPr>
+          <w:p>
+            <w:pPr>
+              <w:spacing w:after="0" w:line="264" w:lineRule="auto"/>
+              <w:rPr>
+                <w:lang w:eastAsia="zh-CN"/>
+              </w:rPr>
+            </w:pPr>
+            <w:r>
+              <w:rPr>
+                <w:sz w:val="21"/>
+                <w:lang w:eastAsia="zh-CN"/>
+              </w:rPr>
+              <w:t>未列单独提交项</w:t>
+            </w:r>
+          </w:p>
+        </w:tc>
+        <w:tc>
+          <w:tcPr>
+            <w:tcW w:w="3384" w:type="dxa"/>
+            <w:tcMar>
+              <w:top w:w="70" w:type="dxa"/>
+              <w:left w:w="85" w:type="dxa"/>
+              <w:bottom w:w="70" w:type="dxa"/>
+              <w:right w:w="85" w:type="dxa"/>
+            </w:tcMar>
+            <w:vAlign w:val="center"/>
+          </w:tcPr>
+          <w:p>
+            <w:pPr>
+              <w:spacing w:after="0" w:line="264" w:lineRule="auto"/>
+              <w:rPr>
+                <w:lang w:eastAsia="zh-CN"/>
+              </w:rPr>
+            </w:pPr>
+            <w:r>
+              <w:rPr>
+                <w:sz w:val="21"/>
+                <w:lang w:eastAsia="zh-CN"/>
+              </w:rPr>
+              <w:t>答辩前继续测试与复测，核对最终版本、材料和演示，记录实际答辩及验收结论</w:t>
             </w:r>
           </w:p>
         </w:tc>
@@ -8236,7 +7802,6 @@
         <w:pStyle w:val="21"/>
       </w:pPr>
       <w:r>
-        <w:lastRenderedPageBreak/>
         <w:t>里程碑</w:t>
       </w:r>
     </w:p>
@@ -8405,19 +7970,7 @@
               <w:rPr>
                 <w:sz w:val="21"/>
               </w:rPr>
-              <w:t>第</w:t>
-            </w:r>
-            <w:r>
-              <w:rPr>
-                <w:sz w:val="21"/>
-              </w:rPr>
-              <w:t>5</w:t>
-            </w:r>
-            <w:r>
-              <w:rPr>
-                <w:sz w:val="21"/>
-              </w:rPr>
-              <w:t>周</w:t>
+              <w:t>第6～7周</w:t>
             </w:r>
           </w:p>
         </w:tc>
@@ -8444,7 +7997,7 @@
                 <w:sz w:val="21"/>
                 <w:lang w:eastAsia="zh-CN"/>
               </w:rPr>
-              <w:t>分工、任务、工时、周报机制和计划书明确</w:t>
+              <w:t>第6周分组、计划与调研；第7周10-29提交项目计划</w:t>
             </w:r>
           </w:p>
         </w:tc>
@@ -8474,13 +8027,7 @@
               <w:rPr>
                 <w:sz w:val="21"/>
               </w:rPr>
-              <w:t>M1</w:t>
-            </w:r>
-            <w:r>
-              <w:rPr>
-                <w:sz w:val="21"/>
-              </w:rPr>
-              <w:t>需求确认</w:t>
+              <w:t>M1需求材料提交</w:t>
             </w:r>
           </w:p>
         </w:tc>
@@ -8503,19 +8050,7 @@
               <w:rPr>
                 <w:sz w:val="21"/>
               </w:rPr>
-              <w:t>第</w:t>
-            </w:r>
-            <w:r>
-              <w:rPr>
-                <w:sz w:val="21"/>
-              </w:rPr>
-              <w:t>6</w:t>
-            </w:r>
-            <w:r>
-              <w:rPr>
-                <w:sz w:val="21"/>
-              </w:rPr>
-              <w:t>周末</w:t>
+              <w:t>第8、9、11周</w:t>
             </w:r>
           </w:p>
         </w:tc>
@@ -8542,7 +8077,7 @@
                 <w:sz w:val="21"/>
                 <w:lang w:eastAsia="zh-CN"/>
               </w:rPr>
-              <w:t>需求四类材料及角色、异常、统计口径确认</w:t>
+              <w:t>11-05业务流程、11-12数据分析、11-26功能分析与原型分项提交</w:t>
             </w:r>
           </w:p>
         </w:tc>
@@ -8572,13 +8107,7 @@
               <w:rPr>
                 <w:sz w:val="21"/>
               </w:rPr>
-              <w:t>M2</w:t>
-            </w:r>
-            <w:r>
-              <w:rPr>
-                <w:sz w:val="21"/>
-              </w:rPr>
-              <w:t>设计与首条流程</w:t>
+              <w:t>M2设计材料提交</w:t>
             </w:r>
           </w:p>
         </w:tc>
@@ -8601,31 +8130,7 @@
               <w:rPr>
                 <w:sz w:val="21"/>
               </w:rPr>
-              <w:t>第</w:t>
-            </w:r>
-            <w:r>
-              <w:rPr>
-                <w:sz w:val="21"/>
-              </w:rPr>
-              <w:t>7</w:t>
-            </w:r>
-            <w:r>
-              <w:rPr>
-                <w:sz w:val="21"/>
-              </w:rPr>
-              <w:t>～</w:t>
-            </w:r>
-            <w:r>
-              <w:rPr>
-                <w:sz w:val="21"/>
-              </w:rPr>
-              <w:t>8</w:t>
-            </w:r>
-            <w:r>
-              <w:rPr>
-                <w:sz w:val="21"/>
-              </w:rPr>
-              <w:t>周</w:t>
+              <w:t>第12～14周</w:t>
             </w:r>
           </w:p>
         </w:tc>
@@ -8652,35 +8157,7 @@
                 <w:sz w:val="21"/>
                 <w:lang w:eastAsia="zh-CN"/>
               </w:rPr>
-              <w:t>第</w:t>
-            </w:r>
-            <w:r>
-              <w:rPr>
-                <w:sz w:val="21"/>
-                <w:lang w:eastAsia="zh-CN"/>
-              </w:rPr>
-              <w:t>7</w:t>
-            </w:r>
-            <w:r>
-              <w:rPr>
-                <w:sz w:val="21"/>
-                <w:lang w:eastAsia="zh-CN"/>
-              </w:rPr>
-              <w:t>周设计和接口首版可用；第</w:t>
-            </w:r>
-            <w:r>
-              <w:rPr>
-                <w:sz w:val="21"/>
-                <w:lang w:eastAsia="zh-CN"/>
-              </w:rPr>
-              <w:t>8</w:t>
-            </w:r>
-            <w:r>
-              <w:rPr>
-                <w:sz w:val="21"/>
-                <w:lang w:eastAsia="zh-CN"/>
-              </w:rPr>
-              <w:t>周详细设计就绪并跑通首条业务流程</w:t>
+              <w:t>12-03系统设计、12-10数据库设计、12-17详细设计分项提交</w:t>
             </w:r>
           </w:p>
         </w:tc>
@@ -8710,13 +8187,7 @@
               <w:rPr>
                 <w:sz w:val="21"/>
               </w:rPr>
-              <w:t>M3</w:t>
-            </w:r>
-            <w:r>
-              <w:rPr>
-                <w:sz w:val="21"/>
-              </w:rPr>
-              <w:t>全部功能齐备</w:t>
+              <w:t>M3功能实现与联调</w:t>
             </w:r>
           </w:p>
         </w:tc>
@@ -8739,19 +8210,7 @@
               <w:rPr>
                 <w:sz w:val="21"/>
               </w:rPr>
-              <w:t>第</w:t>
-            </w:r>
-            <w:r>
-              <w:rPr>
-                <w:sz w:val="21"/>
-              </w:rPr>
-              <w:t>11</w:t>
-            </w:r>
-            <w:r>
-              <w:rPr>
-                <w:sz w:val="21"/>
-              </w:rPr>
-              <w:t>周末</w:t>
+              <w:t>第14～15周</w:t>
             </w:r>
           </w:p>
         </w:tc>
@@ -8778,7 +8237,7 @@
                 <w:sz w:val="21"/>
                 <w:lang w:eastAsia="zh-CN"/>
               </w:rPr>
-              <w:t>五组需求范围全部实现并联调，尚存缺陷进入系统测试跟踪</w:t>
+              <w:t>团队目标：第14周首条流程贯通，第15周计划功能实现并全量联调</w:t>
             </w:r>
           </w:p>
         </w:tc>
@@ -8808,13 +8267,7 @@
               <w:rPr>
                 <w:sz w:val="21"/>
               </w:rPr>
-              <w:t>M4</w:t>
-            </w:r>
-            <w:r>
-              <w:rPr>
-                <w:sz w:val="21"/>
-              </w:rPr>
-              <w:t>测试与复测</w:t>
+              <w:t>M4测试与总结提交</w:t>
             </w:r>
           </w:p>
         </w:tc>
@@ -8837,19 +8290,7 @@
               <w:rPr>
                 <w:sz w:val="21"/>
               </w:rPr>
-              <w:t>第</w:t>
-            </w:r>
-            <w:r>
-              <w:rPr>
-                <w:sz w:val="21"/>
-              </w:rPr>
-              <w:t>13</w:t>
-            </w:r>
-            <w:r>
-              <w:rPr>
-                <w:sz w:val="21"/>
-              </w:rPr>
-              <w:t>周末</w:t>
+              <w:t>第16周</w:t>
             </w:r>
           </w:p>
         </w:tc>
@@ -8876,7 +8317,7 @@
                 <w:sz w:val="21"/>
                 <w:lang w:eastAsia="zh-CN"/>
               </w:rPr>
-              <w:t>功能与权限验收标准满足，关键问题修复并复测</w:t>
+              <w:t>12-31提交测试用例及项目分析总结报告，执行测试并记录实际问题</w:t>
             </w:r>
           </w:p>
         </w:tc>
@@ -8906,13 +8347,7 @@
               <w:rPr>
                 <w:sz w:val="21"/>
               </w:rPr>
-              <w:t>M5</w:t>
-            </w:r>
-            <w:r>
-              <w:rPr>
-                <w:sz w:val="21"/>
-              </w:rPr>
-              <w:t>交付准备与验收</w:t>
+              <w:t>M5复测与项目答辩</w:t>
             </w:r>
           </w:p>
         </w:tc>
@@ -8935,31 +8370,7 @@
               <w:rPr>
                 <w:sz w:val="21"/>
               </w:rPr>
-              <w:t>第</w:t>
-            </w:r>
-            <w:r>
-              <w:rPr>
-                <w:sz w:val="21"/>
-              </w:rPr>
-              <w:t>14</w:t>
-            </w:r>
-            <w:r>
-              <w:rPr>
-                <w:sz w:val="21"/>
-              </w:rPr>
-              <w:t>～</w:t>
-            </w:r>
-            <w:r>
-              <w:rPr>
-                <w:sz w:val="21"/>
-              </w:rPr>
-              <w:t>15</w:t>
-            </w:r>
-            <w:r>
-              <w:rPr>
-                <w:sz w:val="21"/>
-              </w:rPr>
-              <w:t>周</w:t>
+              <w:t>第17周</w:t>
             </w:r>
           </w:p>
         </w:tc>
@@ -8986,49 +8397,7 @@
                 <w:sz w:val="21"/>
                 <w:lang w:eastAsia="zh-CN"/>
               </w:rPr>
-              <w:t>第</w:t>
-            </w:r>
-            <w:r>
-              <w:rPr>
-                <w:sz w:val="21"/>
-                <w:lang w:eastAsia="zh-CN"/>
-              </w:rPr>
-              <w:t>14</w:t>
-            </w:r>
-            <w:r>
-              <w:rPr>
-                <w:sz w:val="21"/>
-                <w:lang w:eastAsia="zh-CN"/>
-              </w:rPr>
-              <w:t>周材料和演练就绪，第</w:t>
-            </w:r>
-            <w:r>
-              <w:rPr>
-                <w:sz w:val="21"/>
-                <w:lang w:eastAsia="zh-CN"/>
-              </w:rPr>
-              <w:t>15</w:t>
-            </w:r>
-            <w:r>
-              <w:rPr>
-                <w:sz w:val="21"/>
-                <w:lang w:eastAsia="zh-CN"/>
-              </w:rPr>
-              <w:t>周完成验收及</w:t>
-            </w:r>
-            <w:r>
-              <w:rPr>
-                <w:sz w:val="21"/>
-                <w:lang w:eastAsia="zh-CN"/>
-              </w:rPr>
-              <w:t>11</w:t>
-            </w:r>
-            <w:r>
-              <w:rPr>
-                <w:sz w:val="21"/>
-                <w:lang w:eastAsia="zh-CN"/>
-              </w:rPr>
-              <w:t>周周报核对</w:t>
+              <w:t>01-07的6～7节继续测试，8～9节项目答辩；核对材料、版本与实际结论</w:t>
             </w:r>
           </w:p>
         </w:tc>
@@ -9053,43 +8422,7 @@
         <w:rPr>
           <w:lang w:eastAsia="zh-CN"/>
         </w:rPr>
-        <w:t>阶段检查未通过时，保留实际未完成项及影响，由负责人重新安排任务；不得按原计划节点直接登记完成。</w:t>
-      </w:r>
-      <w:r>
-        <w:rPr>
-          <w:lang w:eastAsia="zh-CN"/>
-        </w:rPr>
-        <w:t>M3</w:t>
-      </w:r>
-      <w:r>
-        <w:rPr>
-          <w:lang w:eastAsia="zh-CN"/>
-        </w:rPr>
-        <w:t>表示计划功能齐备，最终质量结论以</w:t>
-      </w:r>
-      <w:r>
-        <w:rPr>
-          <w:lang w:eastAsia="zh-CN"/>
-        </w:rPr>
-        <w:t>M4</w:t>
-      </w:r>
-      <w:r>
-        <w:rPr>
-          <w:lang w:eastAsia="zh-CN"/>
-        </w:rPr>
-        <w:t>测试与</w:t>
-      </w:r>
-      <w:r>
-        <w:rPr>
-          <w:lang w:eastAsia="zh-CN"/>
-        </w:rPr>
-        <w:t>M5</w:t>
-      </w:r>
-      <w:r>
-        <w:rPr>
-          <w:lang w:eastAsia="zh-CN"/>
-        </w:rPr>
-        <w:t>验收结果为准。</w:t>
+        <w:t>教师提交节点与团队内部目标分别列示。阶段检查未通过时记录实际未完成项及影响，由负责人重新安排任务，不按计划日期直接登记完成。第16周报告不得将第17周尚未执行的测试写成已通过；后续结果在答辩材料中同步。</w:t>
       </w:r>
     </w:p>
     <w:p>
@@ -9161,7 +8494,7 @@
         <w:rPr>
           <w:lang w:eastAsia="zh-CN"/>
         </w:rPr>
-        <w:t>A</w:t>
+        <w:t>任奕阳</w:t>
       </w:r>
       <w:r>
         <w:rPr>
@@ -9173,7 +8506,7 @@
         <w:rPr>
           <w:lang w:eastAsia="zh-CN"/>
         </w:rPr>
-        <w:t>B</w:t>
+        <w:t>张海睿</w:t>
       </w:r>
       <w:r>
         <w:rPr>
@@ -9185,7 +8518,7 @@
         <w:rPr>
           <w:lang w:eastAsia="zh-CN"/>
         </w:rPr>
-        <w:t>C</w:t>
+        <w:t>沈翔宇</w:t>
       </w:r>
       <w:r>
         <w:rPr>
@@ -9197,7 +8530,7 @@
         <w:rPr>
           <w:lang w:eastAsia="zh-CN"/>
         </w:rPr>
-        <w:t>D</w:t>
+        <w:t>戴靖桓</w:t>
       </w:r>
       <w:r>
         <w:rPr>
@@ -9499,7 +8832,7 @@
               <w:rPr>
                 <w:sz w:val="21"/>
               </w:rPr>
-              <w:t>A</w:t>
+              <w:t>任奕阳</w:t>
             </w:r>
           </w:p>
         </w:tc>
@@ -9609,7 +8942,7 @@
               <w:rPr>
                 <w:sz w:val="21"/>
               </w:rPr>
-              <w:t>C</w:t>
+              <w:t>沈翔宇</w:t>
             </w:r>
           </w:p>
         </w:tc>
@@ -9719,7 +9052,7 @@
               <w:rPr>
                 <w:sz w:val="21"/>
               </w:rPr>
-              <w:t>A</w:t>
+              <w:t>任奕阳</w:t>
             </w:r>
           </w:p>
         </w:tc>
@@ -9829,7 +9162,7 @@
               <w:rPr>
                 <w:sz w:val="21"/>
               </w:rPr>
-              <w:t>B</w:t>
+              <w:t>张海睿</w:t>
             </w:r>
           </w:p>
         </w:tc>
@@ -9859,7 +9192,6 @@
               <w:rPr>
                 <w:sz w:val="21"/>
               </w:rPr>
-              <w:lastRenderedPageBreak/>
               <w:t>CR-05</w:t>
             </w:r>
           </w:p>
@@ -9940,7 +9272,7 @@
               <w:rPr>
                 <w:sz w:val="21"/>
               </w:rPr>
-              <w:t>负责人</w:t>
+              <w:t>杨振煜</w:t>
             </w:r>
           </w:p>
         </w:tc>
@@ -10071,7 +9403,7 @@
               <w:rPr>
                 <w:sz w:val="21"/>
               </w:rPr>
-              <w:t>C</w:t>
+              <w:t>沈翔宇</w:t>
             </w:r>
           </w:p>
         </w:tc>
@@ -10209,7 +9541,7 @@
               <w:rPr>
                 <w:sz w:val="21"/>
               </w:rPr>
-              <w:t>A</w:t>
+              <w:t>任奕阳</w:t>
             </w:r>
             <w:r>
               <w:rPr>
@@ -10221,7 +9553,7 @@
               <w:rPr>
                 <w:sz w:val="21"/>
               </w:rPr>
-              <w:t>C</w:t>
+              <w:t>沈翔宇</w:t>
             </w:r>
           </w:p>
         </w:tc>
@@ -10331,7 +9663,7 @@
               <w:rPr>
                 <w:sz w:val="21"/>
               </w:rPr>
-              <w:t>C</w:t>
+              <w:t>沈翔宇</w:t>
             </w:r>
           </w:p>
         </w:tc>
@@ -10462,7 +9794,7 @@
               <w:rPr>
                 <w:sz w:val="21"/>
               </w:rPr>
-              <w:t>D</w:t>
+              <w:t>戴靖桓</w:t>
             </w:r>
           </w:p>
         </w:tc>
@@ -10572,7 +9904,7 @@
               <w:rPr>
                 <w:sz w:val="21"/>
               </w:rPr>
-              <w:t>D</w:t>
+              <w:t>戴靖桓</w:t>
             </w:r>
             <w:r>
               <w:rPr>
@@ -10677,7 +10009,7 @@
               <w:rPr>
                 <w:sz w:val="21"/>
               </w:rPr>
-              <w:t>负责人</w:t>
+              <w:t>杨振煜</w:t>
             </w:r>
           </w:p>
         </w:tc>
@@ -10852,7 +10184,7 @@
                 <w:sz w:val="21"/>
                 <w:lang w:eastAsia="zh-CN"/>
               </w:rPr>
-              <w:t>负责人汇总，全员提供</w:t>
+              <w:t>杨振煜汇总，全员提供</w:t>
             </w:r>
           </w:p>
         </w:tc>
@@ -10877,79 +10209,7 @@
         <w:rPr>
           <w:lang w:eastAsia="zh-CN"/>
         </w:rPr>
-        <w:t>课程最低测试范围按</w:t>
-      </w:r>
-      <w:r>
-        <w:rPr>
-          <w:lang w:eastAsia="zh-CN"/>
-        </w:rPr>
-        <w:t>CR-09</w:t>
-      </w:r>
-      <w:r>
-        <w:rPr>
-          <w:lang w:eastAsia="zh-CN"/>
-        </w:rPr>
-        <w:t>核对，项目实际验收覆盖全部确认功能。旧版</w:t>
-      </w:r>
-      <w:r>
-        <w:rPr>
-          <w:lang w:eastAsia="zh-CN"/>
-        </w:rPr>
-        <w:t>XLS</w:t>
-      </w:r>
-      <w:r>
-        <w:rPr>
-          <w:lang w:eastAsia="zh-CN"/>
-        </w:rPr>
-        <w:t>模板须另存为</w:t>
-      </w:r>
-      <w:r>
-        <w:rPr>
-          <w:lang w:eastAsia="zh-CN"/>
-        </w:rPr>
-        <w:t>XLSX</w:t>
-      </w:r>
-      <w:r>
-        <w:rPr>
-          <w:lang w:eastAsia="zh-CN"/>
-        </w:rPr>
-        <w:t>，不得仅改扩展名；</w:t>
-      </w:r>
-      <w:r>
-        <w:rPr>
-          <w:lang w:eastAsia="zh-CN"/>
-        </w:rPr>
-        <w:t>Markdown</w:t>
-      </w:r>
-      <w:r>
-        <w:rPr>
-          <w:lang w:eastAsia="zh-CN"/>
-        </w:rPr>
-        <w:t>协作稿不能替代正式课程材料。第</w:t>
-      </w:r>
-      <w:r>
-        <w:rPr>
-          <w:lang w:eastAsia="zh-CN"/>
-        </w:rPr>
-        <w:t>14</w:t>
-      </w:r>
-      <w:r>
-        <w:rPr>
-          <w:lang w:eastAsia="zh-CN"/>
-        </w:rPr>
-        <w:t>周使用项目验收清单逐项预检，第</w:t>
-      </w:r>
-      <w:r>
-        <w:rPr>
-          <w:lang w:eastAsia="zh-CN"/>
-        </w:rPr>
-        <w:t>15</w:t>
-      </w:r>
-      <w:r>
-        <w:rPr>
-          <w:lang w:eastAsia="zh-CN"/>
-        </w:rPr>
-        <w:t>周登记实际验收结果。</w:t>
+        <w:t>课程最低测试范围按CR-09核对，项目实际验收覆盖全部确认功能。旧版XLS模板须另存为XLSX，不得仅改扩展名；Markdown协作稿不能替代正式课程材料。第16周使用项目验收清单逐项预检，第17周答辩后登记实际验收结果。</w:t>
       </w:r>
     </w:p>
     <w:p>
@@ -11001,13 +10261,13 @@
         <w:rPr>
           <w:lang w:eastAsia="zh-CN"/>
         </w:rPr>
-        <w:t>分钟短会，分别检查开发进展和联调问题，周末汇总周报。成员会前更新任务实际状态、交付物、验证结果及阻塞；负责人协调接口、跨模块问题和人手安排，</w:t>
+        <w:t>分钟短会，分别检查开发进展和联调问题，周末汇总周报。成员会前更新任务实际状态、交付物、验证结果及阻塞；杨振煜协调接口、跨模块问题和人手安排，</w:t>
       </w:r>
       <w:r>
         <w:rPr>
           <w:lang w:eastAsia="zh-CN"/>
         </w:rPr>
-        <w:t>D</w:t>
+        <w:t>戴靖桓</w:t>
       </w:r>
       <w:r>
         <w:rPr>
@@ -11065,79 +10325,7 @@
         <w:rPr>
           <w:lang w:eastAsia="zh-CN"/>
         </w:rPr>
-        <w:t>需求调整由提出人说明原因、涉及功能及对接口、数据库、开发、测试和材料的影响，项目负责人组织受影响成员评估并确认。经确认后同步需求、</w:t>
-      </w:r>
-      <w:r>
-        <w:rPr>
-          <w:lang w:eastAsia="zh-CN"/>
-        </w:rPr>
-        <w:t>OpenAPI</w:t>
-      </w:r>
-      <w:r>
-        <w:rPr>
-          <w:lang w:eastAsia="zh-CN"/>
-        </w:rPr>
-        <w:t>、设计、用例、任务表和周报。第</w:t>
-      </w:r>
-      <w:r>
-        <w:rPr>
-          <w:lang w:eastAsia="zh-CN"/>
-        </w:rPr>
-        <w:t>10</w:t>
-      </w:r>
-      <w:r>
-        <w:rPr>
-          <w:lang w:eastAsia="zh-CN"/>
-        </w:rPr>
-        <w:t>～</w:t>
-      </w:r>
-      <w:r>
-        <w:rPr>
-          <w:lang w:eastAsia="zh-CN"/>
-        </w:rPr>
-        <w:t>11</w:t>
-      </w:r>
-      <w:r>
-        <w:rPr>
-          <w:lang w:eastAsia="zh-CN"/>
-        </w:rPr>
-        <w:t>周落后时，先暂停新增需求，简化页面表现、统计展示和操作细节，在保留已确认业务行为和验收标准的前提下重新分配人手，保留第</w:t>
-      </w:r>
-      <w:r>
-        <w:rPr>
-          <w:lang w:eastAsia="zh-CN"/>
-        </w:rPr>
-        <w:t>12</w:t>
-      </w:r>
-      <w:r>
-        <w:rPr>
-          <w:lang w:eastAsia="zh-CN"/>
-        </w:rPr>
-        <w:t>～</w:t>
-      </w:r>
-      <w:r>
-        <w:rPr>
-          <w:lang w:eastAsia="zh-CN"/>
-        </w:rPr>
-        <w:t>13</w:t>
-      </w:r>
-      <w:r>
-        <w:rPr>
-          <w:lang w:eastAsia="zh-CN"/>
-        </w:rPr>
-        <w:t>周测试及第</w:t>
-      </w:r>
-      <w:r>
-        <w:rPr>
-          <w:lang w:eastAsia="zh-CN"/>
-        </w:rPr>
-        <w:t>14</w:t>
-      </w:r>
-      <w:r>
-        <w:rPr>
-          <w:lang w:eastAsia="zh-CN"/>
-        </w:rPr>
-        <w:t>周演练时间。业务条件、权限或异常处理的删减不属于页面简化，须作为范围变更另行确认。</w:t>
+        <w:t>需求调整由提出人说明原因、涉及功能及对接口、数据库、开发、测试和材料的影响，项目负责人组织受影响成员评估并确认。经确认后同步需求、OpenAPI、设计、用例、任务表和周报。第14～15周编码与联调落后时，先暂停新增需求，简化页面表现、统计展示和操作细节，在保留已确认业务行为和验收标准的前提下重新分配人手，保留第16周测试与材料提交、第17周继续测试及答辩的时间。业务条件、权限或异常处理的删减不属于页面简化，须作为范围变更另行确认。</w:t>
       </w:r>
     </w:p>
     <w:p>
@@ -11195,7 +10383,6 @@
         <w:pStyle w:val="1"/>
       </w:pPr>
       <w:r>
-        <w:lastRenderedPageBreak/>
         <w:t>风险及应对</w:t>
       </w:r>
     </w:p>
@@ -11366,21 +10553,7 @@
                 <w:sz w:val="21"/>
                 <w:lang w:eastAsia="zh-CN"/>
               </w:rPr>
-              <w:t>第</w:t>
-            </w:r>
-            <w:r>
-              <w:rPr>
-                <w:sz w:val="21"/>
-                <w:lang w:eastAsia="zh-CN"/>
-              </w:rPr>
-              <w:t>6</w:t>
-            </w:r>
-            <w:r>
-              <w:rPr>
-                <w:sz w:val="21"/>
-                <w:lang w:eastAsia="zh-CN"/>
-              </w:rPr>
-              <w:t>周需求评审存在歧义，或联调结果不一致</w:t>
+              <w:t>第7～10周需求评审存在歧义，或联调结果不一致</w:t>
             </w:r>
           </w:p>
         </w:tc>
@@ -11407,7 +10580,7 @@
                 <w:sz w:val="21"/>
                 <w:lang w:eastAsia="zh-CN"/>
               </w:rPr>
-              <w:t>A</w:t>
+              <w:t>任奕阳</w:t>
             </w:r>
             <w:r>
               <w:rPr>
@@ -11421,7 +10594,7 @@
                 <w:sz w:val="21"/>
                 <w:lang w:eastAsia="zh-CN"/>
               </w:rPr>
-              <w:t>B</w:t>
+              <w:t>张海睿</w:t>
             </w:r>
             <w:r>
               <w:rPr>
@@ -11435,7 +10608,7 @@
                 <w:sz w:val="21"/>
                 <w:lang w:eastAsia="zh-CN"/>
               </w:rPr>
-              <w:t>C</w:t>
+              <w:t>沈翔宇</w:t>
             </w:r>
             <w:r>
               <w:rPr>
@@ -11449,7 +10622,7 @@
                 <w:sz w:val="21"/>
                 <w:lang w:eastAsia="zh-CN"/>
               </w:rPr>
-              <w:t>D</w:t>
+              <w:t>戴靖桓</w:t>
             </w:r>
             <w:r>
               <w:rPr>
@@ -11544,35 +10717,7 @@
                 <w:sz w:val="21"/>
                 <w:lang w:eastAsia="zh-CN"/>
               </w:rPr>
-              <w:t>第</w:t>
-            </w:r>
-            <w:r>
-              <w:rPr>
-                <w:sz w:val="21"/>
-                <w:lang w:eastAsia="zh-CN"/>
-              </w:rPr>
-              <w:t>7</w:t>
-            </w:r>
-            <w:r>
-              <w:rPr>
-                <w:sz w:val="21"/>
-                <w:lang w:eastAsia="zh-CN"/>
-              </w:rPr>
-              <w:t>～</w:t>
-            </w:r>
-            <w:r>
-              <w:rPr>
-                <w:sz w:val="21"/>
-                <w:lang w:eastAsia="zh-CN"/>
-              </w:rPr>
-              <w:t>8</w:t>
-            </w:r>
-            <w:r>
-              <w:rPr>
-                <w:sz w:val="21"/>
-                <w:lang w:eastAsia="zh-CN"/>
-              </w:rPr>
-              <w:t>周优先交付最小公共能力，授权成员分担公共任务，负责人协调合并</w:t>
+              <w:t>第13周准备、第14周优先交付最小公共能力，授权成员分担公共任务，负责人协调合并</w:t>
             </w:r>
           </w:p>
         </w:tc>
@@ -11633,21 +10778,7 @@
                 <w:sz w:val="21"/>
                 <w:lang w:eastAsia="zh-CN"/>
               </w:rPr>
-              <w:t>第</w:t>
-            </w:r>
-            <w:r>
-              <w:rPr>
-                <w:sz w:val="21"/>
-                <w:lang w:eastAsia="zh-CN"/>
-              </w:rPr>
-              <w:t>8</w:t>
-            </w:r>
-            <w:r>
-              <w:rPr>
-                <w:sz w:val="21"/>
-                <w:lang w:eastAsia="zh-CN"/>
-              </w:rPr>
-              <w:t>周首条流程或后续联调无法贯通</w:t>
+              <w:t>第14周首条流程或后续联调无法贯通</w:t>
             </w:r>
           </w:p>
         </w:tc>
@@ -11704,31 +10835,7 @@
               <w:rPr>
                 <w:sz w:val="21"/>
               </w:rPr>
-              <w:t>第</w:t>
-            </w:r>
-            <w:r>
-              <w:rPr>
-                <w:sz w:val="21"/>
-              </w:rPr>
-              <w:t>10</w:t>
-            </w:r>
-            <w:r>
-              <w:rPr>
-                <w:sz w:val="21"/>
-              </w:rPr>
-              <w:t>～</w:t>
-            </w:r>
-            <w:r>
-              <w:rPr>
-                <w:sz w:val="21"/>
-              </w:rPr>
-              <w:t>11</w:t>
-            </w:r>
-            <w:r>
-              <w:rPr>
-                <w:sz w:val="21"/>
-              </w:rPr>
-              <w:t>周功能进度落后</w:t>
+              <w:t>第14～15周功能进度落后</w:t>
             </w:r>
           </w:p>
         </w:tc>
@@ -11843,35 +10950,7 @@
                 <w:sz w:val="21"/>
                 <w:lang w:eastAsia="zh-CN"/>
               </w:rPr>
-              <w:t>第</w:t>
-            </w:r>
-            <w:r>
-              <w:rPr>
-                <w:sz w:val="21"/>
-                <w:lang w:eastAsia="zh-CN"/>
-              </w:rPr>
-              <w:t>12</w:t>
-            </w:r>
-            <w:r>
-              <w:rPr>
-                <w:sz w:val="21"/>
-                <w:lang w:eastAsia="zh-CN"/>
-              </w:rPr>
-              <w:t>～</w:t>
-            </w:r>
-            <w:r>
-              <w:rPr>
-                <w:sz w:val="21"/>
-                <w:lang w:eastAsia="zh-CN"/>
-              </w:rPr>
-              <w:t>13</w:t>
-            </w:r>
-            <w:r>
-              <w:rPr>
-                <w:sz w:val="21"/>
-                <w:lang w:eastAsia="zh-CN"/>
-              </w:rPr>
-              <w:t>周复测失败或结果矛盾</w:t>
+              <w:t>第16～17周复测失败或结果矛盾</w:t>
             </w:r>
           </w:p>
         </w:tc>
@@ -11905,7 +10984,7 @@
                 <w:sz w:val="21"/>
                 <w:lang w:eastAsia="zh-CN"/>
               </w:rPr>
-              <w:t>D</w:t>
+              <w:t>戴靖桓</w:t>
             </w:r>
             <w:r>
               <w:rPr>
@@ -11973,21 +11052,7 @@
                 <w:sz w:val="21"/>
                 <w:lang w:eastAsia="zh-CN"/>
               </w:rPr>
-              <w:t>第</w:t>
-            </w:r>
-            <w:r>
-              <w:rPr>
-                <w:sz w:val="21"/>
-                <w:lang w:eastAsia="zh-CN"/>
-              </w:rPr>
-              <w:t>14</w:t>
-            </w:r>
-            <w:r>
-              <w:rPr>
-                <w:sz w:val="21"/>
-                <w:lang w:eastAsia="zh-CN"/>
-              </w:rPr>
-              <w:t>周启动失败、截图缺项或源码包不符</w:t>
+              <w:t>第16周预检发现启动失败、截图缺项或源码包不符</w:t>
             </w:r>
           </w:p>
         </w:tc>
@@ -12021,7 +11086,7 @@
                 <w:sz w:val="21"/>
                 <w:lang w:eastAsia="zh-CN"/>
               </w:rPr>
-              <w:t>C</w:t>
+              <w:t>沈翔宇</w:t>
             </w:r>
             <w:r>
               <w:rPr>
@@ -12035,7 +11100,7 @@
                 <w:sz w:val="21"/>
                 <w:lang w:eastAsia="zh-CN"/>
               </w:rPr>
-              <w:t>D</w:t>
+              <w:t>戴靖桓</w:t>
             </w:r>
             <w:r>
               <w:rPr>
@@ -12095,43 +11160,7 @@
         <w:rPr>
           <w:lang w:eastAsia="zh-CN"/>
         </w:rPr>
-        <w:t>课程交付要求依据课程依据、任务阶段与交付要求及其</w:t>
-      </w:r>
-      <w:r>
-        <w:rPr>
-          <w:lang w:eastAsia="zh-CN"/>
-        </w:rPr>
-        <w:t>CR</w:t>
-      </w:r>
-      <w:r>
-        <w:rPr>
-          <w:lang w:eastAsia="zh-CN"/>
-        </w:rPr>
-        <w:t>编号，原始资料为《软件工程课程设计</w:t>
-      </w:r>
-      <w:r>
-        <w:rPr>
-          <w:lang w:eastAsia="zh-CN"/>
-        </w:rPr>
-        <w:t>PPT.pdf</w:t>
-      </w:r>
-      <w:r>
-        <w:rPr>
-          <w:lang w:eastAsia="zh-CN"/>
-        </w:rPr>
-        <w:t>》和教师提供的范例及模板。业务范围、人员组织、投入时间、里程碑、验收标准和协作节奏依据项目负责人逐项确认的决定。技术与协作约束执行根目录</w:t>
-      </w:r>
-      <w:r>
-        <w:rPr>
-          <w:lang w:eastAsia="zh-CN"/>
-        </w:rPr>
-        <w:t>agent.md</w:t>
-      </w:r>
-      <w:r>
-        <w:rPr>
-          <w:lang w:eastAsia="zh-CN"/>
-        </w:rPr>
-        <w:t>、团队协作规范和接口规范。</w:t>
+        <w:t>课程交付要求依据课程依据、任务阶段与交付要求及其CR编号，原始资料为《软件工程课程设计PPT.pdf》、教师提供的范例及模板，以及教师课程进度计划表图片；逐周课程内容和提交节点以该进度表为依据。业务范围、人员组织、投入时间、里程碑、验收标准和协作节奏依据项目负责人逐项确认的决定。技术与协作约束执行根目录agent.md、团队协作规范和接口规范。</w:t>
       </w:r>
     </w:p>
     <w:p>
@@ -12145,67 +11174,7 @@
         <w:rPr>
           <w:lang w:eastAsia="zh-CN"/>
         </w:rPr>
-        <w:t>计划版本为</w:t>
-      </w:r>
-      <w:r>
-        <w:rPr>
-          <w:lang w:eastAsia="zh-CN"/>
-        </w:rPr>
-        <w:t>1.0</w:t>
-      </w:r>
-      <w:r>
-        <w:rPr>
-          <w:lang w:eastAsia="zh-CN"/>
-        </w:rPr>
-        <w:t>，编制日期为</w:t>
-      </w:r>
-      <w:r>
-        <w:rPr>
-          <w:lang w:eastAsia="zh-CN"/>
-        </w:rPr>
-        <w:t>2026</w:t>
-      </w:r>
-      <w:r>
-        <w:rPr>
-          <w:lang w:eastAsia="zh-CN"/>
-        </w:rPr>
-        <w:t>年</w:t>
-      </w:r>
-      <w:r>
-        <w:rPr>
-          <w:lang w:eastAsia="zh-CN"/>
-        </w:rPr>
-        <w:t>10</w:t>
-      </w:r>
-      <w:r>
-        <w:rPr>
-          <w:lang w:eastAsia="zh-CN"/>
-        </w:rPr>
-        <w:t>月</w:t>
-      </w:r>
-      <w:r>
-        <w:rPr>
-          <w:lang w:eastAsia="zh-CN"/>
-        </w:rPr>
-        <w:t>24</w:t>
-      </w:r>
-      <w:r>
-        <w:rPr>
-          <w:lang w:eastAsia="zh-CN"/>
-        </w:rPr>
-        <w:t>日；该日期不用于推定教学周与日历日期的对应关系。阶段调整由项目负责人组织确认，并在决策记录、团队任务表和当周周报中同步。各阶段正式文件保存位置沿用仓库目录，最终课程提交使用本目录内的项目计划书</w:t>
-      </w:r>
-      <w:r>
-        <w:rPr>
-          <w:lang w:eastAsia="zh-CN"/>
-        </w:rPr>
-        <w:t>DOCX</w:t>
-      </w:r>
-      <w:r>
-        <w:rPr>
-          <w:lang w:eastAsia="zh-CN"/>
-        </w:rPr>
-        <w:t>。</w:t>
+        <w:t>计划版本为1.1，修订日期为2026年10月24日。教学周与月日对应关系直接采用教师进度表，01-07为跨年日期。实施周期为第6～17周，周报提交周期另为第5～15周。阶段调整由项目负责人组织确认，并在决策记录、团队任务表和当周周报中同步。各阶段正式文件保存位置沿用仓库目录，最终课程提交使用本目录内的项目计划书DOCX。</w:t>
       </w:r>
     </w:p>
     <w:sectPr>

--- a/docs/management/plans/校园快递收发系统项目计划书.docx
+++ b/docs/management/plans/校园快递收发系统项目计划书.docx
@@ -43,31 +43,31 @@
         <w:rPr>
           <w:lang w:eastAsia="zh-CN"/>
         </w:rPr>
-        <w:t>本项目为杭州电子科技大学软件工程课程设计项目，建设单驿站双端校园快递收发系统。学生端支持个人查询、取件相关操作和寄件申请；工作人员端承担驿站收发处理，同时提供管理员使用的账号、权限及基础信息管理功能。系统采用</w:t>
+        <w:t>本项目为杭州电子科技大学软件工程课程设计项目，建设单驿站双端校园快递收发系统。学生端支持个人查询、自助核验取件、拒收与撤回及寄件申请；工作人员端承担驿站收件、寄件与退件处理，同时提供管理员使用的账号、权限及基础信息管理功能。系统采用Spring Boot+Vue3+MySQL，使用Docker在演示电脑本地运行，通过不同账号展示三类角色的操作。</w:t>
       </w:r>
       <w:r>
         <w:rPr>
           <w:lang w:eastAsia="zh-CN"/>
         </w:rPr>
-        <w:t>Spring Boot+Vue3+MySQL</w:t>
+        <w:t/>
       </w:r>
       <w:r>
         <w:rPr>
           <w:lang w:eastAsia="zh-CN"/>
         </w:rPr>
-        <w:t>，使用</w:t>
+        <w:t/>
       </w:r>
       <w:r>
         <w:rPr>
           <w:lang w:eastAsia="zh-CN"/>
         </w:rPr>
-        <w:t>Docker</w:t>
+        <w:t/>
       </w:r>
       <w:r>
         <w:rPr>
           <w:lang w:eastAsia="zh-CN"/>
         </w:rPr>
-        <w:t>在演示电脑本地运行，通过不同账号展示三类角色的操作。</w:t>
+        <w:t/>
       </w:r>
     </w:p>
     <w:p>
@@ -315,7 +315,7 @@
                 <w:sz w:val="21"/>
                 <w:lang w:eastAsia="zh-CN"/>
               </w:rPr>
-              <w:t>办理个人查询、取件相关操作和寄件申请</w:t>
+              <w:t>办理个人查询、自助核验取件、拒收与撤回及寄件申请</w:t>
             </w:r>
           </w:p>
         </w:tc>
@@ -399,7 +399,7 @@
                 <w:sz w:val="21"/>
                 <w:lang w:eastAsia="zh-CN"/>
               </w:rPr>
-              <w:t>执行驿站收件、取件核验、寄件受理及异常处理</w:t>
+              <w:t>执行驿站收件、寄件受理与寄出、退件及业务纠错</w:t>
             </w:r>
           </w:p>
         </w:tc>
@@ -914,7 +914,7 @@
                 <w:sz w:val="21"/>
                 <w:lang w:eastAsia="zh-CN"/>
               </w:rPr>
-              <w:t>学生个人查询、工作人员核验取件、拒收相关处理，与退件流程衔接</w:t>
+              <w:t>学生个人查询、自助核验取件、拒收与撤回，与退件流程衔接</w:t>
             </w:r>
           </w:p>
         </w:tc>
@@ -1144,7 +1144,7 @@
         <w:rPr>
           <w:lang w:eastAsia="zh-CN"/>
         </w:rPr>
-        <w:t>必须完成核心收发流程、拒收与退件、取消寄件和简单统计。第6周启动调研，第7～10周由各模块负责人逐步明确拒收与退件的区别、操作主体、允许操作的条件、取消寄件的时点，以及统计指标和计算口径，由项目负责人组织确认。在第11周提交功能分析与原型前确认学生取件相关操作与工作人员核验的分工，并完成上述规则评审。</w:t>
+        <w:t>必须完成核心收发流程、拒收与退件、取消寄件和简单统计。项目负责人已确认账号关联、拒收退件、寄件取消、管理员权限和七项统计指标等业务规则，详见《校园快递收发系统调研分析报告》。2026年10月26日明确取件采用学生自助核验、系统校验通过后确认出库，不再由工作人员执行取件核验或确认。第7～10周各模块负责人据此细化业务流程、数据、功能和原型，第11周提交功能分析与原型前完成评审；后续调研发现的调整按需求变更流程确认。</w:t>
       </w:r>
     </w:p>
     <w:p>
@@ -1520,7 +1520,7 @@
                 <w:sz w:val="21"/>
                 <w:lang w:eastAsia="zh-CN"/>
               </w:rPr>
-              <w:t>学生查询与取件模块的前端、后端和数据实现</w:t>
+              <w:t>学生查询、自助取件与拒收模块的前端、后端和数据实现</w:t>
             </w:r>
           </w:p>
         </w:tc>
@@ -4823,7 +4823,7 @@
                 <w:sz w:val="20"/>
                 <w:lang w:eastAsia="zh-CN"/>
               </w:rPr>
-              <w:t>收件入库→学生查询→核验取件先贯通，全部计划流程第15周具备联调记录</w:t>
+              <w:t>收件入库→学生查询→自助核验取件先贯通，全部计划流程第15周具备联调记录</w:t>
             </w:r>
           </w:p>
         </w:tc>
@@ -7360,7 +7360,7 @@
                 <w:sz w:val="21"/>
                 <w:lang w:eastAsia="zh-CN"/>
               </w:rPr>
-              <w:t>开发公共框架与核心流程，先贯通收件→查询→取件；整理第14周周报</w:t>
+              <w:t>开发公共框架与核心流程，先贯通收件→查询→自助取件；整理第14周周报</w:t>
             </w:r>
           </w:p>
         </w:tc>
@@ -11174,7 +11174,7 @@
         <w:rPr>
           <w:lang w:eastAsia="zh-CN"/>
         </w:rPr>
-        <w:t>计划版本为1.1，修订日期为2026年10月24日。教学周与月日对应关系直接采用教师进度表，01-07为跨年日期。实施周期为第6～17周，周报提交周期另为第5～15周。阶段调整由项目负责人组织确认，并在决策记录、团队任务表和当周周报中同步。各阶段正式文件保存位置沿用仓库目录，最终课程提交使用本目录内的项目计划书DOCX。</w:t>
+        <w:t>计划版本为1.2，修订日期为2026年10月26日。教学周与月日对应关系直接采用教师进度表，01-07为跨年日期。实施周期为第6～17周，周报提交周期另为第5～15周。阶段调整由项目负责人组织确认，并在决策记录、团队任务表和当周周报中同步。各阶段正式文件保存位置沿用仓库目录，最终课程提交使用本目录内的项目计划书DOCX。</w:t>
       </w:r>
     </w:p>
     <w:sectPr>

--- a/docs/management/plans/校园快递收发系统项目计划书.docx
+++ b/docs/management/plans/校园快递收发系统项目计划书.docx
@@ -43,31 +43,31 @@
         <w:rPr>
           <w:lang w:eastAsia="zh-CN"/>
         </w:rPr>
-        <w:t>本项目为杭州电子科技大学软件工程课程设计项目，建设单驿站双端校园快递收发系统。学生端支持个人查询、自助核验取件、拒收与撤回及寄件申请；工作人员端承担驿站收件、寄件与退件处理，同时提供管理员使用的账号、权限及基础信息管理功能。系统采用Spring Boot+Vue3+MySQL，使用Docker在演示电脑本地运行，通过不同账号展示三类角色的操作。</w:t>
+        <w:t>本项目为杭州电子科技大学软件工程课程设计项目，建设单驿站双端校园快递收发系统。学生端支持个人查询、自助核验取件、拒收与撤回及寄件申请；工作人员端承担驿站收件、寄件与退件处理，同时提供管理员使用的账号、权限及基础信息管理功能。系统采用</w:t>
       </w:r>
       <w:r>
         <w:rPr>
           <w:lang w:eastAsia="zh-CN"/>
         </w:rPr>
-        <w:t/>
+        <w:t>Spring Boot+Vue3+MySQL</w:t>
       </w:r>
       <w:r>
         <w:rPr>
           <w:lang w:eastAsia="zh-CN"/>
         </w:rPr>
-        <w:t/>
+        <w:t>，使用</w:t>
       </w:r>
       <w:r>
         <w:rPr>
           <w:lang w:eastAsia="zh-CN"/>
         </w:rPr>
-        <w:t/>
+        <w:t>Docker</w:t>
       </w:r>
       <w:r>
         <w:rPr>
           <w:lang w:eastAsia="zh-CN"/>
         </w:rPr>
-        <w:t/>
+        <w:t>在演示电脑本地运行，通过不同账号展示三类角色的操作。</w:t>
       </w:r>
     </w:p>
     <w:p>
@@ -81,7 +81,223 @@
         <w:rPr>
           <w:lang w:eastAsia="zh-CN"/>
         </w:rPr>
-        <w:t>项目实施周期按教师进度表安排为第6～17教学周，共12周，从10-22分组、项目计划和调研推进至次年01-07项目答辩。周报按课件另列的第5～15周提交，共11份。团队由项目负责人杨振煜和任奕阳（A）、张海睿（B）、沈翔宇（C）、戴靖桓（D）共5人组成，均参与开发，采用业务模块分工。每人每周计划投入10～12小时，包含开发、会议、评审、测试和文档；按12周计算，总计划投入600～720人时。成员姓名与代号对应关系已确认，学号按正式课程材料登记。</w:t>
+        <w:t>项目实施周期按教师进度表安排为第</w:t>
+      </w:r>
+      <w:r>
+        <w:rPr>
+          <w:lang w:eastAsia="zh-CN"/>
+        </w:rPr>
+        <w:t>6</w:t>
+      </w:r>
+      <w:r>
+        <w:rPr>
+          <w:lang w:eastAsia="zh-CN"/>
+        </w:rPr>
+        <w:t>～</w:t>
+      </w:r>
+      <w:r>
+        <w:rPr>
+          <w:lang w:eastAsia="zh-CN"/>
+        </w:rPr>
+        <w:t>17</w:t>
+      </w:r>
+      <w:r>
+        <w:rPr>
+          <w:lang w:eastAsia="zh-CN"/>
+        </w:rPr>
+        <w:t>教学周，共</w:t>
+      </w:r>
+      <w:r>
+        <w:rPr>
+          <w:lang w:eastAsia="zh-CN"/>
+        </w:rPr>
+        <w:t>12</w:t>
+      </w:r>
+      <w:r>
+        <w:rPr>
+          <w:lang w:eastAsia="zh-CN"/>
+        </w:rPr>
+        <w:t>周，从</w:t>
+      </w:r>
+      <w:r>
+        <w:rPr>
+          <w:lang w:eastAsia="zh-CN"/>
+        </w:rPr>
+        <w:t>10-22</w:t>
+      </w:r>
+      <w:r>
+        <w:rPr>
+          <w:lang w:eastAsia="zh-CN"/>
+        </w:rPr>
+        <w:t>分组、项目计划和调研推进至次年</w:t>
+      </w:r>
+      <w:r>
+        <w:rPr>
+          <w:lang w:eastAsia="zh-CN"/>
+        </w:rPr>
+        <w:t>01-07</w:t>
+      </w:r>
+      <w:r>
+        <w:rPr>
+          <w:lang w:eastAsia="zh-CN"/>
+        </w:rPr>
+        <w:t>项目答辩。周报按课件另列的第</w:t>
+      </w:r>
+      <w:r>
+        <w:rPr>
+          <w:lang w:eastAsia="zh-CN"/>
+        </w:rPr>
+        <w:t>5</w:t>
+      </w:r>
+      <w:r>
+        <w:rPr>
+          <w:lang w:eastAsia="zh-CN"/>
+        </w:rPr>
+        <w:t>～</w:t>
+      </w:r>
+      <w:r>
+        <w:rPr>
+          <w:lang w:eastAsia="zh-CN"/>
+        </w:rPr>
+        <w:t>15</w:t>
+      </w:r>
+      <w:r>
+        <w:rPr>
+          <w:lang w:eastAsia="zh-CN"/>
+        </w:rPr>
+        <w:t>周提交，共</w:t>
+      </w:r>
+      <w:r>
+        <w:rPr>
+          <w:lang w:eastAsia="zh-CN"/>
+        </w:rPr>
+        <w:t>11</w:t>
+      </w:r>
+      <w:r>
+        <w:rPr>
+          <w:lang w:eastAsia="zh-CN"/>
+        </w:rPr>
+        <w:t>份。团队由项目负责人杨振煜和任奕阳（</w:t>
+      </w:r>
+      <w:r>
+        <w:rPr>
+          <w:lang w:eastAsia="zh-CN"/>
+        </w:rPr>
+        <w:t>A</w:t>
+      </w:r>
+      <w:r>
+        <w:rPr>
+          <w:lang w:eastAsia="zh-CN"/>
+        </w:rPr>
+        <w:t>）、张海睿（</w:t>
+      </w:r>
+      <w:r>
+        <w:rPr>
+          <w:lang w:eastAsia="zh-CN"/>
+        </w:rPr>
+        <w:t>B</w:t>
+      </w:r>
+      <w:r>
+        <w:rPr>
+          <w:lang w:eastAsia="zh-CN"/>
+        </w:rPr>
+        <w:t>）、沈翔宇（</w:t>
+      </w:r>
+      <w:r>
+        <w:rPr>
+          <w:lang w:eastAsia="zh-CN"/>
+        </w:rPr>
+        <w:t>C</w:t>
+      </w:r>
+      <w:r>
+        <w:rPr>
+          <w:lang w:eastAsia="zh-CN"/>
+        </w:rPr>
+        <w:t>）、戴靖桓（</w:t>
+      </w:r>
+      <w:r>
+        <w:rPr>
+          <w:lang w:eastAsia="zh-CN"/>
+        </w:rPr>
+        <w:t>D</w:t>
+      </w:r>
+      <w:r>
+        <w:rPr>
+          <w:lang w:eastAsia="zh-CN"/>
+        </w:rPr>
+        <w:t>）共</w:t>
+      </w:r>
+      <w:r>
+        <w:rPr>
+          <w:lang w:eastAsia="zh-CN"/>
+        </w:rPr>
+        <w:t>5</w:t>
+      </w:r>
+      <w:r>
+        <w:rPr>
+          <w:lang w:eastAsia="zh-CN"/>
+        </w:rPr>
+        <w:t>人组成，均参与开发，采用业务模块分工。每人每周计划投入</w:t>
+      </w:r>
+      <w:r>
+        <w:rPr>
+          <w:lang w:eastAsia="zh-CN"/>
+        </w:rPr>
+        <w:t>10</w:t>
+      </w:r>
+      <w:r>
+        <w:rPr>
+          <w:lang w:eastAsia="zh-CN"/>
+        </w:rPr>
+        <w:t>～</w:t>
+      </w:r>
+      <w:r>
+        <w:rPr>
+          <w:lang w:eastAsia="zh-CN"/>
+        </w:rPr>
+        <w:t>12</w:t>
+      </w:r>
+      <w:r>
+        <w:rPr>
+          <w:lang w:eastAsia="zh-CN"/>
+        </w:rPr>
+        <w:t>小时，包含开发、会议、评审、测试和文档；按</w:t>
+      </w:r>
+      <w:r>
+        <w:rPr>
+          <w:lang w:eastAsia="zh-CN"/>
+        </w:rPr>
+        <w:t>12</w:t>
+      </w:r>
+      <w:r>
+        <w:rPr>
+          <w:lang w:eastAsia="zh-CN"/>
+        </w:rPr>
+        <w:t>周计算，总计划投入</w:t>
+      </w:r>
+      <w:r>
+        <w:rPr>
+          <w:lang w:eastAsia="zh-CN"/>
+        </w:rPr>
+        <w:t>600</w:t>
+      </w:r>
+      <w:r>
+        <w:rPr>
+          <w:lang w:eastAsia="zh-CN"/>
+        </w:rPr>
+        <w:t>～</w:t>
+      </w:r>
+      <w:r>
+        <w:rPr>
+          <w:lang w:eastAsia="zh-CN"/>
+        </w:rPr>
+        <w:t>720</w:t>
+      </w:r>
+      <w:r>
+        <w:rPr>
+          <w:lang w:eastAsia="zh-CN"/>
+        </w:rPr>
+        <w:t>人时。成员姓名与代号对应关系已确认，学号按正式课程材料登记。</w:t>
       </w:r>
     </w:p>
     <w:p>
@@ -95,7 +311,151 @@
         <w:rPr>
           <w:lang w:eastAsia="zh-CN"/>
         </w:rPr>
-        <w:t>第6周分组、编制项目计划并调研；第7周提交项目计划，第8周提交业务流程分析，第9周提交数据分析，第11周提交功能分析与界面原型，第12周提交系统设计，第13周提交数据库设计，第14周提交详细设计；第14～15周编码，第16周测试并提交测试用例与项目分析总结报告，第17周继续测试并答辩。具体日期和两段课时的安排见逐周计划。</w:t>
+        <w:t>第</w:t>
+      </w:r>
+      <w:r>
+        <w:rPr>
+          <w:lang w:eastAsia="zh-CN"/>
+        </w:rPr>
+        <w:t>6</w:t>
+      </w:r>
+      <w:r>
+        <w:rPr>
+          <w:lang w:eastAsia="zh-CN"/>
+        </w:rPr>
+        <w:t>周分组、编制项目计划并调研；第</w:t>
+      </w:r>
+      <w:r>
+        <w:rPr>
+          <w:lang w:eastAsia="zh-CN"/>
+        </w:rPr>
+        <w:t>7</w:t>
+      </w:r>
+      <w:r>
+        <w:rPr>
+          <w:lang w:eastAsia="zh-CN"/>
+        </w:rPr>
+        <w:t>周提交项目计划，第</w:t>
+      </w:r>
+      <w:r>
+        <w:rPr>
+          <w:lang w:eastAsia="zh-CN"/>
+        </w:rPr>
+        <w:t>8</w:t>
+      </w:r>
+      <w:r>
+        <w:rPr>
+          <w:lang w:eastAsia="zh-CN"/>
+        </w:rPr>
+        <w:t>周提交业务流程分析，第</w:t>
+      </w:r>
+      <w:r>
+        <w:rPr>
+          <w:lang w:eastAsia="zh-CN"/>
+        </w:rPr>
+        <w:t>9</w:t>
+      </w:r>
+      <w:r>
+        <w:rPr>
+          <w:lang w:eastAsia="zh-CN"/>
+        </w:rPr>
+        <w:t>周提交数据分析，第</w:t>
+      </w:r>
+      <w:r>
+        <w:rPr>
+          <w:lang w:eastAsia="zh-CN"/>
+        </w:rPr>
+        <w:t>11</w:t>
+      </w:r>
+      <w:r>
+        <w:rPr>
+          <w:lang w:eastAsia="zh-CN"/>
+        </w:rPr>
+        <w:t>周提交功能分析与界面原型，第</w:t>
+      </w:r>
+      <w:r>
+        <w:rPr>
+          <w:lang w:eastAsia="zh-CN"/>
+        </w:rPr>
+        <w:t>12</w:t>
+      </w:r>
+      <w:r>
+        <w:rPr>
+          <w:lang w:eastAsia="zh-CN"/>
+        </w:rPr>
+        <w:t>周提交系统设计，第</w:t>
+      </w:r>
+      <w:r>
+        <w:rPr>
+          <w:lang w:eastAsia="zh-CN"/>
+        </w:rPr>
+        <w:t>13</w:t>
+      </w:r>
+      <w:r>
+        <w:rPr>
+          <w:lang w:eastAsia="zh-CN"/>
+        </w:rPr>
+        <w:t>周提交数据库设计，第</w:t>
+      </w:r>
+      <w:r>
+        <w:rPr>
+          <w:lang w:eastAsia="zh-CN"/>
+        </w:rPr>
+        <w:t>14</w:t>
+      </w:r>
+      <w:r>
+        <w:rPr>
+          <w:lang w:eastAsia="zh-CN"/>
+        </w:rPr>
+        <w:t>周提交详细设计；第</w:t>
+      </w:r>
+      <w:r>
+        <w:rPr>
+          <w:lang w:eastAsia="zh-CN"/>
+        </w:rPr>
+        <w:t>14</w:t>
+      </w:r>
+      <w:r>
+        <w:rPr>
+          <w:lang w:eastAsia="zh-CN"/>
+        </w:rPr>
+        <w:t>～</w:t>
+      </w:r>
+      <w:r>
+        <w:rPr>
+          <w:lang w:eastAsia="zh-CN"/>
+        </w:rPr>
+        <w:t>15</w:t>
+      </w:r>
+      <w:r>
+        <w:rPr>
+          <w:lang w:eastAsia="zh-CN"/>
+        </w:rPr>
+        <w:t>周编码，第</w:t>
+      </w:r>
+      <w:r>
+        <w:rPr>
+          <w:lang w:eastAsia="zh-CN"/>
+        </w:rPr>
+        <w:t>16</w:t>
+      </w:r>
+      <w:r>
+        <w:rPr>
+          <w:lang w:eastAsia="zh-CN"/>
+        </w:rPr>
+        <w:t>周测试并提交测试用例与项目分析总结报告，第</w:t>
+      </w:r>
+      <w:r>
+        <w:rPr>
+          <w:lang w:eastAsia="zh-CN"/>
+        </w:rPr>
+        <w:t>17</w:t>
+      </w:r>
+      <w:r>
+        <w:rPr>
+          <w:lang w:eastAsia="zh-CN"/>
+        </w:rPr>
+        <w:t>周继续测试并答辩。具体日期和两段课时的安排见逐周计划。</w:t>
       </w:r>
     </w:p>
     <w:p>
@@ -196,6 +556,7 @@
               <w:spacing w:after="0" w:line="264" w:lineRule="auto"/>
               <w:jc w:val="center"/>
             </w:pPr>
+            <w:proofErr w:type="spellStart"/>
             <w:r>
               <w:rPr>
                 <w:rFonts w:eastAsia="黑体"/>
@@ -204,6 +565,7 @@
               </w:rPr>
               <w:t>角色</w:t>
             </w:r>
+            <w:proofErr w:type="spellEnd"/>
           </w:p>
         </w:tc>
         <w:tc>
@@ -224,6 +586,7 @@
               <w:spacing w:after="0" w:line="264" w:lineRule="auto"/>
               <w:jc w:val="center"/>
             </w:pPr>
+            <w:proofErr w:type="spellStart"/>
             <w:r>
               <w:rPr>
                 <w:rFonts w:eastAsia="黑体"/>
@@ -232,6 +595,7 @@
               </w:rPr>
               <w:t>业务范围</w:t>
             </w:r>
+            <w:proofErr w:type="spellEnd"/>
           </w:p>
         </w:tc>
         <w:tc>
@@ -252,6 +616,7 @@
               <w:spacing w:after="0" w:line="264" w:lineRule="auto"/>
               <w:jc w:val="center"/>
             </w:pPr>
+            <w:proofErr w:type="spellStart"/>
             <w:r>
               <w:rPr>
                 <w:rFonts w:eastAsia="黑体"/>
@@ -260,6 +625,7 @@
               </w:rPr>
               <w:t>权限验收重点</w:t>
             </w:r>
+            <w:proofErr w:type="spellEnd"/>
           </w:p>
         </w:tc>
       </w:tr>
@@ -284,12 +650,14 @@
               <w:spacing w:after="0" w:line="264" w:lineRule="auto"/>
               <w:jc w:val="center"/>
             </w:pPr>
+            <w:proofErr w:type="spellStart"/>
             <w:r>
               <w:rPr>
                 <w:sz w:val="21"/>
               </w:rPr>
               <w:t>学生</w:t>
             </w:r>
+            <w:proofErr w:type="spellEnd"/>
           </w:p>
         </w:tc>
         <w:tc>
@@ -368,12 +736,14 @@
               <w:spacing w:after="0" w:line="264" w:lineRule="auto"/>
               <w:jc w:val="center"/>
             </w:pPr>
+            <w:proofErr w:type="spellStart"/>
             <w:r>
               <w:rPr>
                 <w:sz w:val="21"/>
               </w:rPr>
               <w:t>工作人员</w:t>
             </w:r>
+            <w:proofErr w:type="spellEnd"/>
           </w:p>
         </w:tc>
         <w:tc>
@@ -452,12 +822,14 @@
               <w:spacing w:after="0" w:line="264" w:lineRule="auto"/>
               <w:jc w:val="center"/>
             </w:pPr>
+            <w:proofErr w:type="spellStart"/>
             <w:r>
               <w:rPr>
                 <w:sz w:val="21"/>
               </w:rPr>
               <w:t>管理员</w:t>
             </w:r>
+            <w:proofErr w:type="spellEnd"/>
           </w:p>
         </w:tc>
         <w:tc>
@@ -549,6 +921,7 @@
         <w:rPr>
           <w:lang w:eastAsia="zh-CN"/>
         </w:rPr>
+        <w:lastRenderedPageBreak/>
         <w:t>业务范围及主责</w:t>
       </w:r>
     </w:p>
@@ -635,6 +1008,7 @@
               <w:spacing w:after="0" w:line="264" w:lineRule="auto"/>
               <w:jc w:val="center"/>
             </w:pPr>
+            <w:proofErr w:type="spellStart"/>
             <w:r>
               <w:rPr>
                 <w:rFonts w:eastAsia="黑体"/>
@@ -643,6 +1017,7 @@
               </w:rPr>
               <w:t>需求编号</w:t>
             </w:r>
+            <w:proofErr w:type="spellEnd"/>
           </w:p>
         </w:tc>
         <w:tc>
@@ -663,6 +1038,7 @@
               <w:spacing w:after="0" w:line="264" w:lineRule="auto"/>
               <w:jc w:val="center"/>
             </w:pPr>
+            <w:proofErr w:type="spellStart"/>
             <w:r>
               <w:rPr>
                 <w:rFonts w:eastAsia="黑体"/>
@@ -671,6 +1047,7 @@
               </w:rPr>
               <w:t>计划交付范围</w:t>
             </w:r>
+            <w:proofErr w:type="spellEnd"/>
           </w:p>
         </w:tc>
         <w:tc>
@@ -691,6 +1068,7 @@
               <w:spacing w:after="0" w:line="264" w:lineRule="auto"/>
               <w:jc w:val="center"/>
             </w:pPr>
+            <w:proofErr w:type="spellStart"/>
             <w:r>
               <w:rPr>
                 <w:rFonts w:eastAsia="黑体"/>
@@ -699,6 +1077,7 @@
               </w:rPr>
               <w:t>开发主责</w:t>
             </w:r>
+            <w:proofErr w:type="spellEnd"/>
           </w:p>
         </w:tc>
       </w:tr>
@@ -772,10 +1151,14 @@
           <w:p>
             <w:pPr>
               <w:spacing w:after="0" w:line="264" w:lineRule="auto"/>
-            </w:pPr>
-            <w:r>
-              <w:rPr>
-                <w:sz w:val="21"/>
+              <w:rPr>
+                <w:lang w:eastAsia="zh-CN"/>
+              </w:rPr>
+            </w:pPr>
+            <w:r>
+              <w:rPr>
+                <w:sz w:val="21"/>
+                <w:lang w:eastAsia="zh-CN"/>
               </w:rPr>
               <w:t>杨振煜（项目负责人）</w:t>
             </w:r>
@@ -853,12 +1236,14 @@
             <w:pPr>
               <w:spacing w:after="0" w:line="264" w:lineRule="auto"/>
             </w:pPr>
+            <w:proofErr w:type="spellStart"/>
             <w:r>
               <w:rPr>
                 <w:sz w:val="21"/>
               </w:rPr>
               <w:t>任奕阳</w:t>
             </w:r>
+            <w:proofErr w:type="spellEnd"/>
           </w:p>
         </w:tc>
       </w:tr>
@@ -941,28 +1326,7 @@
                 <w:sz w:val="21"/>
                 <w:lang w:eastAsia="zh-CN"/>
               </w:rPr>
-              <w:t>张海睿</w:t>
-            </w:r>
-            <w:r>
-              <w:rPr>
-                <w:sz w:val="21"/>
-                <w:lang w:eastAsia="zh-CN"/>
-              </w:rPr>
-              <w:t>，退件交接由</w:t>
-            </w:r>
-            <w:r>
-              <w:rPr>
-                <w:sz w:val="21"/>
-                <w:lang w:eastAsia="zh-CN"/>
-              </w:rPr>
-              <w:t>任奕阳</w:t>
-            </w:r>
-            <w:r>
-              <w:rPr>
-                <w:sz w:val="21"/>
-                <w:lang w:eastAsia="zh-CN"/>
-              </w:rPr>
-              <w:t>协同</w:t>
+              <w:t>张海睿，退件交接由任奕阳协同</w:t>
             </w:r>
           </w:p>
         </w:tc>
@@ -1038,12 +1402,14 @@
             <w:pPr>
               <w:spacing w:after="0" w:line="264" w:lineRule="auto"/>
             </w:pPr>
+            <w:proofErr w:type="spellStart"/>
             <w:r>
               <w:rPr>
                 <w:sz w:val="21"/>
               </w:rPr>
               <w:t>沈翔宇</w:t>
             </w:r>
+            <w:proofErr w:type="spellEnd"/>
           </w:p>
         </w:tc>
       </w:tr>
@@ -1118,12 +1484,14 @@
             <w:pPr>
               <w:spacing w:after="0" w:line="264" w:lineRule="auto"/>
             </w:pPr>
+            <w:proofErr w:type="spellStart"/>
             <w:r>
               <w:rPr>
                 <w:sz w:val="21"/>
               </w:rPr>
               <w:t>戴靖桓</w:t>
             </w:r>
+            <w:proofErr w:type="spellEnd"/>
           </w:p>
         </w:tc>
       </w:tr>
@@ -1144,7 +1512,79 @@
         <w:rPr>
           <w:lang w:eastAsia="zh-CN"/>
         </w:rPr>
-        <w:t>必须完成核心收发流程、拒收与退件、取消寄件和简单统计。项目负责人已确认账号关联、拒收退件、寄件取消、管理员权限和七项统计指标等业务规则，详见《校园快递收发系统调研分析报告》。2026年10月26日明确取件采用学生自助核验、系统校验通过后确认出库，不再由工作人员执行取件核验或确认。第7～10周各模块负责人据此细化业务流程、数据、功能和原型，第11周提交功能分析与原型前完成评审；后续调研发现的调整按需求变更流程确认。</w:t>
+        <w:t>必须完成核心收发流程、拒收与退件、取消寄件和简单统计。项目负责人已确认账号关联、拒收退件、寄件取消、管理员权限和七项统计指标等业务规则，详见《校园快递收发系统调研分析报告》。</w:t>
+      </w:r>
+      <w:r>
+        <w:rPr>
+          <w:lang w:eastAsia="zh-CN"/>
+        </w:rPr>
+        <w:t>2026</w:t>
+      </w:r>
+      <w:r>
+        <w:rPr>
+          <w:lang w:eastAsia="zh-CN"/>
+        </w:rPr>
+        <w:t>年</w:t>
+      </w:r>
+      <w:r>
+        <w:rPr>
+          <w:lang w:eastAsia="zh-CN"/>
+        </w:rPr>
+        <w:t>10</w:t>
+      </w:r>
+      <w:r>
+        <w:rPr>
+          <w:lang w:eastAsia="zh-CN"/>
+        </w:rPr>
+        <w:t>月</w:t>
+      </w:r>
+      <w:r>
+        <w:rPr>
+          <w:lang w:eastAsia="zh-CN"/>
+        </w:rPr>
+        <w:t>26</w:t>
+      </w:r>
+      <w:r>
+        <w:rPr>
+          <w:lang w:eastAsia="zh-CN"/>
+        </w:rPr>
+        <w:t>日明确取件采用学生自助核验、系统校验通过后确认出库，不再由工作人员执行取件核验或确认。第</w:t>
+      </w:r>
+      <w:r>
+        <w:rPr>
+          <w:lang w:eastAsia="zh-CN"/>
+        </w:rPr>
+        <w:t>7</w:t>
+      </w:r>
+      <w:r>
+        <w:rPr>
+          <w:lang w:eastAsia="zh-CN"/>
+        </w:rPr>
+        <w:t>～</w:t>
+      </w:r>
+      <w:r>
+        <w:rPr>
+          <w:lang w:eastAsia="zh-CN"/>
+        </w:rPr>
+        <w:t>10</w:t>
+      </w:r>
+      <w:r>
+        <w:rPr>
+          <w:lang w:eastAsia="zh-CN"/>
+        </w:rPr>
+        <w:t>周各模块负责人据此细化业务流程、数据、功能和原型，第</w:t>
+      </w:r>
+      <w:r>
+        <w:rPr>
+          <w:lang w:eastAsia="zh-CN"/>
+        </w:rPr>
+        <w:t>11</w:t>
+      </w:r>
+      <w:r>
+        <w:rPr>
+          <w:lang w:eastAsia="zh-CN"/>
+        </w:rPr>
+        <w:t>周提交功能分析与原型前完成评审；后续调研发现的调整按需求变更流程确认。</w:t>
       </w:r>
     </w:p>
     <w:p>
@@ -1233,13 +1673,41 @@
               <w:spacing w:after="0" w:line="264" w:lineRule="auto"/>
               <w:jc w:val="center"/>
             </w:pPr>
+            <w:proofErr w:type="spellStart"/>
             <w:r>
               <w:rPr>
                 <w:rFonts w:eastAsia="黑体"/>
                 <w:b/>
                 <w:sz w:val="21"/>
               </w:rPr>
-              <w:t>成员（角色/代号）</w:t>
+              <w:t>成员（角色</w:t>
+            </w:r>
+            <w:proofErr w:type="spellEnd"/>
+            <w:r>
+              <w:rPr>
+                <w:rFonts w:eastAsia="黑体"/>
+                <w:b/>
+                <w:sz w:val="21"/>
+              </w:rPr>
+              <w:t>/</w:t>
+            </w:r>
+            <w:proofErr w:type="spellStart"/>
+            <w:r>
+              <w:rPr>
+                <w:rFonts w:eastAsia="黑体"/>
+                <w:b/>
+                <w:sz w:val="21"/>
+              </w:rPr>
+              <w:t>代号</w:t>
+            </w:r>
+            <w:proofErr w:type="spellEnd"/>
+            <w:r>
+              <w:rPr>
+                <w:rFonts w:eastAsia="黑体"/>
+                <w:b/>
+                <w:sz w:val="21"/>
+              </w:rPr>
+              <w:t>）</w:t>
             </w:r>
           </w:p>
         </w:tc>
@@ -1261,6 +1729,7 @@
               <w:spacing w:after="0" w:line="264" w:lineRule="auto"/>
               <w:jc w:val="center"/>
             </w:pPr>
+            <w:proofErr w:type="spellStart"/>
             <w:r>
               <w:rPr>
                 <w:rFonts w:eastAsia="黑体"/>
@@ -1269,6 +1738,7 @@
               </w:rPr>
               <w:t>开发主责</w:t>
             </w:r>
+            <w:proofErr w:type="spellEnd"/>
           </w:p>
         </w:tc>
         <w:tc>
@@ -1289,6 +1759,7 @@
               <w:spacing w:after="0" w:line="264" w:lineRule="auto"/>
               <w:jc w:val="center"/>
             </w:pPr>
+            <w:proofErr w:type="spellStart"/>
             <w:r>
               <w:rPr>
                 <w:rFonts w:eastAsia="黑体"/>
@@ -1297,6 +1768,7 @@
               </w:rPr>
               <w:t>兼任职责及主要交付</w:t>
             </w:r>
+            <w:proofErr w:type="spellEnd"/>
           </w:p>
         </w:tc>
       </w:tr>
@@ -1320,10 +1792,14 @@
             <w:pPr>
               <w:spacing w:after="0" w:line="264" w:lineRule="auto"/>
               <w:jc w:val="center"/>
-            </w:pPr>
-            <w:r>
-              <w:rPr>
-                <w:sz w:val="21"/>
+              <w:rPr>
+                <w:lang w:eastAsia="zh-CN"/>
+              </w:rPr>
+            </w:pPr>
+            <w:r>
+              <w:rPr>
+                <w:sz w:val="21"/>
+                <w:lang w:eastAsia="zh-CN"/>
               </w:rPr>
               <w:t>杨振煜（项目负责人）</w:t>
             </w:r>
@@ -1405,11 +1881,25 @@
               <w:spacing w:after="0" w:line="264" w:lineRule="auto"/>
               <w:jc w:val="center"/>
             </w:pPr>
-            <w:r>
-              <w:rPr>
-                <w:sz w:val="21"/>
-              </w:rPr>
-              <w:t>任奕阳（A）</w:t>
+            <w:proofErr w:type="spellStart"/>
+            <w:r>
+              <w:rPr>
+                <w:sz w:val="21"/>
+              </w:rPr>
+              <w:t>任奕阳（</w:t>
+            </w:r>
+            <w:r>
+              <w:rPr>
+                <w:sz w:val="21"/>
+              </w:rPr>
+              <w:t>A</w:t>
+            </w:r>
+            <w:proofErr w:type="spellEnd"/>
+            <w:r>
+              <w:rPr>
+                <w:sz w:val="21"/>
+              </w:rPr>
+              <w:t>）</w:t>
             </w:r>
           </w:p>
         </w:tc>
@@ -1489,11 +1979,25 @@
               <w:spacing w:after="0" w:line="264" w:lineRule="auto"/>
               <w:jc w:val="center"/>
             </w:pPr>
-            <w:r>
-              <w:rPr>
-                <w:sz w:val="21"/>
-              </w:rPr>
-              <w:t>张海睿（B）</w:t>
+            <w:proofErr w:type="spellStart"/>
+            <w:r>
+              <w:rPr>
+                <w:sz w:val="21"/>
+              </w:rPr>
+              <w:t>张海睿（</w:t>
+            </w:r>
+            <w:r>
+              <w:rPr>
+                <w:sz w:val="21"/>
+              </w:rPr>
+              <w:t>B</w:t>
+            </w:r>
+            <w:proofErr w:type="spellEnd"/>
+            <w:r>
+              <w:rPr>
+                <w:sz w:val="21"/>
+              </w:rPr>
+              <w:t>）</w:t>
             </w:r>
           </w:p>
         </w:tc>
@@ -1573,11 +2077,25 @@
               <w:spacing w:after="0" w:line="264" w:lineRule="auto"/>
               <w:jc w:val="center"/>
             </w:pPr>
-            <w:r>
-              <w:rPr>
-                <w:sz w:val="21"/>
-              </w:rPr>
-              <w:t>沈翔宇（C）</w:t>
+            <w:proofErr w:type="spellStart"/>
+            <w:r>
+              <w:rPr>
+                <w:sz w:val="21"/>
+              </w:rPr>
+              <w:t>沈翔宇（</w:t>
+            </w:r>
+            <w:r>
+              <w:rPr>
+                <w:sz w:val="21"/>
+              </w:rPr>
+              <w:t>C</w:t>
+            </w:r>
+            <w:proofErr w:type="spellEnd"/>
+            <w:r>
+              <w:rPr>
+                <w:sz w:val="21"/>
+              </w:rPr>
+              <w:t>）</w:t>
             </w:r>
           </w:p>
         </w:tc>
@@ -1657,11 +2175,26 @@
               <w:spacing w:after="0" w:line="264" w:lineRule="auto"/>
               <w:jc w:val="center"/>
             </w:pPr>
-            <w:r>
-              <w:rPr>
-                <w:sz w:val="21"/>
-              </w:rPr>
-              <w:t>戴靖桓（D）</w:t>
+            <w:proofErr w:type="spellStart"/>
+            <w:r>
+              <w:rPr>
+                <w:sz w:val="21"/>
+              </w:rPr>
+              <w:lastRenderedPageBreak/>
+              <w:t>戴靖桓（</w:t>
+            </w:r>
+            <w:r>
+              <w:rPr>
+                <w:sz w:val="21"/>
+              </w:rPr>
+              <w:t>D</w:t>
+            </w:r>
+            <w:proofErr w:type="spellEnd"/>
+            <w:r>
+              <w:rPr>
+                <w:sz w:val="21"/>
+              </w:rPr>
+              <w:t>）</w:t>
             </w:r>
           </w:p>
         </w:tc>
@@ -1754,67 +2287,7 @@
         <w:rPr>
           <w:lang w:eastAsia="zh-CN"/>
         </w:rPr>
-        <w:t>每名成员负责本模块的需求、前后端、数据库相关变更、测试和文档。</w:t>
-      </w:r>
-      <w:r>
-        <w:rPr>
-          <w:lang w:eastAsia="zh-CN"/>
-        </w:rPr>
-        <w:t>任奕阳</w:t>
-      </w:r>
-      <w:r>
-        <w:rPr>
-          <w:lang w:eastAsia="zh-CN"/>
-        </w:rPr>
-        <w:t>、</w:t>
-      </w:r>
-      <w:r>
-        <w:rPr>
-          <w:lang w:eastAsia="zh-CN"/>
-        </w:rPr>
-        <w:t>张海睿</w:t>
-      </w:r>
-      <w:r>
-        <w:rPr>
-          <w:lang w:eastAsia="zh-CN"/>
-        </w:rPr>
-        <w:t>、</w:t>
-      </w:r>
-      <w:r>
-        <w:rPr>
-          <w:lang w:eastAsia="zh-CN"/>
-        </w:rPr>
-        <w:t>沈翔宇</w:t>
-      </w:r>
-      <w:r>
-        <w:rPr>
-          <w:lang w:eastAsia="zh-CN"/>
-        </w:rPr>
-        <w:t>、</w:t>
-      </w:r>
-      <w:r>
-        <w:rPr>
-          <w:lang w:eastAsia="zh-CN"/>
-        </w:rPr>
-        <w:t>戴靖桓</w:t>
-      </w:r>
-      <w:r>
-        <w:rPr>
-          <w:lang w:eastAsia="zh-CN"/>
-        </w:rPr>
-        <w:t>的汇总职责不替代其他成员提交本模块材料的责任。</w:t>
-      </w:r>
-      <w:r>
-        <w:rPr>
-          <w:lang w:eastAsia="zh-CN"/>
-        </w:rPr>
-        <w:t>戴靖桓</w:t>
-      </w:r>
-      <w:r>
-        <w:rPr>
-          <w:lang w:eastAsia="zh-CN"/>
-        </w:rPr>
-        <w:t>组织系统测试，缺陷仍由所属模块负责人修复；跨模块问题由项目负责人协调。</w:t>
+        <w:t>每名成员负责本模块的需求、前后端、数据库相关变更、测试和文档。任奕阳、张海睿、沈翔宇、戴靖桓的汇总职责不替代其他成员提交本模块材料的责任。戴靖桓组织系统测试，缺陷仍由所属模块负责人修复；跨模块问题由项目负责人协调。</w:t>
       </w:r>
     </w:p>
     <w:p>
@@ -1840,55 +2313,7 @@
         <w:rPr>
           <w:lang w:eastAsia="zh-CN"/>
         </w:rPr>
-        <w:t>至少由一名其他成员评审。涉及查询、取件、拒收和退件的改动由</w:t>
-      </w:r>
-      <w:r>
-        <w:rPr>
-          <w:lang w:eastAsia="zh-CN"/>
-        </w:rPr>
-        <w:t>任奕阳</w:t>
-      </w:r>
-      <w:r>
-        <w:rPr>
-          <w:lang w:eastAsia="zh-CN"/>
-        </w:rPr>
-        <w:t>、</w:t>
-      </w:r>
-      <w:r>
-        <w:rPr>
-          <w:lang w:eastAsia="zh-CN"/>
-        </w:rPr>
-        <w:t>张海睿</w:t>
-      </w:r>
-      <w:r>
-        <w:rPr>
-          <w:lang w:eastAsia="zh-CN"/>
-        </w:rPr>
-        <w:t>相互核对；寄件与统计的改动由</w:t>
-      </w:r>
-      <w:r>
-        <w:rPr>
-          <w:lang w:eastAsia="zh-CN"/>
-        </w:rPr>
-        <w:t>沈翔宇</w:t>
-      </w:r>
-      <w:r>
-        <w:rPr>
-          <w:lang w:eastAsia="zh-CN"/>
-        </w:rPr>
-        <w:t>、</w:t>
-      </w:r>
-      <w:r>
-        <w:rPr>
-          <w:lang w:eastAsia="zh-CN"/>
-        </w:rPr>
-        <w:t>戴靖桓</w:t>
-      </w:r>
-      <w:r>
-        <w:rPr>
-          <w:lang w:eastAsia="zh-CN"/>
-        </w:rPr>
-        <w:t>相互核对；公共框架、权限及公共数据变更由受影响模块成员参与评审。所有公共接口和数据库迁移集中协调后修改。</w:t>
+        <w:t>至少由一名其他成员评审。涉及查询、取件、拒收和退件的改动由任奕阳、张海睿相互核对；寄件与统计的改动由沈翔宇、戴靖桓相互核对；公共框架、权限及公共数据变更由受影响模块成员参与评审。所有公共接口和数据库迁移集中协调后修改。</w:t>
       </w:r>
     </w:p>
     <w:p>
@@ -1994,6 +2419,7 @@
               <w:spacing w:after="0" w:line="264" w:lineRule="auto"/>
               <w:jc w:val="center"/>
             </w:pPr>
+            <w:proofErr w:type="spellStart"/>
             <w:r>
               <w:rPr>
                 <w:rFonts w:eastAsia="黑体"/>
@@ -2002,6 +2428,7 @@
               </w:rPr>
               <w:t>阶段</w:t>
             </w:r>
+            <w:proofErr w:type="spellEnd"/>
           </w:p>
         </w:tc>
         <w:tc>
@@ -2022,6 +2449,7 @@
               <w:spacing w:after="0" w:line="264" w:lineRule="auto"/>
               <w:jc w:val="center"/>
             </w:pPr>
+            <w:proofErr w:type="spellStart"/>
             <w:r>
               <w:rPr>
                 <w:rFonts w:eastAsia="黑体"/>
@@ -2030,6 +2458,7 @@
               </w:rPr>
               <w:t>教学周</w:t>
             </w:r>
+            <w:proofErr w:type="spellEnd"/>
           </w:p>
         </w:tc>
         <w:tc>
@@ -2050,6 +2479,7 @@
               <w:spacing w:after="0" w:line="264" w:lineRule="auto"/>
               <w:jc w:val="center"/>
             </w:pPr>
+            <w:proofErr w:type="spellStart"/>
             <w:r>
               <w:rPr>
                 <w:rFonts w:eastAsia="黑体"/>
@@ -2058,6 +2488,7 @@
               </w:rPr>
               <w:t>团队基础投入</w:t>
             </w:r>
+            <w:proofErr w:type="spellEnd"/>
           </w:p>
         </w:tc>
       </w:tr>
@@ -2113,7 +2544,19 @@
               <w:rPr>
                 <w:sz w:val="21"/>
               </w:rPr>
-              <w:t>第6周</w:t>
+              <w:t>第</w:t>
+            </w:r>
+            <w:r>
+              <w:rPr>
+                <w:sz w:val="21"/>
+              </w:rPr>
+              <w:t>6</w:t>
+            </w:r>
+            <w:r>
+              <w:rPr>
+                <w:sz w:val="21"/>
+              </w:rPr>
+              <w:t>周</w:t>
             </w:r>
           </w:p>
         </w:tc>
@@ -2136,7 +2579,13 @@
               <w:rPr>
                 <w:sz w:val="21"/>
               </w:rPr>
-              <w:t>50人时</w:t>
+              <w:t>50</w:t>
+            </w:r>
+            <w:r>
+              <w:rPr>
+                <w:sz w:val="21"/>
+              </w:rPr>
+              <w:t>人时</w:t>
             </w:r>
           </w:p>
         </w:tc>
@@ -2193,7 +2642,31 @@
               <w:rPr>
                 <w:sz w:val="21"/>
               </w:rPr>
-              <w:t>第7～10周</w:t>
+              <w:t>第</w:t>
+            </w:r>
+            <w:r>
+              <w:rPr>
+                <w:sz w:val="21"/>
+              </w:rPr>
+              <w:t>7</w:t>
+            </w:r>
+            <w:r>
+              <w:rPr>
+                <w:sz w:val="21"/>
+              </w:rPr>
+              <w:t>～</w:t>
+            </w:r>
+            <w:r>
+              <w:rPr>
+                <w:sz w:val="21"/>
+              </w:rPr>
+              <w:t>10</w:t>
+            </w:r>
+            <w:r>
+              <w:rPr>
+                <w:sz w:val="21"/>
+              </w:rPr>
+              <w:t>周</w:t>
             </w:r>
           </w:p>
         </w:tc>
@@ -2216,7 +2689,13 @@
               <w:rPr>
                 <w:sz w:val="21"/>
               </w:rPr>
-              <w:t>200人时</w:t>
+              <w:t>200</w:t>
+            </w:r>
+            <w:r>
+              <w:rPr>
+                <w:sz w:val="21"/>
+              </w:rPr>
+              <w:t>人时</w:t>
             </w:r>
           </w:p>
         </w:tc>
@@ -2241,10 +2720,14 @@
             <w:pPr>
               <w:spacing w:after="0" w:line="264" w:lineRule="auto"/>
               <w:jc w:val="center"/>
-            </w:pPr>
-            <w:r>
-              <w:rPr>
-                <w:sz w:val="21"/>
+              <w:rPr>
+                <w:lang w:eastAsia="zh-CN"/>
+              </w:rPr>
+            </w:pPr>
+            <w:r>
+              <w:rPr>
+                <w:sz w:val="21"/>
+                <w:lang w:eastAsia="zh-CN"/>
               </w:rPr>
               <w:t>系统、数据库、详细设计及接口</w:t>
             </w:r>
@@ -2269,7 +2752,31 @@
               <w:rPr>
                 <w:sz w:val="21"/>
               </w:rPr>
-              <w:t>第11～13周</w:t>
+              <w:t>第</w:t>
+            </w:r>
+            <w:r>
+              <w:rPr>
+                <w:sz w:val="21"/>
+              </w:rPr>
+              <w:t>11</w:t>
+            </w:r>
+            <w:r>
+              <w:rPr>
+                <w:sz w:val="21"/>
+              </w:rPr>
+              <w:t>～</w:t>
+            </w:r>
+            <w:r>
+              <w:rPr>
+                <w:sz w:val="21"/>
+              </w:rPr>
+              <w:t>13</w:t>
+            </w:r>
+            <w:r>
+              <w:rPr>
+                <w:sz w:val="21"/>
+              </w:rPr>
+              <w:t>周</w:t>
             </w:r>
           </w:p>
         </w:tc>
@@ -2355,7 +2862,31 @@
               <w:rPr>
                 <w:sz w:val="21"/>
               </w:rPr>
-              <w:t>第14～15周</w:t>
+              <w:t>第</w:t>
+            </w:r>
+            <w:r>
+              <w:rPr>
+                <w:sz w:val="21"/>
+              </w:rPr>
+              <w:t>14</w:t>
+            </w:r>
+            <w:r>
+              <w:rPr>
+                <w:sz w:val="21"/>
+              </w:rPr>
+              <w:t>～</w:t>
+            </w:r>
+            <w:r>
+              <w:rPr>
+                <w:sz w:val="21"/>
+              </w:rPr>
+              <w:t>15</w:t>
+            </w:r>
+            <w:r>
+              <w:rPr>
+                <w:sz w:val="21"/>
+              </w:rPr>
+              <w:t>周</w:t>
             </w:r>
           </w:p>
         </w:tc>
@@ -2409,10 +2940,14 @@
             <w:pPr>
               <w:spacing w:after="0" w:line="264" w:lineRule="auto"/>
               <w:jc w:val="center"/>
-            </w:pPr>
-            <w:r>
-              <w:rPr>
-                <w:sz w:val="21"/>
+              <w:rPr>
+                <w:lang w:eastAsia="zh-CN"/>
+              </w:rPr>
+            </w:pPr>
+            <w:r>
+              <w:rPr>
+                <w:sz w:val="21"/>
+                <w:lang w:eastAsia="zh-CN"/>
               </w:rPr>
               <w:t>测试、修复及总结材料提交</w:t>
             </w:r>
@@ -2437,7 +2972,19 @@
               <w:rPr>
                 <w:sz w:val="21"/>
               </w:rPr>
-              <w:t>第16周</w:t>
+              <w:t>第</w:t>
+            </w:r>
+            <w:r>
+              <w:rPr>
+                <w:sz w:val="21"/>
+              </w:rPr>
+              <w:t>16</w:t>
+            </w:r>
+            <w:r>
+              <w:rPr>
+                <w:sz w:val="21"/>
+              </w:rPr>
+              <w:t>周</w:t>
             </w:r>
           </w:p>
         </w:tc>
@@ -2491,10 +3038,14 @@
             <w:pPr>
               <w:spacing w:after="0" w:line="264" w:lineRule="auto"/>
               <w:jc w:val="center"/>
-            </w:pPr>
-            <w:r>
-              <w:rPr>
-                <w:sz w:val="21"/>
+              <w:rPr>
+                <w:lang w:eastAsia="zh-CN"/>
+              </w:rPr>
+            </w:pPr>
+            <w:r>
+              <w:rPr>
+                <w:sz w:val="21"/>
+                <w:lang w:eastAsia="zh-CN"/>
               </w:rPr>
               <w:t>继续测试、项目答辩及归档</w:t>
             </w:r>
@@ -2519,7 +3070,19 @@
               <w:rPr>
                 <w:sz w:val="21"/>
               </w:rPr>
-              <w:t>第17周</w:t>
+              <w:t>第</w:t>
+            </w:r>
+            <w:r>
+              <w:rPr>
+                <w:sz w:val="21"/>
+              </w:rPr>
+              <w:t>17</w:t>
+            </w:r>
+            <w:r>
+              <w:rPr>
+                <w:sz w:val="21"/>
+              </w:rPr>
+              <w:t>周</w:t>
             </w:r>
           </w:p>
         </w:tc>
@@ -2574,12 +3137,14 @@
               <w:spacing w:after="0" w:line="264" w:lineRule="auto"/>
               <w:jc w:val="center"/>
             </w:pPr>
+            <w:proofErr w:type="spellStart"/>
             <w:r>
               <w:rPr>
                 <w:sz w:val="21"/>
               </w:rPr>
               <w:t>合计</w:t>
             </w:r>
+            <w:proofErr w:type="spellEnd"/>
           </w:p>
         </w:tc>
         <w:tc>
@@ -2601,7 +3166,13 @@
               <w:rPr>
                 <w:sz w:val="21"/>
               </w:rPr>
-              <w:t>12周</w:t>
+              <w:t>12</w:t>
+            </w:r>
+            <w:r>
+              <w:rPr>
+                <w:sz w:val="21"/>
+              </w:rPr>
+              <w:t>周</w:t>
             </w:r>
           </w:p>
         </w:tc>
@@ -2628,7 +3199,35 @@
                 <w:sz w:val="21"/>
                 <w:lang w:eastAsia="zh-CN"/>
               </w:rPr>
-              <w:t>基础600人时，弹性投入最多120人时</w:t>
+              <w:t>基础</w:t>
+            </w:r>
+            <w:r>
+              <w:rPr>
+                <w:sz w:val="21"/>
+                <w:lang w:eastAsia="zh-CN"/>
+              </w:rPr>
+              <w:t>600</w:t>
+            </w:r>
+            <w:r>
+              <w:rPr>
+                <w:sz w:val="21"/>
+                <w:lang w:eastAsia="zh-CN"/>
+              </w:rPr>
+              <w:t>人时，弹性投入最多</w:t>
+            </w:r>
+            <w:r>
+              <w:rPr>
+                <w:sz w:val="21"/>
+                <w:lang w:eastAsia="zh-CN"/>
+              </w:rPr>
+              <w:t>120</w:t>
+            </w:r>
+            <w:r>
+              <w:rPr>
+                <w:sz w:val="21"/>
+                <w:lang w:eastAsia="zh-CN"/>
+              </w:rPr>
+              <w:t>人时</w:t>
             </w:r>
           </w:p>
         </w:tc>
@@ -2653,7 +3252,43 @@
         <w:rPr>
           <w:lang w:eastAsia="zh-CN"/>
         </w:rPr>
-        <w:t>开发和演示使用现有电脑及仓库规定的Docker工具环境。第6周检查各成员环境，第16周在实际演示电脑再次检查启动、数据库数据、角色账号及操作流程。框架开发先提供各模块所需的最小可用公共能力，避免其他成员等待完整管理页面完成后才能接入。</w:t>
+        <w:t>开发和演示使用现有电脑及仓库规定的</w:t>
+      </w:r>
+      <w:r>
+        <w:rPr>
+          <w:lang w:eastAsia="zh-CN"/>
+        </w:rPr>
+        <w:t>Docker</w:t>
+      </w:r>
+      <w:r>
+        <w:rPr>
+          <w:lang w:eastAsia="zh-CN"/>
+        </w:rPr>
+        <w:t>工具环境。第</w:t>
+      </w:r>
+      <w:r>
+        <w:rPr>
+          <w:lang w:eastAsia="zh-CN"/>
+        </w:rPr>
+        <w:t>6</w:t>
+      </w:r>
+      <w:r>
+        <w:rPr>
+          <w:lang w:eastAsia="zh-CN"/>
+        </w:rPr>
+        <w:t>周检查各成员环境，第</w:t>
+      </w:r>
+      <w:r>
+        <w:rPr>
+          <w:lang w:eastAsia="zh-CN"/>
+        </w:rPr>
+        <w:t>16</w:t>
+      </w:r>
+      <w:r>
+        <w:rPr>
+          <w:lang w:eastAsia="zh-CN"/>
+        </w:rPr>
+        <w:t>周在实际演示电脑再次检查启动、数据库数据、角色账号及操作流程。框架开发先提供各模块所需的最小可用公共能力，避免其他成员等待完整管理页面完成后才能接入。</w:t>
       </w:r>
     </w:p>
     <w:p>
@@ -2754,14 +3389,17 @@
               <w:spacing w:after="0" w:line="264" w:lineRule="auto"/>
               <w:jc w:val="center"/>
             </w:pPr>
+            <w:proofErr w:type="spellStart"/>
             <w:r>
               <w:rPr>
                 <w:rFonts w:eastAsia="黑体"/>
                 <w:b/>
                 <w:sz w:val="20"/>
               </w:rPr>
+              <w:lastRenderedPageBreak/>
               <w:t>编号</w:t>
             </w:r>
+            <w:proofErr w:type="spellEnd"/>
           </w:p>
         </w:tc>
         <w:tc>
@@ -2782,6 +3420,7 @@
               <w:spacing w:after="0" w:line="264" w:lineRule="auto"/>
               <w:jc w:val="center"/>
             </w:pPr>
+            <w:proofErr w:type="spellStart"/>
             <w:r>
               <w:rPr>
                 <w:rFonts w:eastAsia="黑体"/>
@@ -2790,6 +3429,7 @@
               </w:rPr>
               <w:t>任务及主责</w:t>
             </w:r>
+            <w:proofErr w:type="spellEnd"/>
           </w:p>
         </w:tc>
         <w:tc>
@@ -2810,6 +3450,7 @@
               <w:spacing w:after="0" w:line="264" w:lineRule="auto"/>
               <w:jc w:val="center"/>
             </w:pPr>
+            <w:proofErr w:type="spellStart"/>
             <w:r>
               <w:rPr>
                 <w:rFonts w:eastAsia="黑体"/>
@@ -2818,6 +3459,7 @@
               </w:rPr>
               <w:t>前置依赖</w:t>
             </w:r>
+            <w:proofErr w:type="spellEnd"/>
           </w:p>
         </w:tc>
         <w:tc>
@@ -2838,6 +3480,7 @@
               <w:spacing w:after="0" w:line="264" w:lineRule="auto"/>
               <w:jc w:val="center"/>
             </w:pPr>
+            <w:proofErr w:type="spellStart"/>
             <w:r>
               <w:rPr>
                 <w:rFonts w:eastAsia="黑体"/>
@@ -2846,6 +3489,7 @@
               </w:rPr>
               <w:t>计划时间</w:t>
             </w:r>
+            <w:proofErr w:type="spellEnd"/>
           </w:p>
         </w:tc>
         <w:tc>
@@ -2866,6 +3510,7 @@
               <w:spacing w:after="0" w:line="264" w:lineRule="auto"/>
               <w:jc w:val="center"/>
             </w:pPr>
+            <w:proofErr w:type="spellStart"/>
             <w:r>
               <w:rPr>
                 <w:rFonts w:eastAsia="黑体"/>
@@ -2874,6 +3519,7 @@
               </w:rPr>
               <w:t>完成条件</w:t>
             </w:r>
+            <w:proofErr w:type="spellEnd"/>
           </w:p>
         </w:tc>
       </w:tr>
@@ -2970,12 +3616,44 @@
           <w:p>
             <w:pPr>
               <w:spacing w:after="0" w:line="264" w:lineRule="auto"/>
-            </w:pPr>
-            <w:r>
-              <w:rPr>
-                <w:sz w:val="20"/>
-              </w:rPr>
-              <w:t>第6周；10-22安排提交分组名单</w:t>
+              <w:rPr>
+                <w:lang w:eastAsia="zh-CN"/>
+              </w:rPr>
+            </w:pPr>
+            <w:r>
+              <w:rPr>
+                <w:sz w:val="20"/>
+                <w:lang w:eastAsia="zh-CN"/>
+              </w:rPr>
+              <w:t>第</w:t>
+            </w:r>
+            <w:r>
+              <w:rPr>
+                <w:sz w:val="20"/>
+                <w:lang w:eastAsia="zh-CN"/>
+              </w:rPr>
+              <w:t>6</w:t>
+            </w:r>
+            <w:r>
+              <w:rPr>
+                <w:sz w:val="20"/>
+                <w:lang w:eastAsia="zh-CN"/>
+              </w:rPr>
+              <w:t>周；</w:t>
+            </w:r>
+            <w:r>
+              <w:rPr>
+                <w:sz w:val="20"/>
+                <w:lang w:eastAsia="zh-CN"/>
+              </w:rPr>
+              <w:t>10-22</w:t>
+            </w:r>
+            <w:r>
+              <w:rPr>
+                <w:sz w:val="20"/>
+                <w:lang w:eastAsia="zh-CN"/>
+              </w:rPr>
+              <w:t>安排提交分组名单</w:t>
             </w:r>
           </w:p>
         </w:tc>
@@ -3066,21 +3744,7 @@
                 <w:sz w:val="20"/>
                 <w:lang w:eastAsia="zh-CN"/>
               </w:rPr>
-              <w:t>完成需求分析；</w:t>
-            </w:r>
-            <w:r>
-              <w:rPr>
-                <w:sz w:val="20"/>
-                <w:lang w:eastAsia="zh-CN"/>
-              </w:rPr>
-              <w:t>任奕阳</w:t>
-            </w:r>
-            <w:r>
-              <w:rPr>
-                <w:sz w:val="20"/>
-                <w:lang w:eastAsia="zh-CN"/>
-              </w:rPr>
-              <w:t>汇总，全员参与</w:t>
+              <w:t>完成需求分析；任奕阳汇总，全员参与</w:t>
             </w:r>
           </w:p>
         </w:tc>
@@ -3121,12 +3785,86 @@
           <w:p>
             <w:pPr>
               <w:spacing w:after="0" w:line="264" w:lineRule="auto"/>
-            </w:pPr>
-            <w:r>
-              <w:rPr>
-                <w:sz w:val="20"/>
-              </w:rPr>
-              <w:t>第6～10周开展；第8、9、11周分项提交</w:t>
+              <w:rPr>
+                <w:lang w:eastAsia="zh-CN"/>
+              </w:rPr>
+            </w:pPr>
+            <w:r>
+              <w:rPr>
+                <w:sz w:val="20"/>
+                <w:lang w:eastAsia="zh-CN"/>
+              </w:rPr>
+              <w:t>第</w:t>
+            </w:r>
+            <w:r>
+              <w:rPr>
+                <w:sz w:val="20"/>
+                <w:lang w:eastAsia="zh-CN"/>
+              </w:rPr>
+              <w:t>6</w:t>
+            </w:r>
+            <w:r>
+              <w:rPr>
+                <w:sz w:val="20"/>
+                <w:lang w:eastAsia="zh-CN"/>
+              </w:rPr>
+              <w:t>～</w:t>
+            </w:r>
+            <w:r>
+              <w:rPr>
+                <w:sz w:val="20"/>
+                <w:lang w:eastAsia="zh-CN"/>
+              </w:rPr>
+              <w:t>10</w:t>
+            </w:r>
+            <w:r>
+              <w:rPr>
+                <w:sz w:val="20"/>
+                <w:lang w:eastAsia="zh-CN"/>
+              </w:rPr>
+              <w:t>周开展；第</w:t>
+            </w:r>
+            <w:r>
+              <w:rPr>
+                <w:sz w:val="20"/>
+                <w:lang w:eastAsia="zh-CN"/>
+              </w:rPr>
+              <w:t>8</w:t>
+            </w:r>
+            <w:r>
+              <w:rPr>
+                <w:sz w:val="20"/>
+                <w:lang w:eastAsia="zh-CN"/>
+              </w:rPr>
+              <w:t>、</w:t>
+            </w:r>
+            <w:r>
+              <w:rPr>
+                <w:sz w:val="20"/>
+                <w:lang w:eastAsia="zh-CN"/>
+              </w:rPr>
+              <w:t>9</w:t>
+            </w:r>
+            <w:r>
+              <w:rPr>
+                <w:sz w:val="20"/>
+                <w:lang w:eastAsia="zh-CN"/>
+              </w:rPr>
+              <w:t>、</w:t>
+            </w:r>
+            <w:r>
+              <w:rPr>
+                <w:sz w:val="20"/>
+                <w:lang w:eastAsia="zh-CN"/>
+              </w:rPr>
+              <w:t>11</w:t>
+            </w:r>
+            <w:r>
+              <w:rPr>
+                <w:sz w:val="20"/>
+                <w:lang w:eastAsia="zh-CN"/>
+              </w:rPr>
+              <w:t>周分项提交</w:t>
             </w:r>
           </w:p>
         </w:tc>
@@ -3153,7 +3891,70 @@
                 <w:sz w:val="20"/>
                 <w:lang w:eastAsia="zh-CN"/>
               </w:rPr>
-              <w:t>业务流程第8周、数据分析第9周、功能分析与原型第11周提交；角色、异常规则及统计口径经确认；满足CR-01～CR-04</w:t>
+              <w:t>业务流程第</w:t>
+            </w:r>
+            <w:r>
+              <w:rPr>
+                <w:sz w:val="20"/>
+                <w:lang w:eastAsia="zh-CN"/>
+              </w:rPr>
+              <w:t>8</w:t>
+            </w:r>
+            <w:r>
+              <w:rPr>
+                <w:sz w:val="20"/>
+                <w:lang w:eastAsia="zh-CN"/>
+              </w:rPr>
+              <w:t>周、数据分析第</w:t>
+            </w:r>
+            <w:r>
+              <w:rPr>
+                <w:sz w:val="20"/>
+                <w:lang w:eastAsia="zh-CN"/>
+              </w:rPr>
+              <w:t>9</w:t>
+            </w:r>
+            <w:r>
+              <w:rPr>
+                <w:sz w:val="20"/>
+                <w:lang w:eastAsia="zh-CN"/>
+              </w:rPr>
+              <w:t>周、功能分析与原型第</w:t>
+            </w:r>
+            <w:r>
+              <w:rPr>
+                <w:sz w:val="20"/>
+                <w:lang w:eastAsia="zh-CN"/>
+              </w:rPr>
+              <w:t>11</w:t>
+            </w:r>
+            <w:r>
+              <w:rPr>
+                <w:sz w:val="20"/>
+                <w:lang w:eastAsia="zh-CN"/>
+              </w:rPr>
+              <w:t>周提交；角色、异常规则及统计口径经确认；满足</w:t>
+            </w:r>
+            <w:r>
+              <w:rPr>
+                <w:sz w:val="20"/>
+                <w:lang w:eastAsia="zh-CN"/>
+              </w:rPr>
+              <w:t>CR-01</w:t>
+            </w:r>
+            <w:r>
+              <w:rPr>
+                <w:sz w:val="20"/>
+                <w:lang w:eastAsia="zh-CN"/>
+              </w:rPr>
+              <w:t>～</w:t>
+            </w:r>
+            <w:r>
+              <w:rPr>
+                <w:sz w:val="20"/>
+                <w:lang w:eastAsia="zh-CN"/>
+              </w:rPr>
+              <w:t>CR-04</w:t>
             </w:r>
           </w:p>
         </w:tc>
@@ -3284,7 +4085,35 @@
                 <w:sz w:val="20"/>
                 <w:lang w:eastAsia="zh-CN"/>
               </w:rPr>
-              <w:t>第11～13周形成并评审首版，此后随变更维护</w:t>
+              <w:t>第</w:t>
+            </w:r>
+            <w:r>
+              <w:rPr>
+                <w:sz w:val="20"/>
+                <w:lang w:eastAsia="zh-CN"/>
+              </w:rPr>
+              <w:t>11</w:t>
+            </w:r>
+            <w:r>
+              <w:rPr>
+                <w:sz w:val="20"/>
+                <w:lang w:eastAsia="zh-CN"/>
+              </w:rPr>
+              <w:t>～</w:t>
+            </w:r>
+            <w:r>
+              <w:rPr>
+                <w:sz w:val="20"/>
+                <w:lang w:eastAsia="zh-CN"/>
+              </w:rPr>
+              <w:t>13</w:t>
+            </w:r>
+            <w:r>
+              <w:rPr>
+                <w:sz w:val="20"/>
+                <w:lang w:eastAsia="zh-CN"/>
+              </w:rPr>
+              <w:t>周形成并评审首版，此后随变更维护</w:t>
             </w:r>
           </w:p>
         </w:tc>
@@ -3306,6 +4135,7 @@
                 <w:lang w:eastAsia="zh-CN"/>
               </w:rPr>
             </w:pPr>
+            <w:proofErr w:type="spellStart"/>
             <w:r>
               <w:rPr>
                 <w:sz w:val="20"/>
@@ -3313,6 +4143,7 @@
               </w:rPr>
               <w:t>OpenAPI</w:t>
             </w:r>
+            <w:proofErr w:type="spellEnd"/>
             <w:r>
               <w:rPr>
                 <w:sz w:val="20"/>
@@ -3425,7 +4256,35 @@
                 <w:sz w:val="20"/>
                 <w:lang w:eastAsia="zh-CN"/>
               </w:rPr>
-              <w:t>第6周；第16周复核演示环境</w:t>
+              <w:t>第</w:t>
+            </w:r>
+            <w:r>
+              <w:rPr>
+                <w:sz w:val="20"/>
+                <w:lang w:eastAsia="zh-CN"/>
+              </w:rPr>
+              <w:t>6</w:t>
+            </w:r>
+            <w:r>
+              <w:rPr>
+                <w:sz w:val="20"/>
+                <w:lang w:eastAsia="zh-CN"/>
+              </w:rPr>
+              <w:t>周；第</w:t>
+            </w:r>
+            <w:r>
+              <w:rPr>
+                <w:sz w:val="20"/>
+                <w:lang w:eastAsia="zh-CN"/>
+              </w:rPr>
+              <w:t>16</w:t>
+            </w:r>
+            <w:r>
+              <w:rPr>
+                <w:sz w:val="20"/>
+                <w:lang w:eastAsia="zh-CN"/>
+              </w:rPr>
+              <w:t>周复核演示环境</w:t>
             </w:r>
           </w:p>
         </w:tc>
@@ -3555,7 +4414,43 @@
               <w:rPr>
                 <w:sz w:val="20"/>
               </w:rPr>
-              <w:t>第6周编制；第7周10-29提交</w:t>
+              <w:t>第</w:t>
+            </w:r>
+            <w:r>
+              <w:rPr>
+                <w:sz w:val="20"/>
+              </w:rPr>
+              <w:t>6</w:t>
+            </w:r>
+            <w:r>
+              <w:rPr>
+                <w:sz w:val="20"/>
+              </w:rPr>
+              <w:t>周编制；第</w:t>
+            </w:r>
+            <w:r>
+              <w:rPr>
+                <w:sz w:val="20"/>
+              </w:rPr>
+              <w:t>7</w:t>
+            </w:r>
+            <w:r>
+              <w:rPr>
+                <w:sz w:val="20"/>
+              </w:rPr>
+              <w:t>周</w:t>
+            </w:r>
+            <w:r>
+              <w:rPr>
+                <w:sz w:val="20"/>
+              </w:rPr>
+              <w:t>10-29</w:t>
+            </w:r>
+            <w:r>
+              <w:rPr>
+                <w:sz w:val="20"/>
+              </w:rPr>
+              <w:t>提交</w:t>
             </w:r>
           </w:p>
         </w:tc>
@@ -3706,7 +4601,43 @@
               <w:rPr>
                 <w:sz w:val="20"/>
               </w:rPr>
-              <w:t>第11周开展；第12周12-03提交</w:t>
+              <w:t>第</w:t>
+            </w:r>
+            <w:r>
+              <w:rPr>
+                <w:sz w:val="20"/>
+              </w:rPr>
+              <w:t>11</w:t>
+            </w:r>
+            <w:r>
+              <w:rPr>
+                <w:sz w:val="20"/>
+              </w:rPr>
+              <w:t>周开展；第</w:t>
+            </w:r>
+            <w:r>
+              <w:rPr>
+                <w:sz w:val="20"/>
+              </w:rPr>
+              <w:t>12</w:t>
+            </w:r>
+            <w:r>
+              <w:rPr>
+                <w:sz w:val="20"/>
+              </w:rPr>
+              <w:t>周</w:t>
+            </w:r>
+            <w:r>
+              <w:rPr>
+                <w:sz w:val="20"/>
+              </w:rPr>
+              <w:t>12-03</w:t>
+            </w:r>
+            <w:r>
+              <w:rPr>
+                <w:sz w:val="20"/>
+              </w:rPr>
+              <w:t>提交</w:t>
             </w:r>
           </w:p>
         </w:tc>
@@ -3811,21 +4742,7 @@
                 <w:sz w:val="20"/>
                 <w:lang w:eastAsia="zh-CN"/>
               </w:rPr>
-              <w:t>数据库设计；</w:t>
-            </w:r>
-            <w:r>
-              <w:rPr>
-                <w:sz w:val="20"/>
-                <w:lang w:eastAsia="zh-CN"/>
-              </w:rPr>
-              <w:t>沈翔宇</w:t>
-            </w:r>
-            <w:r>
-              <w:rPr>
-                <w:sz w:val="20"/>
-                <w:lang w:eastAsia="zh-CN"/>
-              </w:rPr>
-              <w:t>汇总，各模块参与</w:t>
+              <w:t>数据库设计；沈翔宇汇总，各模块参与</w:t>
             </w:r>
           </w:p>
         </w:tc>
@@ -3883,7 +4800,43 @@
               <w:rPr>
                 <w:sz w:val="20"/>
               </w:rPr>
-              <w:t>第12周开展；第13周12-10提交</w:t>
+              <w:t>第</w:t>
+            </w:r>
+            <w:r>
+              <w:rPr>
+                <w:sz w:val="20"/>
+              </w:rPr>
+              <w:t>12</w:t>
+            </w:r>
+            <w:r>
+              <w:rPr>
+                <w:sz w:val="20"/>
+              </w:rPr>
+              <w:t>周开展；第</w:t>
+            </w:r>
+            <w:r>
+              <w:rPr>
+                <w:sz w:val="20"/>
+              </w:rPr>
+              <w:t>13</w:t>
+            </w:r>
+            <w:r>
+              <w:rPr>
+                <w:sz w:val="20"/>
+              </w:rPr>
+              <w:t>周</w:t>
+            </w:r>
+            <w:r>
+              <w:rPr>
+                <w:sz w:val="20"/>
+              </w:rPr>
+              <w:t>12-10</w:t>
+            </w:r>
+            <w:r>
+              <w:rPr>
+                <w:sz w:val="20"/>
+              </w:rPr>
+              <w:t>提交</w:t>
             </w:r>
           </w:p>
         </w:tc>
@@ -4009,41 +4962,60 @@
                 <w:sz w:val="20"/>
                 <w:lang w:eastAsia="zh-CN"/>
               </w:rPr>
-              <w:t>模块程序逻辑设计；</w:t>
-            </w:r>
-            <w:r>
-              <w:rPr>
-                <w:sz w:val="20"/>
-                <w:lang w:eastAsia="zh-CN"/>
-              </w:rPr>
-              <w:t>任奕阳</w:t>
-            </w:r>
-            <w:r>
-              <w:rPr>
-                <w:sz w:val="20"/>
-                <w:lang w:eastAsia="zh-CN"/>
+              <w:t>模块程序逻辑设计；任奕阳、沈翔宇主绘，相关成员评审</w:t>
+            </w:r>
+          </w:p>
+        </w:tc>
+        <w:tc>
+          <w:tcPr>
+            <w:tcW w:w="1555" w:type="dxa"/>
+            <w:tcMar>
+              <w:top w:w="40" w:type="dxa"/>
+              <w:left w:w="85" w:type="dxa"/>
+              <w:bottom w:w="40" w:type="dxa"/>
+              <w:right w:w="85" w:type="dxa"/>
+            </w:tcMar>
+            <w:vAlign w:val="center"/>
+          </w:tcPr>
+          <w:p>
+            <w:pPr>
+              <w:spacing w:after="0" w:line="264" w:lineRule="auto"/>
+            </w:pPr>
+            <w:r>
+              <w:rPr>
+                <w:sz w:val="20"/>
+              </w:rPr>
+              <w:t>TASK-003</w:t>
+            </w:r>
+            <w:r>
+              <w:rPr>
+                <w:sz w:val="20"/>
               </w:rPr>
               <w:t>、</w:t>
             </w:r>
             <w:r>
               <w:rPr>
                 <w:sz w:val="20"/>
-                <w:lang w:eastAsia="zh-CN"/>
-              </w:rPr>
-              <w:t>沈翔宇</w:t>
-            </w:r>
-            <w:r>
-              <w:rPr>
-                <w:sz w:val="20"/>
-                <w:lang w:eastAsia="zh-CN"/>
-              </w:rPr>
-              <w:t>主绘，相关成员评审</w:t>
-            </w:r>
-          </w:p>
-        </w:tc>
-        <w:tc>
-          <w:tcPr>
-            <w:tcW w:w="1555" w:type="dxa"/>
+              </w:rPr>
+              <w:t>006</w:t>
+            </w:r>
+            <w:r>
+              <w:rPr>
+                <w:sz w:val="20"/>
+              </w:rPr>
+              <w:t>、</w:t>
+            </w:r>
+            <w:r>
+              <w:rPr>
+                <w:sz w:val="20"/>
+              </w:rPr>
+              <w:t>007</w:t>
+            </w:r>
+          </w:p>
+        </w:tc>
+        <w:tc>
+          <w:tcPr>
+            <w:tcW w:w="1238" w:type="dxa"/>
             <w:tcMar>
               <w:top w:w="40" w:type="dxa"/>
               <w:left w:w="85" w:type="dxa"/>
@@ -4055,59 +5027,72 @@
           <w:p>
             <w:pPr>
               <w:spacing w:after="0" w:line="264" w:lineRule="auto"/>
-            </w:pPr>
-            <w:r>
-              <w:rPr>
-                <w:sz w:val="20"/>
-              </w:rPr>
-              <w:t>TASK-003</w:t>
-            </w:r>
-            <w:r>
-              <w:rPr>
-                <w:sz w:val="20"/>
-              </w:rPr>
-              <w:t>、</w:t>
-            </w:r>
-            <w:r>
-              <w:rPr>
-                <w:sz w:val="20"/>
-              </w:rPr>
-              <w:t>006</w:t>
-            </w:r>
-            <w:r>
-              <w:rPr>
-                <w:sz w:val="20"/>
-              </w:rPr>
-              <w:t>、</w:t>
-            </w:r>
-            <w:r>
-              <w:rPr>
-                <w:sz w:val="20"/>
-              </w:rPr>
-              <w:t>007</w:t>
-            </w:r>
-          </w:p>
-        </w:tc>
-        <w:tc>
-          <w:tcPr>
-            <w:tcW w:w="1238" w:type="dxa"/>
-            <w:tcMar>
-              <w:top w:w="40" w:type="dxa"/>
-              <w:left w:w="85" w:type="dxa"/>
-              <w:bottom w:w="40" w:type="dxa"/>
-              <w:right w:w="85" w:type="dxa"/>
-            </w:tcMar>
-            <w:vAlign w:val="center"/>
-          </w:tcPr>
-          <w:p>
-            <w:pPr>
-              <w:spacing w:after="0" w:line="264" w:lineRule="auto"/>
-            </w:pPr>
-            <w:r>
-              <w:rPr>
-                <w:sz w:val="20"/>
-              </w:rPr>
-              <w:t>第13～14周开展；第14周12-17提交</w:t>
+              <w:rPr>
+                <w:lang w:eastAsia="zh-CN"/>
+              </w:rPr>
+            </w:pPr>
+            <w:r>
+              <w:rPr>
+                <w:sz w:val="20"/>
+                <w:lang w:eastAsia="zh-CN"/>
+              </w:rPr>
+              <w:t>第</w:t>
+            </w:r>
+            <w:r>
+              <w:rPr>
+                <w:sz w:val="20"/>
+                <w:lang w:eastAsia="zh-CN"/>
+              </w:rPr>
+              <w:t>13</w:t>
+            </w:r>
+            <w:r>
+              <w:rPr>
+                <w:sz w:val="20"/>
+                <w:lang w:eastAsia="zh-CN"/>
+              </w:rPr>
+              <w:t>～</w:t>
+            </w:r>
+            <w:r>
+              <w:rPr>
+                <w:sz w:val="20"/>
+                <w:lang w:eastAsia="zh-CN"/>
+              </w:rPr>
+              <w:t>14</w:t>
+            </w:r>
+            <w:r>
+              <w:rPr>
+                <w:sz w:val="20"/>
+                <w:lang w:eastAsia="zh-CN"/>
+              </w:rPr>
+              <w:t>周开展；第</w:t>
+            </w:r>
+            <w:r>
+              <w:rPr>
+                <w:sz w:val="20"/>
+                <w:lang w:eastAsia="zh-CN"/>
+              </w:rPr>
+              <w:t>14</w:t>
+            </w:r>
+            <w:r>
+              <w:rPr>
+                <w:sz w:val="20"/>
+                <w:lang w:eastAsia="zh-CN"/>
+              </w:rPr>
+              <w:t>周</w:t>
+            </w:r>
+            <w:r>
+              <w:rPr>
+                <w:sz w:val="20"/>
+                <w:lang w:eastAsia="zh-CN"/>
+              </w:rPr>
+              <w:t>12-17</w:t>
+            </w:r>
+            <w:r>
+              <w:rPr>
+                <w:sz w:val="20"/>
+                <w:lang w:eastAsia="zh-CN"/>
+              </w:rPr>
+              <w:t>提交</w:t>
             </w:r>
           </w:p>
         </w:tc>
@@ -4293,12 +5278,44 @@
           <w:p>
             <w:pPr>
               <w:spacing w:after="0" w:line="264" w:lineRule="auto"/>
-            </w:pPr>
-            <w:r>
-              <w:rPr>
-                <w:sz w:val="20"/>
-              </w:rPr>
-              <w:t>第13周准备；第14周接入业务实现</w:t>
+              <w:rPr>
+                <w:lang w:eastAsia="zh-CN"/>
+              </w:rPr>
+            </w:pPr>
+            <w:r>
+              <w:rPr>
+                <w:sz w:val="20"/>
+                <w:lang w:eastAsia="zh-CN"/>
+              </w:rPr>
+              <w:t>第</w:t>
+            </w:r>
+            <w:r>
+              <w:rPr>
+                <w:sz w:val="20"/>
+                <w:lang w:eastAsia="zh-CN"/>
+              </w:rPr>
+              <w:t>13</w:t>
+            </w:r>
+            <w:r>
+              <w:rPr>
+                <w:sz w:val="20"/>
+                <w:lang w:eastAsia="zh-CN"/>
+              </w:rPr>
+              <w:t>周准备；第</w:t>
+            </w:r>
+            <w:r>
+              <w:rPr>
+                <w:sz w:val="20"/>
+                <w:lang w:eastAsia="zh-CN"/>
+              </w:rPr>
+              <w:t>14</w:t>
+            </w:r>
+            <w:r>
+              <w:rPr>
+                <w:sz w:val="20"/>
+                <w:lang w:eastAsia="zh-CN"/>
+              </w:rPr>
+              <w:t>周接入业务实现</w:t>
             </w:r>
           </w:p>
         </w:tc>
@@ -4465,12 +5482,58 @@
           <w:p>
             <w:pPr>
               <w:spacing w:after="0" w:line="264" w:lineRule="auto"/>
-            </w:pPr>
-            <w:r>
-              <w:rPr>
-                <w:sz w:val="20"/>
-              </w:rPr>
-              <w:t>第14～15周编码；第16周修复</w:t>
+              <w:rPr>
+                <w:lang w:eastAsia="zh-CN"/>
+              </w:rPr>
+            </w:pPr>
+            <w:r>
+              <w:rPr>
+                <w:sz w:val="20"/>
+                <w:lang w:eastAsia="zh-CN"/>
+              </w:rPr>
+              <w:t>第</w:t>
+            </w:r>
+            <w:r>
+              <w:rPr>
+                <w:sz w:val="20"/>
+                <w:lang w:eastAsia="zh-CN"/>
+              </w:rPr>
+              <w:t>14</w:t>
+            </w:r>
+            <w:r>
+              <w:rPr>
+                <w:sz w:val="20"/>
+                <w:lang w:eastAsia="zh-CN"/>
+              </w:rPr>
+              <w:t>～</w:t>
+            </w:r>
+            <w:r>
+              <w:rPr>
+                <w:sz w:val="20"/>
+                <w:lang w:eastAsia="zh-CN"/>
+              </w:rPr>
+              <w:t>15</w:t>
+            </w:r>
+            <w:r>
+              <w:rPr>
+                <w:sz w:val="20"/>
+                <w:lang w:eastAsia="zh-CN"/>
+              </w:rPr>
+              <w:t>周编码；第</w:t>
+            </w:r>
+            <w:r>
+              <w:rPr>
+                <w:sz w:val="20"/>
+                <w:lang w:eastAsia="zh-CN"/>
+              </w:rPr>
+              <w:t>16</w:t>
+            </w:r>
+            <w:r>
+              <w:rPr>
+                <w:sz w:val="20"/>
+                <w:lang w:eastAsia="zh-CN"/>
+              </w:rPr>
+              <w:t>周修复</w:t>
             </w:r>
           </w:p>
         </w:tc>
@@ -4554,21 +5617,7 @@
                 <w:sz w:val="20"/>
                 <w:lang w:eastAsia="zh-CN"/>
               </w:rPr>
-              <w:t>前端功能实现；各模块负责人，</w:t>
-            </w:r>
-            <w:r>
-              <w:rPr>
-                <w:sz w:val="20"/>
-                <w:lang w:eastAsia="zh-CN"/>
-              </w:rPr>
-              <w:t>张海睿</w:t>
-            </w:r>
-            <w:r>
-              <w:rPr>
-                <w:sz w:val="20"/>
-                <w:lang w:eastAsia="zh-CN"/>
-              </w:rPr>
-              <w:t>协调交互</w:t>
+              <w:t>前端功能实现；各模块负责人，张海睿协调交互</w:t>
             </w:r>
           </w:p>
         </w:tc>
@@ -4639,12 +5688,58 @@
           <w:p>
             <w:pPr>
               <w:spacing w:after="0" w:line="264" w:lineRule="auto"/>
-            </w:pPr>
-            <w:r>
-              <w:rPr>
-                <w:sz w:val="20"/>
-              </w:rPr>
-              <w:t>第14～15周编码；第16周修复</w:t>
+              <w:rPr>
+                <w:lang w:eastAsia="zh-CN"/>
+              </w:rPr>
+            </w:pPr>
+            <w:r>
+              <w:rPr>
+                <w:sz w:val="20"/>
+                <w:lang w:eastAsia="zh-CN"/>
+              </w:rPr>
+              <w:t>第</w:t>
+            </w:r>
+            <w:r>
+              <w:rPr>
+                <w:sz w:val="20"/>
+                <w:lang w:eastAsia="zh-CN"/>
+              </w:rPr>
+              <w:t>14</w:t>
+            </w:r>
+            <w:r>
+              <w:rPr>
+                <w:sz w:val="20"/>
+                <w:lang w:eastAsia="zh-CN"/>
+              </w:rPr>
+              <w:t>～</w:t>
+            </w:r>
+            <w:r>
+              <w:rPr>
+                <w:sz w:val="20"/>
+                <w:lang w:eastAsia="zh-CN"/>
+              </w:rPr>
+              <w:t>15</w:t>
+            </w:r>
+            <w:r>
+              <w:rPr>
+                <w:sz w:val="20"/>
+                <w:lang w:eastAsia="zh-CN"/>
+              </w:rPr>
+              <w:t>周编码；第</w:t>
+            </w:r>
+            <w:r>
+              <w:rPr>
+                <w:sz w:val="20"/>
+                <w:lang w:eastAsia="zh-CN"/>
+              </w:rPr>
+              <w:t>16</w:t>
+            </w:r>
+            <w:r>
+              <w:rPr>
+                <w:sz w:val="20"/>
+                <w:lang w:eastAsia="zh-CN"/>
+              </w:rPr>
+              <w:t>周修复</w:t>
             </w:r>
           </w:p>
         </w:tc>
@@ -4796,7 +5891,35 @@
                 <w:sz w:val="20"/>
                 <w:lang w:eastAsia="zh-CN"/>
               </w:rPr>
-              <w:t>第14周贯通首条流程；第15周全量联调</w:t>
+              <w:t>第</w:t>
+            </w:r>
+            <w:r>
+              <w:rPr>
+                <w:sz w:val="20"/>
+                <w:lang w:eastAsia="zh-CN"/>
+              </w:rPr>
+              <w:t>14</w:t>
+            </w:r>
+            <w:r>
+              <w:rPr>
+                <w:sz w:val="20"/>
+                <w:lang w:eastAsia="zh-CN"/>
+              </w:rPr>
+              <w:t>周贯通首条流程；第</w:t>
+            </w:r>
+            <w:r>
+              <w:rPr>
+                <w:sz w:val="20"/>
+                <w:lang w:eastAsia="zh-CN"/>
+              </w:rPr>
+              <w:t>15</w:t>
+            </w:r>
+            <w:r>
+              <w:rPr>
+                <w:sz w:val="20"/>
+                <w:lang w:eastAsia="zh-CN"/>
+              </w:rPr>
+              <w:t>周全量联调</w:t>
             </w:r>
           </w:p>
         </w:tc>
@@ -4823,7 +5946,49 @@
                 <w:sz w:val="20"/>
                 <w:lang w:eastAsia="zh-CN"/>
               </w:rPr>
-              <w:t>收件入库→学生查询→自助核验取件先贯通，全部计划流程第15周具备联调记录</w:t>
+              <w:t>收件入库</w:t>
+            </w:r>
+            <w:r>
+              <w:rPr>
+                <w:sz w:val="20"/>
+                <w:lang w:eastAsia="zh-CN"/>
+              </w:rPr>
+              <w:t>→</w:t>
+            </w:r>
+            <w:r>
+              <w:rPr>
+                <w:sz w:val="20"/>
+                <w:lang w:eastAsia="zh-CN"/>
+              </w:rPr>
+              <w:t>学生查询</w:t>
+            </w:r>
+            <w:r>
+              <w:rPr>
+                <w:sz w:val="20"/>
+                <w:lang w:eastAsia="zh-CN"/>
+              </w:rPr>
+              <w:t>→</w:t>
+            </w:r>
+            <w:r>
+              <w:rPr>
+                <w:sz w:val="20"/>
+                <w:lang w:eastAsia="zh-CN"/>
+              </w:rPr>
+              <w:t>自助核验取件先贯通，全部计划流程第</w:t>
+            </w:r>
+            <w:r>
+              <w:rPr>
+                <w:sz w:val="20"/>
+                <w:lang w:eastAsia="zh-CN"/>
+              </w:rPr>
+              <w:t>15</w:t>
+            </w:r>
+            <w:r>
+              <w:rPr>
+                <w:sz w:val="20"/>
+                <w:lang w:eastAsia="zh-CN"/>
+              </w:rPr>
+              <w:t>周具备联调记录</w:t>
             </w:r>
           </w:p>
         </w:tc>
@@ -4853,6 +6018,7 @@
               <w:rPr>
                 <w:sz w:val="20"/>
               </w:rPr>
+              <w:lastRenderedPageBreak/>
               <w:t>TASK-013</w:t>
             </w:r>
           </w:p>
@@ -4894,21 +6060,7 @@
                 <w:sz w:val="20"/>
                 <w:lang w:eastAsia="zh-CN"/>
               </w:rPr>
-              <w:t>清单；</w:t>
-            </w:r>
-            <w:r>
-              <w:rPr>
-                <w:sz w:val="20"/>
-                <w:lang w:eastAsia="zh-CN"/>
-              </w:rPr>
-              <w:t>戴靖桓</w:t>
-            </w:r>
-            <w:r>
-              <w:rPr>
-                <w:sz w:val="20"/>
-                <w:lang w:eastAsia="zh-CN"/>
-              </w:rPr>
-              <w:t>汇总，全员编写</w:t>
+              <w:t>清单；戴靖桓汇总，全员编写</w:t>
             </w:r>
           </w:p>
         </w:tc>
@@ -4961,12 +6113,72 @@
           <w:p>
             <w:pPr>
               <w:spacing w:after="0" w:line="264" w:lineRule="auto"/>
-            </w:pPr>
-            <w:r>
-              <w:rPr>
-                <w:sz w:val="20"/>
-              </w:rPr>
-              <w:t>第11～15周逐步编写；第16周12-31提交测试用例</w:t>
+              <w:rPr>
+                <w:lang w:eastAsia="zh-CN"/>
+              </w:rPr>
+            </w:pPr>
+            <w:r>
+              <w:rPr>
+                <w:sz w:val="20"/>
+                <w:lang w:eastAsia="zh-CN"/>
+              </w:rPr>
+              <w:t>第</w:t>
+            </w:r>
+            <w:r>
+              <w:rPr>
+                <w:sz w:val="20"/>
+                <w:lang w:eastAsia="zh-CN"/>
+              </w:rPr>
+              <w:t>11</w:t>
+            </w:r>
+            <w:r>
+              <w:rPr>
+                <w:sz w:val="20"/>
+                <w:lang w:eastAsia="zh-CN"/>
+              </w:rPr>
+              <w:t>～</w:t>
+            </w:r>
+            <w:r>
+              <w:rPr>
+                <w:sz w:val="20"/>
+                <w:lang w:eastAsia="zh-CN"/>
+              </w:rPr>
+              <w:t>15</w:t>
+            </w:r>
+            <w:r>
+              <w:rPr>
+                <w:sz w:val="20"/>
+                <w:lang w:eastAsia="zh-CN"/>
+              </w:rPr>
+              <w:t>周逐步编写；第</w:t>
+            </w:r>
+            <w:r>
+              <w:rPr>
+                <w:sz w:val="20"/>
+                <w:lang w:eastAsia="zh-CN"/>
+              </w:rPr>
+              <w:t>16</w:t>
+            </w:r>
+            <w:r>
+              <w:rPr>
+                <w:sz w:val="20"/>
+                <w:lang w:eastAsia="zh-CN"/>
+              </w:rPr>
+              <w:t>周</w:t>
+            </w:r>
+            <w:r>
+              <w:rPr>
+                <w:sz w:val="20"/>
+                <w:lang w:eastAsia="zh-CN"/>
+              </w:rPr>
+              <w:t>12-31</w:t>
+            </w:r>
+            <w:r>
+              <w:rPr>
+                <w:sz w:val="20"/>
+                <w:lang w:eastAsia="zh-CN"/>
+              </w:rPr>
+              <w:t>提交测试用例</w:t>
             </w:r>
           </w:p>
         </w:tc>
@@ -5078,21 +6290,7 @@
                 <w:sz w:val="20"/>
                 <w:lang w:eastAsia="zh-CN"/>
               </w:rPr>
-              <w:t>系统测试、修复与复测；</w:t>
-            </w:r>
-            <w:r>
-              <w:rPr>
-                <w:sz w:val="20"/>
-                <w:lang w:eastAsia="zh-CN"/>
-              </w:rPr>
-              <w:t>戴靖桓</w:t>
-            </w:r>
-            <w:r>
-              <w:rPr>
-                <w:sz w:val="20"/>
-                <w:lang w:eastAsia="zh-CN"/>
-              </w:rPr>
-              <w:t>统筹，各模块修复</w:t>
+              <w:t>系统测试、修复与复测；戴靖桓统筹，各模块修复</w:t>
             </w:r>
           </w:p>
         </w:tc>
@@ -5145,12 +6343,58 @@
           <w:p>
             <w:pPr>
               <w:spacing w:after="0" w:line="264" w:lineRule="auto"/>
-            </w:pPr>
-            <w:r>
-              <w:rPr>
-                <w:sz w:val="20"/>
-              </w:rPr>
-              <w:t>第16～17周；第17周答辩前完成关键复测</w:t>
+              <w:rPr>
+                <w:lang w:eastAsia="zh-CN"/>
+              </w:rPr>
+            </w:pPr>
+            <w:r>
+              <w:rPr>
+                <w:sz w:val="20"/>
+                <w:lang w:eastAsia="zh-CN"/>
+              </w:rPr>
+              <w:t>第</w:t>
+            </w:r>
+            <w:r>
+              <w:rPr>
+                <w:sz w:val="20"/>
+                <w:lang w:eastAsia="zh-CN"/>
+              </w:rPr>
+              <w:t>16</w:t>
+            </w:r>
+            <w:r>
+              <w:rPr>
+                <w:sz w:val="20"/>
+                <w:lang w:eastAsia="zh-CN"/>
+              </w:rPr>
+              <w:t>～</w:t>
+            </w:r>
+            <w:r>
+              <w:rPr>
+                <w:sz w:val="20"/>
+                <w:lang w:eastAsia="zh-CN"/>
+              </w:rPr>
+              <w:t>17</w:t>
+            </w:r>
+            <w:r>
+              <w:rPr>
+                <w:sz w:val="20"/>
+                <w:lang w:eastAsia="zh-CN"/>
+              </w:rPr>
+              <w:t>周；第</w:t>
+            </w:r>
+            <w:r>
+              <w:rPr>
+                <w:sz w:val="20"/>
+                <w:lang w:eastAsia="zh-CN"/>
+              </w:rPr>
+              <w:t>17</w:t>
+            </w:r>
+            <w:r>
+              <w:rPr>
+                <w:sz w:val="20"/>
+                <w:lang w:eastAsia="zh-CN"/>
+              </w:rPr>
+              <w:t>周答辩前完成关键复测</w:t>
             </w:r>
           </w:p>
         </w:tc>
@@ -5234,21 +6478,7 @@
                 <w:sz w:val="20"/>
                 <w:lang w:eastAsia="zh-CN"/>
               </w:rPr>
-              <w:t>源代码交付包；</w:t>
-            </w:r>
-            <w:r>
-              <w:rPr>
-                <w:sz w:val="20"/>
-                <w:lang w:eastAsia="zh-CN"/>
-              </w:rPr>
-              <w:t>沈翔宇</w:t>
-            </w:r>
-            <w:r>
-              <w:rPr>
-                <w:sz w:val="20"/>
-                <w:lang w:eastAsia="zh-CN"/>
-              </w:rPr>
-              <w:t>整理，杨振煜核对</w:t>
+              <w:t>源代码交付包；沈翔宇整理，杨振煜核对</w:t>
             </w:r>
           </w:p>
         </w:tc>
@@ -5267,12 +6497,14 @@
             <w:pPr>
               <w:spacing w:after="0" w:line="264" w:lineRule="auto"/>
             </w:pPr>
+            <w:proofErr w:type="spellStart"/>
             <w:r>
               <w:rPr>
                 <w:sz w:val="20"/>
               </w:rPr>
               <w:t>已完成的联调与测试</w:t>
             </w:r>
+            <w:proofErr w:type="spellEnd"/>
           </w:p>
         </w:tc>
         <w:tc>
@@ -5289,12 +6521,44 @@
           <w:p>
             <w:pPr>
               <w:spacing w:after="0" w:line="264" w:lineRule="auto"/>
-            </w:pPr>
-            <w:r>
-              <w:rPr>
-                <w:sz w:val="20"/>
-              </w:rPr>
-              <w:t>第16周预检；第17周答辩前核对最终版本</w:t>
+              <w:rPr>
+                <w:lang w:eastAsia="zh-CN"/>
+              </w:rPr>
+            </w:pPr>
+            <w:r>
+              <w:rPr>
+                <w:sz w:val="20"/>
+                <w:lang w:eastAsia="zh-CN"/>
+              </w:rPr>
+              <w:t>第</w:t>
+            </w:r>
+            <w:r>
+              <w:rPr>
+                <w:sz w:val="20"/>
+                <w:lang w:eastAsia="zh-CN"/>
+              </w:rPr>
+              <w:t>16</w:t>
+            </w:r>
+            <w:r>
+              <w:rPr>
+                <w:sz w:val="20"/>
+                <w:lang w:eastAsia="zh-CN"/>
+              </w:rPr>
+              <w:t>周预检；第</w:t>
+            </w:r>
+            <w:r>
+              <w:rPr>
+                <w:sz w:val="20"/>
+                <w:lang w:eastAsia="zh-CN"/>
+              </w:rPr>
+              <w:t>17</w:t>
+            </w:r>
+            <w:r>
+              <w:rPr>
+                <w:sz w:val="20"/>
+                <w:lang w:eastAsia="zh-CN"/>
+              </w:rPr>
+              <w:t>周答辩前核对最终版本</w:t>
             </w:r>
           </w:p>
         </w:tc>
@@ -5392,21 +6656,7 @@
                 <w:sz w:val="20"/>
                 <w:lang w:eastAsia="zh-CN"/>
               </w:rPr>
-              <w:t>项目分析总结报告；</w:t>
-            </w:r>
-            <w:r>
-              <w:rPr>
-                <w:sz w:val="20"/>
-                <w:lang w:eastAsia="zh-CN"/>
-              </w:rPr>
-              <w:t>戴靖桓</w:t>
-            </w:r>
-            <w:r>
-              <w:rPr>
-                <w:sz w:val="20"/>
-                <w:lang w:eastAsia="zh-CN"/>
-              </w:rPr>
-              <w:t>汇总，全员提交</w:t>
+              <w:t>项目分析总结报告；戴靖桓汇总，全员提交</w:t>
             </w:r>
           </w:p>
         </w:tc>
@@ -5429,7 +6679,19 @@
               <w:rPr>
                 <w:sz w:val="20"/>
               </w:rPr>
-              <w:t>TASK-012及已执行的TASK-014</w:t>
+              <w:t>TASK-012</w:t>
+            </w:r>
+            <w:r>
+              <w:rPr>
+                <w:sz w:val="20"/>
+              </w:rPr>
+              <w:t>及已执行的</w:t>
+            </w:r>
+            <w:r>
+              <w:rPr>
+                <w:sz w:val="20"/>
+              </w:rPr>
+              <w:t>TASK-014</w:t>
             </w:r>
           </w:p>
         </w:tc>
@@ -5447,12 +6709,58 @@
           <w:p>
             <w:pPr>
               <w:spacing w:after="0" w:line="264" w:lineRule="auto"/>
-            </w:pPr>
-            <w:r>
-              <w:rPr>
-                <w:sz w:val="20"/>
-              </w:rPr>
-              <w:t>第16周12-31提交；第17周据实际测试更新</w:t>
+              <w:rPr>
+                <w:lang w:eastAsia="zh-CN"/>
+              </w:rPr>
+            </w:pPr>
+            <w:r>
+              <w:rPr>
+                <w:sz w:val="20"/>
+                <w:lang w:eastAsia="zh-CN"/>
+              </w:rPr>
+              <w:t>第</w:t>
+            </w:r>
+            <w:r>
+              <w:rPr>
+                <w:sz w:val="20"/>
+                <w:lang w:eastAsia="zh-CN"/>
+              </w:rPr>
+              <w:t>16</w:t>
+            </w:r>
+            <w:r>
+              <w:rPr>
+                <w:sz w:val="20"/>
+                <w:lang w:eastAsia="zh-CN"/>
+              </w:rPr>
+              <w:t>周</w:t>
+            </w:r>
+            <w:r>
+              <w:rPr>
+                <w:sz w:val="20"/>
+                <w:lang w:eastAsia="zh-CN"/>
+              </w:rPr>
+              <w:t>12-31</w:t>
+            </w:r>
+            <w:r>
+              <w:rPr>
+                <w:sz w:val="20"/>
+                <w:lang w:eastAsia="zh-CN"/>
+              </w:rPr>
+              <w:t>提交；第</w:t>
+            </w:r>
+            <w:r>
+              <w:rPr>
+                <w:sz w:val="20"/>
+                <w:lang w:eastAsia="zh-CN"/>
+              </w:rPr>
+              <w:t>17</w:t>
+            </w:r>
+            <w:r>
+              <w:rPr>
+                <w:sz w:val="20"/>
+                <w:lang w:eastAsia="zh-CN"/>
+              </w:rPr>
+              <w:t>周据实际测试更新</w:t>
             </w:r>
           </w:p>
         </w:tc>
@@ -5479,7 +6787,56 @@
                 <w:sz w:val="20"/>
                 <w:lang w:eastAsia="zh-CN"/>
               </w:rPr>
-              <w:t>模块截图、源码介绍、分工、项目总结及5份个人总结汇入DOCX；仅记录已执行的测试，第17周更新后续结果；满足CR-10</w:t>
+              <w:t>模块截图、源码介绍、分工、项目总结及</w:t>
+            </w:r>
+            <w:r>
+              <w:rPr>
+                <w:sz w:val="20"/>
+                <w:lang w:eastAsia="zh-CN"/>
+              </w:rPr>
+              <w:t>5</w:t>
+            </w:r>
+            <w:r>
+              <w:rPr>
+                <w:sz w:val="20"/>
+                <w:lang w:eastAsia="zh-CN"/>
+              </w:rPr>
+              <w:t>份个人总结汇入</w:t>
+            </w:r>
+            <w:r>
+              <w:rPr>
+                <w:sz w:val="20"/>
+                <w:lang w:eastAsia="zh-CN"/>
+              </w:rPr>
+              <w:t>DOCX</w:t>
+            </w:r>
+            <w:r>
+              <w:rPr>
+                <w:sz w:val="20"/>
+                <w:lang w:eastAsia="zh-CN"/>
+              </w:rPr>
+              <w:t>；仅记录已执行的测试，第</w:t>
+            </w:r>
+            <w:r>
+              <w:rPr>
+                <w:sz w:val="20"/>
+                <w:lang w:eastAsia="zh-CN"/>
+              </w:rPr>
+              <w:t>17</w:t>
+            </w:r>
+            <w:r>
+              <w:rPr>
+                <w:sz w:val="20"/>
+                <w:lang w:eastAsia="zh-CN"/>
+              </w:rPr>
+              <w:t>周更新后续结果；满足</w:t>
+            </w:r>
+            <w:r>
+              <w:rPr>
+                <w:sz w:val="20"/>
+                <w:lang w:eastAsia="zh-CN"/>
+              </w:rPr>
+              <w:t>CR-10</w:t>
             </w:r>
           </w:p>
         </w:tc>
@@ -5536,21 +6893,7 @@
                 <w:sz w:val="20"/>
                 <w:lang w:eastAsia="zh-CN"/>
               </w:rPr>
-              <w:t>材料核对与项目验收；杨振煜组织，</w:t>
-            </w:r>
-            <w:r>
-              <w:rPr>
-                <w:sz w:val="20"/>
-                <w:lang w:eastAsia="zh-CN"/>
-              </w:rPr>
-              <w:t>戴靖桓</w:t>
-            </w:r>
-            <w:r>
-              <w:rPr>
-                <w:sz w:val="20"/>
-                <w:lang w:eastAsia="zh-CN"/>
-              </w:rPr>
-              <w:t>核对</w:t>
+              <w:t>材料核对与项目验收；杨振煜组织，戴靖桓核对</w:t>
             </w:r>
           </w:p>
         </w:tc>
@@ -5608,7 +6951,43 @@
               <w:rPr>
                 <w:sz w:val="20"/>
               </w:rPr>
-              <w:t>第16周预检；第17周01-07答辩</w:t>
+              <w:t>第</w:t>
+            </w:r>
+            <w:r>
+              <w:rPr>
+                <w:sz w:val="20"/>
+              </w:rPr>
+              <w:t>16</w:t>
+            </w:r>
+            <w:r>
+              <w:rPr>
+                <w:sz w:val="20"/>
+              </w:rPr>
+              <w:t>周预检；第</w:t>
+            </w:r>
+            <w:r>
+              <w:rPr>
+                <w:sz w:val="20"/>
+              </w:rPr>
+              <w:t>17</w:t>
+            </w:r>
+            <w:r>
+              <w:rPr>
+                <w:sz w:val="20"/>
+              </w:rPr>
+              <w:t>周</w:t>
+            </w:r>
+            <w:r>
+              <w:rPr>
+                <w:sz w:val="20"/>
+              </w:rPr>
+              <w:t>01-07</w:t>
+            </w:r>
+            <w:r>
+              <w:rPr>
+                <w:sz w:val="20"/>
+              </w:rPr>
+              <w:t>答辩</w:t>
             </w:r>
           </w:p>
         </w:tc>
@@ -5739,17 +7118,14 @@
             <w:pPr>
               <w:spacing w:after="0" w:line="264" w:lineRule="auto"/>
             </w:pPr>
+            <w:proofErr w:type="spellStart"/>
             <w:r>
               <w:rPr>
                 <w:sz w:val="20"/>
               </w:rPr>
               <w:t>按课件周报周期执行</w:t>
             </w:r>
-            <w:r>
-              <w:rPr>
-                <w:sz w:val="20"/>
-              </w:rPr>
-            </w:r>
+            <w:proofErr w:type="spellEnd"/>
           </w:p>
         </w:tc>
         <w:tc>
@@ -5896,7 +7272,49 @@
         <w:rPr>
           <w:lang w:eastAsia="zh-CN"/>
         </w:rPr>
-        <w:t>TASK-008至少提交两组课程要求的详细设计图，其他模块在进入实现前也须明确其处理逻辑及边界条件，可先记录在对应模块设计文档中。第13～14周先完成首条业务流程涉及模块的详细设计，第14周开展实现与联调，其他已确认模块分批推进。教师表中的日期为课程安排；接口首版、应用初始化、首条流程及源码打包的节点为团队内部工作安排。新增接口、字段或迁移仍执行仓库既有评审规则。</w:t>
+        <w:t>TASK-008</w:t>
+      </w:r>
+      <w:r>
+        <w:rPr>
+          <w:lang w:eastAsia="zh-CN"/>
+        </w:rPr>
+        <w:t>至少提交两组课程要求的详细设计图，其他模块在进入实现前也须明确其处理逻辑及边界条件，可先记录在对应模块设计文档中。第</w:t>
+      </w:r>
+      <w:r>
+        <w:rPr>
+          <w:lang w:eastAsia="zh-CN"/>
+        </w:rPr>
+        <w:t>13</w:t>
+      </w:r>
+      <w:r>
+        <w:rPr>
+          <w:lang w:eastAsia="zh-CN"/>
+        </w:rPr>
+        <w:t>～</w:t>
+      </w:r>
+      <w:r>
+        <w:rPr>
+          <w:lang w:eastAsia="zh-CN"/>
+        </w:rPr>
+        <w:t>14</w:t>
+      </w:r>
+      <w:r>
+        <w:rPr>
+          <w:lang w:eastAsia="zh-CN"/>
+        </w:rPr>
+        <w:t>周先完成首条业务流程涉及模块的详细设计，第</w:t>
+      </w:r>
+      <w:r>
+        <w:rPr>
+          <w:lang w:eastAsia="zh-CN"/>
+        </w:rPr>
+        <w:t>14</w:t>
+      </w:r>
+      <w:r>
+        <w:rPr>
+          <w:lang w:eastAsia="zh-CN"/>
+        </w:rPr>
+        <w:t>周开展实现与联调，其他已确认模块分批推进。教师表中的日期为课程安排；接口首版、应用初始化、首条流程及源码打包的节点为团队内部工作安排。新增接口、字段或迁移仍执行仓库既有评审规则。</w:t>
       </w:r>
     </w:p>
     <w:p>
@@ -5973,6 +7391,7 @@
               <w:spacing w:after="0" w:line="264" w:lineRule="auto"/>
               <w:jc w:val="center"/>
             </w:pPr>
+            <w:proofErr w:type="spellStart"/>
             <w:r>
               <w:rPr>
                 <w:rFonts w:eastAsia="黑体"/>
@@ -5981,6 +7400,7 @@
               </w:rPr>
               <w:t>教学周</w:t>
             </w:r>
+            <w:proofErr w:type="spellEnd"/>
           </w:p>
         </w:tc>
         <w:tc>
@@ -6001,6 +7421,7 @@
               <w:spacing w:after="0" w:line="264" w:lineRule="auto"/>
               <w:jc w:val="center"/>
             </w:pPr>
+            <w:proofErr w:type="spellStart"/>
             <w:r>
               <w:rPr>
                 <w:rFonts w:eastAsia="黑体"/>
@@ -6009,6 +7430,7 @@
               </w:rPr>
               <w:t>日期</w:t>
             </w:r>
+            <w:proofErr w:type="spellEnd"/>
           </w:p>
         </w:tc>
         <w:tc>
@@ -6029,6 +7451,7 @@
               <w:spacing w:after="0" w:line="264" w:lineRule="auto"/>
               <w:jc w:val="center"/>
             </w:pPr>
+            <w:proofErr w:type="spellStart"/>
             <w:r>
               <w:rPr>
                 <w:rFonts w:eastAsia="黑体"/>
@@ -6037,6 +7460,7 @@
               </w:rPr>
               <w:t>当周课程内容</w:t>
             </w:r>
+            <w:proofErr w:type="spellEnd"/>
           </w:p>
         </w:tc>
         <w:tc>
@@ -6057,6 +7481,7 @@
               <w:spacing w:after="0" w:line="264" w:lineRule="auto"/>
               <w:jc w:val="center"/>
             </w:pPr>
+            <w:proofErr w:type="spellStart"/>
             <w:r>
               <w:rPr>
                 <w:rFonts w:eastAsia="黑体"/>
@@ -6065,6 +7490,7 @@
               </w:rPr>
               <w:t>教师安排提交</w:t>
             </w:r>
+            <w:proofErr w:type="spellEnd"/>
           </w:p>
         </w:tc>
         <w:tc>
@@ -6085,6 +7511,7 @@
               <w:spacing w:after="0" w:line="264" w:lineRule="auto"/>
               <w:jc w:val="center"/>
             </w:pPr>
+            <w:proofErr w:type="spellStart"/>
             <w:r>
               <w:rPr>
                 <w:rFonts w:eastAsia="黑体"/>
@@ -6093,6 +7520,7 @@
               </w:rPr>
               <w:t>团队工作与检查点</w:t>
             </w:r>
+            <w:proofErr w:type="spellEnd"/>
           </w:p>
         </w:tc>
       </w:tr>
@@ -6124,7 +7552,21 @@
                 <w:sz w:val="21"/>
                 <w:lang w:eastAsia="zh-CN"/>
               </w:rPr>
-              <w:t>第6周</w:t>
+              <w:t>第</w:t>
+            </w:r>
+            <w:r>
+              <w:rPr>
+                <w:sz w:val="21"/>
+                <w:lang w:eastAsia="zh-CN"/>
+              </w:rPr>
+              <w:t>6</w:t>
+            </w:r>
+            <w:r>
+              <w:rPr>
+                <w:sz w:val="21"/>
+                <w:lang w:eastAsia="zh-CN"/>
+              </w:rPr>
+              <w:t>周</w:t>
             </w:r>
           </w:p>
         </w:tc>
@@ -6178,7 +7620,28 @@
                 <w:sz w:val="21"/>
                 <w:lang w:eastAsia="zh-CN"/>
               </w:rPr>
-              <w:t>8～9节：分组、项目计划、调研</w:t>
+              <w:t>8</w:t>
+            </w:r>
+            <w:r>
+              <w:rPr>
+                <w:sz w:val="21"/>
+                <w:lang w:eastAsia="zh-CN"/>
+              </w:rPr>
+              <w:t>～</w:t>
+            </w:r>
+            <w:r>
+              <w:rPr>
+                <w:sz w:val="21"/>
+                <w:lang w:eastAsia="zh-CN"/>
+              </w:rPr>
+              <w:t>9</w:t>
+            </w:r>
+            <w:r>
+              <w:rPr>
+                <w:sz w:val="21"/>
+                <w:lang w:eastAsia="zh-CN"/>
+              </w:rPr>
+              <w:t>节：分组、项目计划、调研</w:t>
             </w:r>
           </w:p>
         </w:tc>
@@ -6232,7 +7695,21 @@
                 <w:sz w:val="21"/>
                 <w:lang w:eastAsia="zh-CN"/>
               </w:rPr>
-              <w:t>确认分工、编制计划、开展资料调研，检查成员环境；整理第6周周报</w:t>
+              <w:t>确认分工、编制计划、开展资料调研，检查成员环境；整理第</w:t>
+            </w:r>
+            <w:r>
+              <w:rPr>
+                <w:sz w:val="21"/>
+                <w:lang w:eastAsia="zh-CN"/>
+              </w:rPr>
+              <w:t>6</w:t>
+            </w:r>
+            <w:r>
+              <w:rPr>
+                <w:sz w:val="21"/>
+                <w:lang w:eastAsia="zh-CN"/>
+              </w:rPr>
+              <w:t>周周报</w:t>
             </w:r>
           </w:p>
         </w:tc>
@@ -6265,7 +7742,22 @@
                 <w:sz w:val="21"/>
                 <w:lang w:eastAsia="zh-CN"/>
               </w:rPr>
-              <w:t>第7周</w:t>
+              <w:lastRenderedPageBreak/>
+              <w:t>第</w:t>
+            </w:r>
+            <w:r>
+              <w:rPr>
+                <w:sz w:val="21"/>
+                <w:lang w:eastAsia="zh-CN"/>
+              </w:rPr>
+              <w:t>7</w:t>
+            </w:r>
+            <w:r>
+              <w:rPr>
+                <w:sz w:val="21"/>
+                <w:lang w:eastAsia="zh-CN"/>
+              </w:rPr>
+              <w:t>周</w:t>
             </w:r>
           </w:p>
         </w:tc>
@@ -6319,7 +7811,28 @@
                 <w:sz w:val="21"/>
                 <w:lang w:eastAsia="zh-CN"/>
               </w:rPr>
-              <w:t>8～9节：业务流程分析</w:t>
+              <w:t>8</w:t>
+            </w:r>
+            <w:r>
+              <w:rPr>
+                <w:sz w:val="21"/>
+                <w:lang w:eastAsia="zh-CN"/>
+              </w:rPr>
+              <w:t>～</w:t>
+            </w:r>
+            <w:r>
+              <w:rPr>
+                <w:sz w:val="21"/>
+                <w:lang w:eastAsia="zh-CN"/>
+              </w:rPr>
+              <w:t>9</w:t>
+            </w:r>
+            <w:r>
+              <w:rPr>
+                <w:sz w:val="21"/>
+                <w:lang w:eastAsia="zh-CN"/>
+              </w:rPr>
+              <w:t>节：业务流程分析</w:t>
             </w:r>
           </w:p>
         </w:tc>
@@ -6373,7 +7886,21 @@
                 <w:sz w:val="21"/>
                 <w:lang w:eastAsia="zh-CN"/>
               </w:rPr>
-              <w:t>核对计划书与分工，绘制核心及异常流程；整理第7周周报</w:t>
+              <w:t>核对计划书与分工，绘制核心及异常流程；整理第</w:t>
+            </w:r>
+            <w:r>
+              <w:rPr>
+                <w:sz w:val="21"/>
+                <w:lang w:eastAsia="zh-CN"/>
+              </w:rPr>
+              <w:t>7</w:t>
+            </w:r>
+            <w:r>
+              <w:rPr>
+                <w:sz w:val="21"/>
+                <w:lang w:eastAsia="zh-CN"/>
+              </w:rPr>
+              <w:t>周周报</w:t>
             </w:r>
           </w:p>
         </w:tc>
@@ -6406,7 +7933,21 @@
                 <w:sz w:val="21"/>
                 <w:lang w:eastAsia="zh-CN"/>
               </w:rPr>
-              <w:t>第8周</w:t>
+              <w:t>第</w:t>
+            </w:r>
+            <w:r>
+              <w:rPr>
+                <w:sz w:val="21"/>
+                <w:lang w:eastAsia="zh-CN"/>
+              </w:rPr>
+              <w:t>8</w:t>
+            </w:r>
+            <w:r>
+              <w:rPr>
+                <w:sz w:val="21"/>
+                <w:lang w:eastAsia="zh-CN"/>
+              </w:rPr>
+              <w:t>周</w:t>
             </w:r>
           </w:p>
         </w:tc>
@@ -6460,7 +8001,28 @@
                 <w:sz w:val="21"/>
                 <w:lang w:eastAsia="zh-CN"/>
               </w:rPr>
-              <w:t>8～9节：数据分析</w:t>
+              <w:t>8</w:t>
+            </w:r>
+            <w:r>
+              <w:rPr>
+                <w:sz w:val="21"/>
+                <w:lang w:eastAsia="zh-CN"/>
+              </w:rPr>
+              <w:t>～</w:t>
+            </w:r>
+            <w:r>
+              <w:rPr>
+                <w:sz w:val="21"/>
+                <w:lang w:eastAsia="zh-CN"/>
+              </w:rPr>
+              <w:t>9</w:t>
+            </w:r>
+            <w:r>
+              <w:rPr>
+                <w:sz w:val="21"/>
+                <w:lang w:eastAsia="zh-CN"/>
+              </w:rPr>
+              <w:t>节：数据分析</w:t>
             </w:r>
           </w:p>
         </w:tc>
@@ -6514,7 +8076,21 @@
                 <w:sz w:val="21"/>
                 <w:lang w:eastAsia="zh-CN"/>
               </w:rPr>
-              <w:t>汇总流程图，按模板分析数据项与约束；整理第8周周报</w:t>
+              <w:t>汇总流程图，按模板分析数据项与约束；整理第</w:t>
+            </w:r>
+            <w:r>
+              <w:rPr>
+                <w:sz w:val="21"/>
+                <w:lang w:eastAsia="zh-CN"/>
+              </w:rPr>
+              <w:t>8</w:t>
+            </w:r>
+            <w:r>
+              <w:rPr>
+                <w:sz w:val="21"/>
+                <w:lang w:eastAsia="zh-CN"/>
+              </w:rPr>
+              <w:t>周周报</w:t>
             </w:r>
           </w:p>
         </w:tc>
@@ -6547,7 +8123,21 @@
                 <w:sz w:val="21"/>
                 <w:lang w:eastAsia="zh-CN"/>
               </w:rPr>
-              <w:t>第9周</w:t>
+              <w:t>第</w:t>
+            </w:r>
+            <w:r>
+              <w:rPr>
+                <w:sz w:val="21"/>
+                <w:lang w:eastAsia="zh-CN"/>
+              </w:rPr>
+              <w:t>9</w:t>
+            </w:r>
+            <w:r>
+              <w:rPr>
+                <w:sz w:val="21"/>
+                <w:lang w:eastAsia="zh-CN"/>
+              </w:rPr>
+              <w:t>周</w:t>
             </w:r>
           </w:p>
         </w:tc>
@@ -6601,7 +8191,28 @@
                 <w:sz w:val="21"/>
                 <w:lang w:eastAsia="zh-CN"/>
               </w:rPr>
-              <w:t>8～9节：功能分析、界面原型设计</w:t>
+              <w:t>8</w:t>
+            </w:r>
+            <w:r>
+              <w:rPr>
+                <w:sz w:val="21"/>
+                <w:lang w:eastAsia="zh-CN"/>
+              </w:rPr>
+              <w:t>～</w:t>
+            </w:r>
+            <w:r>
+              <w:rPr>
+                <w:sz w:val="21"/>
+                <w:lang w:eastAsia="zh-CN"/>
+              </w:rPr>
+              <w:t>9</w:t>
+            </w:r>
+            <w:r>
+              <w:rPr>
+                <w:sz w:val="21"/>
+                <w:lang w:eastAsia="zh-CN"/>
+              </w:rPr>
+              <w:t>节：功能分析、界面原型设计</w:t>
             </w:r>
           </w:p>
         </w:tc>
@@ -6655,7 +8266,21 @@
                 <w:sz w:val="21"/>
                 <w:lang w:eastAsia="zh-CN"/>
               </w:rPr>
-              <w:t>完成功能分解和逐功能页面原型；整理第9周周报</w:t>
+              <w:t>完成功能分解和逐功能页面原型；整理第</w:t>
+            </w:r>
+            <w:r>
+              <w:rPr>
+                <w:sz w:val="21"/>
+                <w:lang w:eastAsia="zh-CN"/>
+              </w:rPr>
+              <w:t>9</w:t>
+            </w:r>
+            <w:r>
+              <w:rPr>
+                <w:sz w:val="21"/>
+                <w:lang w:eastAsia="zh-CN"/>
+              </w:rPr>
+              <w:t>周周报</w:t>
             </w:r>
           </w:p>
         </w:tc>
@@ -6688,7 +8313,21 @@
                 <w:sz w:val="21"/>
                 <w:lang w:eastAsia="zh-CN"/>
               </w:rPr>
-              <w:t>第10周</w:t>
+              <w:t>第</w:t>
+            </w:r>
+            <w:r>
+              <w:rPr>
+                <w:sz w:val="21"/>
+                <w:lang w:eastAsia="zh-CN"/>
+              </w:rPr>
+              <w:t>10</w:t>
+            </w:r>
+            <w:r>
+              <w:rPr>
+                <w:sz w:val="21"/>
+                <w:lang w:eastAsia="zh-CN"/>
+              </w:rPr>
+              <w:t>周</w:t>
             </w:r>
           </w:p>
         </w:tc>
@@ -6742,7 +8381,28 @@
                 <w:sz w:val="21"/>
                 <w:lang w:eastAsia="zh-CN"/>
               </w:rPr>
-              <w:t>8～9节：功能分析、界面原型设计</w:t>
+              <w:t>8</w:t>
+            </w:r>
+            <w:r>
+              <w:rPr>
+                <w:sz w:val="21"/>
+                <w:lang w:eastAsia="zh-CN"/>
+              </w:rPr>
+              <w:t>～</w:t>
+            </w:r>
+            <w:r>
+              <w:rPr>
+                <w:sz w:val="21"/>
+                <w:lang w:eastAsia="zh-CN"/>
+              </w:rPr>
+              <w:t>9</w:t>
+            </w:r>
+            <w:r>
+              <w:rPr>
+                <w:sz w:val="21"/>
+                <w:lang w:eastAsia="zh-CN"/>
+              </w:rPr>
+              <w:t>节：功能分析、界面原型设计</w:t>
             </w:r>
           </w:p>
         </w:tc>
@@ -6796,7 +8456,21 @@
                 <w:sz w:val="21"/>
                 <w:lang w:eastAsia="zh-CN"/>
               </w:rPr>
-              <w:t>核对角色、权限、异常规则和统计口径，评审功能及原型；整理第10周周报</w:t>
+              <w:t>核对角色、权限、异常规则和统计口径，评审功能及原型；整理第</w:t>
+            </w:r>
+            <w:r>
+              <w:rPr>
+                <w:sz w:val="21"/>
+                <w:lang w:eastAsia="zh-CN"/>
+              </w:rPr>
+              <w:t>10</w:t>
+            </w:r>
+            <w:r>
+              <w:rPr>
+                <w:sz w:val="21"/>
+                <w:lang w:eastAsia="zh-CN"/>
+              </w:rPr>
+              <w:t>周周报</w:t>
             </w:r>
           </w:p>
         </w:tc>
@@ -6829,7 +8503,21 @@
                 <w:sz w:val="21"/>
                 <w:lang w:eastAsia="zh-CN"/>
               </w:rPr>
-              <w:t>第11周</w:t>
+              <w:t>第</w:t>
+            </w:r>
+            <w:r>
+              <w:rPr>
+                <w:sz w:val="21"/>
+                <w:lang w:eastAsia="zh-CN"/>
+              </w:rPr>
+              <w:t>11</w:t>
+            </w:r>
+            <w:r>
+              <w:rPr>
+                <w:sz w:val="21"/>
+                <w:lang w:eastAsia="zh-CN"/>
+              </w:rPr>
+              <w:t>周</w:t>
             </w:r>
           </w:p>
         </w:tc>
@@ -6883,7 +8571,28 @@
                 <w:sz w:val="21"/>
                 <w:lang w:eastAsia="zh-CN"/>
               </w:rPr>
-              <w:t>8～9节：系统设计</w:t>
+              <w:t>8</w:t>
+            </w:r>
+            <w:r>
+              <w:rPr>
+                <w:sz w:val="21"/>
+                <w:lang w:eastAsia="zh-CN"/>
+              </w:rPr>
+              <w:t>～</w:t>
+            </w:r>
+            <w:r>
+              <w:rPr>
+                <w:sz w:val="21"/>
+                <w:lang w:eastAsia="zh-CN"/>
+              </w:rPr>
+              <w:t>9</w:t>
+            </w:r>
+            <w:r>
+              <w:rPr>
+                <w:sz w:val="21"/>
+                <w:lang w:eastAsia="zh-CN"/>
+              </w:rPr>
+              <w:t>节：系统设计</w:t>
             </w:r>
           </w:p>
         </w:tc>
@@ -6937,7 +8646,21 @@
                 <w:sz w:val="21"/>
                 <w:lang w:eastAsia="zh-CN"/>
               </w:rPr>
-              <w:t>形成模块结构，启动接口与用例草案；整理第11周周报</w:t>
+              <w:t>形成模块结构，启动接口与用例草案；整理第</w:t>
+            </w:r>
+            <w:r>
+              <w:rPr>
+                <w:sz w:val="21"/>
+                <w:lang w:eastAsia="zh-CN"/>
+              </w:rPr>
+              <w:t>11</w:t>
+            </w:r>
+            <w:r>
+              <w:rPr>
+                <w:sz w:val="21"/>
+                <w:lang w:eastAsia="zh-CN"/>
+              </w:rPr>
+              <w:t>周周报</w:t>
             </w:r>
           </w:p>
         </w:tc>
@@ -6970,7 +8693,21 @@
                 <w:sz w:val="21"/>
                 <w:lang w:eastAsia="zh-CN"/>
               </w:rPr>
-              <w:t>第12周</w:t>
+              <w:t>第</w:t>
+            </w:r>
+            <w:r>
+              <w:rPr>
+                <w:sz w:val="21"/>
+                <w:lang w:eastAsia="zh-CN"/>
+              </w:rPr>
+              <w:t>12</w:t>
+            </w:r>
+            <w:r>
+              <w:rPr>
+                <w:sz w:val="21"/>
+                <w:lang w:eastAsia="zh-CN"/>
+              </w:rPr>
+              <w:t>周</w:t>
             </w:r>
           </w:p>
         </w:tc>
@@ -7024,7 +8761,28 @@
                 <w:sz w:val="21"/>
                 <w:lang w:eastAsia="zh-CN"/>
               </w:rPr>
-              <w:t>8～9节：数据库设计</w:t>
+              <w:t>8</w:t>
+            </w:r>
+            <w:r>
+              <w:rPr>
+                <w:sz w:val="21"/>
+                <w:lang w:eastAsia="zh-CN"/>
+              </w:rPr>
+              <w:t>～</w:t>
+            </w:r>
+            <w:r>
+              <w:rPr>
+                <w:sz w:val="21"/>
+                <w:lang w:eastAsia="zh-CN"/>
+              </w:rPr>
+              <w:t>9</w:t>
+            </w:r>
+            <w:r>
+              <w:rPr>
+                <w:sz w:val="21"/>
+                <w:lang w:eastAsia="zh-CN"/>
+              </w:rPr>
+              <w:t>节：数据库设计</w:t>
             </w:r>
           </w:p>
         </w:tc>
@@ -7078,7 +8836,35 @@
                 <w:sz w:val="21"/>
                 <w:lang w:eastAsia="zh-CN"/>
               </w:rPr>
-              <w:t>完成E-R图和表结构，核对数据分析与接口；整理第12周周报</w:t>
+              <w:t>完成</w:t>
+            </w:r>
+            <w:r>
+              <w:rPr>
+                <w:sz w:val="21"/>
+                <w:lang w:eastAsia="zh-CN"/>
+              </w:rPr>
+              <w:t>E-R</w:t>
+            </w:r>
+            <w:r>
+              <w:rPr>
+                <w:sz w:val="21"/>
+                <w:lang w:eastAsia="zh-CN"/>
+              </w:rPr>
+              <w:t>图和表结构，核对数据分析与接口；整理第</w:t>
+            </w:r>
+            <w:r>
+              <w:rPr>
+                <w:sz w:val="21"/>
+                <w:lang w:eastAsia="zh-CN"/>
+              </w:rPr>
+              <w:t>12</w:t>
+            </w:r>
+            <w:r>
+              <w:rPr>
+                <w:sz w:val="21"/>
+                <w:lang w:eastAsia="zh-CN"/>
+              </w:rPr>
+              <w:t>周周报</w:t>
             </w:r>
           </w:p>
         </w:tc>
@@ -7111,7 +8897,21 @@
                 <w:sz w:val="21"/>
                 <w:lang w:eastAsia="zh-CN"/>
               </w:rPr>
-              <w:t>第13周</w:t>
+              <w:t>第</w:t>
+            </w:r>
+            <w:r>
+              <w:rPr>
+                <w:sz w:val="21"/>
+                <w:lang w:eastAsia="zh-CN"/>
+              </w:rPr>
+              <w:t>13</w:t>
+            </w:r>
+            <w:r>
+              <w:rPr>
+                <w:sz w:val="21"/>
+                <w:lang w:eastAsia="zh-CN"/>
+              </w:rPr>
+              <w:t>周</w:t>
             </w:r>
           </w:p>
         </w:tc>
@@ -7165,7 +8965,28 @@
                 <w:sz w:val="21"/>
                 <w:lang w:eastAsia="zh-CN"/>
               </w:rPr>
-              <w:t>8～9节：详细设计</w:t>
+              <w:t>8</w:t>
+            </w:r>
+            <w:r>
+              <w:rPr>
+                <w:sz w:val="21"/>
+                <w:lang w:eastAsia="zh-CN"/>
+              </w:rPr>
+              <w:t>～</w:t>
+            </w:r>
+            <w:r>
+              <w:rPr>
+                <w:sz w:val="21"/>
+                <w:lang w:eastAsia="zh-CN"/>
+              </w:rPr>
+              <w:t>9</w:t>
+            </w:r>
+            <w:r>
+              <w:rPr>
+                <w:sz w:val="21"/>
+                <w:lang w:eastAsia="zh-CN"/>
+              </w:rPr>
+              <w:t>节：详细设计</w:t>
             </w:r>
           </w:p>
         </w:tc>
@@ -7219,7 +9040,21 @@
                 <w:sz w:val="21"/>
                 <w:lang w:eastAsia="zh-CN"/>
               </w:rPr>
-              <w:t>绘制程序逻辑图，评审接口首版并准备应用初始化；整理第13周周报</w:t>
+              <w:t>绘制程序逻辑图，评审接口首版并准备应用初始化；整理第</w:t>
+            </w:r>
+            <w:r>
+              <w:rPr>
+                <w:sz w:val="21"/>
+                <w:lang w:eastAsia="zh-CN"/>
+              </w:rPr>
+              <w:t>13</w:t>
+            </w:r>
+            <w:r>
+              <w:rPr>
+                <w:sz w:val="21"/>
+                <w:lang w:eastAsia="zh-CN"/>
+              </w:rPr>
+              <w:t>周周报</w:t>
             </w:r>
           </w:p>
         </w:tc>
@@ -7252,7 +9087,21 @@
                 <w:sz w:val="21"/>
                 <w:lang w:eastAsia="zh-CN"/>
               </w:rPr>
-              <w:t>第14周</w:t>
+              <w:t>第</w:t>
+            </w:r>
+            <w:r>
+              <w:rPr>
+                <w:sz w:val="21"/>
+                <w:lang w:eastAsia="zh-CN"/>
+              </w:rPr>
+              <w:t>14</w:t>
+            </w:r>
+            <w:r>
+              <w:rPr>
+                <w:sz w:val="21"/>
+                <w:lang w:eastAsia="zh-CN"/>
+              </w:rPr>
+              <w:t>周</w:t>
             </w:r>
           </w:p>
         </w:tc>
@@ -7306,7 +9155,56 @@
                 <w:sz w:val="21"/>
                 <w:lang w:eastAsia="zh-CN"/>
               </w:rPr>
-              <w:t>6～7节：详细设计；8～9节：编码</w:t>
+              <w:t>6</w:t>
+            </w:r>
+            <w:r>
+              <w:rPr>
+                <w:sz w:val="21"/>
+                <w:lang w:eastAsia="zh-CN"/>
+              </w:rPr>
+              <w:t>～</w:t>
+            </w:r>
+            <w:r>
+              <w:rPr>
+                <w:sz w:val="21"/>
+                <w:lang w:eastAsia="zh-CN"/>
+              </w:rPr>
+              <w:t>7</w:t>
+            </w:r>
+            <w:r>
+              <w:rPr>
+                <w:sz w:val="21"/>
+                <w:lang w:eastAsia="zh-CN"/>
+              </w:rPr>
+              <w:t>节：详细设计；</w:t>
+            </w:r>
+            <w:r>
+              <w:rPr>
+                <w:sz w:val="21"/>
+                <w:lang w:eastAsia="zh-CN"/>
+              </w:rPr>
+              <w:t>8</w:t>
+            </w:r>
+            <w:r>
+              <w:rPr>
+                <w:sz w:val="21"/>
+                <w:lang w:eastAsia="zh-CN"/>
+              </w:rPr>
+              <w:t>～</w:t>
+            </w:r>
+            <w:r>
+              <w:rPr>
+                <w:sz w:val="21"/>
+                <w:lang w:eastAsia="zh-CN"/>
+              </w:rPr>
+              <w:t>9</w:t>
+            </w:r>
+            <w:r>
+              <w:rPr>
+                <w:sz w:val="21"/>
+                <w:lang w:eastAsia="zh-CN"/>
+              </w:rPr>
+              <w:t>节：编码</w:t>
             </w:r>
           </w:p>
         </w:tc>
@@ -7360,7 +9258,49 @@
                 <w:sz w:val="21"/>
                 <w:lang w:eastAsia="zh-CN"/>
               </w:rPr>
-              <w:t>开发公共框架与核心流程，先贯通收件→查询→自助取件；整理第14周周报</w:t>
+              <w:t>开发公共框架与核心流程，先贯通收件</w:t>
+            </w:r>
+            <w:r>
+              <w:rPr>
+                <w:sz w:val="21"/>
+                <w:lang w:eastAsia="zh-CN"/>
+              </w:rPr>
+              <w:t>→</w:t>
+            </w:r>
+            <w:r>
+              <w:rPr>
+                <w:sz w:val="21"/>
+                <w:lang w:eastAsia="zh-CN"/>
+              </w:rPr>
+              <w:t>查询</w:t>
+            </w:r>
+            <w:r>
+              <w:rPr>
+                <w:sz w:val="21"/>
+                <w:lang w:eastAsia="zh-CN"/>
+              </w:rPr>
+              <w:t>→</w:t>
+            </w:r>
+            <w:r>
+              <w:rPr>
+                <w:sz w:val="21"/>
+                <w:lang w:eastAsia="zh-CN"/>
+              </w:rPr>
+              <w:t>自助取件；整理第</w:t>
+            </w:r>
+            <w:r>
+              <w:rPr>
+                <w:sz w:val="21"/>
+                <w:lang w:eastAsia="zh-CN"/>
+              </w:rPr>
+              <w:t>14</w:t>
+            </w:r>
+            <w:r>
+              <w:rPr>
+                <w:sz w:val="21"/>
+                <w:lang w:eastAsia="zh-CN"/>
+              </w:rPr>
+              <w:t>周周报</w:t>
             </w:r>
           </w:p>
         </w:tc>
@@ -7393,7 +9333,21 @@
                 <w:sz w:val="21"/>
                 <w:lang w:eastAsia="zh-CN"/>
               </w:rPr>
-              <w:t>第15周</w:t>
+              <w:t>第</w:t>
+            </w:r>
+            <w:r>
+              <w:rPr>
+                <w:sz w:val="21"/>
+                <w:lang w:eastAsia="zh-CN"/>
+              </w:rPr>
+              <w:t>15</w:t>
+            </w:r>
+            <w:r>
+              <w:rPr>
+                <w:sz w:val="21"/>
+                <w:lang w:eastAsia="zh-CN"/>
+              </w:rPr>
+              <w:t>周</w:t>
             </w:r>
           </w:p>
         </w:tc>
@@ -7447,7 +9401,56 @@
                 <w:sz w:val="21"/>
                 <w:lang w:eastAsia="zh-CN"/>
               </w:rPr>
-              <w:t>6～7节、8～9节：编码</w:t>
+              <w:t>6</w:t>
+            </w:r>
+            <w:r>
+              <w:rPr>
+                <w:sz w:val="21"/>
+                <w:lang w:eastAsia="zh-CN"/>
+              </w:rPr>
+              <w:t>～</w:t>
+            </w:r>
+            <w:r>
+              <w:rPr>
+                <w:sz w:val="21"/>
+                <w:lang w:eastAsia="zh-CN"/>
+              </w:rPr>
+              <w:t>7</w:t>
+            </w:r>
+            <w:r>
+              <w:rPr>
+                <w:sz w:val="21"/>
+                <w:lang w:eastAsia="zh-CN"/>
+              </w:rPr>
+              <w:t>节、</w:t>
+            </w:r>
+            <w:r>
+              <w:rPr>
+                <w:sz w:val="21"/>
+                <w:lang w:eastAsia="zh-CN"/>
+              </w:rPr>
+              <w:t>8</w:t>
+            </w:r>
+            <w:r>
+              <w:rPr>
+                <w:sz w:val="21"/>
+                <w:lang w:eastAsia="zh-CN"/>
+              </w:rPr>
+              <w:t>～</w:t>
+            </w:r>
+            <w:r>
+              <w:rPr>
+                <w:sz w:val="21"/>
+                <w:lang w:eastAsia="zh-CN"/>
+              </w:rPr>
+              <w:t>9</w:t>
+            </w:r>
+            <w:r>
+              <w:rPr>
+                <w:sz w:val="21"/>
+                <w:lang w:eastAsia="zh-CN"/>
+              </w:rPr>
+              <w:t>节：编码</w:t>
             </w:r>
           </w:p>
         </w:tc>
@@ -7501,7 +9504,35 @@
                 <w:sz w:val="21"/>
                 <w:lang w:eastAsia="zh-CN"/>
               </w:rPr>
-              <w:t>补齐计划功能与异常处理，完成全量联调和用例准备；整理第15周周报，核对11份周报</w:t>
+              <w:t>补齐计划功能与异常处理，完成全量联调和用例准备；整理第</w:t>
+            </w:r>
+            <w:r>
+              <w:rPr>
+                <w:sz w:val="21"/>
+                <w:lang w:eastAsia="zh-CN"/>
+              </w:rPr>
+              <w:t>15</w:t>
+            </w:r>
+            <w:r>
+              <w:rPr>
+                <w:sz w:val="21"/>
+                <w:lang w:eastAsia="zh-CN"/>
+              </w:rPr>
+              <w:t>周周报，核对</w:t>
+            </w:r>
+            <w:r>
+              <w:rPr>
+                <w:sz w:val="21"/>
+                <w:lang w:eastAsia="zh-CN"/>
+              </w:rPr>
+              <w:t>11</w:t>
+            </w:r>
+            <w:r>
+              <w:rPr>
+                <w:sz w:val="21"/>
+                <w:lang w:eastAsia="zh-CN"/>
+              </w:rPr>
+              <w:t>份周报</w:t>
             </w:r>
           </w:p>
         </w:tc>
@@ -7534,7 +9565,21 @@
                 <w:sz w:val="21"/>
                 <w:lang w:eastAsia="zh-CN"/>
               </w:rPr>
-              <w:t>第16周</w:t>
+              <w:t>第</w:t>
+            </w:r>
+            <w:r>
+              <w:rPr>
+                <w:sz w:val="21"/>
+                <w:lang w:eastAsia="zh-CN"/>
+              </w:rPr>
+              <w:t>16</w:t>
+            </w:r>
+            <w:r>
+              <w:rPr>
+                <w:sz w:val="21"/>
+                <w:lang w:eastAsia="zh-CN"/>
+              </w:rPr>
+              <w:t>周</w:t>
             </w:r>
           </w:p>
         </w:tc>
@@ -7588,7 +9633,56 @@
                 <w:sz w:val="21"/>
                 <w:lang w:eastAsia="zh-CN"/>
               </w:rPr>
-              <w:t>6～7节：编码；8～9节：测试</w:t>
+              <w:t>6</w:t>
+            </w:r>
+            <w:r>
+              <w:rPr>
+                <w:sz w:val="21"/>
+                <w:lang w:eastAsia="zh-CN"/>
+              </w:rPr>
+              <w:t>～</w:t>
+            </w:r>
+            <w:r>
+              <w:rPr>
+                <w:sz w:val="21"/>
+                <w:lang w:eastAsia="zh-CN"/>
+              </w:rPr>
+              <w:t>7</w:t>
+            </w:r>
+            <w:r>
+              <w:rPr>
+                <w:sz w:val="21"/>
+                <w:lang w:eastAsia="zh-CN"/>
+              </w:rPr>
+              <w:t>节：编码；</w:t>
+            </w:r>
+            <w:r>
+              <w:rPr>
+                <w:sz w:val="21"/>
+                <w:lang w:eastAsia="zh-CN"/>
+              </w:rPr>
+              <w:t>8</w:t>
+            </w:r>
+            <w:r>
+              <w:rPr>
+                <w:sz w:val="21"/>
+                <w:lang w:eastAsia="zh-CN"/>
+              </w:rPr>
+              <w:t>～</w:t>
+            </w:r>
+            <w:r>
+              <w:rPr>
+                <w:sz w:val="21"/>
+                <w:lang w:eastAsia="zh-CN"/>
+              </w:rPr>
+              <w:t>9</w:t>
+            </w:r>
+            <w:r>
+              <w:rPr>
+                <w:sz w:val="21"/>
+                <w:lang w:eastAsia="zh-CN"/>
+              </w:rPr>
+              <w:t>节：测试</w:t>
             </w:r>
           </w:p>
         </w:tc>
@@ -7675,7 +9769,21 @@
                 <w:sz w:val="21"/>
                 <w:lang w:eastAsia="zh-CN"/>
               </w:rPr>
-              <w:t>第17周</w:t>
+              <w:t>第</w:t>
+            </w:r>
+            <w:r>
+              <w:rPr>
+                <w:sz w:val="21"/>
+                <w:lang w:eastAsia="zh-CN"/>
+              </w:rPr>
+              <w:t>17</w:t>
+            </w:r>
+            <w:r>
+              <w:rPr>
+                <w:sz w:val="21"/>
+                <w:lang w:eastAsia="zh-CN"/>
+              </w:rPr>
+              <w:t>周</w:t>
             </w:r>
           </w:p>
         </w:tc>
@@ -7729,7 +9837,56 @@
                 <w:sz w:val="21"/>
                 <w:lang w:eastAsia="zh-CN"/>
               </w:rPr>
-              <w:t>6～7节：测试；8～9节：项目答辩</w:t>
+              <w:t>6</w:t>
+            </w:r>
+            <w:r>
+              <w:rPr>
+                <w:sz w:val="21"/>
+                <w:lang w:eastAsia="zh-CN"/>
+              </w:rPr>
+              <w:t>～</w:t>
+            </w:r>
+            <w:r>
+              <w:rPr>
+                <w:sz w:val="21"/>
+                <w:lang w:eastAsia="zh-CN"/>
+              </w:rPr>
+              <w:t>7</w:t>
+            </w:r>
+            <w:r>
+              <w:rPr>
+                <w:sz w:val="21"/>
+                <w:lang w:eastAsia="zh-CN"/>
+              </w:rPr>
+              <w:t>节：测试；</w:t>
+            </w:r>
+            <w:r>
+              <w:rPr>
+                <w:sz w:val="21"/>
+                <w:lang w:eastAsia="zh-CN"/>
+              </w:rPr>
+              <w:t>8</w:t>
+            </w:r>
+            <w:r>
+              <w:rPr>
+                <w:sz w:val="21"/>
+                <w:lang w:eastAsia="zh-CN"/>
+              </w:rPr>
+              <w:t>～</w:t>
+            </w:r>
+            <w:r>
+              <w:rPr>
+                <w:sz w:val="21"/>
+                <w:lang w:eastAsia="zh-CN"/>
+              </w:rPr>
+              <w:t>9</w:t>
+            </w:r>
+            <w:r>
+              <w:rPr>
+                <w:sz w:val="21"/>
+                <w:lang w:eastAsia="zh-CN"/>
+              </w:rPr>
+              <w:t>节：项目答辩</w:t>
             </w:r>
           </w:p>
         </w:tc>
@@ -7801,9 +9958,11 @@
       <w:pPr>
         <w:pStyle w:val="21"/>
       </w:pPr>
+      <w:proofErr w:type="spellStart"/>
       <w:r>
         <w:t>里程碑</w:t>
       </w:r>
+      <w:proofErr w:type="spellEnd"/>
     </w:p>
     <w:tbl>
       <w:tblPr>
@@ -7849,6 +10008,7 @@
               <w:spacing w:after="0" w:line="264" w:lineRule="auto"/>
               <w:jc w:val="center"/>
             </w:pPr>
+            <w:proofErr w:type="spellStart"/>
             <w:r>
               <w:rPr>
                 <w:rFonts w:eastAsia="黑体"/>
@@ -7857,6 +10017,7 @@
               </w:rPr>
               <w:t>里程碑</w:t>
             </w:r>
+            <w:proofErr w:type="spellEnd"/>
           </w:p>
         </w:tc>
         <w:tc>
@@ -7877,6 +10038,7 @@
               <w:spacing w:after="0" w:line="264" w:lineRule="auto"/>
               <w:jc w:val="center"/>
             </w:pPr>
+            <w:proofErr w:type="spellStart"/>
             <w:r>
               <w:rPr>
                 <w:rFonts w:eastAsia="黑体"/>
@@ -7885,6 +10047,7 @@
               </w:rPr>
               <w:t>计划节点</w:t>
             </w:r>
+            <w:proofErr w:type="spellEnd"/>
           </w:p>
         </w:tc>
         <w:tc>
@@ -7905,6 +10068,7 @@
               <w:spacing w:after="0" w:line="264" w:lineRule="auto"/>
               <w:jc w:val="center"/>
             </w:pPr>
+            <w:proofErr w:type="spellStart"/>
             <w:r>
               <w:rPr>
                 <w:rFonts w:eastAsia="黑体"/>
@@ -7913,6 +10077,7 @@
               </w:rPr>
               <w:t>达成标准</w:t>
             </w:r>
+            <w:proofErr w:type="spellEnd"/>
           </w:p>
         </w:tc>
       </w:tr>
@@ -7970,7 +10135,31 @@
               <w:rPr>
                 <w:sz w:val="21"/>
               </w:rPr>
-              <w:t>第6～7周</w:t>
+              <w:t>第</w:t>
+            </w:r>
+            <w:r>
+              <w:rPr>
+                <w:sz w:val="21"/>
+              </w:rPr>
+              <w:t>6</w:t>
+            </w:r>
+            <w:r>
+              <w:rPr>
+                <w:sz w:val="21"/>
+              </w:rPr>
+              <w:t>～</w:t>
+            </w:r>
+            <w:r>
+              <w:rPr>
+                <w:sz w:val="21"/>
+              </w:rPr>
+              <w:t>7</w:t>
+            </w:r>
+            <w:r>
+              <w:rPr>
+                <w:sz w:val="21"/>
+              </w:rPr>
+              <w:t>周</w:t>
             </w:r>
           </w:p>
         </w:tc>
@@ -7997,7 +10186,49 @@
                 <w:sz w:val="21"/>
                 <w:lang w:eastAsia="zh-CN"/>
               </w:rPr>
-              <w:t>第6周分组、计划与调研；第7周10-29提交项目计划</w:t>
+              <w:t>第</w:t>
+            </w:r>
+            <w:r>
+              <w:rPr>
+                <w:sz w:val="21"/>
+                <w:lang w:eastAsia="zh-CN"/>
+              </w:rPr>
+              <w:t>6</w:t>
+            </w:r>
+            <w:r>
+              <w:rPr>
+                <w:sz w:val="21"/>
+                <w:lang w:eastAsia="zh-CN"/>
+              </w:rPr>
+              <w:t>周分组、计划与调研；第</w:t>
+            </w:r>
+            <w:r>
+              <w:rPr>
+                <w:sz w:val="21"/>
+                <w:lang w:eastAsia="zh-CN"/>
+              </w:rPr>
+              <w:t>7</w:t>
+            </w:r>
+            <w:r>
+              <w:rPr>
+                <w:sz w:val="21"/>
+                <w:lang w:eastAsia="zh-CN"/>
+              </w:rPr>
+              <w:t>周</w:t>
+            </w:r>
+            <w:r>
+              <w:rPr>
+                <w:sz w:val="21"/>
+                <w:lang w:eastAsia="zh-CN"/>
+              </w:rPr>
+              <w:t>10-29</w:t>
+            </w:r>
+            <w:r>
+              <w:rPr>
+                <w:sz w:val="21"/>
+                <w:lang w:eastAsia="zh-CN"/>
+              </w:rPr>
+              <w:t>提交项目计划</w:t>
             </w:r>
           </w:p>
         </w:tc>
@@ -8027,7 +10258,13 @@
               <w:rPr>
                 <w:sz w:val="21"/>
               </w:rPr>
-              <w:t>M1需求材料提交</w:t>
+              <w:t>M1</w:t>
+            </w:r>
+            <w:r>
+              <w:rPr>
+                <w:sz w:val="21"/>
+              </w:rPr>
+              <w:t>需求材料提交</w:t>
             </w:r>
           </w:p>
         </w:tc>
@@ -8050,7 +10287,43 @@
               <w:rPr>
                 <w:sz w:val="21"/>
               </w:rPr>
-              <w:t>第8、9、11周</w:t>
+              <w:t>第</w:t>
+            </w:r>
+            <w:r>
+              <w:rPr>
+                <w:sz w:val="21"/>
+              </w:rPr>
+              <w:t>8</w:t>
+            </w:r>
+            <w:r>
+              <w:rPr>
+                <w:sz w:val="21"/>
+              </w:rPr>
+              <w:t>、</w:t>
+            </w:r>
+            <w:r>
+              <w:rPr>
+                <w:sz w:val="21"/>
+              </w:rPr>
+              <w:t>9</w:t>
+            </w:r>
+            <w:r>
+              <w:rPr>
+                <w:sz w:val="21"/>
+              </w:rPr>
+              <w:t>、</w:t>
+            </w:r>
+            <w:r>
+              <w:rPr>
+                <w:sz w:val="21"/>
+              </w:rPr>
+              <w:t>11</w:t>
+            </w:r>
+            <w:r>
+              <w:rPr>
+                <w:sz w:val="21"/>
+              </w:rPr>
+              <w:t>周</w:t>
             </w:r>
           </w:p>
         </w:tc>
@@ -8077,7 +10350,42 @@
                 <w:sz w:val="21"/>
                 <w:lang w:eastAsia="zh-CN"/>
               </w:rPr>
-              <w:t>11-05业务流程、11-12数据分析、11-26功能分析与原型分项提交</w:t>
+              <w:t>11-05</w:t>
+            </w:r>
+            <w:r>
+              <w:rPr>
+                <w:sz w:val="21"/>
+                <w:lang w:eastAsia="zh-CN"/>
+              </w:rPr>
+              <w:t>业务流程、</w:t>
+            </w:r>
+            <w:r>
+              <w:rPr>
+                <w:sz w:val="21"/>
+                <w:lang w:eastAsia="zh-CN"/>
+              </w:rPr>
+              <w:t>11-12</w:t>
+            </w:r>
+            <w:r>
+              <w:rPr>
+                <w:sz w:val="21"/>
+                <w:lang w:eastAsia="zh-CN"/>
+              </w:rPr>
+              <w:t>数据分析、</w:t>
+            </w:r>
+            <w:r>
+              <w:rPr>
+                <w:sz w:val="21"/>
+                <w:lang w:eastAsia="zh-CN"/>
+              </w:rPr>
+              <w:t>11-26</w:t>
+            </w:r>
+            <w:r>
+              <w:rPr>
+                <w:sz w:val="21"/>
+                <w:lang w:eastAsia="zh-CN"/>
+              </w:rPr>
+              <w:t>功能分析与原型分项提交</w:t>
             </w:r>
           </w:p>
         </w:tc>
@@ -8107,7 +10415,13 @@
               <w:rPr>
                 <w:sz w:val="21"/>
               </w:rPr>
-              <w:t>M2设计材料提交</w:t>
+              <w:t>M2</w:t>
+            </w:r>
+            <w:r>
+              <w:rPr>
+                <w:sz w:val="21"/>
+              </w:rPr>
+              <w:t>设计材料提交</w:t>
             </w:r>
           </w:p>
         </w:tc>
@@ -8130,7 +10444,31 @@
               <w:rPr>
                 <w:sz w:val="21"/>
               </w:rPr>
-              <w:t>第12～14周</w:t>
+              <w:t>第</w:t>
+            </w:r>
+            <w:r>
+              <w:rPr>
+                <w:sz w:val="21"/>
+              </w:rPr>
+              <w:t>12</w:t>
+            </w:r>
+            <w:r>
+              <w:rPr>
+                <w:sz w:val="21"/>
+              </w:rPr>
+              <w:t>～</w:t>
+            </w:r>
+            <w:r>
+              <w:rPr>
+                <w:sz w:val="21"/>
+              </w:rPr>
+              <w:t>14</w:t>
+            </w:r>
+            <w:r>
+              <w:rPr>
+                <w:sz w:val="21"/>
+              </w:rPr>
+              <w:t>周</w:t>
             </w:r>
           </w:p>
         </w:tc>
@@ -8157,7 +10495,42 @@
                 <w:sz w:val="21"/>
                 <w:lang w:eastAsia="zh-CN"/>
               </w:rPr>
-              <w:t>12-03系统设计、12-10数据库设计、12-17详细设计分项提交</w:t>
+              <w:t>12-03</w:t>
+            </w:r>
+            <w:r>
+              <w:rPr>
+                <w:sz w:val="21"/>
+                <w:lang w:eastAsia="zh-CN"/>
+              </w:rPr>
+              <w:t>系统设计、</w:t>
+            </w:r>
+            <w:r>
+              <w:rPr>
+                <w:sz w:val="21"/>
+                <w:lang w:eastAsia="zh-CN"/>
+              </w:rPr>
+              <w:t>12-10</w:t>
+            </w:r>
+            <w:r>
+              <w:rPr>
+                <w:sz w:val="21"/>
+                <w:lang w:eastAsia="zh-CN"/>
+              </w:rPr>
+              <w:t>数据库设计、</w:t>
+            </w:r>
+            <w:r>
+              <w:rPr>
+                <w:sz w:val="21"/>
+                <w:lang w:eastAsia="zh-CN"/>
+              </w:rPr>
+              <w:t>12-17</w:t>
+            </w:r>
+            <w:r>
+              <w:rPr>
+                <w:sz w:val="21"/>
+                <w:lang w:eastAsia="zh-CN"/>
+              </w:rPr>
+              <w:t>详细设计分项提交</w:t>
             </w:r>
           </w:p>
         </w:tc>
@@ -8187,7 +10560,14 @@
               <w:rPr>
                 <w:sz w:val="21"/>
               </w:rPr>
-              <w:t>M3功能实现与联调</w:t>
+              <w:lastRenderedPageBreak/>
+              <w:t>M3</w:t>
+            </w:r>
+            <w:r>
+              <w:rPr>
+                <w:sz w:val="21"/>
+              </w:rPr>
+              <w:t>功能实现与联调</w:t>
             </w:r>
           </w:p>
         </w:tc>
@@ -8210,7 +10590,31 @@
               <w:rPr>
                 <w:sz w:val="21"/>
               </w:rPr>
-              <w:t>第14～15周</w:t>
+              <w:t>第</w:t>
+            </w:r>
+            <w:r>
+              <w:rPr>
+                <w:sz w:val="21"/>
+              </w:rPr>
+              <w:t>14</w:t>
+            </w:r>
+            <w:r>
+              <w:rPr>
+                <w:sz w:val="21"/>
+              </w:rPr>
+              <w:t>～</w:t>
+            </w:r>
+            <w:r>
+              <w:rPr>
+                <w:sz w:val="21"/>
+              </w:rPr>
+              <w:t>15</w:t>
+            </w:r>
+            <w:r>
+              <w:rPr>
+                <w:sz w:val="21"/>
+              </w:rPr>
+              <w:t>周</w:t>
             </w:r>
           </w:p>
         </w:tc>
@@ -8237,7 +10641,35 @@
                 <w:sz w:val="21"/>
                 <w:lang w:eastAsia="zh-CN"/>
               </w:rPr>
-              <w:t>团队目标：第14周首条流程贯通，第15周计划功能实现并全量联调</w:t>
+              <w:t>团队目标：第</w:t>
+            </w:r>
+            <w:r>
+              <w:rPr>
+                <w:sz w:val="21"/>
+                <w:lang w:eastAsia="zh-CN"/>
+              </w:rPr>
+              <w:t>14</w:t>
+            </w:r>
+            <w:r>
+              <w:rPr>
+                <w:sz w:val="21"/>
+                <w:lang w:eastAsia="zh-CN"/>
+              </w:rPr>
+              <w:t>周首条流程贯通，第</w:t>
+            </w:r>
+            <w:r>
+              <w:rPr>
+                <w:sz w:val="21"/>
+                <w:lang w:eastAsia="zh-CN"/>
+              </w:rPr>
+              <w:t>15</w:t>
+            </w:r>
+            <w:r>
+              <w:rPr>
+                <w:sz w:val="21"/>
+                <w:lang w:eastAsia="zh-CN"/>
+              </w:rPr>
+              <w:t>周计划功能实现并全量联调</w:t>
             </w:r>
           </w:p>
         </w:tc>
@@ -8267,7 +10699,13 @@
               <w:rPr>
                 <w:sz w:val="21"/>
               </w:rPr>
-              <w:t>M4测试与总结提交</w:t>
+              <w:t>M4</w:t>
+            </w:r>
+            <w:r>
+              <w:rPr>
+                <w:sz w:val="21"/>
+              </w:rPr>
+              <w:t>测试与总结提交</w:t>
             </w:r>
           </w:p>
         </w:tc>
@@ -8290,7 +10728,19 @@
               <w:rPr>
                 <w:sz w:val="21"/>
               </w:rPr>
-              <w:t>第16周</w:t>
+              <w:t>第</w:t>
+            </w:r>
+            <w:r>
+              <w:rPr>
+                <w:sz w:val="21"/>
+              </w:rPr>
+              <w:t>16</w:t>
+            </w:r>
+            <w:r>
+              <w:rPr>
+                <w:sz w:val="21"/>
+              </w:rPr>
+              <w:t>周</w:t>
             </w:r>
           </w:p>
         </w:tc>
@@ -8317,7 +10767,14 @@
                 <w:sz w:val="21"/>
                 <w:lang w:eastAsia="zh-CN"/>
               </w:rPr>
-              <w:t>12-31提交测试用例及项目分析总结报告，执行测试并记录实际问题</w:t>
+              <w:t>12-31</w:t>
+            </w:r>
+            <w:r>
+              <w:rPr>
+                <w:sz w:val="21"/>
+                <w:lang w:eastAsia="zh-CN"/>
+              </w:rPr>
+              <w:t>提交测试用例及项目分析总结报告，执行测试并记录实际问题</w:t>
             </w:r>
           </w:p>
         </w:tc>
@@ -8347,7 +10804,13 @@
               <w:rPr>
                 <w:sz w:val="21"/>
               </w:rPr>
-              <w:t>M5复测与项目答辩</w:t>
+              <w:t>M5</w:t>
+            </w:r>
+            <w:r>
+              <w:rPr>
+                <w:sz w:val="21"/>
+              </w:rPr>
+              <w:t>复测与项目答辩</w:t>
             </w:r>
           </w:p>
         </w:tc>
@@ -8370,7 +10833,19 @@
               <w:rPr>
                 <w:sz w:val="21"/>
               </w:rPr>
-              <w:t>第17周</w:t>
+              <w:t>第</w:t>
+            </w:r>
+            <w:r>
+              <w:rPr>
+                <w:sz w:val="21"/>
+              </w:rPr>
+              <w:t>17</w:t>
+            </w:r>
+            <w:r>
+              <w:rPr>
+                <w:sz w:val="21"/>
+              </w:rPr>
+              <w:t>周</w:t>
             </w:r>
           </w:p>
         </w:tc>
@@ -8397,7 +10872,70 @@
                 <w:sz w:val="21"/>
                 <w:lang w:eastAsia="zh-CN"/>
               </w:rPr>
-              <w:t>01-07的6～7节继续测试，8～9节项目答辩；核对材料、版本与实际结论</w:t>
+              <w:t>01-07</w:t>
+            </w:r>
+            <w:r>
+              <w:rPr>
+                <w:sz w:val="21"/>
+                <w:lang w:eastAsia="zh-CN"/>
+              </w:rPr>
+              <w:t>的</w:t>
+            </w:r>
+            <w:r>
+              <w:rPr>
+                <w:sz w:val="21"/>
+                <w:lang w:eastAsia="zh-CN"/>
+              </w:rPr>
+              <w:t>6</w:t>
+            </w:r>
+            <w:r>
+              <w:rPr>
+                <w:sz w:val="21"/>
+                <w:lang w:eastAsia="zh-CN"/>
+              </w:rPr>
+              <w:t>～</w:t>
+            </w:r>
+            <w:r>
+              <w:rPr>
+                <w:sz w:val="21"/>
+                <w:lang w:eastAsia="zh-CN"/>
+              </w:rPr>
+              <w:t>7</w:t>
+            </w:r>
+            <w:r>
+              <w:rPr>
+                <w:sz w:val="21"/>
+                <w:lang w:eastAsia="zh-CN"/>
+              </w:rPr>
+              <w:t>节继续测试，</w:t>
+            </w:r>
+            <w:r>
+              <w:rPr>
+                <w:sz w:val="21"/>
+                <w:lang w:eastAsia="zh-CN"/>
+              </w:rPr>
+              <w:t>8</w:t>
+            </w:r>
+            <w:r>
+              <w:rPr>
+                <w:sz w:val="21"/>
+                <w:lang w:eastAsia="zh-CN"/>
+              </w:rPr>
+              <w:t>～</w:t>
+            </w:r>
+            <w:r>
+              <w:rPr>
+                <w:sz w:val="21"/>
+                <w:lang w:eastAsia="zh-CN"/>
+              </w:rPr>
+              <w:t>9</w:t>
+            </w:r>
+            <w:r>
+              <w:rPr>
+                <w:sz w:val="21"/>
+                <w:lang w:eastAsia="zh-CN"/>
+              </w:rPr>
+              <w:t>节项目答辩；核对材料、版本与实际结论</w:t>
             </w:r>
           </w:p>
         </w:tc>
@@ -8422,7 +10960,31 @@
         <w:rPr>
           <w:lang w:eastAsia="zh-CN"/>
         </w:rPr>
-        <w:t>教师提交节点与团队内部目标分别列示。阶段检查未通过时记录实际未完成项及影响，由负责人重新安排任务，不按计划日期直接登记完成。第16周报告不得将第17周尚未执行的测试写成已通过；后续结果在答辩材料中同步。</w:t>
+        <w:t>教师提交节点与团队内部目标分别列示。阶段检查未通过时记录实际未完成项及影响，由负责人重新安排任务，不按计划日期直接登记完成。第</w:t>
+      </w:r>
+      <w:r>
+        <w:rPr>
+          <w:lang w:eastAsia="zh-CN"/>
+        </w:rPr>
+        <w:t>16</w:t>
+      </w:r>
+      <w:r>
+        <w:rPr>
+          <w:lang w:eastAsia="zh-CN"/>
+        </w:rPr>
+        <w:t>周报告不得将第</w:t>
+      </w:r>
+      <w:r>
+        <w:rPr>
+          <w:lang w:eastAsia="zh-CN"/>
+        </w:rPr>
+        <w:t>17</w:t>
+      </w:r>
+      <w:r>
+        <w:rPr>
+          <w:lang w:eastAsia="zh-CN"/>
+        </w:rPr>
+        <w:t>周尚未执行的测试写成已通过；后续结果在答辩材料中同步。</w:t>
       </w:r>
     </w:p>
     <w:p>
@@ -8488,55 +11050,7 @@
         <w:rPr>
           <w:lang w:eastAsia="zh-CN"/>
         </w:rPr>
-        <w:t>逐项演示和检查。核心收发流程覆盖正常与异常情况，核对学生个人数据访问范围、工作人员业务权限、管理员管理权限以及保存后的数据。</w:t>
-      </w:r>
-      <w:r>
-        <w:rPr>
-          <w:lang w:eastAsia="zh-CN"/>
-        </w:rPr>
-        <w:t>任奕阳</w:t>
-      </w:r>
-      <w:r>
-        <w:rPr>
-          <w:lang w:eastAsia="zh-CN"/>
-        </w:rPr>
-        <w:t>、</w:t>
-      </w:r>
-      <w:r>
-        <w:rPr>
-          <w:lang w:eastAsia="zh-CN"/>
-        </w:rPr>
-        <w:t>张海睿</w:t>
-      </w:r>
-      <w:r>
-        <w:rPr>
-          <w:lang w:eastAsia="zh-CN"/>
-        </w:rPr>
-        <w:t>联合核对拒收、退件和取件之间的处理衔接；</w:t>
-      </w:r>
-      <w:r>
-        <w:rPr>
-          <w:lang w:eastAsia="zh-CN"/>
-        </w:rPr>
-        <w:t>沈翔宇</w:t>
-      </w:r>
-      <w:r>
-        <w:rPr>
-          <w:lang w:eastAsia="zh-CN"/>
-        </w:rPr>
-        <w:t>核对寄件申请、受理、寄出与取消的规则；</w:t>
-      </w:r>
-      <w:r>
-        <w:rPr>
-          <w:lang w:eastAsia="zh-CN"/>
-        </w:rPr>
-        <w:t>戴靖桓</w:t>
-      </w:r>
-      <w:r>
-        <w:rPr>
-          <w:lang w:eastAsia="zh-CN"/>
-        </w:rPr>
-        <w:t>使用同一批业务记录核对统计结果。</w:t>
+        <w:t>逐项演示和检查。核心收发流程覆盖正常与异常情况，核对学生个人数据访问范围、工作人员业务权限、管理员管理权限以及保存后的数据。任奕阳、张海睿联合核对拒收、退件和取件之间的处理衔接；沈翔宇核对寄件申请、受理、寄出与取消的规则；戴靖桓使用同一批业务记录核对统计结果。</w:t>
       </w:r>
     </w:p>
     <w:p>
@@ -8566,12 +11080,14 @@
         </w:rPr>
         <w:t>代码修改先由模块负责人验证，再经其他成员评审；公共接口或数据结构变更同步更新</w:t>
       </w:r>
+      <w:proofErr w:type="spellStart"/>
       <w:r>
         <w:rPr>
           <w:lang w:eastAsia="zh-CN"/>
         </w:rPr>
         <w:t>OpenAPI</w:t>
       </w:r>
+      <w:proofErr w:type="spellEnd"/>
       <w:r>
         <w:rPr>
           <w:lang w:eastAsia="zh-CN"/>
@@ -8583,9 +11099,11 @@
       <w:pPr>
         <w:pStyle w:val="21"/>
       </w:pPr>
+      <w:proofErr w:type="spellStart"/>
       <w:r>
         <w:t>课程交付核对</w:t>
       </w:r>
+      <w:proofErr w:type="spellEnd"/>
     </w:p>
     <w:tbl>
       <w:tblPr>
@@ -8632,6 +11150,7 @@
               <w:spacing w:after="0" w:line="264" w:lineRule="auto"/>
               <w:jc w:val="center"/>
             </w:pPr>
+            <w:proofErr w:type="spellStart"/>
             <w:r>
               <w:rPr>
                 <w:rFonts w:eastAsia="黑体"/>
@@ -8640,6 +11159,7 @@
               </w:rPr>
               <w:t>课程编号</w:t>
             </w:r>
+            <w:proofErr w:type="spellEnd"/>
           </w:p>
         </w:tc>
         <w:tc>
@@ -8660,6 +11180,7 @@
               <w:spacing w:after="0" w:line="264" w:lineRule="auto"/>
               <w:jc w:val="center"/>
             </w:pPr>
+            <w:proofErr w:type="spellStart"/>
             <w:r>
               <w:rPr>
                 <w:rFonts w:eastAsia="黑体"/>
@@ -8668,6 +11189,7 @@
               </w:rPr>
               <w:t>交付材料</w:t>
             </w:r>
+            <w:proofErr w:type="spellEnd"/>
           </w:p>
         </w:tc>
         <w:tc>
@@ -8688,6 +11210,7 @@
               <w:spacing w:after="0" w:line="264" w:lineRule="auto"/>
               <w:jc w:val="center"/>
             </w:pPr>
+            <w:proofErr w:type="spellStart"/>
             <w:r>
               <w:rPr>
                 <w:rFonts w:eastAsia="黑体"/>
@@ -8696,6 +11219,7 @@
               </w:rPr>
               <w:t>格式及最低要求</w:t>
             </w:r>
+            <w:proofErr w:type="spellEnd"/>
           </w:p>
         </w:tc>
         <w:tc>
@@ -8716,6 +11240,7 @@
               <w:spacing w:after="0" w:line="264" w:lineRule="auto"/>
               <w:jc w:val="center"/>
             </w:pPr>
+            <w:proofErr w:type="spellStart"/>
             <w:r>
               <w:rPr>
                 <w:rFonts w:eastAsia="黑体"/>
@@ -8724,6 +11249,7 @@
               </w:rPr>
               <w:t>汇总责任</w:t>
             </w:r>
+            <w:proofErr w:type="spellEnd"/>
           </w:p>
         </w:tc>
       </w:tr>
@@ -8771,12 +11297,14 @@
             <w:pPr>
               <w:spacing w:after="0" w:line="264" w:lineRule="auto"/>
             </w:pPr>
+            <w:proofErr w:type="spellStart"/>
             <w:r>
               <w:rPr>
                 <w:sz w:val="21"/>
               </w:rPr>
               <w:t>业务流程分析</w:t>
             </w:r>
+            <w:proofErr w:type="spellEnd"/>
           </w:p>
         </w:tc>
         <w:tc>
@@ -8828,12 +11356,14 @@
             <w:pPr>
               <w:spacing w:after="0" w:line="264" w:lineRule="auto"/>
             </w:pPr>
+            <w:proofErr w:type="spellStart"/>
             <w:r>
               <w:rPr>
                 <w:sz w:val="21"/>
               </w:rPr>
               <w:t>任奕阳</w:t>
             </w:r>
+            <w:proofErr w:type="spellEnd"/>
           </w:p>
         </w:tc>
       </w:tr>
@@ -8881,12 +11411,14 @@
             <w:pPr>
               <w:spacing w:after="0" w:line="264" w:lineRule="auto"/>
             </w:pPr>
+            <w:proofErr w:type="spellStart"/>
             <w:r>
               <w:rPr>
                 <w:sz w:val="21"/>
               </w:rPr>
               <w:t>数据分析</w:t>
             </w:r>
+            <w:proofErr w:type="spellEnd"/>
           </w:p>
         </w:tc>
         <w:tc>
@@ -8938,12 +11470,14 @@
             <w:pPr>
               <w:spacing w:after="0" w:line="264" w:lineRule="auto"/>
             </w:pPr>
+            <w:proofErr w:type="spellStart"/>
             <w:r>
               <w:rPr>
                 <w:sz w:val="21"/>
               </w:rPr>
               <w:t>沈翔宇</w:t>
             </w:r>
+            <w:proofErr w:type="spellEnd"/>
           </w:p>
         </w:tc>
       </w:tr>
@@ -8991,12 +11525,14 @@
             <w:pPr>
               <w:spacing w:after="0" w:line="264" w:lineRule="auto"/>
             </w:pPr>
+            <w:proofErr w:type="spellStart"/>
             <w:r>
               <w:rPr>
                 <w:sz w:val="21"/>
               </w:rPr>
               <w:t>功能分析</w:t>
             </w:r>
+            <w:proofErr w:type="spellEnd"/>
           </w:p>
         </w:tc>
         <w:tc>
@@ -9048,12 +11584,14 @@
             <w:pPr>
               <w:spacing w:after="0" w:line="264" w:lineRule="auto"/>
             </w:pPr>
+            <w:proofErr w:type="spellStart"/>
             <w:r>
               <w:rPr>
                 <w:sz w:val="21"/>
               </w:rPr>
               <w:t>任奕阳</w:t>
             </w:r>
+            <w:proofErr w:type="spellEnd"/>
           </w:p>
         </w:tc>
       </w:tr>
@@ -9101,12 +11639,14 @@
             <w:pPr>
               <w:spacing w:after="0" w:line="264" w:lineRule="auto"/>
             </w:pPr>
+            <w:proofErr w:type="spellStart"/>
             <w:r>
               <w:rPr>
                 <w:sz w:val="21"/>
               </w:rPr>
               <w:t>界面原型</w:t>
             </w:r>
+            <w:proofErr w:type="spellEnd"/>
           </w:p>
         </w:tc>
         <w:tc>
@@ -9158,12 +11698,14 @@
             <w:pPr>
               <w:spacing w:after="0" w:line="264" w:lineRule="auto"/>
             </w:pPr>
+            <w:proofErr w:type="spellStart"/>
             <w:r>
               <w:rPr>
                 <w:sz w:val="21"/>
               </w:rPr>
               <w:t>张海睿</w:t>
             </w:r>
+            <w:proofErr w:type="spellEnd"/>
           </w:p>
         </w:tc>
       </w:tr>
@@ -9211,12 +11753,14 @@
             <w:pPr>
               <w:spacing w:after="0" w:line="264" w:lineRule="auto"/>
             </w:pPr>
+            <w:proofErr w:type="spellStart"/>
             <w:r>
               <w:rPr>
                 <w:sz w:val="21"/>
               </w:rPr>
               <w:t>总体结构</w:t>
             </w:r>
+            <w:proofErr w:type="spellEnd"/>
           </w:p>
         </w:tc>
         <w:tc>
@@ -9321,12 +11865,14 @@
             <w:pPr>
               <w:spacing w:after="0" w:line="264" w:lineRule="auto"/>
             </w:pPr>
+            <w:proofErr w:type="spellStart"/>
             <w:r>
               <w:rPr>
                 <w:sz w:val="21"/>
               </w:rPr>
               <w:t>数据库设计</w:t>
             </w:r>
+            <w:proofErr w:type="spellEnd"/>
           </w:p>
         </w:tc>
         <w:tc>
@@ -9399,12 +11945,14 @@
             <w:pPr>
               <w:spacing w:after="0" w:line="264" w:lineRule="auto"/>
             </w:pPr>
+            <w:proofErr w:type="spellStart"/>
             <w:r>
               <w:rPr>
                 <w:sz w:val="21"/>
               </w:rPr>
               <w:t>沈翔宇</w:t>
             </w:r>
+            <w:proofErr w:type="spellEnd"/>
           </w:p>
         </w:tc>
       </w:tr>
@@ -9433,6 +11981,7 @@
               <w:rPr>
                 <w:sz w:val="21"/>
               </w:rPr>
+              <w:lastRenderedPageBreak/>
               <w:t>CR-07</w:t>
             </w:r>
           </w:p>
@@ -9452,12 +12001,14 @@
             <w:pPr>
               <w:spacing w:after="0" w:line="264" w:lineRule="auto"/>
             </w:pPr>
+            <w:proofErr w:type="spellStart"/>
             <w:r>
               <w:rPr>
                 <w:sz w:val="21"/>
               </w:rPr>
               <w:t>详细设计</w:t>
             </w:r>
+            <w:proofErr w:type="spellEnd"/>
           </w:p>
         </w:tc>
         <w:tc>
@@ -9537,24 +12088,14 @@
             <w:pPr>
               <w:spacing w:after="0" w:line="264" w:lineRule="auto"/>
             </w:pPr>
-            <w:r>
-              <w:rPr>
-                <w:sz w:val="21"/>
-              </w:rPr>
-              <w:t>任奕阳</w:t>
-            </w:r>
-            <w:r>
-              <w:rPr>
-                <w:sz w:val="21"/>
-              </w:rPr>
-              <w:t>、</w:t>
-            </w:r>
-            <w:r>
-              <w:rPr>
-                <w:sz w:val="21"/>
-              </w:rPr>
-              <w:t>沈翔宇</w:t>
-            </w:r>
+            <w:proofErr w:type="spellStart"/>
+            <w:r>
+              <w:rPr>
+                <w:sz w:val="21"/>
+              </w:rPr>
+              <w:t>任奕阳、沈翔宇</w:t>
+            </w:r>
+            <w:proofErr w:type="spellEnd"/>
           </w:p>
         </w:tc>
       </w:tr>
@@ -9602,12 +12143,14 @@
             <w:pPr>
               <w:spacing w:after="0" w:line="264" w:lineRule="auto"/>
             </w:pPr>
+            <w:proofErr w:type="spellStart"/>
             <w:r>
               <w:rPr>
                 <w:sz w:val="21"/>
               </w:rPr>
               <w:t>源代码</w:t>
             </w:r>
+            <w:proofErr w:type="spellEnd"/>
           </w:p>
         </w:tc>
         <w:tc>
@@ -9659,12 +12202,14 @@
             <w:pPr>
               <w:spacing w:after="0" w:line="264" w:lineRule="auto"/>
             </w:pPr>
+            <w:proofErr w:type="spellStart"/>
             <w:r>
               <w:rPr>
                 <w:sz w:val="21"/>
               </w:rPr>
               <w:t>沈翔宇</w:t>
             </w:r>
+            <w:proofErr w:type="spellEnd"/>
           </w:p>
         </w:tc>
       </w:tr>
@@ -9712,12 +12257,14 @@
             <w:pPr>
               <w:spacing w:after="0" w:line="264" w:lineRule="auto"/>
             </w:pPr>
+            <w:proofErr w:type="spellStart"/>
             <w:r>
               <w:rPr>
                 <w:sz w:val="21"/>
               </w:rPr>
               <w:t>系统测试</w:t>
             </w:r>
+            <w:proofErr w:type="spellEnd"/>
           </w:p>
         </w:tc>
         <w:tc>
@@ -9790,12 +12337,14 @@
             <w:pPr>
               <w:spacing w:after="0" w:line="264" w:lineRule="auto"/>
             </w:pPr>
+            <w:proofErr w:type="spellStart"/>
             <w:r>
               <w:rPr>
                 <w:sz w:val="21"/>
               </w:rPr>
               <w:t>戴靖桓</w:t>
             </w:r>
+            <w:proofErr w:type="spellEnd"/>
           </w:p>
         </w:tc>
       </w:tr>
@@ -9843,12 +12392,14 @@
             <w:pPr>
               <w:spacing w:after="0" w:line="264" w:lineRule="auto"/>
             </w:pPr>
+            <w:proofErr w:type="spellStart"/>
             <w:r>
               <w:rPr>
                 <w:sz w:val="21"/>
               </w:rPr>
               <w:t>项目分析总结报告</w:t>
             </w:r>
+            <w:proofErr w:type="spellEnd"/>
           </w:p>
         </w:tc>
         <w:tc>
@@ -9899,18 +12450,16 @@
           <w:p>
             <w:pPr>
               <w:spacing w:after="0" w:line="264" w:lineRule="auto"/>
-            </w:pPr>
-            <w:r>
-              <w:rPr>
-                <w:sz w:val="21"/>
-              </w:rPr>
-              <w:t>戴靖桓</w:t>
-            </w:r>
-            <w:r>
-              <w:rPr>
-                <w:sz w:val="21"/>
-              </w:rPr>
-              <w:t>汇总，全员撰写</w:t>
+              <w:rPr>
+                <w:lang w:eastAsia="zh-CN"/>
+              </w:rPr>
+            </w:pPr>
+            <w:r>
+              <w:rPr>
+                <w:sz w:val="21"/>
+                <w:lang w:eastAsia="zh-CN"/>
+              </w:rPr>
+              <w:t>戴靖桓汇总，全员撰写</w:t>
             </w:r>
           </w:p>
         </w:tc>
@@ -9959,12 +12508,14 @@
             <w:pPr>
               <w:spacing w:after="0" w:line="264" w:lineRule="auto"/>
             </w:pPr>
+            <w:proofErr w:type="spellStart"/>
             <w:r>
               <w:rPr>
                 <w:sz w:val="21"/>
               </w:rPr>
               <w:t>项目计划书</w:t>
             </w:r>
+            <w:proofErr w:type="spellEnd"/>
           </w:p>
         </w:tc>
         <w:tc>
@@ -10070,12 +12621,14 @@
             <w:pPr>
               <w:spacing w:after="0" w:line="264" w:lineRule="auto"/>
             </w:pPr>
+            <w:proofErr w:type="spellStart"/>
             <w:r>
               <w:rPr>
                 <w:sz w:val="21"/>
               </w:rPr>
               <w:t>执行监控及团队沟通</w:t>
             </w:r>
+            <w:proofErr w:type="spellEnd"/>
           </w:p>
         </w:tc>
         <w:tc>
@@ -10209,7 +12762,79 @@
         <w:rPr>
           <w:lang w:eastAsia="zh-CN"/>
         </w:rPr>
-        <w:t>课程最低测试范围按CR-09核对，项目实际验收覆盖全部确认功能。旧版XLS模板须另存为XLSX，不得仅改扩展名；Markdown协作稿不能替代正式课程材料。第16周使用项目验收清单逐项预检，第17周答辩后登记实际验收结果。</w:t>
+        <w:t>课程最低测试范围按</w:t>
+      </w:r>
+      <w:r>
+        <w:rPr>
+          <w:lang w:eastAsia="zh-CN"/>
+        </w:rPr>
+        <w:t>CR-09</w:t>
+      </w:r>
+      <w:r>
+        <w:rPr>
+          <w:lang w:eastAsia="zh-CN"/>
+        </w:rPr>
+        <w:t>核对，项目实际验收覆盖全部确认功能。旧版</w:t>
+      </w:r>
+      <w:r>
+        <w:rPr>
+          <w:lang w:eastAsia="zh-CN"/>
+        </w:rPr>
+        <w:t>XLS</w:t>
+      </w:r>
+      <w:r>
+        <w:rPr>
+          <w:lang w:eastAsia="zh-CN"/>
+        </w:rPr>
+        <w:t>模板须另存为</w:t>
+      </w:r>
+      <w:r>
+        <w:rPr>
+          <w:lang w:eastAsia="zh-CN"/>
+        </w:rPr>
+        <w:t>XLSX</w:t>
+      </w:r>
+      <w:r>
+        <w:rPr>
+          <w:lang w:eastAsia="zh-CN"/>
+        </w:rPr>
+        <w:t>，不得仅改扩展名；</w:t>
+      </w:r>
+      <w:r>
+        <w:rPr>
+          <w:lang w:eastAsia="zh-CN"/>
+        </w:rPr>
+        <w:t>Markdown</w:t>
+      </w:r>
+      <w:r>
+        <w:rPr>
+          <w:lang w:eastAsia="zh-CN"/>
+        </w:rPr>
+        <w:t>协作稿不能替代正式课程材料。第</w:t>
+      </w:r>
+      <w:r>
+        <w:rPr>
+          <w:lang w:eastAsia="zh-CN"/>
+        </w:rPr>
+        <w:t>16</w:t>
+      </w:r>
+      <w:r>
+        <w:rPr>
+          <w:lang w:eastAsia="zh-CN"/>
+        </w:rPr>
+        <w:t>周使用项目验收清单逐项预检，第</w:t>
+      </w:r>
+      <w:r>
+        <w:rPr>
+          <w:lang w:eastAsia="zh-CN"/>
+        </w:rPr>
+        <w:t>17</w:t>
+      </w:r>
+      <w:r>
+        <w:rPr>
+          <w:lang w:eastAsia="zh-CN"/>
+        </w:rPr>
+        <w:t>周答辩后登记实际验收结果。</w:t>
       </w:r>
     </w:p>
     <w:p>
@@ -10261,19 +12886,7 @@
         <w:rPr>
           <w:lang w:eastAsia="zh-CN"/>
         </w:rPr>
-        <w:t>分钟短会，分别检查开发进展和联调问题，周末汇总周报。成员会前更新任务实际状态、交付物、验证结果及阻塞；杨振煜协调接口、跨模块问题和人手安排，</w:t>
-      </w:r>
-      <w:r>
-        <w:rPr>
-          <w:lang w:eastAsia="zh-CN"/>
-        </w:rPr>
-        <w:t>戴靖桓</w:t>
-      </w:r>
-      <w:r>
-        <w:rPr>
-          <w:lang w:eastAsia="zh-CN"/>
-        </w:rPr>
-        <w:t>跟进测试问题，会议结论写入当周周报。</w:t>
+        <w:t>分钟短会，分别检查开发进展和联调问题，周末汇总周报。成员会前更新任务实际状态、交付物、验证结果及阻塞；杨振煜协调接口、跨模块问题和人手安排，戴靖桓跟进测试问题，会议结论写入当周周报。</w:t>
       </w:r>
     </w:p>
     <w:p>
@@ -10325,7 +12938,69 @@
         <w:rPr>
           <w:lang w:eastAsia="zh-CN"/>
         </w:rPr>
-        <w:t>需求调整由提出人说明原因、涉及功能及对接口、数据库、开发、测试和材料的影响，项目负责人组织受影响成员评估并确认。经确认后同步需求、OpenAPI、设计、用例、任务表和周报。第14～15周编码与联调落后时，先暂停新增需求，简化页面表现、统计展示和操作细节，在保留已确认业务行为和验收标准的前提下重新分配人手，保留第16周测试与材料提交、第17周继续测试及答辩的时间。业务条件、权限或异常处理的删减不属于页面简化，须作为范围变更另行确认。</w:t>
+        <w:t>需求调整由提出人说明原因、涉及功能及对接口、数据库、开发、测试和材料的影响，项目负责人组织受影响成员评估并确认。经确认后同步需求、</w:t>
+      </w:r>
+      <w:proofErr w:type="spellStart"/>
+      <w:r>
+        <w:rPr>
+          <w:lang w:eastAsia="zh-CN"/>
+        </w:rPr>
+        <w:t>OpenAPI</w:t>
+      </w:r>
+      <w:proofErr w:type="spellEnd"/>
+      <w:r>
+        <w:rPr>
+          <w:lang w:eastAsia="zh-CN"/>
+        </w:rPr>
+        <w:t>、设计、用例、任务表和周报。第</w:t>
+      </w:r>
+      <w:r>
+        <w:rPr>
+          <w:lang w:eastAsia="zh-CN"/>
+        </w:rPr>
+        <w:t>14</w:t>
+      </w:r>
+      <w:r>
+        <w:rPr>
+          <w:lang w:eastAsia="zh-CN"/>
+        </w:rPr>
+        <w:t>～</w:t>
+      </w:r>
+      <w:r>
+        <w:rPr>
+          <w:lang w:eastAsia="zh-CN"/>
+        </w:rPr>
+        <w:t>15</w:t>
+      </w:r>
+      <w:r>
+        <w:rPr>
+          <w:lang w:eastAsia="zh-CN"/>
+        </w:rPr>
+        <w:t>周编码与联调落后时，先暂停新增需求，简化页面表现、统计展示和操作细节，在保留已确认业务行为和验收标准的前提下重新分配人手，保留第</w:t>
+      </w:r>
+      <w:r>
+        <w:rPr>
+          <w:lang w:eastAsia="zh-CN"/>
+        </w:rPr>
+        <w:t>16</w:t>
+      </w:r>
+      <w:r>
+        <w:rPr>
+          <w:lang w:eastAsia="zh-CN"/>
+        </w:rPr>
+        <w:t>周测试与材料提交、第</w:t>
+      </w:r>
+      <w:r>
+        <w:rPr>
+          <w:lang w:eastAsia="zh-CN"/>
+        </w:rPr>
+        <w:t>17</w:t>
+      </w:r>
+      <w:r>
+        <w:rPr>
+          <w:lang w:eastAsia="zh-CN"/>
+        </w:rPr>
+        <w:t>周继续测试及答辩的时间。业务条件、权限或异常处理的删减不属于页面简化，须作为范围变更另行确认。</w:t>
       </w:r>
     </w:p>
     <w:p>
@@ -10382,9 +13057,12 @@
       <w:pPr>
         <w:pStyle w:val="1"/>
       </w:pPr>
+      <w:proofErr w:type="spellStart"/>
       <w:r>
+        <w:lastRenderedPageBreak/>
         <w:t>风险及应对</w:t>
       </w:r>
+      <w:proofErr w:type="spellEnd"/>
     </w:p>
     <w:tbl>
       <w:tblPr>
@@ -10430,6 +13108,7 @@
               <w:spacing w:after="0" w:line="264" w:lineRule="auto"/>
               <w:jc w:val="center"/>
             </w:pPr>
+            <w:proofErr w:type="spellStart"/>
             <w:r>
               <w:rPr>
                 <w:rFonts w:eastAsia="黑体"/>
@@ -10438,6 +13117,7 @@
               </w:rPr>
               <w:t>风险</w:t>
             </w:r>
+            <w:proofErr w:type="spellEnd"/>
           </w:p>
         </w:tc>
         <w:tc>
@@ -10458,6 +13138,7 @@
               <w:spacing w:after="0" w:line="264" w:lineRule="auto"/>
               <w:jc w:val="center"/>
             </w:pPr>
+            <w:proofErr w:type="spellStart"/>
             <w:r>
               <w:rPr>
                 <w:rFonts w:eastAsia="黑体"/>
@@ -10466,6 +13147,7 @@
               </w:rPr>
               <w:t>检查时点或信号</w:t>
             </w:r>
+            <w:proofErr w:type="spellEnd"/>
           </w:p>
         </w:tc>
         <w:tc>
@@ -10486,6 +13168,7 @@
               <w:spacing w:after="0" w:line="264" w:lineRule="auto"/>
               <w:jc w:val="center"/>
             </w:pPr>
+            <w:proofErr w:type="spellStart"/>
             <w:r>
               <w:rPr>
                 <w:rFonts w:eastAsia="黑体"/>
@@ -10494,6 +13177,7 @@
               </w:rPr>
               <w:t>应对及责任</w:t>
             </w:r>
+            <w:proofErr w:type="spellEnd"/>
           </w:p>
         </w:tc>
       </w:tr>
@@ -10553,7 +13237,35 @@
                 <w:sz w:val="21"/>
                 <w:lang w:eastAsia="zh-CN"/>
               </w:rPr>
-              <w:t>第7～10周需求评审存在歧义，或联调结果不一致</w:t>
+              <w:t>第</w:t>
+            </w:r>
+            <w:r>
+              <w:rPr>
+                <w:sz w:val="21"/>
+                <w:lang w:eastAsia="zh-CN"/>
+              </w:rPr>
+              <w:t>7</w:t>
+            </w:r>
+            <w:r>
+              <w:rPr>
+                <w:sz w:val="21"/>
+                <w:lang w:eastAsia="zh-CN"/>
+              </w:rPr>
+              <w:t>～</w:t>
+            </w:r>
+            <w:r>
+              <w:rPr>
+                <w:sz w:val="21"/>
+                <w:lang w:eastAsia="zh-CN"/>
+              </w:rPr>
+              <w:t>10</w:t>
+            </w:r>
+            <w:r>
+              <w:rPr>
+                <w:sz w:val="21"/>
+                <w:lang w:eastAsia="zh-CN"/>
+              </w:rPr>
+              <w:t>周需求评审存在歧义，或联调结果不一致</w:t>
             </w:r>
           </w:p>
         </w:tc>
@@ -10580,56 +13292,7 @@
                 <w:sz w:val="21"/>
                 <w:lang w:eastAsia="zh-CN"/>
               </w:rPr>
-              <w:t>任奕阳</w:t>
-            </w:r>
-            <w:r>
-              <w:rPr>
-                <w:sz w:val="21"/>
-                <w:lang w:eastAsia="zh-CN"/>
-              </w:rPr>
-              <w:t>、</w:t>
-            </w:r>
-            <w:r>
-              <w:rPr>
-                <w:sz w:val="21"/>
-                <w:lang w:eastAsia="zh-CN"/>
-              </w:rPr>
-              <w:t>张海睿</w:t>
-            </w:r>
-            <w:r>
-              <w:rPr>
-                <w:sz w:val="21"/>
-                <w:lang w:eastAsia="zh-CN"/>
-              </w:rPr>
-              <w:t>、</w:t>
-            </w:r>
-            <w:r>
-              <w:rPr>
-                <w:sz w:val="21"/>
-                <w:lang w:eastAsia="zh-CN"/>
-              </w:rPr>
-              <w:t>沈翔宇</w:t>
-            </w:r>
-            <w:r>
-              <w:rPr>
-                <w:sz w:val="21"/>
-                <w:lang w:eastAsia="zh-CN"/>
-              </w:rPr>
-              <w:t>、</w:t>
-            </w:r>
-            <w:r>
-              <w:rPr>
-                <w:sz w:val="21"/>
-                <w:lang w:eastAsia="zh-CN"/>
-              </w:rPr>
-              <w:t>戴靖桓</w:t>
-            </w:r>
-            <w:r>
-              <w:rPr>
-                <w:sz w:val="21"/>
-                <w:lang w:eastAsia="zh-CN"/>
-              </w:rPr>
-              <w:t>明确各自规则及交接，负责人组织确认后同步接口和用例</w:t>
+              <w:t>任奕阳、张海睿、沈翔宇、戴靖桓明确各自规则及交接，负责人组织确认后同步接口和用例</w:t>
             </w:r>
           </w:p>
         </w:tc>
@@ -10717,7 +13380,35 @@
                 <w:sz w:val="21"/>
                 <w:lang w:eastAsia="zh-CN"/>
               </w:rPr>
-              <w:t>第13周准备、第14周优先交付最小公共能力，授权成员分担公共任务，负责人协调合并</w:t>
+              <w:t>第</w:t>
+            </w:r>
+            <w:r>
+              <w:rPr>
+                <w:sz w:val="21"/>
+                <w:lang w:eastAsia="zh-CN"/>
+              </w:rPr>
+              <w:t>13</w:t>
+            </w:r>
+            <w:r>
+              <w:rPr>
+                <w:sz w:val="21"/>
+                <w:lang w:eastAsia="zh-CN"/>
+              </w:rPr>
+              <w:t>周准备、第</w:t>
+            </w:r>
+            <w:r>
+              <w:rPr>
+                <w:sz w:val="21"/>
+                <w:lang w:eastAsia="zh-CN"/>
+              </w:rPr>
+              <w:t>14</w:t>
+            </w:r>
+            <w:r>
+              <w:rPr>
+                <w:sz w:val="21"/>
+                <w:lang w:eastAsia="zh-CN"/>
+              </w:rPr>
+              <w:t>周优先交付最小公共能力，授权成员分担公共任务，负责人协调合并</w:t>
             </w:r>
           </w:p>
         </w:tc>
@@ -10778,7 +13469,21 @@
                 <w:sz w:val="21"/>
                 <w:lang w:eastAsia="zh-CN"/>
               </w:rPr>
-              <w:t>第14周首条流程或后续联调无法贯通</w:t>
+              <w:t>第</w:t>
+            </w:r>
+            <w:r>
+              <w:rPr>
+                <w:sz w:val="21"/>
+                <w:lang w:eastAsia="zh-CN"/>
+              </w:rPr>
+              <w:t>14</w:t>
+            </w:r>
+            <w:r>
+              <w:rPr>
+                <w:sz w:val="21"/>
+                <w:lang w:eastAsia="zh-CN"/>
+              </w:rPr>
+              <w:t>周首条流程或后续联调无法贯通</w:t>
             </w:r>
           </w:p>
         </w:tc>
@@ -10835,7 +13540,31 @@
               <w:rPr>
                 <w:sz w:val="21"/>
               </w:rPr>
-              <w:t>第14～15周功能进度落后</w:t>
+              <w:t>第</w:t>
+            </w:r>
+            <w:r>
+              <w:rPr>
+                <w:sz w:val="21"/>
+              </w:rPr>
+              <w:t>14</w:t>
+            </w:r>
+            <w:r>
+              <w:rPr>
+                <w:sz w:val="21"/>
+              </w:rPr>
+              <w:t>～</w:t>
+            </w:r>
+            <w:r>
+              <w:rPr>
+                <w:sz w:val="21"/>
+              </w:rPr>
+              <w:t>15</w:t>
+            </w:r>
+            <w:r>
+              <w:rPr>
+                <w:sz w:val="21"/>
+              </w:rPr>
+              <w:t>周功能进度落后</w:t>
             </w:r>
           </w:p>
         </w:tc>
@@ -10950,7 +13679,35 @@
                 <w:sz w:val="21"/>
                 <w:lang w:eastAsia="zh-CN"/>
               </w:rPr>
-              <w:t>第16～17周复测失败或结果矛盾</w:t>
+              <w:t>第</w:t>
+            </w:r>
+            <w:r>
+              <w:rPr>
+                <w:sz w:val="21"/>
+                <w:lang w:eastAsia="zh-CN"/>
+              </w:rPr>
+              <w:t>16</w:t>
+            </w:r>
+            <w:r>
+              <w:rPr>
+                <w:sz w:val="21"/>
+                <w:lang w:eastAsia="zh-CN"/>
+              </w:rPr>
+              <w:t>～</w:t>
+            </w:r>
+            <w:r>
+              <w:rPr>
+                <w:sz w:val="21"/>
+                <w:lang w:eastAsia="zh-CN"/>
+              </w:rPr>
+              <w:t>17</w:t>
+            </w:r>
+            <w:r>
+              <w:rPr>
+                <w:sz w:val="21"/>
+                <w:lang w:eastAsia="zh-CN"/>
+              </w:rPr>
+              <w:t>周复测失败或结果矛盾</w:t>
             </w:r>
           </w:p>
         </w:tc>
@@ -10977,21 +13734,7 @@
                 <w:sz w:val="21"/>
                 <w:lang w:eastAsia="zh-CN"/>
               </w:rPr>
-              <w:t>模块负责人修复，</w:t>
-            </w:r>
-            <w:r>
-              <w:rPr>
-                <w:sz w:val="21"/>
-                <w:lang w:eastAsia="zh-CN"/>
-              </w:rPr>
-              <w:t>戴靖桓</w:t>
-            </w:r>
-            <w:r>
-              <w:rPr>
-                <w:sz w:val="21"/>
-                <w:lang w:eastAsia="zh-CN"/>
-              </w:rPr>
-              <w:t>组织复测与必要回归，关键问题未通过不交付</w:t>
+              <w:t>模块负责人修复，戴靖桓组织复测与必要回归，关键问题未通过不交付</w:t>
             </w:r>
           </w:p>
         </w:tc>
@@ -11052,7 +13795,21 @@
                 <w:sz w:val="21"/>
                 <w:lang w:eastAsia="zh-CN"/>
               </w:rPr>
-              <w:t>第16周预检发现启动失败、截图缺项或源码包不符</w:t>
+              <w:t>第</w:t>
+            </w:r>
+            <w:r>
+              <w:rPr>
+                <w:sz w:val="21"/>
+                <w:lang w:eastAsia="zh-CN"/>
+              </w:rPr>
+              <w:t>16</w:t>
+            </w:r>
+            <w:r>
+              <w:rPr>
+                <w:sz w:val="21"/>
+                <w:lang w:eastAsia="zh-CN"/>
+              </w:rPr>
+              <w:t>周预检发现启动失败、截图缺项或源码包不符</w:t>
             </w:r>
           </w:p>
         </w:tc>
@@ -11079,35 +13836,7 @@
                 <w:sz w:val="21"/>
                 <w:lang w:eastAsia="zh-CN"/>
               </w:rPr>
-              <w:t>负责人复核演示电脑和验收版本，</w:t>
-            </w:r>
-            <w:r>
-              <w:rPr>
-                <w:sz w:val="21"/>
-                <w:lang w:eastAsia="zh-CN"/>
-              </w:rPr>
-              <w:t>沈翔宇</w:t>
-            </w:r>
-            <w:r>
-              <w:rPr>
-                <w:sz w:val="21"/>
-                <w:lang w:eastAsia="zh-CN"/>
-              </w:rPr>
-              <w:t>核对源码包，</w:t>
-            </w:r>
-            <w:r>
-              <w:rPr>
-                <w:sz w:val="21"/>
-                <w:lang w:eastAsia="zh-CN"/>
-              </w:rPr>
-              <w:t>戴靖桓</w:t>
-            </w:r>
-            <w:r>
-              <w:rPr>
-                <w:sz w:val="21"/>
-                <w:lang w:eastAsia="zh-CN"/>
-              </w:rPr>
-              <w:t>逐项检查材料与</w:t>
+              <w:t>负责人复核演示电脑和验收版本，沈翔宇核对源码包，戴靖桓逐项检查材料与</w:t>
             </w:r>
             <w:r>
               <w:rPr>
@@ -11129,53 +13858,11 @@
     </w:tbl>
     <w:p>
       <w:pPr>
-        <w:spacing w:after="20" w:line="240" w:lineRule="auto"/>
         <w:rPr>
+          <w:rFonts w:hint="eastAsia"/>
           <w:lang w:eastAsia="zh-CN"/>
         </w:rPr>
       </w:pPr>
-    </w:p>
-    <w:p>
-      <w:pPr>
-        <w:pStyle w:val="1"/>
-        <w:rPr>
-          <w:lang w:eastAsia="zh-CN"/>
-        </w:rPr>
-      </w:pPr>
-      <w:r>
-        <w:rPr>
-          <w:lang w:eastAsia="zh-CN"/>
-        </w:rPr>
-        <w:t>计划依据与维护</w:t>
-      </w:r>
-    </w:p>
-    <w:p>
-      <w:pPr>
-        <w:ind w:firstLine="480"/>
-        <w:rPr>
-          <w:lang w:eastAsia="zh-CN"/>
-        </w:rPr>
-      </w:pPr>
-      <w:r>
-        <w:rPr>
-          <w:lang w:eastAsia="zh-CN"/>
-        </w:rPr>
-        <w:t>课程交付要求依据课程依据、任务阶段与交付要求及其CR编号，原始资料为《软件工程课程设计PPT.pdf》、教师提供的范例及模板，以及教师课程进度计划表图片；逐周课程内容和提交节点以该进度表为依据。业务范围、人员组织、投入时间、里程碑、验收标准和协作节奏依据项目负责人逐项确认的决定。技术与协作约束执行根目录agent.md、团队协作规范和接口规范。</w:t>
-      </w:r>
-    </w:p>
-    <w:p>
-      <w:pPr>
-        <w:ind w:firstLine="480"/>
-        <w:rPr>
-          <w:lang w:eastAsia="zh-CN"/>
-        </w:rPr>
-      </w:pPr>
-      <w:r>
-        <w:rPr>
-          <w:lang w:eastAsia="zh-CN"/>
-        </w:rPr>
-        <w:t>计划版本为1.2，修订日期为2026年10月26日。教学周与月日对应关系直接采用教师进度表，01-07为跨年日期。实施周期为第6～17周，周报提交周期另为第5～15周。阶段调整由项目负责人组织确认，并在决策记录、团队任务表和当周周报中同步。各阶段正式文件保存位置沿用仓库目录，最终课程提交使用本目录内的项目计划书DOCX。</w:t>
-      </w:r>
     </w:p>
     <w:sectPr>
       <w:footerReference w:type="default" r:id="rId8"/>
